--- a/docs/qms/evidence-2026/QMS_Word/registers__REG-01_Document_Control_Register.docx
+++ b/docs/qms/evidence-2026/QMS_Word/registers__REG-01_Document_Control_Register.docx
@@ -17,20 +17,20 @@
     </w:p>
     <w:tbl>
       <w:tblPr>
-        <w:tblW w:w="3557" w:type="dxa"/>
+        <w:tblW w:w="5000" w:type="pct"/>
         <w:jc w:val="left"/>
-        <w:tblInd w:w="0" w:type="dxa"/>
+        <w:tblInd w:w="-7" w:type="dxa"/>
         <w:tblLayout w:type="fixed"/>
         <w:tblCellMar>
-          <w:top w:w="28" w:type="dxa"/>
-          <w:left w:w="28" w:type="dxa"/>
-          <w:bottom w:w="28" w:type="dxa"/>
-          <w:right w:w="28" w:type="dxa"/>
+          <w:top w:w="60" w:type="dxa"/>
+          <w:left w:w="60" w:type="dxa"/>
+          <w:bottom w:w="60" w:type="dxa"/>
+          <w:right w:w="60" w:type="dxa"/>
         </w:tblCellMar>
       </w:tblPr>
       <w:tblGrid>
-        <w:gridCol w:w="1951"/>
-        <w:gridCol w:w="1606"/>
+        <w:gridCol w:w="2739"/>
+        <w:gridCol w:w="8599"/>
       </w:tblGrid>
       <w:tr>
         <w:trPr>
@@ -38,44 +38,60 @@
         </w:trPr>
         <w:tc>
           <w:tcPr>
-            <w:tcW w:w="1951" w:type="dxa"/>
-            <w:tcBorders/>
+            <w:tcW w:w="2739" w:type="dxa"/>
+            <w:tcBorders>
+              <w:top w:val="single" w:sz="6" w:space="0" w:color="BFC7D5"/>
+              <w:left w:val="single" w:sz="6" w:space="0" w:color="BFC7D5"/>
+              <w:bottom w:val="single" w:sz="2" w:space="0" w:color="BFC7D5"/>
+              <w:right w:val="single" w:sz="6" w:space="0" w:color="BFC7D5"/>
+            </w:tcBorders>
+            <w:shd w:fill="1F3A5F" w:val="clear"/>
             <w:vAlign w:val="center"/>
           </w:tcPr>
           <w:p>
             <w:pPr>
               <w:pStyle w:val="TableHeading"/>
-              <w:suppressLineNumbers/>
-              <w:shd w:fill="1F3A5F" w:val="clear"/>
-              <w:bidi w:val="0"/>
-              <w:spacing w:before="0" w:after="283"/>
-              <w:jc w:val="center"/>
-              <w:rPr/>
-            </w:pPr>
-            <w:r>
-              <w:rPr/>
+              <w:bidi w:val="0"/>
+              <w:spacing w:before="0" w:after="283"/>
+              <w:jc w:val="left"/>
+              <w:rPr>
+                <w:color w:val="FFFFFF"/>
+              </w:rPr>
+            </w:pPr>
+            <w:r>
+              <w:rPr>
+                <w:color w:val="FFFFFF"/>
+              </w:rPr>
               <w:t>Field</w:t>
             </w:r>
           </w:p>
         </w:tc>
         <w:tc>
           <w:tcPr>
-            <w:tcW w:w="1606" w:type="dxa"/>
-            <w:tcBorders/>
+            <w:tcW w:w="8599" w:type="dxa"/>
+            <w:tcBorders>
+              <w:top w:val="single" w:sz="6" w:space="0" w:color="BFC7D5"/>
+              <w:left w:val="single" w:sz="2" w:space="0" w:color="BFC7D5"/>
+              <w:bottom w:val="single" w:sz="2" w:space="0" w:color="BFC7D5"/>
+              <w:right w:val="single" w:sz="6" w:space="0" w:color="BFC7D5"/>
+            </w:tcBorders>
+            <w:shd w:fill="1F3A5F" w:val="clear"/>
             <w:vAlign w:val="center"/>
           </w:tcPr>
           <w:p>
             <w:pPr>
               <w:pStyle w:val="TableHeading"/>
-              <w:suppressLineNumbers/>
-              <w:shd w:fill="1F3A5F" w:val="clear"/>
-              <w:bidi w:val="0"/>
-              <w:spacing w:before="0" w:after="283"/>
-              <w:jc w:val="center"/>
-              <w:rPr/>
-            </w:pPr>
-            <w:r>
-              <w:rPr/>
+              <w:bidi w:val="0"/>
+              <w:spacing w:before="0" w:after="283"/>
+              <w:jc w:val="left"/>
+              <w:rPr>
+                <w:color w:val="FFFFFF"/>
+              </w:rPr>
+            </w:pPr>
+            <w:r>
+              <w:rPr>
+                <w:color w:val="FFFFFF"/>
+              </w:rPr>
               <w:t>Value</w:t>
             </w:r>
           </w:p>
@@ -85,8 +101,12 @@
         <w:trPr/>
         <w:tc>
           <w:tcPr>
-            <w:tcW w:w="1951" w:type="dxa"/>
-            <w:tcBorders/>
+            <w:tcW w:w="2739" w:type="dxa"/>
+            <w:tcBorders>
+              <w:left w:val="single" w:sz="6" w:space="0" w:color="BFC7D5"/>
+              <w:bottom w:val="single" w:sz="2" w:space="0" w:color="BFC7D5"/>
+              <w:right w:val="single" w:sz="6" w:space="0" w:color="BFC7D5"/>
+            </w:tcBorders>
             <w:vAlign w:val="center"/>
           </w:tcPr>
           <w:p>
@@ -105,8 +125,12 @@
         </w:tc>
         <w:tc>
           <w:tcPr>
-            <w:tcW w:w="1606" w:type="dxa"/>
-            <w:tcBorders/>
+            <w:tcW w:w="8599" w:type="dxa"/>
+            <w:tcBorders>
+              <w:left w:val="single" w:sz="2" w:space="0" w:color="BFC7D5"/>
+              <w:bottom w:val="single" w:sz="2" w:space="0" w:color="BFC7D5"/>
+              <w:right w:val="single" w:sz="6" w:space="0" w:color="BFC7D5"/>
+            </w:tcBorders>
             <w:vAlign w:val="center"/>
           </w:tcPr>
           <w:p>
@@ -128,8 +152,12 @@
         <w:trPr/>
         <w:tc>
           <w:tcPr>
-            <w:tcW w:w="1951" w:type="dxa"/>
-            <w:tcBorders/>
+            <w:tcW w:w="2739" w:type="dxa"/>
+            <w:tcBorders>
+              <w:left w:val="single" w:sz="6" w:space="0" w:color="BFC7D5"/>
+              <w:bottom w:val="single" w:sz="2" w:space="0" w:color="BFC7D5"/>
+              <w:right w:val="single" w:sz="6" w:space="0" w:color="BFC7D5"/>
+            </w:tcBorders>
             <w:vAlign w:val="center"/>
           </w:tcPr>
           <w:p>
@@ -148,8 +176,12 @@
         </w:tc>
         <w:tc>
           <w:tcPr>
-            <w:tcW w:w="1606" w:type="dxa"/>
-            <w:tcBorders/>
+            <w:tcW w:w="8599" w:type="dxa"/>
+            <w:tcBorders>
+              <w:left w:val="single" w:sz="2" w:space="0" w:color="BFC7D5"/>
+              <w:bottom w:val="single" w:sz="2" w:space="0" w:color="BFC7D5"/>
+              <w:right w:val="single" w:sz="6" w:space="0" w:color="BFC7D5"/>
+            </w:tcBorders>
             <w:vAlign w:val="center"/>
           </w:tcPr>
           <w:p>
@@ -171,8 +203,12 @@
         <w:trPr/>
         <w:tc>
           <w:tcPr>
-            <w:tcW w:w="1951" w:type="dxa"/>
-            <w:tcBorders/>
+            <w:tcW w:w="2739" w:type="dxa"/>
+            <w:tcBorders>
+              <w:left w:val="single" w:sz="6" w:space="0" w:color="BFC7D5"/>
+              <w:bottom w:val="single" w:sz="2" w:space="0" w:color="BFC7D5"/>
+              <w:right w:val="single" w:sz="6" w:space="0" w:color="BFC7D5"/>
+            </w:tcBorders>
             <w:vAlign w:val="center"/>
           </w:tcPr>
           <w:p>
@@ -191,8 +227,12 @@
         </w:tc>
         <w:tc>
           <w:tcPr>
-            <w:tcW w:w="1606" w:type="dxa"/>
-            <w:tcBorders/>
+            <w:tcW w:w="8599" w:type="dxa"/>
+            <w:tcBorders>
+              <w:left w:val="single" w:sz="2" w:space="0" w:color="BFC7D5"/>
+              <w:bottom w:val="single" w:sz="2" w:space="0" w:color="BFC7D5"/>
+              <w:right w:val="single" w:sz="6" w:space="0" w:color="BFC7D5"/>
+            </w:tcBorders>
             <w:vAlign w:val="center"/>
           </w:tcPr>
           <w:p>
@@ -216,8 +256,12 @@
         <w:trPr/>
         <w:tc>
           <w:tcPr>
-            <w:tcW w:w="1951" w:type="dxa"/>
-            <w:tcBorders/>
+            <w:tcW w:w="2739" w:type="dxa"/>
+            <w:tcBorders>
+              <w:left w:val="single" w:sz="6" w:space="0" w:color="BFC7D5"/>
+              <w:bottom w:val="single" w:sz="2" w:space="0" w:color="BFC7D5"/>
+              <w:right w:val="single" w:sz="6" w:space="0" w:color="BFC7D5"/>
+            </w:tcBorders>
             <w:vAlign w:val="center"/>
           </w:tcPr>
           <w:p>
@@ -236,21 +280,25 @@
         </w:tc>
         <w:tc>
           <w:tcPr>
-            <w:tcW w:w="1606" w:type="dxa"/>
-            <w:tcBorders/>
-            <w:vAlign w:val="center"/>
-          </w:tcPr>
-          <w:p>
-            <w:pPr>
-              <w:pStyle w:val="TableContents"/>
-              <w:bidi w:val="0"/>
-              <w:spacing w:before="0" w:after="283"/>
-              <w:jc w:val="left"/>
-              <w:rPr/>
-            </w:pPr>
-            <w:r>
-              <w:rPr/>
-              <w:t>Managing Director</w:t>
+            <w:tcW w:w="8599" w:type="dxa"/>
+            <w:tcBorders>
+              <w:left w:val="single" w:sz="2" w:space="0" w:color="BFC7D5"/>
+              <w:bottom w:val="single" w:sz="2" w:space="0" w:color="BFC7D5"/>
+              <w:right w:val="single" w:sz="6" w:space="0" w:color="BFC7D5"/>
+            </w:tcBorders>
+            <w:vAlign w:val="center"/>
+          </w:tcPr>
+          <w:p>
+            <w:pPr>
+              <w:pStyle w:val="TableContents"/>
+              <w:bidi w:val="0"/>
+              <w:spacing w:before="0" w:after="283"/>
+              <w:jc w:val="left"/>
+              <w:rPr/>
+            </w:pPr>
+            <w:r>
+              <w:rPr/>
+              <w:t>Managing Director (Anita Johan)</w:t>
             </w:r>
           </w:p>
         </w:tc>
@@ -259,8 +307,12 @@
         <w:trPr/>
         <w:tc>
           <w:tcPr>
-            <w:tcW w:w="1951" w:type="dxa"/>
-            <w:tcBorders/>
+            <w:tcW w:w="2739" w:type="dxa"/>
+            <w:tcBorders>
+              <w:left w:val="single" w:sz="6" w:space="0" w:color="BFC7D5"/>
+              <w:bottom w:val="single" w:sz="2" w:space="0" w:color="BFC7D5"/>
+              <w:right w:val="single" w:sz="6" w:space="0" w:color="BFC7D5"/>
+            </w:tcBorders>
             <w:vAlign w:val="center"/>
           </w:tcPr>
           <w:p>
@@ -279,8 +331,12 @@
         </w:tc>
         <w:tc>
           <w:tcPr>
-            <w:tcW w:w="1606" w:type="dxa"/>
-            <w:tcBorders/>
+            <w:tcW w:w="8599" w:type="dxa"/>
+            <w:tcBorders>
+              <w:left w:val="single" w:sz="2" w:space="0" w:color="BFC7D5"/>
+              <w:bottom w:val="single" w:sz="2" w:space="0" w:color="BFC7D5"/>
+              <w:right w:val="single" w:sz="6" w:space="0" w:color="BFC7D5"/>
+            </w:tcBorders>
             <w:vAlign w:val="center"/>
           </w:tcPr>
           <w:p>
@@ -302,8 +358,12 @@
         <w:trPr/>
         <w:tc>
           <w:tcPr>
-            <w:tcW w:w="1951" w:type="dxa"/>
-            <w:tcBorders/>
+            <w:tcW w:w="2739" w:type="dxa"/>
+            <w:tcBorders>
+              <w:left w:val="single" w:sz="6" w:space="0" w:color="BFC7D5"/>
+              <w:bottom w:val="single" w:sz="2" w:space="0" w:color="BFC7D5"/>
+              <w:right w:val="single" w:sz="6" w:space="0" w:color="BFC7D5"/>
+            </w:tcBorders>
             <w:vAlign w:val="center"/>
           </w:tcPr>
           <w:p>
@@ -322,8 +382,12 @@
         </w:tc>
         <w:tc>
           <w:tcPr>
-            <w:tcW w:w="1606" w:type="dxa"/>
-            <w:tcBorders/>
+            <w:tcW w:w="8599" w:type="dxa"/>
+            <w:tcBorders>
+              <w:left w:val="single" w:sz="2" w:space="0" w:color="BFC7D5"/>
+              <w:bottom w:val="single" w:sz="2" w:space="0" w:color="BFC7D5"/>
+              <w:right w:val="single" w:sz="6" w:space="0" w:color="BFC7D5"/>
+            </w:tcBorders>
             <w:vAlign w:val="center"/>
           </w:tcPr>
           <w:p>
@@ -337,6 +401,57 @@
             <w:r>
               <w:rPr/>
               <w:t>SOP-01</w:t>
+            </w:r>
+          </w:p>
+        </w:tc>
+      </w:tr>
+      <w:tr>
+        <w:trPr/>
+        <w:tc>
+          <w:tcPr>
+            <w:tcW w:w="2739" w:type="dxa"/>
+            <w:tcBorders>
+              <w:left w:val="single" w:sz="6" w:space="0" w:color="BFC7D5"/>
+              <w:bottom w:val="single" w:sz="6" w:space="0" w:color="BFC7D5"/>
+              <w:right w:val="single" w:sz="6" w:space="0" w:color="BFC7D5"/>
+            </w:tcBorders>
+            <w:vAlign w:val="center"/>
+          </w:tcPr>
+          <w:p>
+            <w:pPr>
+              <w:pStyle w:val="TableContents"/>
+              <w:bidi w:val="0"/>
+              <w:spacing w:before="0" w:after="283"/>
+              <w:jc w:val="left"/>
+              <w:rPr/>
+            </w:pPr>
+            <w:r>
+              <w:rPr/>
+              <w:t>Reviewed</w:t>
+            </w:r>
+          </w:p>
+        </w:tc>
+        <w:tc>
+          <w:tcPr>
+            <w:tcW w:w="8599" w:type="dxa"/>
+            <w:tcBorders>
+              <w:left w:val="single" w:sz="2" w:space="0" w:color="BFC7D5"/>
+              <w:bottom w:val="single" w:sz="6" w:space="0" w:color="BFC7D5"/>
+              <w:right w:val="single" w:sz="6" w:space="0" w:color="BFC7D5"/>
+            </w:tcBorders>
+            <w:vAlign w:val="center"/>
+          </w:tcPr>
+          <w:p>
+            <w:pPr>
+              <w:pStyle w:val="TableContents"/>
+              <w:bidi w:val="0"/>
+              <w:spacing w:before="0" w:after="283"/>
+              <w:jc w:val="left"/>
+              <w:rPr/>
+            </w:pPr>
+            <w:r>
+              <w:rPr/>
+              <w:t>2026-10-07 — Alexander Peter (EchoMind Project Lead); QA Sheryl Nazareth</w:t>
             </w:r>
           </w:p>
         </w:tc>
@@ -400,23 +515,21 @@
         <w:rPr>
           <w:rStyle w:val="Strong"/>
         </w:rPr>
-        <w:t xml:space="preserve">Every document is at Revision 1.0 with status </w:t>
+        <w:t>Approved 2026-10-07</w:t>
+      </w:r>
+      <w:r>
+        <w:rPr/>
+        <w:t xml:space="preserve"> by Anita Johan (Managing Director); reviewed by Alexander Peter; QA Sheryl Nazareth — approval record </w:t>
       </w:r>
       <w:r>
         <w:rPr>
           <w:rStyle w:val="SourceText"/>
         </w:rPr>
-        <w:t>DRAFT — not yet approved</w:t>
-      </w:r>
-      <w:r>
-        <w:rPr>
-          <w:rStyle w:val="Strong"/>
-        </w:rPr>
-        <w:t>.</w:t>
+        <w:t>records/approvals/2026-10-07_AR-2026-001_document_approval.md</w:t>
       </w:r>
       <w:r>
         <w:rPr/>
-        <w:t xml:space="preserve"> Approval is the single action that turns this document set into a management system; see </w:t>
+        <w:t xml:space="preserve">. Before that, approval was the single action that turns this document set into a management system; see </w:t>
       </w:r>
       <w:r>
         <w:rPr>
@@ -451,25 +564,25 @@
     </w:p>
     <w:tbl>
       <w:tblPr>
-        <w:tblW w:w="10267" w:type="dxa"/>
+        <w:tblW w:w="5000" w:type="pct"/>
         <w:jc w:val="left"/>
-        <w:tblInd w:w="0" w:type="dxa"/>
+        <w:tblInd w:w="-7" w:type="dxa"/>
         <w:tblLayout w:type="fixed"/>
         <w:tblCellMar>
-          <w:top w:w="28" w:type="dxa"/>
-          <w:left w:w="28" w:type="dxa"/>
-          <w:bottom w:w="28" w:type="dxa"/>
-          <w:right w:w="28" w:type="dxa"/>
+          <w:top w:w="60" w:type="dxa"/>
+          <w:left w:w="60" w:type="dxa"/>
+          <w:bottom w:w="60" w:type="dxa"/>
+          <w:right w:w="60" w:type="dxa"/>
         </w:tblCellMar>
       </w:tblPr>
       <w:tblGrid>
-        <w:gridCol w:w="736"/>
-        <w:gridCol w:w="4021"/>
-        <w:gridCol w:w="436"/>
-        <w:gridCol w:w="691"/>
-        <w:gridCol w:w="1846"/>
-        <w:gridCol w:w="1201"/>
-        <w:gridCol w:w="1336"/>
+        <w:gridCol w:w="714"/>
+        <w:gridCol w:w="3307"/>
+        <w:gridCol w:w="471"/>
+        <w:gridCol w:w="1131"/>
+        <w:gridCol w:w="3321"/>
+        <w:gridCol w:w="1164"/>
+        <w:gridCol w:w="1231"/>
       </w:tblGrid>
       <w:tr>
         <w:trPr>
@@ -477,154 +590,210 @@
         </w:trPr>
         <w:tc>
           <w:tcPr>
-            <w:tcW w:w="736" w:type="dxa"/>
-            <w:tcBorders/>
+            <w:tcW w:w="714" w:type="dxa"/>
+            <w:tcBorders>
+              <w:top w:val="single" w:sz="6" w:space="0" w:color="BFC7D5"/>
+              <w:left w:val="single" w:sz="6" w:space="0" w:color="BFC7D5"/>
+              <w:bottom w:val="single" w:sz="2" w:space="0" w:color="BFC7D5"/>
+              <w:right w:val="single" w:sz="6" w:space="0" w:color="BFC7D5"/>
+            </w:tcBorders>
+            <w:shd w:fill="1F3A5F" w:val="clear"/>
             <w:vAlign w:val="center"/>
           </w:tcPr>
           <w:p>
             <w:pPr>
               <w:pStyle w:val="TableHeading"/>
-              <w:suppressLineNumbers/>
-              <w:shd w:fill="1F3A5F" w:val="clear"/>
-              <w:bidi w:val="0"/>
-              <w:spacing w:before="0" w:after="283"/>
-              <w:jc w:val="center"/>
-              <w:rPr/>
-            </w:pPr>
-            <w:r>
-              <w:rPr/>
+              <w:bidi w:val="0"/>
+              <w:spacing w:before="0" w:after="283"/>
+              <w:jc w:val="left"/>
+              <w:rPr>
+                <w:color w:val="FFFFFF"/>
+              </w:rPr>
+            </w:pPr>
+            <w:r>
+              <w:rPr>
+                <w:color w:val="FFFFFF"/>
+              </w:rPr>
               <w:t>ID</w:t>
             </w:r>
           </w:p>
         </w:tc>
         <w:tc>
           <w:tcPr>
-            <w:tcW w:w="4021" w:type="dxa"/>
-            <w:tcBorders/>
+            <w:tcW w:w="3307" w:type="dxa"/>
+            <w:tcBorders>
+              <w:top w:val="single" w:sz="6" w:space="0" w:color="BFC7D5"/>
+              <w:left w:val="single" w:sz="2" w:space="0" w:color="BFC7D5"/>
+              <w:bottom w:val="single" w:sz="2" w:space="0" w:color="BFC7D5"/>
+              <w:right w:val="single" w:sz="6" w:space="0" w:color="BFC7D5"/>
+            </w:tcBorders>
+            <w:shd w:fill="1F3A5F" w:val="clear"/>
             <w:vAlign w:val="center"/>
           </w:tcPr>
           <w:p>
             <w:pPr>
               <w:pStyle w:val="TableHeading"/>
-              <w:suppressLineNumbers/>
-              <w:shd w:fill="1F3A5F" w:val="clear"/>
-              <w:bidi w:val="0"/>
-              <w:spacing w:before="0" w:after="283"/>
-              <w:jc w:val="center"/>
-              <w:rPr/>
-            </w:pPr>
-            <w:r>
-              <w:rPr/>
+              <w:bidi w:val="0"/>
+              <w:spacing w:before="0" w:after="283"/>
+              <w:jc w:val="left"/>
+              <w:rPr>
+                <w:color w:val="FFFFFF"/>
+              </w:rPr>
+            </w:pPr>
+            <w:r>
+              <w:rPr>
+                <w:color w:val="FFFFFF"/>
+              </w:rPr>
               <w:t>Title</w:t>
             </w:r>
           </w:p>
         </w:tc>
         <w:tc>
           <w:tcPr>
-            <w:tcW w:w="436" w:type="dxa"/>
-            <w:tcBorders/>
+            <w:tcW w:w="471" w:type="dxa"/>
+            <w:tcBorders>
+              <w:top w:val="single" w:sz="6" w:space="0" w:color="BFC7D5"/>
+              <w:left w:val="single" w:sz="2" w:space="0" w:color="BFC7D5"/>
+              <w:bottom w:val="single" w:sz="2" w:space="0" w:color="BFC7D5"/>
+              <w:right w:val="single" w:sz="6" w:space="0" w:color="BFC7D5"/>
+            </w:tcBorders>
+            <w:shd w:fill="1F3A5F" w:val="clear"/>
             <w:vAlign w:val="center"/>
           </w:tcPr>
           <w:p>
             <w:pPr>
               <w:pStyle w:val="TableHeading"/>
-              <w:suppressLineNumbers/>
-              <w:shd w:fill="1F3A5F" w:val="clear"/>
-              <w:bidi w:val="0"/>
-              <w:spacing w:before="0" w:after="283"/>
-              <w:jc w:val="center"/>
-              <w:rPr/>
-            </w:pPr>
-            <w:r>
-              <w:rPr/>
+              <w:bidi w:val="0"/>
+              <w:spacing w:before="0" w:after="283"/>
+              <w:jc w:val="left"/>
+              <w:rPr>
+                <w:color w:val="FFFFFF"/>
+              </w:rPr>
+            </w:pPr>
+            <w:r>
+              <w:rPr>
+                <w:color w:val="FFFFFF"/>
+              </w:rPr>
               <w:t>Rev</w:t>
             </w:r>
           </w:p>
         </w:tc>
         <w:tc>
           <w:tcPr>
-            <w:tcW w:w="691" w:type="dxa"/>
-            <w:tcBorders/>
+            <w:tcW w:w="1131" w:type="dxa"/>
+            <w:tcBorders>
+              <w:top w:val="single" w:sz="6" w:space="0" w:color="BFC7D5"/>
+              <w:left w:val="single" w:sz="2" w:space="0" w:color="BFC7D5"/>
+              <w:bottom w:val="single" w:sz="2" w:space="0" w:color="BFC7D5"/>
+              <w:right w:val="single" w:sz="6" w:space="0" w:color="BFC7D5"/>
+            </w:tcBorders>
+            <w:shd w:fill="1F3A5F" w:val="clear"/>
             <w:vAlign w:val="center"/>
           </w:tcPr>
           <w:p>
             <w:pPr>
               <w:pStyle w:val="TableHeading"/>
-              <w:suppressLineNumbers/>
-              <w:shd w:fill="1F3A5F" w:val="clear"/>
-              <w:bidi w:val="0"/>
-              <w:spacing w:before="0" w:after="283"/>
-              <w:jc w:val="center"/>
-              <w:rPr/>
-            </w:pPr>
-            <w:r>
-              <w:rPr/>
+              <w:bidi w:val="0"/>
+              <w:spacing w:before="0" w:after="283"/>
+              <w:jc w:val="left"/>
+              <w:rPr>
+                <w:color w:val="FFFFFF"/>
+              </w:rPr>
+            </w:pPr>
+            <w:r>
+              <w:rPr>
+                <w:color w:val="FFFFFF"/>
+              </w:rPr>
               <w:t>Status</w:t>
             </w:r>
           </w:p>
         </w:tc>
         <w:tc>
           <w:tcPr>
-            <w:tcW w:w="1846" w:type="dxa"/>
-            <w:tcBorders/>
+            <w:tcW w:w="3321" w:type="dxa"/>
+            <w:tcBorders>
+              <w:top w:val="single" w:sz="6" w:space="0" w:color="BFC7D5"/>
+              <w:left w:val="single" w:sz="2" w:space="0" w:color="BFC7D5"/>
+              <w:bottom w:val="single" w:sz="2" w:space="0" w:color="BFC7D5"/>
+              <w:right w:val="single" w:sz="6" w:space="0" w:color="BFC7D5"/>
+            </w:tcBorders>
+            <w:shd w:fill="1F3A5F" w:val="clear"/>
             <w:vAlign w:val="center"/>
           </w:tcPr>
           <w:p>
             <w:pPr>
               <w:pStyle w:val="TableHeading"/>
-              <w:suppressLineNumbers/>
-              <w:shd w:fill="1F3A5F" w:val="clear"/>
-              <w:bidi w:val="0"/>
-              <w:spacing w:before="0" w:after="283"/>
-              <w:jc w:val="center"/>
-              <w:rPr/>
-            </w:pPr>
-            <w:r>
-              <w:rPr/>
+              <w:bidi w:val="0"/>
+              <w:spacing w:before="0" w:after="283"/>
+              <w:jc w:val="left"/>
+              <w:rPr>
+                <w:color w:val="FFFFFF"/>
+              </w:rPr>
+            </w:pPr>
+            <w:r>
+              <w:rPr>
+                <w:color w:val="FFFFFF"/>
+              </w:rPr>
               <w:t>Owner (role)</w:t>
             </w:r>
           </w:p>
         </w:tc>
         <w:tc>
           <w:tcPr>
-            <w:tcW w:w="1201" w:type="dxa"/>
-            <w:tcBorders/>
+            <w:tcW w:w="1164" w:type="dxa"/>
+            <w:tcBorders>
+              <w:top w:val="single" w:sz="6" w:space="0" w:color="BFC7D5"/>
+              <w:left w:val="single" w:sz="2" w:space="0" w:color="BFC7D5"/>
+              <w:bottom w:val="single" w:sz="2" w:space="0" w:color="BFC7D5"/>
+              <w:right w:val="single" w:sz="6" w:space="0" w:color="BFC7D5"/>
+            </w:tcBorders>
+            <w:shd w:fill="1F3A5F" w:val="clear"/>
             <w:vAlign w:val="center"/>
           </w:tcPr>
           <w:p>
             <w:pPr>
               <w:pStyle w:val="TableHeading"/>
-              <w:suppressLineNumbers/>
-              <w:shd w:fill="1F3A5F" w:val="clear"/>
-              <w:bidi w:val="0"/>
-              <w:spacing w:before="0" w:after="283"/>
-              <w:jc w:val="center"/>
-              <w:rPr/>
-            </w:pPr>
-            <w:r>
-              <w:rPr/>
+              <w:bidi w:val="0"/>
+              <w:spacing w:before="0" w:after="283"/>
+              <w:jc w:val="left"/>
+              <w:rPr>
+                <w:color w:val="FFFFFF"/>
+              </w:rPr>
+            </w:pPr>
+            <w:r>
+              <w:rPr>
+                <w:color w:val="FFFFFF"/>
+              </w:rPr>
               <w:t>Approved by</w:t>
             </w:r>
           </w:p>
         </w:tc>
         <w:tc>
           <w:tcPr>
-            <w:tcW w:w="1336" w:type="dxa"/>
-            <w:tcBorders/>
+            <w:tcW w:w="1231" w:type="dxa"/>
+            <w:tcBorders>
+              <w:top w:val="single" w:sz="6" w:space="0" w:color="BFC7D5"/>
+              <w:left w:val="single" w:sz="2" w:space="0" w:color="BFC7D5"/>
+              <w:bottom w:val="single" w:sz="2" w:space="0" w:color="BFC7D5"/>
+              <w:right w:val="single" w:sz="6" w:space="0" w:color="BFC7D5"/>
+            </w:tcBorders>
+            <w:shd w:fill="1F3A5F" w:val="clear"/>
             <w:vAlign w:val="center"/>
           </w:tcPr>
           <w:p>
             <w:pPr>
               <w:pStyle w:val="TableHeading"/>
-              <w:suppressLineNumbers/>
-              <w:shd w:fill="1F3A5F" w:val="clear"/>
-              <w:bidi w:val="0"/>
-              <w:spacing w:before="0" w:after="283"/>
-              <w:jc w:val="center"/>
-              <w:rPr/>
-            </w:pPr>
-            <w:r>
-              <w:rPr/>
+              <w:bidi w:val="0"/>
+              <w:spacing w:before="0" w:after="283"/>
+              <w:jc w:val="left"/>
+              <w:rPr>
+                <w:color w:val="FFFFFF"/>
+              </w:rPr>
+            </w:pPr>
+            <w:r>
+              <w:rPr>
+                <w:color w:val="FFFFFF"/>
+              </w:rPr>
               <w:t>Approval date</w:t>
             </w:r>
           </w:p>
@@ -634,8 +803,12 @@
         <w:trPr/>
         <w:tc>
           <w:tcPr>
-            <w:tcW w:w="736" w:type="dxa"/>
-            <w:tcBorders/>
+            <w:tcW w:w="714" w:type="dxa"/>
+            <w:tcBorders>
+              <w:left w:val="single" w:sz="6" w:space="0" w:color="BFC7D5"/>
+              <w:bottom w:val="single" w:sz="2" w:space="0" w:color="BFC7D5"/>
+              <w:right w:val="single" w:sz="6" w:space="0" w:color="BFC7D5"/>
+            </w:tcBorders>
             <w:vAlign w:val="center"/>
           </w:tcPr>
           <w:p>
@@ -654,8 +827,12 @@
         </w:tc>
         <w:tc>
           <w:tcPr>
-            <w:tcW w:w="4021" w:type="dxa"/>
-            <w:tcBorders/>
+            <w:tcW w:w="3307" w:type="dxa"/>
+            <w:tcBorders>
+              <w:left w:val="single" w:sz="2" w:space="0" w:color="BFC7D5"/>
+              <w:bottom w:val="single" w:sz="2" w:space="0" w:color="BFC7D5"/>
+              <w:right w:val="single" w:sz="6" w:space="0" w:color="BFC7D5"/>
+            </w:tcBorders>
             <w:vAlign w:val="center"/>
           </w:tcPr>
           <w:p>
@@ -674,105 +851,121 @@
         </w:tc>
         <w:tc>
           <w:tcPr>
-            <w:tcW w:w="436" w:type="dxa"/>
-            <w:tcBorders/>
-            <w:vAlign w:val="center"/>
-          </w:tcPr>
-          <w:p>
-            <w:pPr>
-              <w:pStyle w:val="TableContents"/>
-              <w:bidi w:val="0"/>
-              <w:spacing w:before="0" w:after="283"/>
-              <w:jc w:val="left"/>
-              <w:rPr/>
-            </w:pPr>
-            <w:r>
-              <w:rPr/>
-              <w:t>1.0</w:t>
-            </w:r>
-          </w:p>
-        </w:tc>
-        <w:tc>
-          <w:tcPr>
-            <w:tcW w:w="691" w:type="dxa"/>
-            <w:tcBorders/>
-            <w:vAlign w:val="center"/>
-          </w:tcPr>
-          <w:p>
-            <w:pPr>
-              <w:pStyle w:val="TableContents"/>
-              <w:bidi w:val="0"/>
-              <w:spacing w:before="0" w:after="283"/>
-              <w:jc w:val="left"/>
-              <w:rPr/>
-            </w:pPr>
-            <w:r>
-              <w:rPr/>
-              <w:t>DRAFT</w:t>
-            </w:r>
-          </w:p>
-        </w:tc>
-        <w:tc>
-          <w:tcPr>
-            <w:tcW w:w="1846" w:type="dxa"/>
-            <w:tcBorders/>
-            <w:vAlign w:val="center"/>
-          </w:tcPr>
-          <w:p>
-            <w:pPr>
-              <w:pStyle w:val="TableContents"/>
-              <w:bidi w:val="0"/>
-              <w:spacing w:before="0" w:after="283"/>
-              <w:jc w:val="left"/>
-              <w:rPr/>
-            </w:pPr>
-            <w:r>
-              <w:rPr/>
-              <w:t>Managing Director</w:t>
-            </w:r>
-          </w:p>
-        </w:tc>
-        <w:tc>
-          <w:tcPr>
-            <w:tcW w:w="1201" w:type="dxa"/>
-            <w:tcBorders/>
-            <w:vAlign w:val="center"/>
-          </w:tcPr>
-          <w:p>
-            <w:pPr>
-              <w:pStyle w:val="TableContents"/>
-              <w:bidi w:val="0"/>
-              <w:spacing w:before="0" w:after="283"/>
-              <w:jc w:val="left"/>
-              <w:rPr/>
-            </w:pPr>
-            <w:r>
-              <w:rPr>
-                <w:rStyle w:val="SourceText"/>
-              </w:rPr>
-              <w:t>________</w:t>
-            </w:r>
-          </w:p>
-        </w:tc>
-        <w:tc>
-          <w:tcPr>
-            <w:tcW w:w="1336" w:type="dxa"/>
-            <w:tcBorders/>
-            <w:vAlign w:val="center"/>
-          </w:tcPr>
-          <w:p>
-            <w:pPr>
-              <w:pStyle w:val="TableContents"/>
-              <w:bidi w:val="0"/>
-              <w:spacing w:before="0" w:after="283"/>
-              <w:jc w:val="left"/>
-              <w:rPr/>
-            </w:pPr>
-            <w:r>
-              <w:rPr>
-                <w:rStyle w:val="SourceText"/>
-              </w:rPr>
-              <w:t>________</w:t>
+            <w:tcW w:w="471" w:type="dxa"/>
+            <w:tcBorders>
+              <w:left w:val="single" w:sz="2" w:space="0" w:color="BFC7D5"/>
+              <w:bottom w:val="single" w:sz="2" w:space="0" w:color="BFC7D5"/>
+              <w:right w:val="single" w:sz="6" w:space="0" w:color="BFC7D5"/>
+            </w:tcBorders>
+            <w:vAlign w:val="center"/>
+          </w:tcPr>
+          <w:p>
+            <w:pPr>
+              <w:pStyle w:val="TableContents"/>
+              <w:bidi w:val="0"/>
+              <w:spacing w:before="0" w:after="283"/>
+              <w:jc w:val="left"/>
+              <w:rPr/>
+            </w:pPr>
+            <w:r>
+              <w:rPr/>
+              <w:t>2.0</w:t>
+            </w:r>
+          </w:p>
+        </w:tc>
+        <w:tc>
+          <w:tcPr>
+            <w:tcW w:w="1131" w:type="dxa"/>
+            <w:tcBorders>
+              <w:left w:val="single" w:sz="2" w:space="0" w:color="BFC7D5"/>
+              <w:bottom w:val="single" w:sz="2" w:space="0" w:color="BFC7D5"/>
+              <w:right w:val="single" w:sz="6" w:space="0" w:color="BFC7D5"/>
+            </w:tcBorders>
+            <w:vAlign w:val="center"/>
+          </w:tcPr>
+          <w:p>
+            <w:pPr>
+              <w:pStyle w:val="TableContents"/>
+              <w:bidi w:val="0"/>
+              <w:spacing w:before="0" w:after="283"/>
+              <w:jc w:val="left"/>
+              <w:rPr/>
+            </w:pPr>
+            <w:r>
+              <w:rPr/>
+              <w:t>APPROVED</w:t>
+            </w:r>
+          </w:p>
+        </w:tc>
+        <w:tc>
+          <w:tcPr>
+            <w:tcW w:w="3321" w:type="dxa"/>
+            <w:tcBorders>
+              <w:left w:val="single" w:sz="2" w:space="0" w:color="BFC7D5"/>
+              <w:bottom w:val="single" w:sz="2" w:space="0" w:color="BFC7D5"/>
+              <w:right w:val="single" w:sz="6" w:space="0" w:color="BFC7D5"/>
+            </w:tcBorders>
+            <w:vAlign w:val="center"/>
+          </w:tcPr>
+          <w:p>
+            <w:pPr>
+              <w:pStyle w:val="TableContents"/>
+              <w:bidi w:val="0"/>
+              <w:spacing w:before="0" w:after="283"/>
+              <w:jc w:val="left"/>
+              <w:rPr/>
+            </w:pPr>
+            <w:r>
+              <w:rPr/>
+              <w:t>Managing Director (Anita Johan)</w:t>
+            </w:r>
+          </w:p>
+        </w:tc>
+        <w:tc>
+          <w:tcPr>
+            <w:tcW w:w="1164" w:type="dxa"/>
+            <w:tcBorders>
+              <w:left w:val="single" w:sz="2" w:space="0" w:color="BFC7D5"/>
+              <w:bottom w:val="single" w:sz="2" w:space="0" w:color="BFC7D5"/>
+              <w:right w:val="single" w:sz="6" w:space="0" w:color="BFC7D5"/>
+            </w:tcBorders>
+            <w:vAlign w:val="center"/>
+          </w:tcPr>
+          <w:p>
+            <w:pPr>
+              <w:pStyle w:val="TableContents"/>
+              <w:bidi w:val="0"/>
+              <w:spacing w:before="0" w:after="283"/>
+              <w:jc w:val="left"/>
+              <w:rPr/>
+            </w:pPr>
+            <w:r>
+              <w:rPr/>
+              <w:t>Anita Johan</w:t>
+            </w:r>
+          </w:p>
+        </w:tc>
+        <w:tc>
+          <w:tcPr>
+            <w:tcW w:w="1231" w:type="dxa"/>
+            <w:tcBorders>
+              <w:left w:val="single" w:sz="2" w:space="0" w:color="BFC7D5"/>
+              <w:bottom w:val="single" w:sz="2" w:space="0" w:color="BFC7D5"/>
+              <w:right w:val="single" w:sz="6" w:space="0" w:color="BFC7D5"/>
+            </w:tcBorders>
+            <w:vAlign w:val="center"/>
+          </w:tcPr>
+          <w:p>
+            <w:pPr>
+              <w:pStyle w:val="TableContents"/>
+              <w:bidi w:val="0"/>
+              <w:spacing w:before="0" w:after="283"/>
+              <w:jc w:val="left"/>
+              <w:rPr/>
+            </w:pPr>
+            <w:r>
+              <w:rPr/>
+              <w:t>2026-10-07</w:t>
             </w:r>
           </w:p>
         </w:tc>
@@ -781,8 +974,12 @@
         <w:trPr/>
         <w:tc>
           <w:tcPr>
-            <w:tcW w:w="736" w:type="dxa"/>
-            <w:tcBorders/>
+            <w:tcW w:w="714" w:type="dxa"/>
+            <w:tcBorders>
+              <w:left w:val="single" w:sz="6" w:space="0" w:color="BFC7D5"/>
+              <w:bottom w:val="single" w:sz="2" w:space="0" w:color="BFC7D5"/>
+              <w:right w:val="single" w:sz="6" w:space="0" w:color="BFC7D5"/>
+            </w:tcBorders>
             <w:vAlign w:val="center"/>
           </w:tcPr>
           <w:p>
@@ -801,8 +998,12 @@
         </w:tc>
         <w:tc>
           <w:tcPr>
-            <w:tcW w:w="4021" w:type="dxa"/>
-            <w:tcBorders/>
+            <w:tcW w:w="3307" w:type="dxa"/>
+            <w:tcBorders>
+              <w:left w:val="single" w:sz="2" w:space="0" w:color="BFC7D5"/>
+              <w:bottom w:val="single" w:sz="2" w:space="0" w:color="BFC7D5"/>
+              <w:right w:val="single" w:sz="6" w:space="0" w:color="BFC7D5"/>
+            </w:tcBorders>
             <w:vAlign w:val="center"/>
           </w:tcPr>
           <w:p>
@@ -821,8 +1022,12 @@
         </w:tc>
         <w:tc>
           <w:tcPr>
-            <w:tcW w:w="436" w:type="dxa"/>
-            <w:tcBorders/>
+            <w:tcW w:w="471" w:type="dxa"/>
+            <w:tcBorders>
+              <w:left w:val="single" w:sz="2" w:space="0" w:color="BFC7D5"/>
+              <w:bottom w:val="single" w:sz="2" w:space="0" w:color="BFC7D5"/>
+              <w:right w:val="single" w:sz="6" w:space="0" w:color="BFC7D5"/>
+            </w:tcBorders>
             <w:vAlign w:val="center"/>
           </w:tcPr>
           <w:p>
@@ -841,85 +1046,97 @@
         </w:tc>
         <w:tc>
           <w:tcPr>
-            <w:tcW w:w="691" w:type="dxa"/>
-            <w:tcBorders/>
-            <w:vAlign w:val="center"/>
-          </w:tcPr>
-          <w:p>
-            <w:pPr>
-              <w:pStyle w:val="TableContents"/>
-              <w:bidi w:val="0"/>
-              <w:spacing w:before="0" w:after="283"/>
-              <w:jc w:val="left"/>
-              <w:rPr/>
-            </w:pPr>
-            <w:r>
-              <w:rPr/>
-              <w:t>DRAFT</w:t>
-            </w:r>
-          </w:p>
-        </w:tc>
-        <w:tc>
-          <w:tcPr>
-            <w:tcW w:w="1846" w:type="dxa"/>
-            <w:tcBorders/>
-            <w:vAlign w:val="center"/>
-          </w:tcPr>
-          <w:p>
-            <w:pPr>
-              <w:pStyle w:val="TableContents"/>
-              <w:bidi w:val="0"/>
-              <w:spacing w:before="0" w:after="283"/>
-              <w:jc w:val="left"/>
-              <w:rPr/>
-            </w:pPr>
-            <w:r>
-              <w:rPr/>
-              <w:t>Managing Director</w:t>
-            </w:r>
-          </w:p>
-        </w:tc>
-        <w:tc>
-          <w:tcPr>
-            <w:tcW w:w="1201" w:type="dxa"/>
-            <w:tcBorders/>
-            <w:vAlign w:val="center"/>
-          </w:tcPr>
-          <w:p>
-            <w:pPr>
-              <w:pStyle w:val="TableContents"/>
-              <w:bidi w:val="0"/>
-              <w:spacing w:before="0" w:after="283"/>
-              <w:jc w:val="left"/>
-              <w:rPr/>
-            </w:pPr>
-            <w:r>
-              <w:rPr>
-                <w:rStyle w:val="SourceText"/>
-              </w:rPr>
-              <w:t>________</w:t>
-            </w:r>
-          </w:p>
-        </w:tc>
-        <w:tc>
-          <w:tcPr>
-            <w:tcW w:w="1336" w:type="dxa"/>
-            <w:tcBorders/>
-            <w:vAlign w:val="center"/>
-          </w:tcPr>
-          <w:p>
-            <w:pPr>
-              <w:pStyle w:val="TableContents"/>
-              <w:bidi w:val="0"/>
-              <w:spacing w:before="0" w:after="283"/>
-              <w:jc w:val="left"/>
-              <w:rPr/>
-            </w:pPr>
-            <w:r>
-              <w:rPr>
-                <w:rStyle w:val="SourceText"/>
-              </w:rPr>
-              <w:t>________</w:t>
+            <w:tcW w:w="1131" w:type="dxa"/>
+            <w:tcBorders>
+              <w:left w:val="single" w:sz="2" w:space="0" w:color="BFC7D5"/>
+              <w:bottom w:val="single" w:sz="2" w:space="0" w:color="BFC7D5"/>
+              <w:right w:val="single" w:sz="6" w:space="0" w:color="BFC7D5"/>
+            </w:tcBorders>
+            <w:vAlign w:val="center"/>
+          </w:tcPr>
+          <w:p>
+            <w:pPr>
+              <w:pStyle w:val="TableContents"/>
+              <w:bidi w:val="0"/>
+              <w:spacing w:before="0" w:after="283"/>
+              <w:jc w:val="left"/>
+              <w:rPr/>
+            </w:pPr>
+            <w:r>
+              <w:rPr/>
+              <w:t>APPROVED</w:t>
+            </w:r>
+          </w:p>
+        </w:tc>
+        <w:tc>
+          <w:tcPr>
+            <w:tcW w:w="3321" w:type="dxa"/>
+            <w:tcBorders>
+              <w:left w:val="single" w:sz="2" w:space="0" w:color="BFC7D5"/>
+              <w:bottom w:val="single" w:sz="2" w:space="0" w:color="BFC7D5"/>
+              <w:right w:val="single" w:sz="6" w:space="0" w:color="BFC7D5"/>
+            </w:tcBorders>
+            <w:vAlign w:val="center"/>
+          </w:tcPr>
+          <w:p>
+            <w:pPr>
+              <w:pStyle w:val="TableContents"/>
+              <w:bidi w:val="0"/>
+              <w:spacing w:before="0" w:after="283"/>
+              <w:jc w:val="left"/>
+              <w:rPr/>
+            </w:pPr>
+            <w:r>
+              <w:rPr/>
+              <w:t>Managing Director (Anita Johan)</w:t>
+            </w:r>
+          </w:p>
+        </w:tc>
+        <w:tc>
+          <w:tcPr>
+            <w:tcW w:w="1164" w:type="dxa"/>
+            <w:tcBorders>
+              <w:left w:val="single" w:sz="2" w:space="0" w:color="BFC7D5"/>
+              <w:bottom w:val="single" w:sz="2" w:space="0" w:color="BFC7D5"/>
+              <w:right w:val="single" w:sz="6" w:space="0" w:color="BFC7D5"/>
+            </w:tcBorders>
+            <w:vAlign w:val="center"/>
+          </w:tcPr>
+          <w:p>
+            <w:pPr>
+              <w:pStyle w:val="TableContents"/>
+              <w:bidi w:val="0"/>
+              <w:spacing w:before="0" w:after="283"/>
+              <w:jc w:val="left"/>
+              <w:rPr/>
+            </w:pPr>
+            <w:r>
+              <w:rPr/>
+              <w:t>Anita Johan</w:t>
+            </w:r>
+          </w:p>
+        </w:tc>
+        <w:tc>
+          <w:tcPr>
+            <w:tcW w:w="1231" w:type="dxa"/>
+            <w:tcBorders>
+              <w:left w:val="single" w:sz="2" w:space="0" w:color="BFC7D5"/>
+              <w:bottom w:val="single" w:sz="2" w:space="0" w:color="BFC7D5"/>
+              <w:right w:val="single" w:sz="6" w:space="0" w:color="BFC7D5"/>
+            </w:tcBorders>
+            <w:vAlign w:val="center"/>
+          </w:tcPr>
+          <w:p>
+            <w:pPr>
+              <w:pStyle w:val="TableContents"/>
+              <w:bidi w:val="0"/>
+              <w:spacing w:before="0" w:after="283"/>
+              <w:jc w:val="left"/>
+              <w:rPr/>
+            </w:pPr>
+            <w:r>
+              <w:rPr/>
+              <w:t>2026-10-07</w:t>
             </w:r>
           </w:p>
         </w:tc>
@@ -928,8 +1145,12 @@
         <w:trPr/>
         <w:tc>
           <w:tcPr>
-            <w:tcW w:w="736" w:type="dxa"/>
-            <w:tcBorders/>
+            <w:tcW w:w="714" w:type="dxa"/>
+            <w:tcBorders>
+              <w:left w:val="single" w:sz="6" w:space="0" w:color="BFC7D5"/>
+              <w:bottom w:val="single" w:sz="2" w:space="0" w:color="BFC7D5"/>
+              <w:right w:val="single" w:sz="6" w:space="0" w:color="BFC7D5"/>
+            </w:tcBorders>
             <w:vAlign w:val="center"/>
           </w:tcPr>
           <w:p>
@@ -948,8 +1169,12 @@
         </w:tc>
         <w:tc>
           <w:tcPr>
-            <w:tcW w:w="4021" w:type="dxa"/>
-            <w:tcBorders/>
+            <w:tcW w:w="3307" w:type="dxa"/>
+            <w:tcBorders>
+              <w:left w:val="single" w:sz="2" w:space="0" w:color="BFC7D5"/>
+              <w:bottom w:val="single" w:sz="2" w:space="0" w:color="BFC7D5"/>
+              <w:right w:val="single" w:sz="6" w:space="0" w:color="BFC7D5"/>
+            </w:tcBorders>
             <w:vAlign w:val="center"/>
           </w:tcPr>
           <w:p>
@@ -968,8 +1193,12 @@
         </w:tc>
         <w:tc>
           <w:tcPr>
-            <w:tcW w:w="436" w:type="dxa"/>
-            <w:tcBorders/>
+            <w:tcW w:w="471" w:type="dxa"/>
+            <w:tcBorders>
+              <w:left w:val="single" w:sz="2" w:space="0" w:color="BFC7D5"/>
+              <w:bottom w:val="single" w:sz="2" w:space="0" w:color="BFC7D5"/>
+              <w:right w:val="single" w:sz="6" w:space="0" w:color="BFC7D5"/>
+            </w:tcBorders>
             <w:vAlign w:val="center"/>
           </w:tcPr>
           <w:p>
@@ -988,85 +1217,97 @@
         </w:tc>
         <w:tc>
           <w:tcPr>
-            <w:tcW w:w="691" w:type="dxa"/>
-            <w:tcBorders/>
-            <w:vAlign w:val="center"/>
-          </w:tcPr>
-          <w:p>
-            <w:pPr>
-              <w:pStyle w:val="TableContents"/>
-              <w:bidi w:val="0"/>
-              <w:spacing w:before="0" w:after="283"/>
-              <w:jc w:val="left"/>
-              <w:rPr/>
-            </w:pPr>
-            <w:r>
-              <w:rPr/>
-              <w:t>DRAFT</w:t>
-            </w:r>
-          </w:p>
-        </w:tc>
-        <w:tc>
-          <w:tcPr>
-            <w:tcW w:w="1846" w:type="dxa"/>
-            <w:tcBorders/>
-            <w:vAlign w:val="center"/>
-          </w:tcPr>
-          <w:p>
-            <w:pPr>
-              <w:pStyle w:val="TableContents"/>
-              <w:bidi w:val="0"/>
-              <w:spacing w:before="0" w:after="283"/>
-              <w:jc w:val="left"/>
-              <w:rPr/>
-            </w:pPr>
-            <w:r>
-              <w:rPr/>
-              <w:t>Managing Director</w:t>
-            </w:r>
-          </w:p>
-        </w:tc>
-        <w:tc>
-          <w:tcPr>
-            <w:tcW w:w="1201" w:type="dxa"/>
-            <w:tcBorders/>
-            <w:vAlign w:val="center"/>
-          </w:tcPr>
-          <w:p>
-            <w:pPr>
-              <w:pStyle w:val="TableContents"/>
-              <w:bidi w:val="0"/>
-              <w:spacing w:before="0" w:after="283"/>
-              <w:jc w:val="left"/>
-              <w:rPr/>
-            </w:pPr>
-            <w:r>
-              <w:rPr>
-                <w:rStyle w:val="SourceText"/>
-              </w:rPr>
-              <w:t>________</w:t>
-            </w:r>
-          </w:p>
-        </w:tc>
-        <w:tc>
-          <w:tcPr>
-            <w:tcW w:w="1336" w:type="dxa"/>
-            <w:tcBorders/>
-            <w:vAlign w:val="center"/>
-          </w:tcPr>
-          <w:p>
-            <w:pPr>
-              <w:pStyle w:val="TableContents"/>
-              <w:bidi w:val="0"/>
-              <w:spacing w:before="0" w:after="283"/>
-              <w:jc w:val="left"/>
-              <w:rPr/>
-            </w:pPr>
-            <w:r>
-              <w:rPr>
-                <w:rStyle w:val="SourceText"/>
-              </w:rPr>
-              <w:t>________</w:t>
+            <w:tcW w:w="1131" w:type="dxa"/>
+            <w:tcBorders>
+              <w:left w:val="single" w:sz="2" w:space="0" w:color="BFC7D5"/>
+              <w:bottom w:val="single" w:sz="2" w:space="0" w:color="BFC7D5"/>
+              <w:right w:val="single" w:sz="6" w:space="0" w:color="BFC7D5"/>
+            </w:tcBorders>
+            <w:vAlign w:val="center"/>
+          </w:tcPr>
+          <w:p>
+            <w:pPr>
+              <w:pStyle w:val="TableContents"/>
+              <w:bidi w:val="0"/>
+              <w:spacing w:before="0" w:after="283"/>
+              <w:jc w:val="left"/>
+              <w:rPr/>
+            </w:pPr>
+            <w:r>
+              <w:rPr/>
+              <w:t>APPROVED</w:t>
+            </w:r>
+          </w:p>
+        </w:tc>
+        <w:tc>
+          <w:tcPr>
+            <w:tcW w:w="3321" w:type="dxa"/>
+            <w:tcBorders>
+              <w:left w:val="single" w:sz="2" w:space="0" w:color="BFC7D5"/>
+              <w:bottom w:val="single" w:sz="2" w:space="0" w:color="BFC7D5"/>
+              <w:right w:val="single" w:sz="6" w:space="0" w:color="BFC7D5"/>
+            </w:tcBorders>
+            <w:vAlign w:val="center"/>
+          </w:tcPr>
+          <w:p>
+            <w:pPr>
+              <w:pStyle w:val="TableContents"/>
+              <w:bidi w:val="0"/>
+              <w:spacing w:before="0" w:after="283"/>
+              <w:jc w:val="left"/>
+              <w:rPr/>
+            </w:pPr>
+            <w:r>
+              <w:rPr/>
+              <w:t>Managing Director (Anita Johan)</w:t>
+            </w:r>
+          </w:p>
+        </w:tc>
+        <w:tc>
+          <w:tcPr>
+            <w:tcW w:w="1164" w:type="dxa"/>
+            <w:tcBorders>
+              <w:left w:val="single" w:sz="2" w:space="0" w:color="BFC7D5"/>
+              <w:bottom w:val="single" w:sz="2" w:space="0" w:color="BFC7D5"/>
+              <w:right w:val="single" w:sz="6" w:space="0" w:color="BFC7D5"/>
+            </w:tcBorders>
+            <w:vAlign w:val="center"/>
+          </w:tcPr>
+          <w:p>
+            <w:pPr>
+              <w:pStyle w:val="TableContents"/>
+              <w:bidi w:val="0"/>
+              <w:spacing w:before="0" w:after="283"/>
+              <w:jc w:val="left"/>
+              <w:rPr/>
+            </w:pPr>
+            <w:r>
+              <w:rPr/>
+              <w:t>Anita Johan</w:t>
+            </w:r>
+          </w:p>
+        </w:tc>
+        <w:tc>
+          <w:tcPr>
+            <w:tcW w:w="1231" w:type="dxa"/>
+            <w:tcBorders>
+              <w:left w:val="single" w:sz="2" w:space="0" w:color="BFC7D5"/>
+              <w:bottom w:val="single" w:sz="2" w:space="0" w:color="BFC7D5"/>
+              <w:right w:val="single" w:sz="6" w:space="0" w:color="BFC7D5"/>
+            </w:tcBorders>
+            <w:vAlign w:val="center"/>
+          </w:tcPr>
+          <w:p>
+            <w:pPr>
+              <w:pStyle w:val="TableContents"/>
+              <w:bidi w:val="0"/>
+              <w:spacing w:before="0" w:after="283"/>
+              <w:jc w:val="left"/>
+              <w:rPr/>
+            </w:pPr>
+            <w:r>
+              <w:rPr/>
+              <w:t>2026-10-07</w:t>
             </w:r>
           </w:p>
         </w:tc>
@@ -1075,8 +1316,12 @@
         <w:trPr/>
         <w:tc>
           <w:tcPr>
-            <w:tcW w:w="736" w:type="dxa"/>
-            <w:tcBorders/>
+            <w:tcW w:w="714" w:type="dxa"/>
+            <w:tcBorders>
+              <w:left w:val="single" w:sz="6" w:space="0" w:color="BFC7D5"/>
+              <w:bottom w:val="single" w:sz="2" w:space="0" w:color="BFC7D5"/>
+              <w:right w:val="single" w:sz="6" w:space="0" w:color="BFC7D5"/>
+            </w:tcBorders>
             <w:vAlign w:val="center"/>
           </w:tcPr>
           <w:p>
@@ -1095,8 +1340,12 @@
         </w:tc>
         <w:tc>
           <w:tcPr>
-            <w:tcW w:w="4021" w:type="dxa"/>
-            <w:tcBorders/>
+            <w:tcW w:w="3307" w:type="dxa"/>
+            <w:tcBorders>
+              <w:left w:val="single" w:sz="2" w:space="0" w:color="BFC7D5"/>
+              <w:bottom w:val="single" w:sz="2" w:space="0" w:color="BFC7D5"/>
+              <w:right w:val="single" w:sz="6" w:space="0" w:color="BFC7D5"/>
+            </w:tcBorders>
             <w:vAlign w:val="center"/>
           </w:tcPr>
           <w:p>
@@ -1115,8 +1364,12 @@
         </w:tc>
         <w:tc>
           <w:tcPr>
-            <w:tcW w:w="436" w:type="dxa"/>
-            <w:tcBorders/>
+            <w:tcW w:w="471" w:type="dxa"/>
+            <w:tcBorders>
+              <w:left w:val="single" w:sz="2" w:space="0" w:color="BFC7D5"/>
+              <w:bottom w:val="single" w:sz="2" w:space="0" w:color="BFC7D5"/>
+              <w:right w:val="single" w:sz="6" w:space="0" w:color="BFC7D5"/>
+            </w:tcBorders>
             <w:vAlign w:val="center"/>
           </w:tcPr>
           <w:p>
@@ -1135,85 +1388,97 @@
         </w:tc>
         <w:tc>
           <w:tcPr>
-            <w:tcW w:w="691" w:type="dxa"/>
-            <w:tcBorders/>
-            <w:vAlign w:val="center"/>
-          </w:tcPr>
-          <w:p>
-            <w:pPr>
-              <w:pStyle w:val="TableContents"/>
-              <w:bidi w:val="0"/>
-              <w:spacing w:before="0" w:after="283"/>
-              <w:jc w:val="left"/>
-              <w:rPr/>
-            </w:pPr>
-            <w:r>
-              <w:rPr/>
-              <w:t>DRAFT</w:t>
-            </w:r>
-          </w:p>
-        </w:tc>
-        <w:tc>
-          <w:tcPr>
-            <w:tcW w:w="1846" w:type="dxa"/>
-            <w:tcBorders/>
-            <w:vAlign w:val="center"/>
-          </w:tcPr>
-          <w:p>
-            <w:pPr>
-              <w:pStyle w:val="TableContents"/>
-              <w:bidi w:val="0"/>
-              <w:spacing w:before="0" w:after="283"/>
-              <w:jc w:val="left"/>
-              <w:rPr/>
-            </w:pPr>
-            <w:r>
-              <w:rPr/>
-              <w:t>Managing Director</w:t>
-            </w:r>
-          </w:p>
-        </w:tc>
-        <w:tc>
-          <w:tcPr>
-            <w:tcW w:w="1201" w:type="dxa"/>
-            <w:tcBorders/>
-            <w:vAlign w:val="center"/>
-          </w:tcPr>
-          <w:p>
-            <w:pPr>
-              <w:pStyle w:val="TableContents"/>
-              <w:bidi w:val="0"/>
-              <w:spacing w:before="0" w:after="283"/>
-              <w:jc w:val="left"/>
-              <w:rPr/>
-            </w:pPr>
-            <w:r>
-              <w:rPr>
-                <w:rStyle w:val="SourceText"/>
-              </w:rPr>
-              <w:t>________</w:t>
-            </w:r>
-          </w:p>
-        </w:tc>
-        <w:tc>
-          <w:tcPr>
-            <w:tcW w:w="1336" w:type="dxa"/>
-            <w:tcBorders/>
-            <w:vAlign w:val="center"/>
-          </w:tcPr>
-          <w:p>
-            <w:pPr>
-              <w:pStyle w:val="TableContents"/>
-              <w:bidi w:val="0"/>
-              <w:spacing w:before="0" w:after="283"/>
-              <w:jc w:val="left"/>
-              <w:rPr/>
-            </w:pPr>
-            <w:r>
-              <w:rPr>
-                <w:rStyle w:val="SourceText"/>
-              </w:rPr>
-              <w:t>________</w:t>
+            <w:tcW w:w="1131" w:type="dxa"/>
+            <w:tcBorders>
+              <w:left w:val="single" w:sz="2" w:space="0" w:color="BFC7D5"/>
+              <w:bottom w:val="single" w:sz="2" w:space="0" w:color="BFC7D5"/>
+              <w:right w:val="single" w:sz="6" w:space="0" w:color="BFC7D5"/>
+            </w:tcBorders>
+            <w:vAlign w:val="center"/>
+          </w:tcPr>
+          <w:p>
+            <w:pPr>
+              <w:pStyle w:val="TableContents"/>
+              <w:bidi w:val="0"/>
+              <w:spacing w:before="0" w:after="283"/>
+              <w:jc w:val="left"/>
+              <w:rPr/>
+            </w:pPr>
+            <w:r>
+              <w:rPr/>
+              <w:t>APPROVED</w:t>
+            </w:r>
+          </w:p>
+        </w:tc>
+        <w:tc>
+          <w:tcPr>
+            <w:tcW w:w="3321" w:type="dxa"/>
+            <w:tcBorders>
+              <w:left w:val="single" w:sz="2" w:space="0" w:color="BFC7D5"/>
+              <w:bottom w:val="single" w:sz="2" w:space="0" w:color="BFC7D5"/>
+              <w:right w:val="single" w:sz="6" w:space="0" w:color="BFC7D5"/>
+            </w:tcBorders>
+            <w:vAlign w:val="center"/>
+          </w:tcPr>
+          <w:p>
+            <w:pPr>
+              <w:pStyle w:val="TableContents"/>
+              <w:bidi w:val="0"/>
+              <w:spacing w:before="0" w:after="283"/>
+              <w:jc w:val="left"/>
+              <w:rPr/>
+            </w:pPr>
+            <w:r>
+              <w:rPr/>
+              <w:t>Managing Director (Anita Johan)</w:t>
+            </w:r>
+          </w:p>
+        </w:tc>
+        <w:tc>
+          <w:tcPr>
+            <w:tcW w:w="1164" w:type="dxa"/>
+            <w:tcBorders>
+              <w:left w:val="single" w:sz="2" w:space="0" w:color="BFC7D5"/>
+              <w:bottom w:val="single" w:sz="2" w:space="0" w:color="BFC7D5"/>
+              <w:right w:val="single" w:sz="6" w:space="0" w:color="BFC7D5"/>
+            </w:tcBorders>
+            <w:vAlign w:val="center"/>
+          </w:tcPr>
+          <w:p>
+            <w:pPr>
+              <w:pStyle w:val="TableContents"/>
+              <w:bidi w:val="0"/>
+              <w:spacing w:before="0" w:after="283"/>
+              <w:jc w:val="left"/>
+              <w:rPr/>
+            </w:pPr>
+            <w:r>
+              <w:rPr/>
+              <w:t>Anita Johan</w:t>
+            </w:r>
+          </w:p>
+        </w:tc>
+        <w:tc>
+          <w:tcPr>
+            <w:tcW w:w="1231" w:type="dxa"/>
+            <w:tcBorders>
+              <w:left w:val="single" w:sz="2" w:space="0" w:color="BFC7D5"/>
+              <w:bottom w:val="single" w:sz="2" w:space="0" w:color="BFC7D5"/>
+              <w:right w:val="single" w:sz="6" w:space="0" w:color="BFC7D5"/>
+            </w:tcBorders>
+            <w:vAlign w:val="center"/>
+          </w:tcPr>
+          <w:p>
+            <w:pPr>
+              <w:pStyle w:val="TableContents"/>
+              <w:bidi w:val="0"/>
+              <w:spacing w:before="0" w:after="283"/>
+              <w:jc w:val="left"/>
+              <w:rPr/>
+            </w:pPr>
+            <w:r>
+              <w:rPr/>
+              <w:t>2026-10-07</w:t>
             </w:r>
           </w:p>
         </w:tc>
@@ -1222,8 +1487,12 @@
         <w:trPr/>
         <w:tc>
           <w:tcPr>
-            <w:tcW w:w="736" w:type="dxa"/>
-            <w:tcBorders/>
+            <w:tcW w:w="714" w:type="dxa"/>
+            <w:tcBorders>
+              <w:left w:val="single" w:sz="6" w:space="0" w:color="BFC7D5"/>
+              <w:bottom w:val="single" w:sz="2" w:space="0" w:color="BFC7D5"/>
+              <w:right w:val="single" w:sz="6" w:space="0" w:color="BFC7D5"/>
+            </w:tcBorders>
             <w:vAlign w:val="center"/>
           </w:tcPr>
           <w:p>
@@ -1242,8 +1511,12 @@
         </w:tc>
         <w:tc>
           <w:tcPr>
-            <w:tcW w:w="4021" w:type="dxa"/>
-            <w:tcBorders/>
+            <w:tcW w:w="3307" w:type="dxa"/>
+            <w:tcBorders>
+              <w:left w:val="single" w:sz="2" w:space="0" w:color="BFC7D5"/>
+              <w:bottom w:val="single" w:sz="2" w:space="0" w:color="BFC7D5"/>
+              <w:right w:val="single" w:sz="6" w:space="0" w:color="BFC7D5"/>
+            </w:tcBorders>
             <w:vAlign w:val="center"/>
           </w:tcPr>
           <w:p>
@@ -1262,105 +1535,121 @@
         </w:tc>
         <w:tc>
           <w:tcPr>
-            <w:tcW w:w="436" w:type="dxa"/>
-            <w:tcBorders/>
-            <w:vAlign w:val="center"/>
-          </w:tcPr>
-          <w:p>
-            <w:pPr>
-              <w:pStyle w:val="TableContents"/>
-              <w:bidi w:val="0"/>
-              <w:spacing w:before="0" w:after="283"/>
-              <w:jc w:val="left"/>
-              <w:rPr/>
-            </w:pPr>
-            <w:r>
-              <w:rPr/>
-              <w:t>1.2</w:t>
-            </w:r>
-          </w:p>
-        </w:tc>
-        <w:tc>
-          <w:tcPr>
-            <w:tcW w:w="691" w:type="dxa"/>
-            <w:tcBorders/>
-            <w:vAlign w:val="center"/>
-          </w:tcPr>
-          <w:p>
-            <w:pPr>
-              <w:pStyle w:val="TableContents"/>
-              <w:bidi w:val="0"/>
-              <w:spacing w:before="0" w:after="283"/>
-              <w:jc w:val="left"/>
-              <w:rPr/>
-            </w:pPr>
-            <w:r>
-              <w:rPr/>
-              <w:t>DRAFT</w:t>
-            </w:r>
-          </w:p>
-        </w:tc>
-        <w:tc>
-          <w:tcPr>
-            <w:tcW w:w="1846" w:type="dxa"/>
-            <w:tcBorders/>
-            <w:vAlign w:val="center"/>
-          </w:tcPr>
-          <w:p>
-            <w:pPr>
-              <w:pStyle w:val="TableContents"/>
-              <w:bidi w:val="0"/>
-              <w:spacing w:before="0" w:after="283"/>
-              <w:jc w:val="left"/>
-              <w:rPr/>
-            </w:pPr>
-            <w:r>
-              <w:rPr/>
-              <w:t>Managing Director</w:t>
-            </w:r>
-          </w:p>
-        </w:tc>
-        <w:tc>
-          <w:tcPr>
-            <w:tcW w:w="1201" w:type="dxa"/>
-            <w:tcBorders/>
-            <w:vAlign w:val="center"/>
-          </w:tcPr>
-          <w:p>
-            <w:pPr>
-              <w:pStyle w:val="TableContents"/>
-              <w:bidi w:val="0"/>
-              <w:spacing w:before="0" w:after="283"/>
-              <w:jc w:val="left"/>
-              <w:rPr/>
-            </w:pPr>
-            <w:r>
-              <w:rPr>
-                <w:rStyle w:val="SourceText"/>
-              </w:rPr>
-              <w:t>________</w:t>
-            </w:r>
-          </w:p>
-        </w:tc>
-        <w:tc>
-          <w:tcPr>
-            <w:tcW w:w="1336" w:type="dxa"/>
-            <w:tcBorders/>
-            <w:vAlign w:val="center"/>
-          </w:tcPr>
-          <w:p>
-            <w:pPr>
-              <w:pStyle w:val="TableContents"/>
-              <w:bidi w:val="0"/>
-              <w:spacing w:before="0" w:after="283"/>
-              <w:jc w:val="left"/>
-              <w:rPr/>
-            </w:pPr>
-            <w:r>
-              <w:rPr>
-                <w:rStyle w:val="SourceText"/>
-              </w:rPr>
-              <w:t>________</w:t>
+            <w:tcW w:w="471" w:type="dxa"/>
+            <w:tcBorders>
+              <w:left w:val="single" w:sz="2" w:space="0" w:color="BFC7D5"/>
+              <w:bottom w:val="single" w:sz="2" w:space="0" w:color="BFC7D5"/>
+              <w:right w:val="single" w:sz="6" w:space="0" w:color="BFC7D5"/>
+            </w:tcBorders>
+            <w:vAlign w:val="center"/>
+          </w:tcPr>
+          <w:p>
+            <w:pPr>
+              <w:pStyle w:val="TableContents"/>
+              <w:bidi w:val="0"/>
+              <w:spacing w:before="0" w:after="283"/>
+              <w:jc w:val="left"/>
+              <w:rPr/>
+            </w:pPr>
+            <w:r>
+              <w:rPr/>
+              <w:t>1.3</w:t>
+            </w:r>
+          </w:p>
+        </w:tc>
+        <w:tc>
+          <w:tcPr>
+            <w:tcW w:w="1131" w:type="dxa"/>
+            <w:tcBorders>
+              <w:left w:val="single" w:sz="2" w:space="0" w:color="BFC7D5"/>
+              <w:bottom w:val="single" w:sz="2" w:space="0" w:color="BFC7D5"/>
+              <w:right w:val="single" w:sz="6" w:space="0" w:color="BFC7D5"/>
+            </w:tcBorders>
+            <w:vAlign w:val="center"/>
+          </w:tcPr>
+          <w:p>
+            <w:pPr>
+              <w:pStyle w:val="TableContents"/>
+              <w:bidi w:val="0"/>
+              <w:spacing w:before="0" w:after="283"/>
+              <w:jc w:val="left"/>
+              <w:rPr/>
+            </w:pPr>
+            <w:r>
+              <w:rPr/>
+              <w:t>APPROVED</w:t>
+            </w:r>
+          </w:p>
+        </w:tc>
+        <w:tc>
+          <w:tcPr>
+            <w:tcW w:w="3321" w:type="dxa"/>
+            <w:tcBorders>
+              <w:left w:val="single" w:sz="2" w:space="0" w:color="BFC7D5"/>
+              <w:bottom w:val="single" w:sz="2" w:space="0" w:color="BFC7D5"/>
+              <w:right w:val="single" w:sz="6" w:space="0" w:color="BFC7D5"/>
+            </w:tcBorders>
+            <w:vAlign w:val="center"/>
+          </w:tcPr>
+          <w:p>
+            <w:pPr>
+              <w:pStyle w:val="TableContents"/>
+              <w:bidi w:val="0"/>
+              <w:spacing w:before="0" w:after="283"/>
+              <w:jc w:val="left"/>
+              <w:rPr/>
+            </w:pPr>
+            <w:r>
+              <w:rPr/>
+              <w:t>Managing Director (Anita Johan)</w:t>
+            </w:r>
+          </w:p>
+        </w:tc>
+        <w:tc>
+          <w:tcPr>
+            <w:tcW w:w="1164" w:type="dxa"/>
+            <w:tcBorders>
+              <w:left w:val="single" w:sz="2" w:space="0" w:color="BFC7D5"/>
+              <w:bottom w:val="single" w:sz="2" w:space="0" w:color="BFC7D5"/>
+              <w:right w:val="single" w:sz="6" w:space="0" w:color="BFC7D5"/>
+            </w:tcBorders>
+            <w:vAlign w:val="center"/>
+          </w:tcPr>
+          <w:p>
+            <w:pPr>
+              <w:pStyle w:val="TableContents"/>
+              <w:bidi w:val="0"/>
+              <w:spacing w:before="0" w:after="283"/>
+              <w:jc w:val="left"/>
+              <w:rPr/>
+            </w:pPr>
+            <w:r>
+              <w:rPr/>
+              <w:t>Anita Johan</w:t>
+            </w:r>
+          </w:p>
+        </w:tc>
+        <w:tc>
+          <w:tcPr>
+            <w:tcW w:w="1231" w:type="dxa"/>
+            <w:tcBorders>
+              <w:left w:val="single" w:sz="2" w:space="0" w:color="BFC7D5"/>
+              <w:bottom w:val="single" w:sz="2" w:space="0" w:color="BFC7D5"/>
+              <w:right w:val="single" w:sz="6" w:space="0" w:color="BFC7D5"/>
+            </w:tcBorders>
+            <w:vAlign w:val="center"/>
+          </w:tcPr>
+          <w:p>
+            <w:pPr>
+              <w:pStyle w:val="TableContents"/>
+              <w:bidi w:val="0"/>
+              <w:spacing w:before="0" w:after="283"/>
+              <w:jc w:val="left"/>
+              <w:rPr/>
+            </w:pPr>
+            <w:r>
+              <w:rPr/>
+              <w:t>2026-10-07</w:t>
             </w:r>
           </w:p>
         </w:tc>
@@ -1369,8 +1658,12 @@
         <w:trPr/>
         <w:tc>
           <w:tcPr>
-            <w:tcW w:w="736" w:type="dxa"/>
-            <w:tcBorders/>
+            <w:tcW w:w="714" w:type="dxa"/>
+            <w:tcBorders>
+              <w:left w:val="single" w:sz="6" w:space="0" w:color="BFC7D5"/>
+              <w:bottom w:val="single" w:sz="2" w:space="0" w:color="BFC7D5"/>
+              <w:right w:val="single" w:sz="6" w:space="0" w:color="BFC7D5"/>
+            </w:tcBorders>
             <w:vAlign w:val="center"/>
           </w:tcPr>
           <w:p>
@@ -1389,8 +1682,12 @@
         </w:tc>
         <w:tc>
           <w:tcPr>
-            <w:tcW w:w="4021" w:type="dxa"/>
-            <w:tcBorders/>
+            <w:tcW w:w="3307" w:type="dxa"/>
+            <w:tcBorders>
+              <w:left w:val="single" w:sz="2" w:space="0" w:color="BFC7D5"/>
+              <w:bottom w:val="single" w:sz="2" w:space="0" w:color="BFC7D5"/>
+              <w:right w:val="single" w:sz="6" w:space="0" w:color="BFC7D5"/>
+            </w:tcBorders>
             <w:vAlign w:val="center"/>
           </w:tcPr>
           <w:p>
@@ -1409,8 +1706,12 @@
         </w:tc>
         <w:tc>
           <w:tcPr>
-            <w:tcW w:w="436" w:type="dxa"/>
-            <w:tcBorders/>
+            <w:tcW w:w="471" w:type="dxa"/>
+            <w:tcBorders>
+              <w:left w:val="single" w:sz="2" w:space="0" w:color="BFC7D5"/>
+              <w:bottom w:val="single" w:sz="2" w:space="0" w:color="BFC7D5"/>
+              <w:right w:val="single" w:sz="6" w:space="0" w:color="BFC7D5"/>
+            </w:tcBorders>
             <w:vAlign w:val="center"/>
           </w:tcPr>
           <w:p>
@@ -1429,85 +1730,97 @@
         </w:tc>
         <w:tc>
           <w:tcPr>
-            <w:tcW w:w="691" w:type="dxa"/>
-            <w:tcBorders/>
-            <w:vAlign w:val="center"/>
-          </w:tcPr>
-          <w:p>
-            <w:pPr>
-              <w:pStyle w:val="TableContents"/>
-              <w:bidi w:val="0"/>
-              <w:spacing w:before="0" w:after="283"/>
-              <w:jc w:val="left"/>
-              <w:rPr/>
-            </w:pPr>
-            <w:r>
-              <w:rPr/>
-              <w:t>DRAFT</w:t>
-            </w:r>
-          </w:p>
-        </w:tc>
-        <w:tc>
-          <w:tcPr>
-            <w:tcW w:w="1846" w:type="dxa"/>
-            <w:tcBorders/>
-            <w:vAlign w:val="center"/>
-          </w:tcPr>
-          <w:p>
-            <w:pPr>
-              <w:pStyle w:val="TableContents"/>
-              <w:bidi w:val="0"/>
-              <w:spacing w:before="0" w:after="283"/>
-              <w:jc w:val="left"/>
-              <w:rPr/>
-            </w:pPr>
-            <w:r>
-              <w:rPr/>
-              <w:t>Managing Director</w:t>
-            </w:r>
-          </w:p>
-        </w:tc>
-        <w:tc>
-          <w:tcPr>
-            <w:tcW w:w="1201" w:type="dxa"/>
-            <w:tcBorders/>
-            <w:vAlign w:val="center"/>
-          </w:tcPr>
-          <w:p>
-            <w:pPr>
-              <w:pStyle w:val="TableContents"/>
-              <w:bidi w:val="0"/>
-              <w:spacing w:before="0" w:after="283"/>
-              <w:jc w:val="left"/>
-              <w:rPr/>
-            </w:pPr>
-            <w:r>
-              <w:rPr>
-                <w:rStyle w:val="SourceText"/>
-              </w:rPr>
-              <w:t>________</w:t>
-            </w:r>
-          </w:p>
-        </w:tc>
-        <w:tc>
-          <w:tcPr>
-            <w:tcW w:w="1336" w:type="dxa"/>
-            <w:tcBorders/>
-            <w:vAlign w:val="center"/>
-          </w:tcPr>
-          <w:p>
-            <w:pPr>
-              <w:pStyle w:val="TableContents"/>
-              <w:bidi w:val="0"/>
-              <w:spacing w:before="0" w:after="283"/>
-              <w:jc w:val="left"/>
-              <w:rPr/>
-            </w:pPr>
-            <w:r>
-              <w:rPr>
-                <w:rStyle w:val="SourceText"/>
-              </w:rPr>
-              <w:t>________</w:t>
+            <w:tcW w:w="1131" w:type="dxa"/>
+            <w:tcBorders>
+              <w:left w:val="single" w:sz="2" w:space="0" w:color="BFC7D5"/>
+              <w:bottom w:val="single" w:sz="2" w:space="0" w:color="BFC7D5"/>
+              <w:right w:val="single" w:sz="6" w:space="0" w:color="BFC7D5"/>
+            </w:tcBorders>
+            <w:vAlign w:val="center"/>
+          </w:tcPr>
+          <w:p>
+            <w:pPr>
+              <w:pStyle w:val="TableContents"/>
+              <w:bidi w:val="0"/>
+              <w:spacing w:before="0" w:after="283"/>
+              <w:jc w:val="left"/>
+              <w:rPr/>
+            </w:pPr>
+            <w:r>
+              <w:rPr/>
+              <w:t>APPROVED</w:t>
+            </w:r>
+          </w:p>
+        </w:tc>
+        <w:tc>
+          <w:tcPr>
+            <w:tcW w:w="3321" w:type="dxa"/>
+            <w:tcBorders>
+              <w:left w:val="single" w:sz="2" w:space="0" w:color="BFC7D5"/>
+              <w:bottom w:val="single" w:sz="2" w:space="0" w:color="BFC7D5"/>
+              <w:right w:val="single" w:sz="6" w:space="0" w:color="BFC7D5"/>
+            </w:tcBorders>
+            <w:vAlign w:val="center"/>
+          </w:tcPr>
+          <w:p>
+            <w:pPr>
+              <w:pStyle w:val="TableContents"/>
+              <w:bidi w:val="0"/>
+              <w:spacing w:before="0" w:after="283"/>
+              <w:jc w:val="left"/>
+              <w:rPr/>
+            </w:pPr>
+            <w:r>
+              <w:rPr/>
+              <w:t>Managing Director (Anita Johan)</w:t>
+            </w:r>
+          </w:p>
+        </w:tc>
+        <w:tc>
+          <w:tcPr>
+            <w:tcW w:w="1164" w:type="dxa"/>
+            <w:tcBorders>
+              <w:left w:val="single" w:sz="2" w:space="0" w:color="BFC7D5"/>
+              <w:bottom w:val="single" w:sz="2" w:space="0" w:color="BFC7D5"/>
+              <w:right w:val="single" w:sz="6" w:space="0" w:color="BFC7D5"/>
+            </w:tcBorders>
+            <w:vAlign w:val="center"/>
+          </w:tcPr>
+          <w:p>
+            <w:pPr>
+              <w:pStyle w:val="TableContents"/>
+              <w:bidi w:val="0"/>
+              <w:spacing w:before="0" w:after="283"/>
+              <w:jc w:val="left"/>
+              <w:rPr/>
+            </w:pPr>
+            <w:r>
+              <w:rPr/>
+              <w:t>Anita Johan</w:t>
+            </w:r>
+          </w:p>
+        </w:tc>
+        <w:tc>
+          <w:tcPr>
+            <w:tcW w:w="1231" w:type="dxa"/>
+            <w:tcBorders>
+              <w:left w:val="single" w:sz="2" w:space="0" w:color="BFC7D5"/>
+              <w:bottom w:val="single" w:sz="2" w:space="0" w:color="BFC7D5"/>
+              <w:right w:val="single" w:sz="6" w:space="0" w:color="BFC7D5"/>
+            </w:tcBorders>
+            <w:vAlign w:val="center"/>
+          </w:tcPr>
+          <w:p>
+            <w:pPr>
+              <w:pStyle w:val="TableContents"/>
+              <w:bidi w:val="0"/>
+              <w:spacing w:before="0" w:after="283"/>
+              <w:jc w:val="left"/>
+              <w:rPr/>
+            </w:pPr>
+            <w:r>
+              <w:rPr/>
+              <w:t>2026-10-07</w:t>
             </w:r>
           </w:p>
         </w:tc>
@@ -1516,8 +1829,12 @@
         <w:trPr/>
         <w:tc>
           <w:tcPr>
-            <w:tcW w:w="736" w:type="dxa"/>
-            <w:tcBorders/>
+            <w:tcW w:w="714" w:type="dxa"/>
+            <w:tcBorders>
+              <w:left w:val="single" w:sz="6" w:space="0" w:color="BFC7D5"/>
+              <w:bottom w:val="single" w:sz="2" w:space="0" w:color="BFC7D5"/>
+              <w:right w:val="single" w:sz="6" w:space="0" w:color="BFC7D5"/>
+            </w:tcBorders>
             <w:vAlign w:val="center"/>
           </w:tcPr>
           <w:p>
@@ -1536,8 +1853,12 @@
         </w:tc>
         <w:tc>
           <w:tcPr>
-            <w:tcW w:w="4021" w:type="dxa"/>
-            <w:tcBorders/>
+            <w:tcW w:w="3307" w:type="dxa"/>
+            <w:tcBorders>
+              <w:left w:val="single" w:sz="2" w:space="0" w:color="BFC7D5"/>
+              <w:bottom w:val="single" w:sz="2" w:space="0" w:color="BFC7D5"/>
+              <w:right w:val="single" w:sz="6" w:space="0" w:color="BFC7D5"/>
+            </w:tcBorders>
             <w:vAlign w:val="center"/>
           </w:tcPr>
           <w:p>
@@ -1556,105 +1877,121 @@
         </w:tc>
         <w:tc>
           <w:tcPr>
-            <w:tcW w:w="436" w:type="dxa"/>
-            <w:tcBorders/>
-            <w:vAlign w:val="center"/>
-          </w:tcPr>
-          <w:p>
-            <w:pPr>
-              <w:pStyle w:val="TableContents"/>
-              <w:bidi w:val="0"/>
-              <w:spacing w:before="0" w:after="283"/>
-              <w:jc w:val="left"/>
-              <w:rPr/>
-            </w:pPr>
-            <w:r>
-              <w:rPr/>
-              <w:t>1.2</w:t>
-            </w:r>
-          </w:p>
-        </w:tc>
-        <w:tc>
-          <w:tcPr>
-            <w:tcW w:w="691" w:type="dxa"/>
-            <w:tcBorders/>
-            <w:vAlign w:val="center"/>
-          </w:tcPr>
-          <w:p>
-            <w:pPr>
-              <w:pStyle w:val="TableContents"/>
-              <w:bidi w:val="0"/>
-              <w:spacing w:before="0" w:after="283"/>
-              <w:jc w:val="left"/>
-              <w:rPr/>
-            </w:pPr>
-            <w:r>
-              <w:rPr/>
-              <w:t>DRAFT</w:t>
-            </w:r>
-          </w:p>
-        </w:tc>
-        <w:tc>
-          <w:tcPr>
-            <w:tcW w:w="1846" w:type="dxa"/>
-            <w:tcBorders/>
-            <w:vAlign w:val="center"/>
-          </w:tcPr>
-          <w:p>
-            <w:pPr>
-              <w:pStyle w:val="TableContents"/>
-              <w:bidi w:val="0"/>
-              <w:spacing w:before="0" w:after="283"/>
-              <w:jc w:val="left"/>
-              <w:rPr/>
-            </w:pPr>
-            <w:r>
-              <w:rPr/>
-              <w:t>Managing Director</w:t>
-            </w:r>
-          </w:p>
-        </w:tc>
-        <w:tc>
-          <w:tcPr>
-            <w:tcW w:w="1201" w:type="dxa"/>
-            <w:tcBorders/>
-            <w:vAlign w:val="center"/>
-          </w:tcPr>
-          <w:p>
-            <w:pPr>
-              <w:pStyle w:val="TableContents"/>
-              <w:bidi w:val="0"/>
-              <w:spacing w:before="0" w:after="283"/>
-              <w:jc w:val="left"/>
-              <w:rPr/>
-            </w:pPr>
-            <w:r>
-              <w:rPr>
-                <w:rStyle w:val="SourceText"/>
-              </w:rPr>
-              <w:t>________</w:t>
-            </w:r>
-          </w:p>
-        </w:tc>
-        <w:tc>
-          <w:tcPr>
-            <w:tcW w:w="1336" w:type="dxa"/>
-            <w:tcBorders/>
-            <w:vAlign w:val="center"/>
-          </w:tcPr>
-          <w:p>
-            <w:pPr>
-              <w:pStyle w:val="TableContents"/>
-              <w:bidi w:val="0"/>
-              <w:spacing w:before="0" w:after="283"/>
-              <w:jc w:val="left"/>
-              <w:rPr/>
-            </w:pPr>
-            <w:r>
-              <w:rPr>
-                <w:rStyle w:val="SourceText"/>
-              </w:rPr>
-              <w:t>________</w:t>
+            <w:tcW w:w="471" w:type="dxa"/>
+            <w:tcBorders>
+              <w:left w:val="single" w:sz="2" w:space="0" w:color="BFC7D5"/>
+              <w:bottom w:val="single" w:sz="2" w:space="0" w:color="BFC7D5"/>
+              <w:right w:val="single" w:sz="6" w:space="0" w:color="BFC7D5"/>
+            </w:tcBorders>
+            <w:vAlign w:val="center"/>
+          </w:tcPr>
+          <w:p>
+            <w:pPr>
+              <w:pStyle w:val="TableContents"/>
+              <w:bidi w:val="0"/>
+              <w:spacing w:before="0" w:after="283"/>
+              <w:jc w:val="left"/>
+              <w:rPr/>
+            </w:pPr>
+            <w:r>
+              <w:rPr/>
+              <w:t>1.3</w:t>
+            </w:r>
+          </w:p>
+        </w:tc>
+        <w:tc>
+          <w:tcPr>
+            <w:tcW w:w="1131" w:type="dxa"/>
+            <w:tcBorders>
+              <w:left w:val="single" w:sz="2" w:space="0" w:color="BFC7D5"/>
+              <w:bottom w:val="single" w:sz="2" w:space="0" w:color="BFC7D5"/>
+              <w:right w:val="single" w:sz="6" w:space="0" w:color="BFC7D5"/>
+            </w:tcBorders>
+            <w:vAlign w:val="center"/>
+          </w:tcPr>
+          <w:p>
+            <w:pPr>
+              <w:pStyle w:val="TableContents"/>
+              <w:bidi w:val="0"/>
+              <w:spacing w:before="0" w:after="283"/>
+              <w:jc w:val="left"/>
+              <w:rPr/>
+            </w:pPr>
+            <w:r>
+              <w:rPr/>
+              <w:t>APPROVED</w:t>
+            </w:r>
+          </w:p>
+        </w:tc>
+        <w:tc>
+          <w:tcPr>
+            <w:tcW w:w="3321" w:type="dxa"/>
+            <w:tcBorders>
+              <w:left w:val="single" w:sz="2" w:space="0" w:color="BFC7D5"/>
+              <w:bottom w:val="single" w:sz="2" w:space="0" w:color="BFC7D5"/>
+              <w:right w:val="single" w:sz="6" w:space="0" w:color="BFC7D5"/>
+            </w:tcBorders>
+            <w:vAlign w:val="center"/>
+          </w:tcPr>
+          <w:p>
+            <w:pPr>
+              <w:pStyle w:val="TableContents"/>
+              <w:bidi w:val="0"/>
+              <w:spacing w:before="0" w:after="283"/>
+              <w:jc w:val="left"/>
+              <w:rPr/>
+            </w:pPr>
+            <w:r>
+              <w:rPr/>
+              <w:t>Managing Director (Anita Johan)</w:t>
+            </w:r>
+          </w:p>
+        </w:tc>
+        <w:tc>
+          <w:tcPr>
+            <w:tcW w:w="1164" w:type="dxa"/>
+            <w:tcBorders>
+              <w:left w:val="single" w:sz="2" w:space="0" w:color="BFC7D5"/>
+              <w:bottom w:val="single" w:sz="2" w:space="0" w:color="BFC7D5"/>
+              <w:right w:val="single" w:sz="6" w:space="0" w:color="BFC7D5"/>
+            </w:tcBorders>
+            <w:vAlign w:val="center"/>
+          </w:tcPr>
+          <w:p>
+            <w:pPr>
+              <w:pStyle w:val="TableContents"/>
+              <w:bidi w:val="0"/>
+              <w:spacing w:before="0" w:after="283"/>
+              <w:jc w:val="left"/>
+              <w:rPr/>
+            </w:pPr>
+            <w:r>
+              <w:rPr/>
+              <w:t>Anita Johan</w:t>
+            </w:r>
+          </w:p>
+        </w:tc>
+        <w:tc>
+          <w:tcPr>
+            <w:tcW w:w="1231" w:type="dxa"/>
+            <w:tcBorders>
+              <w:left w:val="single" w:sz="2" w:space="0" w:color="BFC7D5"/>
+              <w:bottom w:val="single" w:sz="2" w:space="0" w:color="BFC7D5"/>
+              <w:right w:val="single" w:sz="6" w:space="0" w:color="BFC7D5"/>
+            </w:tcBorders>
+            <w:vAlign w:val="center"/>
+          </w:tcPr>
+          <w:p>
+            <w:pPr>
+              <w:pStyle w:val="TableContents"/>
+              <w:bidi w:val="0"/>
+              <w:spacing w:before="0" w:after="283"/>
+              <w:jc w:val="left"/>
+              <w:rPr/>
+            </w:pPr>
+            <w:r>
+              <w:rPr/>
+              <w:t>2026-10-07</w:t>
             </w:r>
           </w:p>
         </w:tc>
@@ -1663,8 +2000,12 @@
         <w:trPr/>
         <w:tc>
           <w:tcPr>
-            <w:tcW w:w="736" w:type="dxa"/>
-            <w:tcBorders/>
+            <w:tcW w:w="714" w:type="dxa"/>
+            <w:tcBorders>
+              <w:left w:val="single" w:sz="6" w:space="0" w:color="BFC7D5"/>
+              <w:bottom w:val="single" w:sz="2" w:space="0" w:color="BFC7D5"/>
+              <w:right w:val="single" w:sz="6" w:space="0" w:color="BFC7D5"/>
+            </w:tcBorders>
             <w:vAlign w:val="center"/>
           </w:tcPr>
           <w:p>
@@ -1683,8 +2024,12 @@
         </w:tc>
         <w:tc>
           <w:tcPr>
-            <w:tcW w:w="4021" w:type="dxa"/>
-            <w:tcBorders/>
+            <w:tcW w:w="3307" w:type="dxa"/>
+            <w:tcBorders>
+              <w:left w:val="single" w:sz="2" w:space="0" w:color="BFC7D5"/>
+              <w:bottom w:val="single" w:sz="2" w:space="0" w:color="BFC7D5"/>
+              <w:right w:val="single" w:sz="6" w:space="0" w:color="BFC7D5"/>
+            </w:tcBorders>
             <w:vAlign w:val="center"/>
           </w:tcPr>
           <w:p>
@@ -1703,105 +2048,121 @@
         </w:tc>
         <w:tc>
           <w:tcPr>
-            <w:tcW w:w="436" w:type="dxa"/>
-            <w:tcBorders/>
-            <w:vAlign w:val="center"/>
-          </w:tcPr>
-          <w:p>
-            <w:pPr>
-              <w:pStyle w:val="TableContents"/>
-              <w:bidi w:val="0"/>
-              <w:spacing w:before="0" w:after="283"/>
-              <w:jc w:val="left"/>
-              <w:rPr/>
-            </w:pPr>
-            <w:r>
-              <w:rPr/>
-              <w:t>1.0</w:t>
-            </w:r>
-          </w:p>
-        </w:tc>
-        <w:tc>
-          <w:tcPr>
-            <w:tcW w:w="691" w:type="dxa"/>
-            <w:tcBorders/>
-            <w:vAlign w:val="center"/>
-          </w:tcPr>
-          <w:p>
-            <w:pPr>
-              <w:pStyle w:val="TableContents"/>
-              <w:bidi w:val="0"/>
-              <w:spacing w:before="0" w:after="283"/>
-              <w:jc w:val="left"/>
-              <w:rPr/>
-            </w:pPr>
-            <w:r>
-              <w:rPr/>
-              <w:t>DRAFT</w:t>
-            </w:r>
-          </w:p>
-        </w:tc>
-        <w:tc>
-          <w:tcPr>
-            <w:tcW w:w="1846" w:type="dxa"/>
-            <w:tcBorders/>
-            <w:vAlign w:val="center"/>
-          </w:tcPr>
-          <w:p>
-            <w:pPr>
-              <w:pStyle w:val="TableContents"/>
-              <w:bidi w:val="0"/>
-              <w:spacing w:before="0" w:after="283"/>
-              <w:jc w:val="left"/>
-              <w:rPr/>
-            </w:pPr>
-            <w:r>
-              <w:rPr/>
-              <w:t>Lead Engineer</w:t>
-            </w:r>
-          </w:p>
-        </w:tc>
-        <w:tc>
-          <w:tcPr>
-            <w:tcW w:w="1201" w:type="dxa"/>
-            <w:tcBorders/>
-            <w:vAlign w:val="center"/>
-          </w:tcPr>
-          <w:p>
-            <w:pPr>
-              <w:pStyle w:val="TableContents"/>
-              <w:bidi w:val="0"/>
-              <w:spacing w:before="0" w:after="283"/>
-              <w:jc w:val="left"/>
-              <w:rPr/>
-            </w:pPr>
-            <w:r>
-              <w:rPr>
-                <w:rStyle w:val="SourceText"/>
-              </w:rPr>
-              <w:t>________</w:t>
-            </w:r>
-          </w:p>
-        </w:tc>
-        <w:tc>
-          <w:tcPr>
-            <w:tcW w:w="1336" w:type="dxa"/>
-            <w:tcBorders/>
-            <w:vAlign w:val="center"/>
-          </w:tcPr>
-          <w:p>
-            <w:pPr>
-              <w:pStyle w:val="TableContents"/>
-              <w:bidi w:val="0"/>
-              <w:spacing w:before="0" w:after="283"/>
-              <w:jc w:val="left"/>
-              <w:rPr/>
-            </w:pPr>
-            <w:r>
-              <w:rPr>
-                <w:rStyle w:val="SourceText"/>
-              </w:rPr>
-              <w:t>________</w:t>
+            <w:tcW w:w="471" w:type="dxa"/>
+            <w:tcBorders>
+              <w:left w:val="single" w:sz="2" w:space="0" w:color="BFC7D5"/>
+              <w:bottom w:val="single" w:sz="2" w:space="0" w:color="BFC7D5"/>
+              <w:right w:val="single" w:sz="6" w:space="0" w:color="BFC7D5"/>
+            </w:tcBorders>
+            <w:vAlign w:val="center"/>
+          </w:tcPr>
+          <w:p>
+            <w:pPr>
+              <w:pStyle w:val="TableContents"/>
+              <w:bidi w:val="0"/>
+              <w:spacing w:before="0" w:after="283"/>
+              <w:jc w:val="left"/>
+              <w:rPr/>
+            </w:pPr>
+            <w:r>
+              <w:rPr/>
+              <w:t>1.1</w:t>
+            </w:r>
+          </w:p>
+        </w:tc>
+        <w:tc>
+          <w:tcPr>
+            <w:tcW w:w="1131" w:type="dxa"/>
+            <w:tcBorders>
+              <w:left w:val="single" w:sz="2" w:space="0" w:color="BFC7D5"/>
+              <w:bottom w:val="single" w:sz="2" w:space="0" w:color="BFC7D5"/>
+              <w:right w:val="single" w:sz="6" w:space="0" w:color="BFC7D5"/>
+            </w:tcBorders>
+            <w:vAlign w:val="center"/>
+          </w:tcPr>
+          <w:p>
+            <w:pPr>
+              <w:pStyle w:val="TableContents"/>
+              <w:bidi w:val="0"/>
+              <w:spacing w:before="0" w:after="283"/>
+              <w:jc w:val="left"/>
+              <w:rPr/>
+            </w:pPr>
+            <w:r>
+              <w:rPr/>
+              <w:t>APPROVED</w:t>
+            </w:r>
+          </w:p>
+        </w:tc>
+        <w:tc>
+          <w:tcPr>
+            <w:tcW w:w="3321" w:type="dxa"/>
+            <w:tcBorders>
+              <w:left w:val="single" w:sz="2" w:space="0" w:color="BFC7D5"/>
+              <w:bottom w:val="single" w:sz="2" w:space="0" w:color="BFC7D5"/>
+              <w:right w:val="single" w:sz="6" w:space="0" w:color="BFC7D5"/>
+            </w:tcBorders>
+            <w:vAlign w:val="center"/>
+          </w:tcPr>
+          <w:p>
+            <w:pPr>
+              <w:pStyle w:val="TableContents"/>
+              <w:bidi w:val="0"/>
+              <w:spacing w:before="0" w:after="283"/>
+              <w:jc w:val="left"/>
+              <w:rPr/>
+            </w:pPr>
+            <w:r>
+              <w:rPr/>
+              <w:t>Lead Engineer (Richard Watson Stephen Amudha)</w:t>
+            </w:r>
+          </w:p>
+        </w:tc>
+        <w:tc>
+          <w:tcPr>
+            <w:tcW w:w="1164" w:type="dxa"/>
+            <w:tcBorders>
+              <w:left w:val="single" w:sz="2" w:space="0" w:color="BFC7D5"/>
+              <w:bottom w:val="single" w:sz="2" w:space="0" w:color="BFC7D5"/>
+              <w:right w:val="single" w:sz="6" w:space="0" w:color="BFC7D5"/>
+            </w:tcBorders>
+            <w:vAlign w:val="center"/>
+          </w:tcPr>
+          <w:p>
+            <w:pPr>
+              <w:pStyle w:val="TableContents"/>
+              <w:bidi w:val="0"/>
+              <w:spacing w:before="0" w:after="283"/>
+              <w:jc w:val="left"/>
+              <w:rPr/>
+            </w:pPr>
+            <w:r>
+              <w:rPr/>
+              <w:t>Anita Johan</w:t>
+            </w:r>
+          </w:p>
+        </w:tc>
+        <w:tc>
+          <w:tcPr>
+            <w:tcW w:w="1231" w:type="dxa"/>
+            <w:tcBorders>
+              <w:left w:val="single" w:sz="2" w:space="0" w:color="BFC7D5"/>
+              <w:bottom w:val="single" w:sz="2" w:space="0" w:color="BFC7D5"/>
+              <w:right w:val="single" w:sz="6" w:space="0" w:color="BFC7D5"/>
+            </w:tcBorders>
+            <w:vAlign w:val="center"/>
+          </w:tcPr>
+          <w:p>
+            <w:pPr>
+              <w:pStyle w:val="TableContents"/>
+              <w:bidi w:val="0"/>
+              <w:spacing w:before="0" w:after="283"/>
+              <w:jc w:val="left"/>
+              <w:rPr/>
+            </w:pPr>
+            <w:r>
+              <w:rPr/>
+              <w:t>2026-10-07</w:t>
             </w:r>
           </w:p>
         </w:tc>
@@ -1810,8 +2171,12 @@
         <w:trPr/>
         <w:tc>
           <w:tcPr>
-            <w:tcW w:w="736" w:type="dxa"/>
-            <w:tcBorders/>
+            <w:tcW w:w="714" w:type="dxa"/>
+            <w:tcBorders>
+              <w:left w:val="single" w:sz="6" w:space="0" w:color="BFC7D5"/>
+              <w:bottom w:val="single" w:sz="2" w:space="0" w:color="BFC7D5"/>
+              <w:right w:val="single" w:sz="6" w:space="0" w:color="BFC7D5"/>
+            </w:tcBorders>
             <w:vAlign w:val="center"/>
           </w:tcPr>
           <w:p>
@@ -1830,8 +2195,12 @@
         </w:tc>
         <w:tc>
           <w:tcPr>
-            <w:tcW w:w="4021" w:type="dxa"/>
-            <w:tcBorders/>
+            <w:tcW w:w="3307" w:type="dxa"/>
+            <w:tcBorders>
+              <w:left w:val="single" w:sz="2" w:space="0" w:color="BFC7D5"/>
+              <w:bottom w:val="single" w:sz="2" w:space="0" w:color="BFC7D5"/>
+              <w:right w:val="single" w:sz="6" w:space="0" w:color="BFC7D5"/>
+            </w:tcBorders>
             <w:vAlign w:val="center"/>
           </w:tcPr>
           <w:p>
@@ -1850,105 +2219,121 @@
         </w:tc>
         <w:tc>
           <w:tcPr>
-            <w:tcW w:w="436" w:type="dxa"/>
-            <w:tcBorders/>
-            <w:vAlign w:val="center"/>
-          </w:tcPr>
-          <w:p>
-            <w:pPr>
-              <w:pStyle w:val="TableContents"/>
-              <w:bidi w:val="0"/>
-              <w:spacing w:before="0" w:after="283"/>
-              <w:jc w:val="left"/>
-              <w:rPr/>
-            </w:pPr>
-            <w:r>
-              <w:rPr/>
-              <w:t>1.0</w:t>
-            </w:r>
-          </w:p>
-        </w:tc>
-        <w:tc>
-          <w:tcPr>
-            <w:tcW w:w="691" w:type="dxa"/>
-            <w:tcBorders/>
-            <w:vAlign w:val="center"/>
-          </w:tcPr>
-          <w:p>
-            <w:pPr>
-              <w:pStyle w:val="TableContents"/>
-              <w:bidi w:val="0"/>
-              <w:spacing w:before="0" w:after="283"/>
-              <w:jc w:val="left"/>
-              <w:rPr/>
-            </w:pPr>
-            <w:r>
-              <w:rPr/>
-              <w:t>DRAFT</w:t>
-            </w:r>
-          </w:p>
-        </w:tc>
-        <w:tc>
-          <w:tcPr>
-            <w:tcW w:w="1846" w:type="dxa"/>
-            <w:tcBorders/>
-            <w:vAlign w:val="center"/>
-          </w:tcPr>
-          <w:p>
-            <w:pPr>
-              <w:pStyle w:val="TableContents"/>
-              <w:bidi w:val="0"/>
-              <w:spacing w:before="0" w:after="283"/>
-              <w:jc w:val="left"/>
-              <w:rPr/>
-            </w:pPr>
-            <w:r>
-              <w:rPr/>
-              <w:t>Lead Engineer</w:t>
-            </w:r>
-          </w:p>
-        </w:tc>
-        <w:tc>
-          <w:tcPr>
-            <w:tcW w:w="1201" w:type="dxa"/>
-            <w:tcBorders/>
-            <w:vAlign w:val="center"/>
-          </w:tcPr>
-          <w:p>
-            <w:pPr>
-              <w:pStyle w:val="TableContents"/>
-              <w:bidi w:val="0"/>
-              <w:spacing w:before="0" w:after="283"/>
-              <w:jc w:val="left"/>
-              <w:rPr/>
-            </w:pPr>
-            <w:r>
-              <w:rPr>
-                <w:rStyle w:val="SourceText"/>
-              </w:rPr>
-              <w:t>________</w:t>
-            </w:r>
-          </w:p>
-        </w:tc>
-        <w:tc>
-          <w:tcPr>
-            <w:tcW w:w="1336" w:type="dxa"/>
-            <w:tcBorders/>
-            <w:vAlign w:val="center"/>
-          </w:tcPr>
-          <w:p>
-            <w:pPr>
-              <w:pStyle w:val="TableContents"/>
-              <w:bidi w:val="0"/>
-              <w:spacing w:before="0" w:after="283"/>
-              <w:jc w:val="left"/>
-              <w:rPr/>
-            </w:pPr>
-            <w:r>
-              <w:rPr>
-                <w:rStyle w:val="SourceText"/>
-              </w:rPr>
-              <w:t>________</w:t>
+            <w:tcW w:w="471" w:type="dxa"/>
+            <w:tcBorders>
+              <w:left w:val="single" w:sz="2" w:space="0" w:color="BFC7D5"/>
+              <w:bottom w:val="single" w:sz="2" w:space="0" w:color="BFC7D5"/>
+              <w:right w:val="single" w:sz="6" w:space="0" w:color="BFC7D5"/>
+            </w:tcBorders>
+            <w:vAlign w:val="center"/>
+          </w:tcPr>
+          <w:p>
+            <w:pPr>
+              <w:pStyle w:val="TableContents"/>
+              <w:bidi w:val="0"/>
+              <w:spacing w:before="0" w:after="283"/>
+              <w:jc w:val="left"/>
+              <w:rPr/>
+            </w:pPr>
+            <w:r>
+              <w:rPr/>
+              <w:t>1.1</w:t>
+            </w:r>
+          </w:p>
+        </w:tc>
+        <w:tc>
+          <w:tcPr>
+            <w:tcW w:w="1131" w:type="dxa"/>
+            <w:tcBorders>
+              <w:left w:val="single" w:sz="2" w:space="0" w:color="BFC7D5"/>
+              <w:bottom w:val="single" w:sz="2" w:space="0" w:color="BFC7D5"/>
+              <w:right w:val="single" w:sz="6" w:space="0" w:color="BFC7D5"/>
+            </w:tcBorders>
+            <w:vAlign w:val="center"/>
+          </w:tcPr>
+          <w:p>
+            <w:pPr>
+              <w:pStyle w:val="TableContents"/>
+              <w:bidi w:val="0"/>
+              <w:spacing w:before="0" w:after="283"/>
+              <w:jc w:val="left"/>
+              <w:rPr/>
+            </w:pPr>
+            <w:r>
+              <w:rPr/>
+              <w:t>APPROVED</w:t>
+            </w:r>
+          </w:p>
+        </w:tc>
+        <w:tc>
+          <w:tcPr>
+            <w:tcW w:w="3321" w:type="dxa"/>
+            <w:tcBorders>
+              <w:left w:val="single" w:sz="2" w:space="0" w:color="BFC7D5"/>
+              <w:bottom w:val="single" w:sz="2" w:space="0" w:color="BFC7D5"/>
+              <w:right w:val="single" w:sz="6" w:space="0" w:color="BFC7D5"/>
+            </w:tcBorders>
+            <w:vAlign w:val="center"/>
+          </w:tcPr>
+          <w:p>
+            <w:pPr>
+              <w:pStyle w:val="TableContents"/>
+              <w:bidi w:val="0"/>
+              <w:spacing w:before="0" w:after="283"/>
+              <w:jc w:val="left"/>
+              <w:rPr/>
+            </w:pPr>
+            <w:r>
+              <w:rPr/>
+              <w:t>Lead Engineer (Richard Watson Stephen Amudha)</w:t>
+            </w:r>
+          </w:p>
+        </w:tc>
+        <w:tc>
+          <w:tcPr>
+            <w:tcW w:w="1164" w:type="dxa"/>
+            <w:tcBorders>
+              <w:left w:val="single" w:sz="2" w:space="0" w:color="BFC7D5"/>
+              <w:bottom w:val="single" w:sz="2" w:space="0" w:color="BFC7D5"/>
+              <w:right w:val="single" w:sz="6" w:space="0" w:color="BFC7D5"/>
+            </w:tcBorders>
+            <w:vAlign w:val="center"/>
+          </w:tcPr>
+          <w:p>
+            <w:pPr>
+              <w:pStyle w:val="TableContents"/>
+              <w:bidi w:val="0"/>
+              <w:spacing w:before="0" w:after="283"/>
+              <w:jc w:val="left"/>
+              <w:rPr/>
+            </w:pPr>
+            <w:r>
+              <w:rPr/>
+              <w:t>Anita Johan</w:t>
+            </w:r>
+          </w:p>
+        </w:tc>
+        <w:tc>
+          <w:tcPr>
+            <w:tcW w:w="1231" w:type="dxa"/>
+            <w:tcBorders>
+              <w:left w:val="single" w:sz="2" w:space="0" w:color="BFC7D5"/>
+              <w:bottom w:val="single" w:sz="2" w:space="0" w:color="BFC7D5"/>
+              <w:right w:val="single" w:sz="6" w:space="0" w:color="BFC7D5"/>
+            </w:tcBorders>
+            <w:vAlign w:val="center"/>
+          </w:tcPr>
+          <w:p>
+            <w:pPr>
+              <w:pStyle w:val="TableContents"/>
+              <w:bidi w:val="0"/>
+              <w:spacing w:before="0" w:after="283"/>
+              <w:jc w:val="left"/>
+              <w:rPr/>
+            </w:pPr>
+            <w:r>
+              <w:rPr/>
+              <w:t>2026-10-07</w:t>
             </w:r>
           </w:p>
         </w:tc>
@@ -1957,8 +2342,12 @@
         <w:trPr/>
         <w:tc>
           <w:tcPr>
-            <w:tcW w:w="736" w:type="dxa"/>
-            <w:tcBorders/>
+            <w:tcW w:w="714" w:type="dxa"/>
+            <w:tcBorders>
+              <w:left w:val="single" w:sz="6" w:space="0" w:color="BFC7D5"/>
+              <w:bottom w:val="single" w:sz="2" w:space="0" w:color="BFC7D5"/>
+              <w:right w:val="single" w:sz="6" w:space="0" w:color="BFC7D5"/>
+            </w:tcBorders>
             <w:vAlign w:val="center"/>
           </w:tcPr>
           <w:p>
@@ -1977,8 +2366,12 @@
         </w:tc>
         <w:tc>
           <w:tcPr>
-            <w:tcW w:w="4021" w:type="dxa"/>
-            <w:tcBorders/>
+            <w:tcW w:w="3307" w:type="dxa"/>
+            <w:tcBorders>
+              <w:left w:val="single" w:sz="2" w:space="0" w:color="BFC7D5"/>
+              <w:bottom w:val="single" w:sz="2" w:space="0" w:color="BFC7D5"/>
+              <w:right w:val="single" w:sz="6" w:space="0" w:color="BFC7D5"/>
+            </w:tcBorders>
             <w:vAlign w:val="center"/>
           </w:tcPr>
           <w:p>
@@ -1997,8 +2390,12 @@
         </w:tc>
         <w:tc>
           <w:tcPr>
-            <w:tcW w:w="436" w:type="dxa"/>
-            <w:tcBorders/>
+            <w:tcW w:w="471" w:type="dxa"/>
+            <w:tcBorders>
+              <w:left w:val="single" w:sz="2" w:space="0" w:color="BFC7D5"/>
+              <w:bottom w:val="single" w:sz="2" w:space="0" w:color="BFC7D5"/>
+              <w:right w:val="single" w:sz="6" w:space="0" w:color="BFC7D5"/>
+            </w:tcBorders>
             <w:vAlign w:val="center"/>
           </w:tcPr>
           <w:p>
@@ -2017,85 +2414,97 @@
         </w:tc>
         <w:tc>
           <w:tcPr>
-            <w:tcW w:w="691" w:type="dxa"/>
-            <w:tcBorders/>
-            <w:vAlign w:val="center"/>
-          </w:tcPr>
-          <w:p>
-            <w:pPr>
-              <w:pStyle w:val="TableContents"/>
-              <w:bidi w:val="0"/>
-              <w:spacing w:before="0" w:after="283"/>
-              <w:jc w:val="left"/>
-              <w:rPr/>
-            </w:pPr>
-            <w:r>
-              <w:rPr/>
-              <w:t>DRAFT</w:t>
-            </w:r>
-          </w:p>
-        </w:tc>
-        <w:tc>
-          <w:tcPr>
-            <w:tcW w:w="1846" w:type="dxa"/>
-            <w:tcBorders/>
-            <w:vAlign w:val="center"/>
-          </w:tcPr>
-          <w:p>
-            <w:pPr>
-              <w:pStyle w:val="TableContents"/>
-              <w:bidi w:val="0"/>
-              <w:spacing w:before="0" w:after="283"/>
-              <w:jc w:val="left"/>
-              <w:rPr/>
-            </w:pPr>
-            <w:r>
-              <w:rPr/>
-              <w:t>Lead Engineer</w:t>
-            </w:r>
-          </w:p>
-        </w:tc>
-        <w:tc>
-          <w:tcPr>
-            <w:tcW w:w="1201" w:type="dxa"/>
-            <w:tcBorders/>
-            <w:vAlign w:val="center"/>
-          </w:tcPr>
-          <w:p>
-            <w:pPr>
-              <w:pStyle w:val="TableContents"/>
-              <w:bidi w:val="0"/>
-              <w:spacing w:before="0" w:after="283"/>
-              <w:jc w:val="left"/>
-              <w:rPr/>
-            </w:pPr>
-            <w:r>
-              <w:rPr>
-                <w:rStyle w:val="SourceText"/>
-              </w:rPr>
-              <w:t>________</w:t>
-            </w:r>
-          </w:p>
-        </w:tc>
-        <w:tc>
-          <w:tcPr>
-            <w:tcW w:w="1336" w:type="dxa"/>
-            <w:tcBorders/>
-            <w:vAlign w:val="center"/>
-          </w:tcPr>
-          <w:p>
-            <w:pPr>
-              <w:pStyle w:val="TableContents"/>
-              <w:bidi w:val="0"/>
-              <w:spacing w:before="0" w:after="283"/>
-              <w:jc w:val="left"/>
-              <w:rPr/>
-            </w:pPr>
-            <w:r>
-              <w:rPr>
-                <w:rStyle w:val="SourceText"/>
-              </w:rPr>
-              <w:t>________</w:t>
+            <w:tcW w:w="1131" w:type="dxa"/>
+            <w:tcBorders>
+              <w:left w:val="single" w:sz="2" w:space="0" w:color="BFC7D5"/>
+              <w:bottom w:val="single" w:sz="2" w:space="0" w:color="BFC7D5"/>
+              <w:right w:val="single" w:sz="6" w:space="0" w:color="BFC7D5"/>
+            </w:tcBorders>
+            <w:vAlign w:val="center"/>
+          </w:tcPr>
+          <w:p>
+            <w:pPr>
+              <w:pStyle w:val="TableContents"/>
+              <w:bidi w:val="0"/>
+              <w:spacing w:before="0" w:after="283"/>
+              <w:jc w:val="left"/>
+              <w:rPr/>
+            </w:pPr>
+            <w:r>
+              <w:rPr/>
+              <w:t>APPROVED</w:t>
+            </w:r>
+          </w:p>
+        </w:tc>
+        <w:tc>
+          <w:tcPr>
+            <w:tcW w:w="3321" w:type="dxa"/>
+            <w:tcBorders>
+              <w:left w:val="single" w:sz="2" w:space="0" w:color="BFC7D5"/>
+              <w:bottom w:val="single" w:sz="2" w:space="0" w:color="BFC7D5"/>
+              <w:right w:val="single" w:sz="6" w:space="0" w:color="BFC7D5"/>
+            </w:tcBorders>
+            <w:vAlign w:val="center"/>
+          </w:tcPr>
+          <w:p>
+            <w:pPr>
+              <w:pStyle w:val="TableContents"/>
+              <w:bidi w:val="0"/>
+              <w:spacing w:before="0" w:after="283"/>
+              <w:jc w:val="left"/>
+              <w:rPr/>
+            </w:pPr>
+            <w:r>
+              <w:rPr/>
+              <w:t>Lead Engineer (Richard Watson Stephen Amudha)</w:t>
+            </w:r>
+          </w:p>
+        </w:tc>
+        <w:tc>
+          <w:tcPr>
+            <w:tcW w:w="1164" w:type="dxa"/>
+            <w:tcBorders>
+              <w:left w:val="single" w:sz="2" w:space="0" w:color="BFC7D5"/>
+              <w:bottom w:val="single" w:sz="2" w:space="0" w:color="BFC7D5"/>
+              <w:right w:val="single" w:sz="6" w:space="0" w:color="BFC7D5"/>
+            </w:tcBorders>
+            <w:vAlign w:val="center"/>
+          </w:tcPr>
+          <w:p>
+            <w:pPr>
+              <w:pStyle w:val="TableContents"/>
+              <w:bidi w:val="0"/>
+              <w:spacing w:before="0" w:after="283"/>
+              <w:jc w:val="left"/>
+              <w:rPr/>
+            </w:pPr>
+            <w:r>
+              <w:rPr/>
+              <w:t>Anita Johan</w:t>
+            </w:r>
+          </w:p>
+        </w:tc>
+        <w:tc>
+          <w:tcPr>
+            <w:tcW w:w="1231" w:type="dxa"/>
+            <w:tcBorders>
+              <w:left w:val="single" w:sz="2" w:space="0" w:color="BFC7D5"/>
+              <w:bottom w:val="single" w:sz="2" w:space="0" w:color="BFC7D5"/>
+              <w:right w:val="single" w:sz="6" w:space="0" w:color="BFC7D5"/>
+            </w:tcBorders>
+            <w:vAlign w:val="center"/>
+          </w:tcPr>
+          <w:p>
+            <w:pPr>
+              <w:pStyle w:val="TableContents"/>
+              <w:bidi w:val="0"/>
+              <w:spacing w:before="0" w:after="283"/>
+              <w:jc w:val="left"/>
+              <w:rPr/>
+            </w:pPr>
+            <w:r>
+              <w:rPr/>
+              <w:t>2026-10-07</w:t>
             </w:r>
           </w:p>
         </w:tc>
@@ -2104,8 +2513,12 @@
         <w:trPr/>
         <w:tc>
           <w:tcPr>
-            <w:tcW w:w="736" w:type="dxa"/>
-            <w:tcBorders/>
+            <w:tcW w:w="714" w:type="dxa"/>
+            <w:tcBorders>
+              <w:left w:val="single" w:sz="6" w:space="0" w:color="BFC7D5"/>
+              <w:bottom w:val="single" w:sz="2" w:space="0" w:color="BFC7D5"/>
+              <w:right w:val="single" w:sz="6" w:space="0" w:color="BFC7D5"/>
+            </w:tcBorders>
             <w:vAlign w:val="center"/>
           </w:tcPr>
           <w:p>
@@ -2124,8 +2537,12 @@
         </w:tc>
         <w:tc>
           <w:tcPr>
-            <w:tcW w:w="4021" w:type="dxa"/>
-            <w:tcBorders/>
+            <w:tcW w:w="3307" w:type="dxa"/>
+            <w:tcBorders>
+              <w:left w:val="single" w:sz="2" w:space="0" w:color="BFC7D5"/>
+              <w:bottom w:val="single" w:sz="2" w:space="0" w:color="BFC7D5"/>
+              <w:right w:val="single" w:sz="6" w:space="0" w:color="BFC7D5"/>
+            </w:tcBorders>
             <w:vAlign w:val="center"/>
           </w:tcPr>
           <w:p>
@@ -2144,8 +2561,12 @@
         </w:tc>
         <w:tc>
           <w:tcPr>
-            <w:tcW w:w="436" w:type="dxa"/>
-            <w:tcBorders/>
+            <w:tcW w:w="471" w:type="dxa"/>
+            <w:tcBorders>
+              <w:left w:val="single" w:sz="2" w:space="0" w:color="BFC7D5"/>
+              <w:bottom w:val="single" w:sz="2" w:space="0" w:color="BFC7D5"/>
+              <w:right w:val="single" w:sz="6" w:space="0" w:color="BFC7D5"/>
+            </w:tcBorders>
             <w:vAlign w:val="center"/>
           </w:tcPr>
           <w:p>
@@ -2164,85 +2585,97 @@
         </w:tc>
         <w:tc>
           <w:tcPr>
-            <w:tcW w:w="691" w:type="dxa"/>
-            <w:tcBorders/>
-            <w:vAlign w:val="center"/>
-          </w:tcPr>
-          <w:p>
-            <w:pPr>
-              <w:pStyle w:val="TableContents"/>
-              <w:bidi w:val="0"/>
-              <w:spacing w:before="0" w:after="283"/>
-              <w:jc w:val="left"/>
-              <w:rPr/>
-            </w:pPr>
-            <w:r>
-              <w:rPr/>
-              <w:t>DRAFT</w:t>
-            </w:r>
-          </w:p>
-        </w:tc>
-        <w:tc>
-          <w:tcPr>
-            <w:tcW w:w="1846" w:type="dxa"/>
-            <w:tcBorders/>
-            <w:vAlign w:val="center"/>
-          </w:tcPr>
-          <w:p>
-            <w:pPr>
-              <w:pStyle w:val="TableContents"/>
-              <w:bidi w:val="0"/>
-              <w:spacing w:before="0" w:after="283"/>
-              <w:jc w:val="left"/>
-              <w:rPr/>
-            </w:pPr>
-            <w:r>
-              <w:rPr/>
-              <w:t>Lead Engineer</w:t>
-            </w:r>
-          </w:p>
-        </w:tc>
-        <w:tc>
-          <w:tcPr>
-            <w:tcW w:w="1201" w:type="dxa"/>
-            <w:tcBorders/>
-            <w:vAlign w:val="center"/>
-          </w:tcPr>
-          <w:p>
-            <w:pPr>
-              <w:pStyle w:val="TableContents"/>
-              <w:bidi w:val="0"/>
-              <w:spacing w:before="0" w:after="283"/>
-              <w:jc w:val="left"/>
-              <w:rPr/>
-            </w:pPr>
-            <w:r>
-              <w:rPr>
-                <w:rStyle w:val="SourceText"/>
-              </w:rPr>
-              <w:t>________</w:t>
-            </w:r>
-          </w:p>
-        </w:tc>
-        <w:tc>
-          <w:tcPr>
-            <w:tcW w:w="1336" w:type="dxa"/>
-            <w:tcBorders/>
-            <w:vAlign w:val="center"/>
-          </w:tcPr>
-          <w:p>
-            <w:pPr>
-              <w:pStyle w:val="TableContents"/>
-              <w:bidi w:val="0"/>
-              <w:spacing w:before="0" w:after="283"/>
-              <w:jc w:val="left"/>
-              <w:rPr/>
-            </w:pPr>
-            <w:r>
-              <w:rPr>
-                <w:rStyle w:val="SourceText"/>
-              </w:rPr>
-              <w:t>________</w:t>
+            <w:tcW w:w="1131" w:type="dxa"/>
+            <w:tcBorders>
+              <w:left w:val="single" w:sz="2" w:space="0" w:color="BFC7D5"/>
+              <w:bottom w:val="single" w:sz="2" w:space="0" w:color="BFC7D5"/>
+              <w:right w:val="single" w:sz="6" w:space="0" w:color="BFC7D5"/>
+            </w:tcBorders>
+            <w:vAlign w:val="center"/>
+          </w:tcPr>
+          <w:p>
+            <w:pPr>
+              <w:pStyle w:val="TableContents"/>
+              <w:bidi w:val="0"/>
+              <w:spacing w:before="0" w:after="283"/>
+              <w:jc w:val="left"/>
+              <w:rPr/>
+            </w:pPr>
+            <w:r>
+              <w:rPr/>
+              <w:t>APPROVED</w:t>
+            </w:r>
+          </w:p>
+        </w:tc>
+        <w:tc>
+          <w:tcPr>
+            <w:tcW w:w="3321" w:type="dxa"/>
+            <w:tcBorders>
+              <w:left w:val="single" w:sz="2" w:space="0" w:color="BFC7D5"/>
+              <w:bottom w:val="single" w:sz="2" w:space="0" w:color="BFC7D5"/>
+              <w:right w:val="single" w:sz="6" w:space="0" w:color="BFC7D5"/>
+            </w:tcBorders>
+            <w:vAlign w:val="center"/>
+          </w:tcPr>
+          <w:p>
+            <w:pPr>
+              <w:pStyle w:val="TableContents"/>
+              <w:bidi w:val="0"/>
+              <w:spacing w:before="0" w:after="283"/>
+              <w:jc w:val="left"/>
+              <w:rPr/>
+            </w:pPr>
+            <w:r>
+              <w:rPr/>
+              <w:t>Lead Engineer (Richard Watson Stephen Amudha)</w:t>
+            </w:r>
+          </w:p>
+        </w:tc>
+        <w:tc>
+          <w:tcPr>
+            <w:tcW w:w="1164" w:type="dxa"/>
+            <w:tcBorders>
+              <w:left w:val="single" w:sz="2" w:space="0" w:color="BFC7D5"/>
+              <w:bottom w:val="single" w:sz="2" w:space="0" w:color="BFC7D5"/>
+              <w:right w:val="single" w:sz="6" w:space="0" w:color="BFC7D5"/>
+            </w:tcBorders>
+            <w:vAlign w:val="center"/>
+          </w:tcPr>
+          <w:p>
+            <w:pPr>
+              <w:pStyle w:val="TableContents"/>
+              <w:bidi w:val="0"/>
+              <w:spacing w:before="0" w:after="283"/>
+              <w:jc w:val="left"/>
+              <w:rPr/>
+            </w:pPr>
+            <w:r>
+              <w:rPr/>
+              <w:t>Anita Johan</w:t>
+            </w:r>
+          </w:p>
+        </w:tc>
+        <w:tc>
+          <w:tcPr>
+            <w:tcW w:w="1231" w:type="dxa"/>
+            <w:tcBorders>
+              <w:left w:val="single" w:sz="2" w:space="0" w:color="BFC7D5"/>
+              <w:bottom w:val="single" w:sz="2" w:space="0" w:color="BFC7D5"/>
+              <w:right w:val="single" w:sz="6" w:space="0" w:color="BFC7D5"/>
+            </w:tcBorders>
+            <w:vAlign w:val="center"/>
+          </w:tcPr>
+          <w:p>
+            <w:pPr>
+              <w:pStyle w:val="TableContents"/>
+              <w:bidi w:val="0"/>
+              <w:spacing w:before="0" w:after="283"/>
+              <w:jc w:val="left"/>
+              <w:rPr/>
+            </w:pPr>
+            <w:r>
+              <w:rPr/>
+              <w:t>2026-10-07</w:t>
             </w:r>
           </w:p>
         </w:tc>
@@ -2251,8 +2684,12 @@
         <w:trPr/>
         <w:tc>
           <w:tcPr>
-            <w:tcW w:w="736" w:type="dxa"/>
-            <w:tcBorders/>
+            <w:tcW w:w="714" w:type="dxa"/>
+            <w:tcBorders>
+              <w:left w:val="single" w:sz="6" w:space="0" w:color="BFC7D5"/>
+              <w:bottom w:val="single" w:sz="2" w:space="0" w:color="BFC7D5"/>
+              <w:right w:val="single" w:sz="6" w:space="0" w:color="BFC7D5"/>
+            </w:tcBorders>
             <w:vAlign w:val="center"/>
           </w:tcPr>
           <w:p>
@@ -2271,8 +2708,12 @@
         </w:tc>
         <w:tc>
           <w:tcPr>
-            <w:tcW w:w="4021" w:type="dxa"/>
-            <w:tcBorders/>
+            <w:tcW w:w="3307" w:type="dxa"/>
+            <w:tcBorders>
+              <w:left w:val="single" w:sz="2" w:space="0" w:color="BFC7D5"/>
+              <w:bottom w:val="single" w:sz="2" w:space="0" w:color="BFC7D5"/>
+              <w:right w:val="single" w:sz="6" w:space="0" w:color="BFC7D5"/>
+            </w:tcBorders>
             <w:vAlign w:val="center"/>
           </w:tcPr>
           <w:p>
@@ -2291,8 +2732,12 @@
         </w:tc>
         <w:tc>
           <w:tcPr>
-            <w:tcW w:w="436" w:type="dxa"/>
-            <w:tcBorders/>
+            <w:tcW w:w="471" w:type="dxa"/>
+            <w:tcBorders>
+              <w:left w:val="single" w:sz="2" w:space="0" w:color="BFC7D5"/>
+              <w:bottom w:val="single" w:sz="2" w:space="0" w:color="BFC7D5"/>
+              <w:right w:val="single" w:sz="6" w:space="0" w:color="BFC7D5"/>
+            </w:tcBorders>
             <w:vAlign w:val="center"/>
           </w:tcPr>
           <w:p>
@@ -2311,85 +2756,97 @@
         </w:tc>
         <w:tc>
           <w:tcPr>
-            <w:tcW w:w="691" w:type="dxa"/>
-            <w:tcBorders/>
-            <w:vAlign w:val="center"/>
-          </w:tcPr>
-          <w:p>
-            <w:pPr>
-              <w:pStyle w:val="TableContents"/>
-              <w:bidi w:val="0"/>
-              <w:spacing w:before="0" w:after="283"/>
-              <w:jc w:val="left"/>
-              <w:rPr/>
-            </w:pPr>
-            <w:r>
-              <w:rPr/>
-              <w:t>DRAFT</w:t>
-            </w:r>
-          </w:p>
-        </w:tc>
-        <w:tc>
-          <w:tcPr>
-            <w:tcW w:w="1846" w:type="dxa"/>
-            <w:tcBorders/>
-            <w:vAlign w:val="center"/>
-          </w:tcPr>
-          <w:p>
-            <w:pPr>
-              <w:pStyle w:val="TableContents"/>
-              <w:bidi w:val="0"/>
-              <w:spacing w:before="0" w:after="283"/>
-              <w:jc w:val="left"/>
-              <w:rPr/>
-            </w:pPr>
-            <w:r>
-              <w:rPr/>
-              <w:t>Lead Engineer</w:t>
-            </w:r>
-          </w:p>
-        </w:tc>
-        <w:tc>
-          <w:tcPr>
-            <w:tcW w:w="1201" w:type="dxa"/>
-            <w:tcBorders/>
-            <w:vAlign w:val="center"/>
-          </w:tcPr>
-          <w:p>
-            <w:pPr>
-              <w:pStyle w:val="TableContents"/>
-              <w:bidi w:val="0"/>
-              <w:spacing w:before="0" w:after="283"/>
-              <w:jc w:val="left"/>
-              <w:rPr/>
-            </w:pPr>
-            <w:r>
-              <w:rPr>
-                <w:rStyle w:val="SourceText"/>
-              </w:rPr>
-              <w:t>________</w:t>
-            </w:r>
-          </w:p>
-        </w:tc>
-        <w:tc>
-          <w:tcPr>
-            <w:tcW w:w="1336" w:type="dxa"/>
-            <w:tcBorders/>
-            <w:vAlign w:val="center"/>
-          </w:tcPr>
-          <w:p>
-            <w:pPr>
-              <w:pStyle w:val="TableContents"/>
-              <w:bidi w:val="0"/>
-              <w:spacing w:before="0" w:after="283"/>
-              <w:jc w:val="left"/>
-              <w:rPr/>
-            </w:pPr>
-            <w:r>
-              <w:rPr>
-                <w:rStyle w:val="SourceText"/>
-              </w:rPr>
-              <w:t>________</w:t>
+            <w:tcW w:w="1131" w:type="dxa"/>
+            <w:tcBorders>
+              <w:left w:val="single" w:sz="2" w:space="0" w:color="BFC7D5"/>
+              <w:bottom w:val="single" w:sz="2" w:space="0" w:color="BFC7D5"/>
+              <w:right w:val="single" w:sz="6" w:space="0" w:color="BFC7D5"/>
+            </w:tcBorders>
+            <w:vAlign w:val="center"/>
+          </w:tcPr>
+          <w:p>
+            <w:pPr>
+              <w:pStyle w:val="TableContents"/>
+              <w:bidi w:val="0"/>
+              <w:spacing w:before="0" w:after="283"/>
+              <w:jc w:val="left"/>
+              <w:rPr/>
+            </w:pPr>
+            <w:r>
+              <w:rPr/>
+              <w:t>APPROVED</w:t>
+            </w:r>
+          </w:p>
+        </w:tc>
+        <w:tc>
+          <w:tcPr>
+            <w:tcW w:w="3321" w:type="dxa"/>
+            <w:tcBorders>
+              <w:left w:val="single" w:sz="2" w:space="0" w:color="BFC7D5"/>
+              <w:bottom w:val="single" w:sz="2" w:space="0" w:color="BFC7D5"/>
+              <w:right w:val="single" w:sz="6" w:space="0" w:color="BFC7D5"/>
+            </w:tcBorders>
+            <w:vAlign w:val="center"/>
+          </w:tcPr>
+          <w:p>
+            <w:pPr>
+              <w:pStyle w:val="TableContents"/>
+              <w:bidi w:val="0"/>
+              <w:spacing w:before="0" w:after="283"/>
+              <w:jc w:val="left"/>
+              <w:rPr/>
+            </w:pPr>
+            <w:r>
+              <w:rPr/>
+              <w:t>Lead Engineer (Richard Watson Stephen Amudha)</w:t>
+            </w:r>
+          </w:p>
+        </w:tc>
+        <w:tc>
+          <w:tcPr>
+            <w:tcW w:w="1164" w:type="dxa"/>
+            <w:tcBorders>
+              <w:left w:val="single" w:sz="2" w:space="0" w:color="BFC7D5"/>
+              <w:bottom w:val="single" w:sz="2" w:space="0" w:color="BFC7D5"/>
+              <w:right w:val="single" w:sz="6" w:space="0" w:color="BFC7D5"/>
+            </w:tcBorders>
+            <w:vAlign w:val="center"/>
+          </w:tcPr>
+          <w:p>
+            <w:pPr>
+              <w:pStyle w:val="TableContents"/>
+              <w:bidi w:val="0"/>
+              <w:spacing w:before="0" w:after="283"/>
+              <w:jc w:val="left"/>
+              <w:rPr/>
+            </w:pPr>
+            <w:r>
+              <w:rPr/>
+              <w:t>Anita Johan</w:t>
+            </w:r>
+          </w:p>
+        </w:tc>
+        <w:tc>
+          <w:tcPr>
+            <w:tcW w:w="1231" w:type="dxa"/>
+            <w:tcBorders>
+              <w:left w:val="single" w:sz="2" w:space="0" w:color="BFC7D5"/>
+              <w:bottom w:val="single" w:sz="2" w:space="0" w:color="BFC7D5"/>
+              <w:right w:val="single" w:sz="6" w:space="0" w:color="BFC7D5"/>
+            </w:tcBorders>
+            <w:vAlign w:val="center"/>
+          </w:tcPr>
+          <w:p>
+            <w:pPr>
+              <w:pStyle w:val="TableContents"/>
+              <w:bidi w:val="0"/>
+              <w:spacing w:before="0" w:after="283"/>
+              <w:jc w:val="left"/>
+              <w:rPr/>
+            </w:pPr>
+            <w:r>
+              <w:rPr/>
+              <w:t>2026-10-07</w:t>
             </w:r>
           </w:p>
         </w:tc>
@@ -2398,8 +2855,12 @@
         <w:trPr/>
         <w:tc>
           <w:tcPr>
-            <w:tcW w:w="736" w:type="dxa"/>
-            <w:tcBorders/>
+            <w:tcW w:w="714" w:type="dxa"/>
+            <w:tcBorders>
+              <w:left w:val="single" w:sz="6" w:space="0" w:color="BFC7D5"/>
+              <w:bottom w:val="single" w:sz="2" w:space="0" w:color="BFC7D5"/>
+              <w:right w:val="single" w:sz="6" w:space="0" w:color="BFC7D5"/>
+            </w:tcBorders>
             <w:vAlign w:val="center"/>
           </w:tcPr>
           <w:p>
@@ -2418,8 +2879,12 @@
         </w:tc>
         <w:tc>
           <w:tcPr>
-            <w:tcW w:w="4021" w:type="dxa"/>
-            <w:tcBorders/>
+            <w:tcW w:w="3307" w:type="dxa"/>
+            <w:tcBorders>
+              <w:left w:val="single" w:sz="2" w:space="0" w:color="BFC7D5"/>
+              <w:bottom w:val="single" w:sz="2" w:space="0" w:color="BFC7D5"/>
+              <w:right w:val="single" w:sz="6" w:space="0" w:color="BFC7D5"/>
+            </w:tcBorders>
             <w:vAlign w:val="center"/>
           </w:tcPr>
           <w:p>
@@ -2438,105 +2903,121 @@
         </w:tc>
         <w:tc>
           <w:tcPr>
-            <w:tcW w:w="436" w:type="dxa"/>
-            <w:tcBorders/>
-            <w:vAlign w:val="center"/>
-          </w:tcPr>
-          <w:p>
-            <w:pPr>
-              <w:pStyle w:val="TableContents"/>
-              <w:bidi w:val="0"/>
-              <w:spacing w:before="0" w:after="283"/>
-              <w:jc w:val="left"/>
-              <w:rPr/>
-            </w:pPr>
-            <w:r>
-              <w:rPr/>
-              <w:t>1.0</w:t>
-            </w:r>
-          </w:p>
-        </w:tc>
-        <w:tc>
-          <w:tcPr>
-            <w:tcW w:w="691" w:type="dxa"/>
-            <w:tcBorders/>
-            <w:vAlign w:val="center"/>
-          </w:tcPr>
-          <w:p>
-            <w:pPr>
-              <w:pStyle w:val="TableContents"/>
-              <w:bidi w:val="0"/>
-              <w:spacing w:before="0" w:after="283"/>
-              <w:jc w:val="left"/>
-              <w:rPr/>
-            </w:pPr>
-            <w:r>
-              <w:rPr/>
-              <w:t>DRAFT</w:t>
-            </w:r>
-          </w:p>
-        </w:tc>
-        <w:tc>
-          <w:tcPr>
-            <w:tcW w:w="1846" w:type="dxa"/>
-            <w:tcBorders/>
-            <w:vAlign w:val="center"/>
-          </w:tcPr>
-          <w:p>
-            <w:pPr>
-              <w:pStyle w:val="TableContents"/>
-              <w:bidi w:val="0"/>
-              <w:spacing w:before="0" w:after="283"/>
-              <w:jc w:val="left"/>
-              <w:rPr/>
-            </w:pPr>
-            <w:r>
-              <w:rPr/>
-              <w:t>Quality representative</w:t>
-            </w:r>
-          </w:p>
-        </w:tc>
-        <w:tc>
-          <w:tcPr>
-            <w:tcW w:w="1201" w:type="dxa"/>
-            <w:tcBorders/>
-            <w:vAlign w:val="center"/>
-          </w:tcPr>
-          <w:p>
-            <w:pPr>
-              <w:pStyle w:val="TableContents"/>
-              <w:bidi w:val="0"/>
-              <w:spacing w:before="0" w:after="283"/>
-              <w:jc w:val="left"/>
-              <w:rPr/>
-            </w:pPr>
-            <w:r>
-              <w:rPr>
-                <w:rStyle w:val="SourceText"/>
-              </w:rPr>
-              <w:t>________</w:t>
-            </w:r>
-          </w:p>
-        </w:tc>
-        <w:tc>
-          <w:tcPr>
-            <w:tcW w:w="1336" w:type="dxa"/>
-            <w:tcBorders/>
-            <w:vAlign w:val="center"/>
-          </w:tcPr>
-          <w:p>
-            <w:pPr>
-              <w:pStyle w:val="TableContents"/>
-              <w:bidi w:val="0"/>
-              <w:spacing w:before="0" w:after="283"/>
-              <w:jc w:val="left"/>
-              <w:rPr/>
-            </w:pPr>
-            <w:r>
-              <w:rPr>
-                <w:rStyle w:val="SourceText"/>
-              </w:rPr>
-              <w:t>________</w:t>
+            <w:tcW w:w="471" w:type="dxa"/>
+            <w:tcBorders>
+              <w:left w:val="single" w:sz="2" w:space="0" w:color="BFC7D5"/>
+              <w:bottom w:val="single" w:sz="2" w:space="0" w:color="BFC7D5"/>
+              <w:right w:val="single" w:sz="6" w:space="0" w:color="BFC7D5"/>
+            </w:tcBorders>
+            <w:vAlign w:val="center"/>
+          </w:tcPr>
+          <w:p>
+            <w:pPr>
+              <w:pStyle w:val="TableContents"/>
+              <w:bidi w:val="0"/>
+              <w:spacing w:before="0" w:after="283"/>
+              <w:jc w:val="left"/>
+              <w:rPr/>
+            </w:pPr>
+            <w:r>
+              <w:rPr/>
+              <w:t>1.1</w:t>
+            </w:r>
+          </w:p>
+        </w:tc>
+        <w:tc>
+          <w:tcPr>
+            <w:tcW w:w="1131" w:type="dxa"/>
+            <w:tcBorders>
+              <w:left w:val="single" w:sz="2" w:space="0" w:color="BFC7D5"/>
+              <w:bottom w:val="single" w:sz="2" w:space="0" w:color="BFC7D5"/>
+              <w:right w:val="single" w:sz="6" w:space="0" w:color="BFC7D5"/>
+            </w:tcBorders>
+            <w:vAlign w:val="center"/>
+          </w:tcPr>
+          <w:p>
+            <w:pPr>
+              <w:pStyle w:val="TableContents"/>
+              <w:bidi w:val="0"/>
+              <w:spacing w:before="0" w:after="283"/>
+              <w:jc w:val="left"/>
+              <w:rPr/>
+            </w:pPr>
+            <w:r>
+              <w:rPr/>
+              <w:t>APPROVED</w:t>
+            </w:r>
+          </w:p>
+        </w:tc>
+        <w:tc>
+          <w:tcPr>
+            <w:tcW w:w="3321" w:type="dxa"/>
+            <w:tcBorders>
+              <w:left w:val="single" w:sz="2" w:space="0" w:color="BFC7D5"/>
+              <w:bottom w:val="single" w:sz="2" w:space="0" w:color="BFC7D5"/>
+              <w:right w:val="single" w:sz="6" w:space="0" w:color="BFC7D5"/>
+            </w:tcBorders>
+            <w:vAlign w:val="center"/>
+          </w:tcPr>
+          <w:p>
+            <w:pPr>
+              <w:pStyle w:val="TableContents"/>
+              <w:bidi w:val="0"/>
+              <w:spacing w:before="0" w:after="283"/>
+              <w:jc w:val="left"/>
+              <w:rPr/>
+            </w:pPr>
+            <w:r>
+              <w:rPr/>
+              <w:t>Quality representative (Sheryl Nazareth)</w:t>
+            </w:r>
+          </w:p>
+        </w:tc>
+        <w:tc>
+          <w:tcPr>
+            <w:tcW w:w="1164" w:type="dxa"/>
+            <w:tcBorders>
+              <w:left w:val="single" w:sz="2" w:space="0" w:color="BFC7D5"/>
+              <w:bottom w:val="single" w:sz="2" w:space="0" w:color="BFC7D5"/>
+              <w:right w:val="single" w:sz="6" w:space="0" w:color="BFC7D5"/>
+            </w:tcBorders>
+            <w:vAlign w:val="center"/>
+          </w:tcPr>
+          <w:p>
+            <w:pPr>
+              <w:pStyle w:val="TableContents"/>
+              <w:bidi w:val="0"/>
+              <w:spacing w:before="0" w:after="283"/>
+              <w:jc w:val="left"/>
+              <w:rPr/>
+            </w:pPr>
+            <w:r>
+              <w:rPr/>
+              <w:t>Anita Johan</w:t>
+            </w:r>
+          </w:p>
+        </w:tc>
+        <w:tc>
+          <w:tcPr>
+            <w:tcW w:w="1231" w:type="dxa"/>
+            <w:tcBorders>
+              <w:left w:val="single" w:sz="2" w:space="0" w:color="BFC7D5"/>
+              <w:bottom w:val="single" w:sz="2" w:space="0" w:color="BFC7D5"/>
+              <w:right w:val="single" w:sz="6" w:space="0" w:color="BFC7D5"/>
+            </w:tcBorders>
+            <w:vAlign w:val="center"/>
+          </w:tcPr>
+          <w:p>
+            <w:pPr>
+              <w:pStyle w:val="TableContents"/>
+              <w:bidi w:val="0"/>
+              <w:spacing w:before="0" w:after="283"/>
+              <w:jc w:val="left"/>
+              <w:rPr/>
+            </w:pPr>
+            <w:r>
+              <w:rPr/>
+              <w:t>2026-10-07</w:t>
             </w:r>
           </w:p>
         </w:tc>
@@ -2545,8 +3026,12 @@
         <w:trPr/>
         <w:tc>
           <w:tcPr>
-            <w:tcW w:w="736" w:type="dxa"/>
-            <w:tcBorders/>
+            <w:tcW w:w="714" w:type="dxa"/>
+            <w:tcBorders>
+              <w:left w:val="single" w:sz="6" w:space="0" w:color="BFC7D5"/>
+              <w:bottom w:val="single" w:sz="2" w:space="0" w:color="BFC7D5"/>
+              <w:right w:val="single" w:sz="6" w:space="0" w:color="BFC7D5"/>
+            </w:tcBorders>
             <w:vAlign w:val="center"/>
           </w:tcPr>
           <w:p>
@@ -2565,8 +3050,12 @@
         </w:tc>
         <w:tc>
           <w:tcPr>
-            <w:tcW w:w="4021" w:type="dxa"/>
-            <w:tcBorders/>
+            <w:tcW w:w="3307" w:type="dxa"/>
+            <w:tcBorders>
+              <w:left w:val="single" w:sz="2" w:space="0" w:color="BFC7D5"/>
+              <w:bottom w:val="single" w:sz="2" w:space="0" w:color="BFC7D5"/>
+              <w:right w:val="single" w:sz="6" w:space="0" w:color="BFC7D5"/>
+            </w:tcBorders>
             <w:vAlign w:val="center"/>
           </w:tcPr>
           <w:p>
@@ -2585,8 +3074,12 @@
         </w:tc>
         <w:tc>
           <w:tcPr>
-            <w:tcW w:w="436" w:type="dxa"/>
-            <w:tcBorders/>
+            <w:tcW w:w="471" w:type="dxa"/>
+            <w:tcBorders>
+              <w:left w:val="single" w:sz="2" w:space="0" w:color="BFC7D5"/>
+              <w:bottom w:val="single" w:sz="2" w:space="0" w:color="BFC7D5"/>
+              <w:right w:val="single" w:sz="6" w:space="0" w:color="BFC7D5"/>
+            </w:tcBorders>
             <w:vAlign w:val="center"/>
           </w:tcPr>
           <w:p>
@@ -2605,85 +3098,97 @@
         </w:tc>
         <w:tc>
           <w:tcPr>
-            <w:tcW w:w="691" w:type="dxa"/>
-            <w:tcBorders/>
-            <w:vAlign w:val="center"/>
-          </w:tcPr>
-          <w:p>
-            <w:pPr>
-              <w:pStyle w:val="TableContents"/>
-              <w:bidi w:val="0"/>
-              <w:spacing w:before="0" w:after="283"/>
-              <w:jc w:val="left"/>
-              <w:rPr/>
-            </w:pPr>
-            <w:r>
-              <w:rPr/>
-              <w:t>DRAFT</w:t>
-            </w:r>
-          </w:p>
-        </w:tc>
-        <w:tc>
-          <w:tcPr>
-            <w:tcW w:w="1846" w:type="dxa"/>
-            <w:tcBorders/>
-            <w:vAlign w:val="center"/>
-          </w:tcPr>
-          <w:p>
-            <w:pPr>
-              <w:pStyle w:val="TableContents"/>
-              <w:bidi w:val="0"/>
-              <w:spacing w:before="0" w:after="283"/>
-              <w:jc w:val="left"/>
-              <w:rPr/>
-            </w:pPr>
-            <w:r>
-              <w:rPr/>
-              <w:t>Data custodian</w:t>
-            </w:r>
-          </w:p>
-        </w:tc>
-        <w:tc>
-          <w:tcPr>
-            <w:tcW w:w="1201" w:type="dxa"/>
-            <w:tcBorders/>
-            <w:vAlign w:val="center"/>
-          </w:tcPr>
-          <w:p>
-            <w:pPr>
-              <w:pStyle w:val="TableContents"/>
-              <w:bidi w:val="0"/>
-              <w:spacing w:before="0" w:after="283"/>
-              <w:jc w:val="left"/>
-              <w:rPr/>
-            </w:pPr>
-            <w:r>
-              <w:rPr>
-                <w:rStyle w:val="SourceText"/>
-              </w:rPr>
-              <w:t>________</w:t>
-            </w:r>
-          </w:p>
-        </w:tc>
-        <w:tc>
-          <w:tcPr>
-            <w:tcW w:w="1336" w:type="dxa"/>
-            <w:tcBorders/>
-            <w:vAlign w:val="center"/>
-          </w:tcPr>
-          <w:p>
-            <w:pPr>
-              <w:pStyle w:val="TableContents"/>
-              <w:bidi w:val="0"/>
-              <w:spacing w:before="0" w:after="283"/>
-              <w:jc w:val="left"/>
-              <w:rPr/>
-            </w:pPr>
-            <w:r>
-              <w:rPr>
-                <w:rStyle w:val="SourceText"/>
-              </w:rPr>
-              <w:t>________</w:t>
+            <w:tcW w:w="1131" w:type="dxa"/>
+            <w:tcBorders>
+              <w:left w:val="single" w:sz="2" w:space="0" w:color="BFC7D5"/>
+              <w:bottom w:val="single" w:sz="2" w:space="0" w:color="BFC7D5"/>
+              <w:right w:val="single" w:sz="6" w:space="0" w:color="BFC7D5"/>
+            </w:tcBorders>
+            <w:vAlign w:val="center"/>
+          </w:tcPr>
+          <w:p>
+            <w:pPr>
+              <w:pStyle w:val="TableContents"/>
+              <w:bidi w:val="0"/>
+              <w:spacing w:before="0" w:after="283"/>
+              <w:jc w:val="left"/>
+              <w:rPr/>
+            </w:pPr>
+            <w:r>
+              <w:rPr/>
+              <w:t>APPROVED</w:t>
+            </w:r>
+          </w:p>
+        </w:tc>
+        <w:tc>
+          <w:tcPr>
+            <w:tcW w:w="3321" w:type="dxa"/>
+            <w:tcBorders>
+              <w:left w:val="single" w:sz="2" w:space="0" w:color="BFC7D5"/>
+              <w:bottom w:val="single" w:sz="2" w:space="0" w:color="BFC7D5"/>
+              <w:right w:val="single" w:sz="6" w:space="0" w:color="BFC7D5"/>
+            </w:tcBorders>
+            <w:vAlign w:val="center"/>
+          </w:tcPr>
+          <w:p>
+            <w:pPr>
+              <w:pStyle w:val="TableContents"/>
+              <w:bidi w:val="0"/>
+              <w:spacing w:before="0" w:after="283"/>
+              <w:jc w:val="left"/>
+              <w:rPr/>
+            </w:pPr>
+            <w:r>
+              <w:rPr/>
+              <w:t>Data custodian (Kishan Haravu Pradeep)</w:t>
+            </w:r>
+          </w:p>
+        </w:tc>
+        <w:tc>
+          <w:tcPr>
+            <w:tcW w:w="1164" w:type="dxa"/>
+            <w:tcBorders>
+              <w:left w:val="single" w:sz="2" w:space="0" w:color="BFC7D5"/>
+              <w:bottom w:val="single" w:sz="2" w:space="0" w:color="BFC7D5"/>
+              <w:right w:val="single" w:sz="6" w:space="0" w:color="BFC7D5"/>
+            </w:tcBorders>
+            <w:vAlign w:val="center"/>
+          </w:tcPr>
+          <w:p>
+            <w:pPr>
+              <w:pStyle w:val="TableContents"/>
+              <w:bidi w:val="0"/>
+              <w:spacing w:before="0" w:after="283"/>
+              <w:jc w:val="left"/>
+              <w:rPr/>
+            </w:pPr>
+            <w:r>
+              <w:rPr/>
+              <w:t>Anita Johan</w:t>
+            </w:r>
+          </w:p>
+        </w:tc>
+        <w:tc>
+          <w:tcPr>
+            <w:tcW w:w="1231" w:type="dxa"/>
+            <w:tcBorders>
+              <w:left w:val="single" w:sz="2" w:space="0" w:color="BFC7D5"/>
+              <w:bottom w:val="single" w:sz="2" w:space="0" w:color="BFC7D5"/>
+              <w:right w:val="single" w:sz="6" w:space="0" w:color="BFC7D5"/>
+            </w:tcBorders>
+            <w:vAlign w:val="center"/>
+          </w:tcPr>
+          <w:p>
+            <w:pPr>
+              <w:pStyle w:val="TableContents"/>
+              <w:bidi w:val="0"/>
+              <w:spacing w:before="0" w:after="283"/>
+              <w:jc w:val="left"/>
+              <w:rPr/>
+            </w:pPr>
+            <w:r>
+              <w:rPr/>
+              <w:t>2026-10-07</w:t>
             </w:r>
           </w:p>
         </w:tc>
@@ -2692,8 +3197,12 @@
         <w:trPr/>
         <w:tc>
           <w:tcPr>
-            <w:tcW w:w="736" w:type="dxa"/>
-            <w:tcBorders/>
+            <w:tcW w:w="714" w:type="dxa"/>
+            <w:tcBorders>
+              <w:left w:val="single" w:sz="6" w:space="0" w:color="BFC7D5"/>
+              <w:bottom w:val="single" w:sz="2" w:space="0" w:color="BFC7D5"/>
+              <w:right w:val="single" w:sz="6" w:space="0" w:color="BFC7D5"/>
+            </w:tcBorders>
             <w:vAlign w:val="center"/>
           </w:tcPr>
           <w:p>
@@ -2712,8 +3221,12 @@
         </w:tc>
         <w:tc>
           <w:tcPr>
-            <w:tcW w:w="4021" w:type="dxa"/>
-            <w:tcBorders/>
+            <w:tcW w:w="3307" w:type="dxa"/>
+            <w:tcBorders>
+              <w:left w:val="single" w:sz="2" w:space="0" w:color="BFC7D5"/>
+              <w:bottom w:val="single" w:sz="2" w:space="0" w:color="BFC7D5"/>
+              <w:right w:val="single" w:sz="6" w:space="0" w:color="BFC7D5"/>
+            </w:tcBorders>
             <w:vAlign w:val="center"/>
           </w:tcPr>
           <w:p>
@@ -2732,8 +3245,12 @@
         </w:tc>
         <w:tc>
           <w:tcPr>
-            <w:tcW w:w="436" w:type="dxa"/>
-            <w:tcBorders/>
+            <w:tcW w:w="471" w:type="dxa"/>
+            <w:tcBorders>
+              <w:left w:val="single" w:sz="2" w:space="0" w:color="BFC7D5"/>
+              <w:bottom w:val="single" w:sz="2" w:space="0" w:color="BFC7D5"/>
+              <w:right w:val="single" w:sz="6" w:space="0" w:color="BFC7D5"/>
+            </w:tcBorders>
             <w:vAlign w:val="center"/>
           </w:tcPr>
           <w:p>
@@ -2752,85 +3269,97 @@
         </w:tc>
         <w:tc>
           <w:tcPr>
-            <w:tcW w:w="691" w:type="dxa"/>
-            <w:tcBorders/>
-            <w:vAlign w:val="center"/>
-          </w:tcPr>
-          <w:p>
-            <w:pPr>
-              <w:pStyle w:val="TableContents"/>
-              <w:bidi w:val="0"/>
-              <w:spacing w:before="0" w:after="283"/>
-              <w:jc w:val="left"/>
-              <w:rPr/>
-            </w:pPr>
-            <w:r>
-              <w:rPr/>
-              <w:t>DRAFT</w:t>
-            </w:r>
-          </w:p>
-        </w:tc>
-        <w:tc>
-          <w:tcPr>
-            <w:tcW w:w="1846" w:type="dxa"/>
-            <w:tcBorders/>
-            <w:vAlign w:val="center"/>
-          </w:tcPr>
-          <w:p>
-            <w:pPr>
-              <w:pStyle w:val="TableContents"/>
-              <w:bidi w:val="0"/>
-              <w:spacing w:before="0" w:after="283"/>
-              <w:jc w:val="left"/>
-              <w:rPr/>
-            </w:pPr>
-            <w:r>
-              <w:rPr/>
-              <w:t>Quality representative</w:t>
-            </w:r>
-          </w:p>
-        </w:tc>
-        <w:tc>
-          <w:tcPr>
-            <w:tcW w:w="1201" w:type="dxa"/>
-            <w:tcBorders/>
-            <w:vAlign w:val="center"/>
-          </w:tcPr>
-          <w:p>
-            <w:pPr>
-              <w:pStyle w:val="TableContents"/>
-              <w:bidi w:val="0"/>
-              <w:spacing w:before="0" w:after="283"/>
-              <w:jc w:val="left"/>
-              <w:rPr/>
-            </w:pPr>
-            <w:r>
-              <w:rPr>
-                <w:rStyle w:val="SourceText"/>
-              </w:rPr>
-              <w:t>________</w:t>
-            </w:r>
-          </w:p>
-        </w:tc>
-        <w:tc>
-          <w:tcPr>
-            <w:tcW w:w="1336" w:type="dxa"/>
-            <w:tcBorders/>
-            <w:vAlign w:val="center"/>
-          </w:tcPr>
-          <w:p>
-            <w:pPr>
-              <w:pStyle w:val="TableContents"/>
-              <w:bidi w:val="0"/>
-              <w:spacing w:before="0" w:after="283"/>
-              <w:jc w:val="left"/>
-              <w:rPr/>
-            </w:pPr>
-            <w:r>
-              <w:rPr>
-                <w:rStyle w:val="SourceText"/>
-              </w:rPr>
-              <w:t>________</w:t>
+            <w:tcW w:w="1131" w:type="dxa"/>
+            <w:tcBorders>
+              <w:left w:val="single" w:sz="2" w:space="0" w:color="BFC7D5"/>
+              <w:bottom w:val="single" w:sz="2" w:space="0" w:color="BFC7D5"/>
+              <w:right w:val="single" w:sz="6" w:space="0" w:color="BFC7D5"/>
+            </w:tcBorders>
+            <w:vAlign w:val="center"/>
+          </w:tcPr>
+          <w:p>
+            <w:pPr>
+              <w:pStyle w:val="TableContents"/>
+              <w:bidi w:val="0"/>
+              <w:spacing w:before="0" w:after="283"/>
+              <w:jc w:val="left"/>
+              <w:rPr/>
+            </w:pPr>
+            <w:r>
+              <w:rPr/>
+              <w:t>APPROVED</w:t>
+            </w:r>
+          </w:p>
+        </w:tc>
+        <w:tc>
+          <w:tcPr>
+            <w:tcW w:w="3321" w:type="dxa"/>
+            <w:tcBorders>
+              <w:left w:val="single" w:sz="2" w:space="0" w:color="BFC7D5"/>
+              <w:bottom w:val="single" w:sz="2" w:space="0" w:color="BFC7D5"/>
+              <w:right w:val="single" w:sz="6" w:space="0" w:color="BFC7D5"/>
+            </w:tcBorders>
+            <w:vAlign w:val="center"/>
+          </w:tcPr>
+          <w:p>
+            <w:pPr>
+              <w:pStyle w:val="TableContents"/>
+              <w:bidi w:val="0"/>
+              <w:spacing w:before="0" w:after="283"/>
+              <w:jc w:val="left"/>
+              <w:rPr/>
+            </w:pPr>
+            <w:r>
+              <w:rPr/>
+              <w:t>Quality representative (Sheryl Nazareth)</w:t>
+            </w:r>
+          </w:p>
+        </w:tc>
+        <w:tc>
+          <w:tcPr>
+            <w:tcW w:w="1164" w:type="dxa"/>
+            <w:tcBorders>
+              <w:left w:val="single" w:sz="2" w:space="0" w:color="BFC7D5"/>
+              <w:bottom w:val="single" w:sz="2" w:space="0" w:color="BFC7D5"/>
+              <w:right w:val="single" w:sz="6" w:space="0" w:color="BFC7D5"/>
+            </w:tcBorders>
+            <w:vAlign w:val="center"/>
+          </w:tcPr>
+          <w:p>
+            <w:pPr>
+              <w:pStyle w:val="TableContents"/>
+              <w:bidi w:val="0"/>
+              <w:spacing w:before="0" w:after="283"/>
+              <w:jc w:val="left"/>
+              <w:rPr/>
+            </w:pPr>
+            <w:r>
+              <w:rPr/>
+              <w:t>Anita Johan</w:t>
+            </w:r>
+          </w:p>
+        </w:tc>
+        <w:tc>
+          <w:tcPr>
+            <w:tcW w:w="1231" w:type="dxa"/>
+            <w:tcBorders>
+              <w:left w:val="single" w:sz="2" w:space="0" w:color="BFC7D5"/>
+              <w:bottom w:val="single" w:sz="2" w:space="0" w:color="BFC7D5"/>
+              <w:right w:val="single" w:sz="6" w:space="0" w:color="BFC7D5"/>
+            </w:tcBorders>
+            <w:vAlign w:val="center"/>
+          </w:tcPr>
+          <w:p>
+            <w:pPr>
+              <w:pStyle w:val="TableContents"/>
+              <w:bidi w:val="0"/>
+              <w:spacing w:before="0" w:after="283"/>
+              <w:jc w:val="left"/>
+              <w:rPr/>
+            </w:pPr>
+            <w:r>
+              <w:rPr/>
+              <w:t>2026-10-07</w:t>
             </w:r>
           </w:p>
         </w:tc>
@@ -2839,8 +3368,12 @@
         <w:trPr/>
         <w:tc>
           <w:tcPr>
-            <w:tcW w:w="736" w:type="dxa"/>
-            <w:tcBorders/>
+            <w:tcW w:w="714" w:type="dxa"/>
+            <w:tcBorders>
+              <w:left w:val="single" w:sz="6" w:space="0" w:color="BFC7D5"/>
+              <w:bottom w:val="single" w:sz="2" w:space="0" w:color="BFC7D5"/>
+              <w:right w:val="single" w:sz="6" w:space="0" w:color="BFC7D5"/>
+            </w:tcBorders>
             <w:vAlign w:val="center"/>
           </w:tcPr>
           <w:p>
@@ -2859,8 +3392,12 @@
         </w:tc>
         <w:tc>
           <w:tcPr>
-            <w:tcW w:w="4021" w:type="dxa"/>
-            <w:tcBorders/>
+            <w:tcW w:w="3307" w:type="dxa"/>
+            <w:tcBorders>
+              <w:left w:val="single" w:sz="2" w:space="0" w:color="BFC7D5"/>
+              <w:bottom w:val="single" w:sz="2" w:space="0" w:color="BFC7D5"/>
+              <w:right w:val="single" w:sz="6" w:space="0" w:color="BFC7D5"/>
+            </w:tcBorders>
             <w:vAlign w:val="center"/>
           </w:tcPr>
           <w:p>
@@ -2879,105 +3416,121 @@
         </w:tc>
         <w:tc>
           <w:tcPr>
-            <w:tcW w:w="436" w:type="dxa"/>
-            <w:tcBorders/>
-            <w:vAlign w:val="center"/>
-          </w:tcPr>
-          <w:p>
-            <w:pPr>
-              <w:pStyle w:val="TableContents"/>
-              <w:bidi w:val="0"/>
-              <w:spacing w:before="0" w:after="283"/>
-              <w:jc w:val="left"/>
-              <w:rPr/>
-            </w:pPr>
-            <w:r>
-              <w:rPr/>
-              <w:t>1.0</w:t>
-            </w:r>
-          </w:p>
-        </w:tc>
-        <w:tc>
-          <w:tcPr>
-            <w:tcW w:w="691" w:type="dxa"/>
-            <w:tcBorders/>
-            <w:vAlign w:val="center"/>
-          </w:tcPr>
-          <w:p>
-            <w:pPr>
-              <w:pStyle w:val="TableContents"/>
-              <w:bidi w:val="0"/>
-              <w:spacing w:before="0" w:after="283"/>
-              <w:jc w:val="left"/>
-              <w:rPr/>
-            </w:pPr>
-            <w:r>
-              <w:rPr/>
-              <w:t>DRAFT</w:t>
-            </w:r>
-          </w:p>
-        </w:tc>
-        <w:tc>
-          <w:tcPr>
-            <w:tcW w:w="1846" w:type="dxa"/>
-            <w:tcBorders/>
-            <w:vAlign w:val="center"/>
-          </w:tcPr>
-          <w:p>
-            <w:pPr>
-              <w:pStyle w:val="TableContents"/>
-              <w:bidi w:val="0"/>
-              <w:spacing w:before="0" w:after="283"/>
-              <w:jc w:val="left"/>
-              <w:rPr/>
-            </w:pPr>
-            <w:r>
-              <w:rPr/>
-              <w:t>Quality representative</w:t>
-            </w:r>
-          </w:p>
-        </w:tc>
-        <w:tc>
-          <w:tcPr>
-            <w:tcW w:w="1201" w:type="dxa"/>
-            <w:tcBorders/>
-            <w:vAlign w:val="center"/>
-          </w:tcPr>
-          <w:p>
-            <w:pPr>
-              <w:pStyle w:val="TableContents"/>
-              <w:bidi w:val="0"/>
-              <w:spacing w:before="0" w:after="283"/>
-              <w:jc w:val="left"/>
-              <w:rPr/>
-            </w:pPr>
-            <w:r>
-              <w:rPr>
-                <w:rStyle w:val="SourceText"/>
-              </w:rPr>
-              <w:t>________</w:t>
-            </w:r>
-          </w:p>
-        </w:tc>
-        <w:tc>
-          <w:tcPr>
-            <w:tcW w:w="1336" w:type="dxa"/>
-            <w:tcBorders/>
-            <w:vAlign w:val="center"/>
-          </w:tcPr>
-          <w:p>
-            <w:pPr>
-              <w:pStyle w:val="TableContents"/>
-              <w:bidi w:val="0"/>
-              <w:spacing w:before="0" w:after="283"/>
-              <w:jc w:val="left"/>
-              <w:rPr/>
-            </w:pPr>
-            <w:r>
-              <w:rPr>
-                <w:rStyle w:val="SourceText"/>
-              </w:rPr>
-              <w:t>________</w:t>
+            <w:tcW w:w="471" w:type="dxa"/>
+            <w:tcBorders>
+              <w:left w:val="single" w:sz="2" w:space="0" w:color="BFC7D5"/>
+              <w:bottom w:val="single" w:sz="2" w:space="0" w:color="BFC7D5"/>
+              <w:right w:val="single" w:sz="6" w:space="0" w:color="BFC7D5"/>
+            </w:tcBorders>
+            <w:vAlign w:val="center"/>
+          </w:tcPr>
+          <w:p>
+            <w:pPr>
+              <w:pStyle w:val="TableContents"/>
+              <w:bidi w:val="0"/>
+              <w:spacing w:before="0" w:after="283"/>
+              <w:jc w:val="left"/>
+              <w:rPr/>
+            </w:pPr>
+            <w:r>
+              <w:rPr/>
+              <w:t>1.1</w:t>
+            </w:r>
+          </w:p>
+        </w:tc>
+        <w:tc>
+          <w:tcPr>
+            <w:tcW w:w="1131" w:type="dxa"/>
+            <w:tcBorders>
+              <w:left w:val="single" w:sz="2" w:space="0" w:color="BFC7D5"/>
+              <w:bottom w:val="single" w:sz="2" w:space="0" w:color="BFC7D5"/>
+              <w:right w:val="single" w:sz="6" w:space="0" w:color="BFC7D5"/>
+            </w:tcBorders>
+            <w:vAlign w:val="center"/>
+          </w:tcPr>
+          <w:p>
+            <w:pPr>
+              <w:pStyle w:val="TableContents"/>
+              <w:bidi w:val="0"/>
+              <w:spacing w:before="0" w:after="283"/>
+              <w:jc w:val="left"/>
+              <w:rPr/>
+            </w:pPr>
+            <w:r>
+              <w:rPr/>
+              <w:t>APPROVED</w:t>
+            </w:r>
+          </w:p>
+        </w:tc>
+        <w:tc>
+          <w:tcPr>
+            <w:tcW w:w="3321" w:type="dxa"/>
+            <w:tcBorders>
+              <w:left w:val="single" w:sz="2" w:space="0" w:color="BFC7D5"/>
+              <w:bottom w:val="single" w:sz="2" w:space="0" w:color="BFC7D5"/>
+              <w:right w:val="single" w:sz="6" w:space="0" w:color="BFC7D5"/>
+            </w:tcBorders>
+            <w:vAlign w:val="center"/>
+          </w:tcPr>
+          <w:p>
+            <w:pPr>
+              <w:pStyle w:val="TableContents"/>
+              <w:bidi w:val="0"/>
+              <w:spacing w:before="0" w:after="283"/>
+              <w:jc w:val="left"/>
+              <w:rPr/>
+            </w:pPr>
+            <w:r>
+              <w:rPr/>
+              <w:t>Quality representative (Sheryl Nazareth)</w:t>
+            </w:r>
+          </w:p>
+        </w:tc>
+        <w:tc>
+          <w:tcPr>
+            <w:tcW w:w="1164" w:type="dxa"/>
+            <w:tcBorders>
+              <w:left w:val="single" w:sz="2" w:space="0" w:color="BFC7D5"/>
+              <w:bottom w:val="single" w:sz="2" w:space="0" w:color="BFC7D5"/>
+              <w:right w:val="single" w:sz="6" w:space="0" w:color="BFC7D5"/>
+            </w:tcBorders>
+            <w:vAlign w:val="center"/>
+          </w:tcPr>
+          <w:p>
+            <w:pPr>
+              <w:pStyle w:val="TableContents"/>
+              <w:bidi w:val="0"/>
+              <w:spacing w:before="0" w:after="283"/>
+              <w:jc w:val="left"/>
+              <w:rPr/>
+            </w:pPr>
+            <w:r>
+              <w:rPr/>
+              <w:t>Anita Johan</w:t>
+            </w:r>
+          </w:p>
+        </w:tc>
+        <w:tc>
+          <w:tcPr>
+            <w:tcW w:w="1231" w:type="dxa"/>
+            <w:tcBorders>
+              <w:left w:val="single" w:sz="2" w:space="0" w:color="BFC7D5"/>
+              <w:bottom w:val="single" w:sz="2" w:space="0" w:color="BFC7D5"/>
+              <w:right w:val="single" w:sz="6" w:space="0" w:color="BFC7D5"/>
+            </w:tcBorders>
+            <w:vAlign w:val="center"/>
+          </w:tcPr>
+          <w:p>
+            <w:pPr>
+              <w:pStyle w:val="TableContents"/>
+              <w:bidi w:val="0"/>
+              <w:spacing w:before="0" w:after="283"/>
+              <w:jc w:val="left"/>
+              <w:rPr/>
+            </w:pPr>
+            <w:r>
+              <w:rPr/>
+              <w:t>2026-10-07</w:t>
             </w:r>
           </w:p>
         </w:tc>
@@ -2986,8 +3539,12 @@
         <w:trPr/>
         <w:tc>
           <w:tcPr>
-            <w:tcW w:w="736" w:type="dxa"/>
-            <w:tcBorders/>
+            <w:tcW w:w="714" w:type="dxa"/>
+            <w:tcBorders>
+              <w:left w:val="single" w:sz="6" w:space="0" w:color="BFC7D5"/>
+              <w:bottom w:val="single" w:sz="2" w:space="0" w:color="BFC7D5"/>
+              <w:right w:val="single" w:sz="6" w:space="0" w:color="BFC7D5"/>
+            </w:tcBorders>
             <w:vAlign w:val="center"/>
           </w:tcPr>
           <w:p>
@@ -3006,8 +3563,12 @@
         </w:tc>
         <w:tc>
           <w:tcPr>
-            <w:tcW w:w="4021" w:type="dxa"/>
-            <w:tcBorders/>
+            <w:tcW w:w="3307" w:type="dxa"/>
+            <w:tcBorders>
+              <w:left w:val="single" w:sz="2" w:space="0" w:color="BFC7D5"/>
+              <w:bottom w:val="single" w:sz="2" w:space="0" w:color="BFC7D5"/>
+              <w:right w:val="single" w:sz="6" w:space="0" w:color="BFC7D5"/>
+            </w:tcBorders>
             <w:vAlign w:val="center"/>
           </w:tcPr>
           <w:p>
@@ -3026,105 +3587,121 @@
         </w:tc>
         <w:tc>
           <w:tcPr>
-            <w:tcW w:w="436" w:type="dxa"/>
-            <w:tcBorders/>
-            <w:vAlign w:val="center"/>
-          </w:tcPr>
-          <w:p>
-            <w:pPr>
-              <w:pStyle w:val="TableContents"/>
-              <w:bidi w:val="0"/>
-              <w:spacing w:before="0" w:after="283"/>
-              <w:jc w:val="left"/>
-              <w:rPr/>
-            </w:pPr>
-            <w:r>
-              <w:rPr/>
-              <w:t>1.0</w:t>
-            </w:r>
-          </w:p>
-        </w:tc>
-        <w:tc>
-          <w:tcPr>
-            <w:tcW w:w="691" w:type="dxa"/>
-            <w:tcBorders/>
-            <w:vAlign w:val="center"/>
-          </w:tcPr>
-          <w:p>
-            <w:pPr>
-              <w:pStyle w:val="TableContents"/>
-              <w:bidi w:val="0"/>
-              <w:spacing w:before="0" w:after="283"/>
-              <w:jc w:val="left"/>
-              <w:rPr/>
-            </w:pPr>
-            <w:r>
-              <w:rPr/>
-              <w:t>DRAFT</w:t>
-            </w:r>
-          </w:p>
-        </w:tc>
-        <w:tc>
-          <w:tcPr>
-            <w:tcW w:w="1846" w:type="dxa"/>
-            <w:tcBorders/>
-            <w:vAlign w:val="center"/>
-          </w:tcPr>
-          <w:p>
-            <w:pPr>
-              <w:pStyle w:val="TableContents"/>
-              <w:bidi w:val="0"/>
-              <w:spacing w:before="0" w:after="283"/>
-              <w:jc w:val="left"/>
-              <w:rPr/>
-            </w:pPr>
-            <w:r>
-              <w:rPr/>
-              <w:t>Quality representative</w:t>
-            </w:r>
-          </w:p>
-        </w:tc>
-        <w:tc>
-          <w:tcPr>
-            <w:tcW w:w="1201" w:type="dxa"/>
-            <w:tcBorders/>
-            <w:vAlign w:val="center"/>
-          </w:tcPr>
-          <w:p>
-            <w:pPr>
-              <w:pStyle w:val="TableContents"/>
-              <w:bidi w:val="0"/>
-              <w:spacing w:before="0" w:after="283"/>
-              <w:jc w:val="left"/>
-              <w:rPr/>
-            </w:pPr>
-            <w:r>
-              <w:rPr>
-                <w:rStyle w:val="SourceText"/>
-              </w:rPr>
-              <w:t>________</w:t>
-            </w:r>
-          </w:p>
-        </w:tc>
-        <w:tc>
-          <w:tcPr>
-            <w:tcW w:w="1336" w:type="dxa"/>
-            <w:tcBorders/>
-            <w:vAlign w:val="center"/>
-          </w:tcPr>
-          <w:p>
-            <w:pPr>
-              <w:pStyle w:val="TableContents"/>
-              <w:bidi w:val="0"/>
-              <w:spacing w:before="0" w:after="283"/>
-              <w:jc w:val="left"/>
-              <w:rPr/>
-            </w:pPr>
-            <w:r>
-              <w:rPr>
-                <w:rStyle w:val="SourceText"/>
-              </w:rPr>
-              <w:t>________</w:t>
+            <w:tcW w:w="471" w:type="dxa"/>
+            <w:tcBorders>
+              <w:left w:val="single" w:sz="2" w:space="0" w:color="BFC7D5"/>
+              <w:bottom w:val="single" w:sz="2" w:space="0" w:color="BFC7D5"/>
+              <w:right w:val="single" w:sz="6" w:space="0" w:color="BFC7D5"/>
+            </w:tcBorders>
+            <w:vAlign w:val="center"/>
+          </w:tcPr>
+          <w:p>
+            <w:pPr>
+              <w:pStyle w:val="TableContents"/>
+              <w:bidi w:val="0"/>
+              <w:spacing w:before="0" w:after="283"/>
+              <w:jc w:val="left"/>
+              <w:rPr/>
+            </w:pPr>
+            <w:r>
+              <w:rPr/>
+              <w:t>1.1</w:t>
+            </w:r>
+          </w:p>
+        </w:tc>
+        <w:tc>
+          <w:tcPr>
+            <w:tcW w:w="1131" w:type="dxa"/>
+            <w:tcBorders>
+              <w:left w:val="single" w:sz="2" w:space="0" w:color="BFC7D5"/>
+              <w:bottom w:val="single" w:sz="2" w:space="0" w:color="BFC7D5"/>
+              <w:right w:val="single" w:sz="6" w:space="0" w:color="BFC7D5"/>
+            </w:tcBorders>
+            <w:vAlign w:val="center"/>
+          </w:tcPr>
+          <w:p>
+            <w:pPr>
+              <w:pStyle w:val="TableContents"/>
+              <w:bidi w:val="0"/>
+              <w:spacing w:before="0" w:after="283"/>
+              <w:jc w:val="left"/>
+              <w:rPr/>
+            </w:pPr>
+            <w:r>
+              <w:rPr/>
+              <w:t>APPROVED</w:t>
+            </w:r>
+          </w:p>
+        </w:tc>
+        <w:tc>
+          <w:tcPr>
+            <w:tcW w:w="3321" w:type="dxa"/>
+            <w:tcBorders>
+              <w:left w:val="single" w:sz="2" w:space="0" w:color="BFC7D5"/>
+              <w:bottom w:val="single" w:sz="2" w:space="0" w:color="BFC7D5"/>
+              <w:right w:val="single" w:sz="6" w:space="0" w:color="BFC7D5"/>
+            </w:tcBorders>
+            <w:vAlign w:val="center"/>
+          </w:tcPr>
+          <w:p>
+            <w:pPr>
+              <w:pStyle w:val="TableContents"/>
+              <w:bidi w:val="0"/>
+              <w:spacing w:before="0" w:after="283"/>
+              <w:jc w:val="left"/>
+              <w:rPr/>
+            </w:pPr>
+            <w:r>
+              <w:rPr/>
+              <w:t>Quality representative (Sheryl Nazareth)</w:t>
+            </w:r>
+          </w:p>
+        </w:tc>
+        <w:tc>
+          <w:tcPr>
+            <w:tcW w:w="1164" w:type="dxa"/>
+            <w:tcBorders>
+              <w:left w:val="single" w:sz="2" w:space="0" w:color="BFC7D5"/>
+              <w:bottom w:val="single" w:sz="2" w:space="0" w:color="BFC7D5"/>
+              <w:right w:val="single" w:sz="6" w:space="0" w:color="BFC7D5"/>
+            </w:tcBorders>
+            <w:vAlign w:val="center"/>
+          </w:tcPr>
+          <w:p>
+            <w:pPr>
+              <w:pStyle w:val="TableContents"/>
+              <w:bidi w:val="0"/>
+              <w:spacing w:before="0" w:after="283"/>
+              <w:jc w:val="left"/>
+              <w:rPr/>
+            </w:pPr>
+            <w:r>
+              <w:rPr/>
+              <w:t>Anita Johan</w:t>
+            </w:r>
+          </w:p>
+        </w:tc>
+        <w:tc>
+          <w:tcPr>
+            <w:tcW w:w="1231" w:type="dxa"/>
+            <w:tcBorders>
+              <w:left w:val="single" w:sz="2" w:space="0" w:color="BFC7D5"/>
+              <w:bottom w:val="single" w:sz="2" w:space="0" w:color="BFC7D5"/>
+              <w:right w:val="single" w:sz="6" w:space="0" w:color="BFC7D5"/>
+            </w:tcBorders>
+            <w:vAlign w:val="center"/>
+          </w:tcPr>
+          <w:p>
+            <w:pPr>
+              <w:pStyle w:val="TableContents"/>
+              <w:bidi w:val="0"/>
+              <w:spacing w:before="0" w:after="283"/>
+              <w:jc w:val="left"/>
+              <w:rPr/>
+            </w:pPr>
+            <w:r>
+              <w:rPr/>
+              <w:t>2026-10-07</w:t>
             </w:r>
           </w:p>
         </w:tc>
@@ -3133,8 +3710,12 @@
         <w:trPr/>
         <w:tc>
           <w:tcPr>
-            <w:tcW w:w="736" w:type="dxa"/>
-            <w:tcBorders/>
+            <w:tcW w:w="714" w:type="dxa"/>
+            <w:tcBorders>
+              <w:left w:val="single" w:sz="6" w:space="0" w:color="BFC7D5"/>
+              <w:bottom w:val="single" w:sz="6" w:space="0" w:color="BFC7D5"/>
+              <w:right w:val="single" w:sz="6" w:space="0" w:color="BFC7D5"/>
+            </w:tcBorders>
             <w:vAlign w:val="center"/>
           </w:tcPr>
           <w:p>
@@ -3153,8 +3734,12 @@
         </w:tc>
         <w:tc>
           <w:tcPr>
-            <w:tcW w:w="4021" w:type="dxa"/>
-            <w:tcBorders/>
+            <w:tcW w:w="3307" w:type="dxa"/>
+            <w:tcBorders>
+              <w:left w:val="single" w:sz="2" w:space="0" w:color="BFC7D5"/>
+              <w:bottom w:val="single" w:sz="6" w:space="0" w:color="BFC7D5"/>
+              <w:right w:val="single" w:sz="6" w:space="0" w:color="BFC7D5"/>
+            </w:tcBorders>
             <w:vAlign w:val="center"/>
           </w:tcPr>
           <w:p>
@@ -3173,105 +3758,121 @@
         </w:tc>
         <w:tc>
           <w:tcPr>
-            <w:tcW w:w="436" w:type="dxa"/>
-            <w:tcBorders/>
-            <w:vAlign w:val="center"/>
-          </w:tcPr>
-          <w:p>
-            <w:pPr>
-              <w:pStyle w:val="TableContents"/>
-              <w:bidi w:val="0"/>
-              <w:spacing w:before="0" w:after="283"/>
-              <w:jc w:val="left"/>
-              <w:rPr/>
-            </w:pPr>
-            <w:r>
-              <w:rPr/>
-              <w:t>1.0</w:t>
-            </w:r>
-          </w:p>
-        </w:tc>
-        <w:tc>
-          <w:tcPr>
-            <w:tcW w:w="691" w:type="dxa"/>
-            <w:tcBorders/>
-            <w:vAlign w:val="center"/>
-          </w:tcPr>
-          <w:p>
-            <w:pPr>
-              <w:pStyle w:val="TableContents"/>
-              <w:bidi w:val="0"/>
-              <w:spacing w:before="0" w:after="283"/>
-              <w:jc w:val="left"/>
-              <w:rPr/>
-            </w:pPr>
-            <w:r>
-              <w:rPr/>
-              <w:t>DRAFT</w:t>
-            </w:r>
-          </w:p>
-        </w:tc>
-        <w:tc>
-          <w:tcPr>
-            <w:tcW w:w="1846" w:type="dxa"/>
-            <w:tcBorders/>
-            <w:vAlign w:val="center"/>
-          </w:tcPr>
-          <w:p>
-            <w:pPr>
-              <w:pStyle w:val="TableContents"/>
-              <w:bidi w:val="0"/>
-              <w:spacing w:before="0" w:after="283"/>
-              <w:jc w:val="left"/>
-              <w:rPr/>
-            </w:pPr>
-            <w:r>
-              <w:rPr/>
-              <w:t>Managing Director</w:t>
-            </w:r>
-          </w:p>
-        </w:tc>
-        <w:tc>
-          <w:tcPr>
-            <w:tcW w:w="1201" w:type="dxa"/>
-            <w:tcBorders/>
-            <w:vAlign w:val="center"/>
-          </w:tcPr>
-          <w:p>
-            <w:pPr>
-              <w:pStyle w:val="TableContents"/>
-              <w:bidi w:val="0"/>
-              <w:spacing w:before="0" w:after="283"/>
-              <w:jc w:val="left"/>
-              <w:rPr/>
-            </w:pPr>
-            <w:r>
-              <w:rPr>
-                <w:rStyle w:val="SourceText"/>
-              </w:rPr>
-              <w:t>________</w:t>
-            </w:r>
-          </w:p>
-        </w:tc>
-        <w:tc>
-          <w:tcPr>
-            <w:tcW w:w="1336" w:type="dxa"/>
-            <w:tcBorders/>
-            <w:vAlign w:val="center"/>
-          </w:tcPr>
-          <w:p>
-            <w:pPr>
-              <w:pStyle w:val="TableContents"/>
-              <w:bidi w:val="0"/>
-              <w:spacing w:before="0" w:after="283"/>
-              <w:jc w:val="left"/>
-              <w:rPr/>
-            </w:pPr>
-            <w:r>
-              <w:rPr>
-                <w:rStyle w:val="SourceText"/>
-              </w:rPr>
-              <w:t>________</w:t>
+            <w:tcW w:w="471" w:type="dxa"/>
+            <w:tcBorders>
+              <w:left w:val="single" w:sz="2" w:space="0" w:color="BFC7D5"/>
+              <w:bottom w:val="single" w:sz="6" w:space="0" w:color="BFC7D5"/>
+              <w:right w:val="single" w:sz="6" w:space="0" w:color="BFC7D5"/>
+            </w:tcBorders>
+            <w:vAlign w:val="center"/>
+          </w:tcPr>
+          <w:p>
+            <w:pPr>
+              <w:pStyle w:val="TableContents"/>
+              <w:bidi w:val="0"/>
+              <w:spacing w:before="0" w:after="283"/>
+              <w:jc w:val="left"/>
+              <w:rPr/>
+            </w:pPr>
+            <w:r>
+              <w:rPr/>
+              <w:t>1.1</w:t>
+            </w:r>
+          </w:p>
+        </w:tc>
+        <w:tc>
+          <w:tcPr>
+            <w:tcW w:w="1131" w:type="dxa"/>
+            <w:tcBorders>
+              <w:left w:val="single" w:sz="2" w:space="0" w:color="BFC7D5"/>
+              <w:bottom w:val="single" w:sz="6" w:space="0" w:color="BFC7D5"/>
+              <w:right w:val="single" w:sz="6" w:space="0" w:color="BFC7D5"/>
+            </w:tcBorders>
+            <w:vAlign w:val="center"/>
+          </w:tcPr>
+          <w:p>
+            <w:pPr>
+              <w:pStyle w:val="TableContents"/>
+              <w:bidi w:val="0"/>
+              <w:spacing w:before="0" w:after="283"/>
+              <w:jc w:val="left"/>
+              <w:rPr/>
+            </w:pPr>
+            <w:r>
+              <w:rPr/>
+              <w:t>APPROVED</w:t>
+            </w:r>
+          </w:p>
+        </w:tc>
+        <w:tc>
+          <w:tcPr>
+            <w:tcW w:w="3321" w:type="dxa"/>
+            <w:tcBorders>
+              <w:left w:val="single" w:sz="2" w:space="0" w:color="BFC7D5"/>
+              <w:bottom w:val="single" w:sz="6" w:space="0" w:color="BFC7D5"/>
+              <w:right w:val="single" w:sz="6" w:space="0" w:color="BFC7D5"/>
+            </w:tcBorders>
+            <w:vAlign w:val="center"/>
+          </w:tcPr>
+          <w:p>
+            <w:pPr>
+              <w:pStyle w:val="TableContents"/>
+              <w:bidi w:val="0"/>
+              <w:spacing w:before="0" w:after="283"/>
+              <w:jc w:val="left"/>
+              <w:rPr/>
+            </w:pPr>
+            <w:r>
+              <w:rPr/>
+              <w:t>Managing Director (Anita Johan)</w:t>
+            </w:r>
+          </w:p>
+        </w:tc>
+        <w:tc>
+          <w:tcPr>
+            <w:tcW w:w="1164" w:type="dxa"/>
+            <w:tcBorders>
+              <w:left w:val="single" w:sz="2" w:space="0" w:color="BFC7D5"/>
+              <w:bottom w:val="single" w:sz="6" w:space="0" w:color="BFC7D5"/>
+              <w:right w:val="single" w:sz="6" w:space="0" w:color="BFC7D5"/>
+            </w:tcBorders>
+            <w:vAlign w:val="center"/>
+          </w:tcPr>
+          <w:p>
+            <w:pPr>
+              <w:pStyle w:val="TableContents"/>
+              <w:bidi w:val="0"/>
+              <w:spacing w:before="0" w:after="283"/>
+              <w:jc w:val="left"/>
+              <w:rPr/>
+            </w:pPr>
+            <w:r>
+              <w:rPr/>
+              <w:t>Anita Johan</w:t>
+            </w:r>
+          </w:p>
+        </w:tc>
+        <w:tc>
+          <w:tcPr>
+            <w:tcW w:w="1231" w:type="dxa"/>
+            <w:tcBorders>
+              <w:left w:val="single" w:sz="2" w:space="0" w:color="BFC7D5"/>
+              <w:bottom w:val="single" w:sz="6" w:space="0" w:color="BFC7D5"/>
+              <w:right w:val="single" w:sz="6" w:space="0" w:color="BFC7D5"/>
+            </w:tcBorders>
+            <w:vAlign w:val="center"/>
+          </w:tcPr>
+          <w:p>
+            <w:pPr>
+              <w:pStyle w:val="TableContents"/>
+              <w:bidi w:val="0"/>
+              <w:spacing w:before="0" w:after="283"/>
+              <w:jc w:val="left"/>
+              <w:rPr/>
+            </w:pPr>
+            <w:r>
+              <w:rPr/>
+              <w:t>2026-10-07</w:t>
             </w:r>
           </w:p>
         </w:tc>
@@ -3291,21 +3892,24 @@
     </w:p>
     <w:tbl>
       <w:tblPr>
-        <w:tblW w:w="4743" w:type="dxa"/>
+        <w:tblW w:w="5000" w:type="pct"/>
         <w:jc w:val="left"/>
-        <w:tblInd w:w="0" w:type="dxa"/>
+        <w:tblInd w:w="-7" w:type="dxa"/>
         <w:tblLayout w:type="fixed"/>
         <w:tblCellMar>
-          <w:top w:w="28" w:type="dxa"/>
-          <w:left w:w="28" w:type="dxa"/>
-          <w:bottom w:w="28" w:type="dxa"/>
-          <w:right w:w="28" w:type="dxa"/>
+          <w:top w:w="60" w:type="dxa"/>
+          <w:left w:w="60" w:type="dxa"/>
+          <w:bottom w:w="60" w:type="dxa"/>
+          <w:right w:w="60" w:type="dxa"/>
         </w:tblCellMar>
       </w:tblPr>
       <w:tblGrid>
-        <w:gridCol w:w="736"/>
-        <w:gridCol w:w="3526"/>
-        <w:gridCol w:w="481"/>
+        <w:gridCol w:w="966"/>
+        <w:gridCol w:w="4469"/>
+        <w:gridCol w:w="591"/>
+        <w:gridCol w:w="2473"/>
+        <w:gridCol w:w="1552"/>
+        <w:gridCol w:w="1287"/>
       </w:tblGrid>
       <w:tr>
         <w:trPr>
@@ -3313,67 +3917,181 @@
         </w:trPr>
         <w:tc>
           <w:tcPr>
-            <w:tcW w:w="736" w:type="dxa"/>
-            <w:tcBorders/>
+            <w:tcW w:w="966" w:type="dxa"/>
+            <w:tcBorders>
+              <w:top w:val="single" w:sz="6" w:space="0" w:color="BFC7D5"/>
+              <w:left w:val="single" w:sz="6" w:space="0" w:color="BFC7D5"/>
+              <w:bottom w:val="single" w:sz="2" w:space="0" w:color="BFC7D5"/>
+              <w:right w:val="single" w:sz="6" w:space="0" w:color="BFC7D5"/>
+            </w:tcBorders>
+            <w:shd w:fill="1F3A5F" w:val="clear"/>
             <w:vAlign w:val="center"/>
           </w:tcPr>
           <w:p>
             <w:pPr>
               <w:pStyle w:val="TableHeading"/>
-              <w:suppressLineNumbers/>
-              <w:shd w:fill="1F3A5F" w:val="clear"/>
-              <w:bidi w:val="0"/>
-              <w:spacing w:before="0" w:after="283"/>
-              <w:jc w:val="center"/>
-              <w:rPr/>
-            </w:pPr>
-            <w:r>
-              <w:rPr/>
+              <w:bidi w:val="0"/>
+              <w:spacing w:before="0" w:after="283"/>
+              <w:jc w:val="left"/>
+              <w:rPr>
+                <w:color w:val="FFFFFF"/>
+              </w:rPr>
+            </w:pPr>
+            <w:r>
+              <w:rPr>
+                <w:color w:val="FFFFFF"/>
+              </w:rPr>
               <w:t>ID</w:t>
             </w:r>
           </w:p>
         </w:tc>
         <w:tc>
           <w:tcPr>
-            <w:tcW w:w="3526" w:type="dxa"/>
-            <w:tcBorders/>
+            <w:tcW w:w="4469" w:type="dxa"/>
+            <w:tcBorders>
+              <w:top w:val="single" w:sz="6" w:space="0" w:color="BFC7D5"/>
+              <w:left w:val="single" w:sz="2" w:space="0" w:color="BFC7D5"/>
+              <w:bottom w:val="single" w:sz="2" w:space="0" w:color="BFC7D5"/>
+              <w:right w:val="single" w:sz="6" w:space="0" w:color="BFC7D5"/>
+            </w:tcBorders>
+            <w:shd w:fill="1F3A5F" w:val="clear"/>
             <w:vAlign w:val="center"/>
           </w:tcPr>
           <w:p>
             <w:pPr>
               <w:pStyle w:val="TableHeading"/>
-              <w:suppressLineNumbers/>
-              <w:shd w:fill="1F3A5F" w:val="clear"/>
-              <w:bidi w:val="0"/>
-              <w:spacing w:before="0" w:after="283"/>
-              <w:jc w:val="center"/>
-              <w:rPr/>
-            </w:pPr>
-            <w:r>
-              <w:rPr/>
+              <w:bidi w:val="0"/>
+              <w:spacing w:before="0" w:after="283"/>
+              <w:jc w:val="left"/>
+              <w:rPr>
+                <w:color w:val="FFFFFF"/>
+              </w:rPr>
+            </w:pPr>
+            <w:r>
+              <w:rPr>
+                <w:color w:val="FFFFFF"/>
+              </w:rPr>
               <w:t>Title</w:t>
             </w:r>
           </w:p>
         </w:tc>
         <w:tc>
           <w:tcPr>
-            <w:tcW w:w="481" w:type="dxa"/>
-            <w:tcBorders/>
+            <w:tcW w:w="591" w:type="dxa"/>
+            <w:tcBorders>
+              <w:top w:val="single" w:sz="6" w:space="0" w:color="BFC7D5"/>
+              <w:left w:val="single" w:sz="2" w:space="0" w:color="BFC7D5"/>
+              <w:bottom w:val="single" w:sz="2" w:space="0" w:color="BFC7D5"/>
+              <w:right w:val="single" w:sz="6" w:space="0" w:color="BFC7D5"/>
+            </w:tcBorders>
+            <w:shd w:fill="1F3A5F" w:val="clear"/>
             <w:vAlign w:val="center"/>
           </w:tcPr>
           <w:p>
             <w:pPr>
               <w:pStyle w:val="TableHeading"/>
-              <w:suppressLineNumbers/>
-              <w:shd w:fill="1F3A5F" w:val="clear"/>
-              <w:bidi w:val="0"/>
-              <w:spacing w:before="0" w:after="283"/>
-              <w:jc w:val="center"/>
-              <w:rPr/>
-            </w:pPr>
-            <w:r>
-              <w:rPr/>
+              <w:bidi w:val="0"/>
+              <w:spacing w:before="0" w:after="283"/>
+              <w:jc w:val="left"/>
+              <w:rPr>
+                <w:color w:val="FFFFFF"/>
+              </w:rPr>
+            </w:pPr>
+            <w:r>
+              <w:rPr>
+                <w:color w:val="FFFFFF"/>
+              </w:rPr>
               <w:t>Rev</w:t>
+            </w:r>
+          </w:p>
+        </w:tc>
+        <w:tc>
+          <w:tcPr>
+            <w:tcW w:w="2473" w:type="dxa"/>
+            <w:tcBorders>
+              <w:top w:val="single" w:sz="6" w:space="0" w:color="BFC7D5"/>
+              <w:left w:val="single" w:sz="2" w:space="0" w:color="BFC7D5"/>
+              <w:bottom w:val="single" w:sz="2" w:space="0" w:color="BFC7D5"/>
+              <w:right w:val="single" w:sz="6" w:space="0" w:color="BFC7D5"/>
+            </w:tcBorders>
+            <w:shd w:fill="1F3A5F" w:val="clear"/>
+            <w:vAlign w:val="center"/>
+          </w:tcPr>
+          <w:p>
+            <w:pPr>
+              <w:pStyle w:val="TableHeading"/>
+              <w:bidi w:val="0"/>
+              <w:spacing w:before="0" w:after="283"/>
+              <w:jc w:val="left"/>
+              <w:rPr>
+                <w:color w:val="FFFFFF"/>
+              </w:rPr>
+            </w:pPr>
+            <w:r>
+              <w:rPr>
+                <w:color w:val="FFFFFF"/>
+              </w:rPr>
+              <w:t>Status</w:t>
+            </w:r>
+          </w:p>
+        </w:tc>
+        <w:tc>
+          <w:tcPr>
+            <w:tcW w:w="1552" w:type="dxa"/>
+            <w:tcBorders>
+              <w:top w:val="single" w:sz="6" w:space="0" w:color="BFC7D5"/>
+              <w:left w:val="single" w:sz="2" w:space="0" w:color="BFC7D5"/>
+              <w:bottom w:val="single" w:sz="2" w:space="0" w:color="BFC7D5"/>
+              <w:right w:val="single" w:sz="6" w:space="0" w:color="BFC7D5"/>
+            </w:tcBorders>
+            <w:shd w:fill="1F3A5F" w:val="clear"/>
+            <w:vAlign w:val="center"/>
+          </w:tcPr>
+          <w:p>
+            <w:pPr>
+              <w:pStyle w:val="TableHeading"/>
+              <w:bidi w:val="0"/>
+              <w:spacing w:before="0" w:after="283"/>
+              <w:jc w:val="left"/>
+              <w:rPr>
+                <w:color w:val="FFFFFF"/>
+              </w:rPr>
+            </w:pPr>
+            <w:r>
+              <w:rPr>
+                <w:color w:val="FFFFFF"/>
+              </w:rPr>
+              <w:t>Approved by</w:t>
+            </w:r>
+          </w:p>
+        </w:tc>
+        <w:tc>
+          <w:tcPr>
+            <w:tcW w:w="1287" w:type="dxa"/>
+            <w:tcBorders>
+              <w:top w:val="single" w:sz="6" w:space="0" w:color="BFC7D5"/>
+              <w:left w:val="single" w:sz="2" w:space="0" w:color="BFC7D5"/>
+              <w:bottom w:val="single" w:sz="2" w:space="0" w:color="BFC7D5"/>
+              <w:right w:val="single" w:sz="6" w:space="0" w:color="BFC7D5"/>
+            </w:tcBorders>
+            <w:shd w:fill="1F3A5F" w:val="clear"/>
+            <w:vAlign w:val="center"/>
+          </w:tcPr>
+          <w:p>
+            <w:pPr>
+              <w:pStyle w:val="TableHeading"/>
+              <w:bidi w:val="0"/>
+              <w:spacing w:before="0" w:after="283"/>
+              <w:jc w:val="left"/>
+              <w:rPr>
+                <w:color w:val="FFFFFF"/>
+              </w:rPr>
+            </w:pPr>
+            <w:r>
+              <w:rPr>
+                <w:color w:val="FFFFFF"/>
+              </w:rPr>
+              <w:t>Date</w:t>
             </w:r>
           </w:p>
         </w:tc>
@@ -3382,8 +4100,12 @@
         <w:trPr/>
         <w:tc>
           <w:tcPr>
-            <w:tcW w:w="736" w:type="dxa"/>
-            <w:tcBorders/>
+            <w:tcW w:w="966" w:type="dxa"/>
+            <w:tcBorders>
+              <w:left w:val="single" w:sz="6" w:space="0" w:color="BFC7D5"/>
+              <w:bottom w:val="single" w:sz="2" w:space="0" w:color="BFC7D5"/>
+              <w:right w:val="single" w:sz="6" w:space="0" w:color="BFC7D5"/>
+            </w:tcBorders>
             <w:vAlign w:val="center"/>
           </w:tcPr>
           <w:p>
@@ -3402,8 +4124,12 @@
         </w:tc>
         <w:tc>
           <w:tcPr>
-            <w:tcW w:w="3526" w:type="dxa"/>
-            <w:tcBorders/>
+            <w:tcW w:w="4469" w:type="dxa"/>
+            <w:tcBorders>
+              <w:left w:val="single" w:sz="2" w:space="0" w:color="BFC7D5"/>
+              <w:bottom w:val="single" w:sz="2" w:space="0" w:color="BFC7D5"/>
+              <w:right w:val="single" w:sz="6" w:space="0" w:color="BFC7D5"/>
+            </w:tcBorders>
             <w:vAlign w:val="center"/>
           </w:tcPr>
           <w:p>
@@ -3422,8 +4148,12 @@
         </w:tc>
         <w:tc>
           <w:tcPr>
-            <w:tcW w:w="481" w:type="dxa"/>
-            <w:tcBorders/>
+            <w:tcW w:w="591" w:type="dxa"/>
+            <w:tcBorders>
+              <w:left w:val="single" w:sz="2" w:space="0" w:color="BFC7D5"/>
+              <w:bottom w:val="single" w:sz="2" w:space="0" w:color="BFC7D5"/>
+              <w:right w:val="single" w:sz="6" w:space="0" w:color="BFC7D5"/>
+            </w:tcBorders>
             <w:vAlign w:val="center"/>
           </w:tcPr>
           <w:p>
@@ -3437,6 +4167,78 @@
             <w:r>
               <w:rPr/>
               <w:t>1.0</w:t>
+            </w:r>
+          </w:p>
+        </w:tc>
+        <w:tc>
+          <w:tcPr>
+            <w:tcW w:w="2473" w:type="dxa"/>
+            <w:tcBorders>
+              <w:left w:val="single" w:sz="2" w:space="0" w:color="BFC7D5"/>
+              <w:bottom w:val="single" w:sz="2" w:space="0" w:color="BFC7D5"/>
+              <w:right w:val="single" w:sz="6" w:space="0" w:color="BFC7D5"/>
+            </w:tcBorders>
+            <w:vAlign w:val="center"/>
+          </w:tcPr>
+          <w:p>
+            <w:pPr>
+              <w:pStyle w:val="TableContents"/>
+              <w:bidi w:val="0"/>
+              <w:spacing w:before="0" w:after="283"/>
+              <w:jc w:val="left"/>
+              <w:rPr/>
+            </w:pPr>
+            <w:r>
+              <w:rPr/>
+              <w:t>APPROVED (template)</w:t>
+            </w:r>
+          </w:p>
+        </w:tc>
+        <w:tc>
+          <w:tcPr>
+            <w:tcW w:w="1552" w:type="dxa"/>
+            <w:tcBorders>
+              <w:left w:val="single" w:sz="2" w:space="0" w:color="BFC7D5"/>
+              <w:bottom w:val="single" w:sz="2" w:space="0" w:color="BFC7D5"/>
+              <w:right w:val="single" w:sz="6" w:space="0" w:color="BFC7D5"/>
+            </w:tcBorders>
+            <w:vAlign w:val="center"/>
+          </w:tcPr>
+          <w:p>
+            <w:pPr>
+              <w:pStyle w:val="TableContents"/>
+              <w:bidi w:val="0"/>
+              <w:spacing w:before="0" w:after="283"/>
+              <w:jc w:val="left"/>
+              <w:rPr/>
+            </w:pPr>
+            <w:r>
+              <w:rPr/>
+              <w:t>Anita Johan</w:t>
+            </w:r>
+          </w:p>
+        </w:tc>
+        <w:tc>
+          <w:tcPr>
+            <w:tcW w:w="1287" w:type="dxa"/>
+            <w:tcBorders>
+              <w:left w:val="single" w:sz="2" w:space="0" w:color="BFC7D5"/>
+              <w:bottom w:val="single" w:sz="2" w:space="0" w:color="BFC7D5"/>
+              <w:right w:val="single" w:sz="6" w:space="0" w:color="BFC7D5"/>
+            </w:tcBorders>
+            <w:vAlign w:val="center"/>
+          </w:tcPr>
+          <w:p>
+            <w:pPr>
+              <w:pStyle w:val="TableContents"/>
+              <w:bidi w:val="0"/>
+              <w:spacing w:before="0" w:after="283"/>
+              <w:jc w:val="left"/>
+              <w:rPr/>
+            </w:pPr>
+            <w:r>
+              <w:rPr/>
+              <w:t>2026-10-07</w:t>
             </w:r>
           </w:p>
         </w:tc>
@@ -3445,8 +4247,12 @@
         <w:trPr/>
         <w:tc>
           <w:tcPr>
-            <w:tcW w:w="736" w:type="dxa"/>
-            <w:tcBorders/>
+            <w:tcW w:w="966" w:type="dxa"/>
+            <w:tcBorders>
+              <w:left w:val="single" w:sz="6" w:space="0" w:color="BFC7D5"/>
+              <w:bottom w:val="single" w:sz="2" w:space="0" w:color="BFC7D5"/>
+              <w:right w:val="single" w:sz="6" w:space="0" w:color="BFC7D5"/>
+            </w:tcBorders>
             <w:vAlign w:val="center"/>
           </w:tcPr>
           <w:p>
@@ -3465,8 +4271,12 @@
         </w:tc>
         <w:tc>
           <w:tcPr>
-            <w:tcW w:w="3526" w:type="dxa"/>
-            <w:tcBorders/>
+            <w:tcW w:w="4469" w:type="dxa"/>
+            <w:tcBorders>
+              <w:left w:val="single" w:sz="2" w:space="0" w:color="BFC7D5"/>
+              <w:bottom w:val="single" w:sz="2" w:space="0" w:color="BFC7D5"/>
+              <w:right w:val="single" w:sz="6" w:space="0" w:color="BFC7D5"/>
+            </w:tcBorders>
             <w:vAlign w:val="center"/>
           </w:tcPr>
           <w:p>
@@ -3485,8 +4295,12 @@
         </w:tc>
         <w:tc>
           <w:tcPr>
-            <w:tcW w:w="481" w:type="dxa"/>
-            <w:tcBorders/>
+            <w:tcW w:w="591" w:type="dxa"/>
+            <w:tcBorders>
+              <w:left w:val="single" w:sz="2" w:space="0" w:color="BFC7D5"/>
+              <w:bottom w:val="single" w:sz="2" w:space="0" w:color="BFC7D5"/>
+              <w:right w:val="single" w:sz="6" w:space="0" w:color="BFC7D5"/>
+            </w:tcBorders>
             <w:vAlign w:val="center"/>
           </w:tcPr>
           <w:p>
@@ -3500,6 +4314,78 @@
             <w:r>
               <w:rPr/>
               <w:t>1.0</w:t>
+            </w:r>
+          </w:p>
+        </w:tc>
+        <w:tc>
+          <w:tcPr>
+            <w:tcW w:w="2473" w:type="dxa"/>
+            <w:tcBorders>
+              <w:left w:val="single" w:sz="2" w:space="0" w:color="BFC7D5"/>
+              <w:bottom w:val="single" w:sz="2" w:space="0" w:color="BFC7D5"/>
+              <w:right w:val="single" w:sz="6" w:space="0" w:color="BFC7D5"/>
+            </w:tcBorders>
+            <w:vAlign w:val="center"/>
+          </w:tcPr>
+          <w:p>
+            <w:pPr>
+              <w:pStyle w:val="TableContents"/>
+              <w:bidi w:val="0"/>
+              <w:spacing w:before="0" w:after="283"/>
+              <w:jc w:val="left"/>
+              <w:rPr/>
+            </w:pPr>
+            <w:r>
+              <w:rPr/>
+              <w:t>APPROVED (template)</w:t>
+            </w:r>
+          </w:p>
+        </w:tc>
+        <w:tc>
+          <w:tcPr>
+            <w:tcW w:w="1552" w:type="dxa"/>
+            <w:tcBorders>
+              <w:left w:val="single" w:sz="2" w:space="0" w:color="BFC7D5"/>
+              <w:bottom w:val="single" w:sz="2" w:space="0" w:color="BFC7D5"/>
+              <w:right w:val="single" w:sz="6" w:space="0" w:color="BFC7D5"/>
+            </w:tcBorders>
+            <w:vAlign w:val="center"/>
+          </w:tcPr>
+          <w:p>
+            <w:pPr>
+              <w:pStyle w:val="TableContents"/>
+              <w:bidi w:val="0"/>
+              <w:spacing w:before="0" w:after="283"/>
+              <w:jc w:val="left"/>
+              <w:rPr/>
+            </w:pPr>
+            <w:r>
+              <w:rPr/>
+              <w:t>Anita Johan</w:t>
+            </w:r>
+          </w:p>
+        </w:tc>
+        <w:tc>
+          <w:tcPr>
+            <w:tcW w:w="1287" w:type="dxa"/>
+            <w:tcBorders>
+              <w:left w:val="single" w:sz="2" w:space="0" w:color="BFC7D5"/>
+              <w:bottom w:val="single" w:sz="2" w:space="0" w:color="BFC7D5"/>
+              <w:right w:val="single" w:sz="6" w:space="0" w:color="BFC7D5"/>
+            </w:tcBorders>
+            <w:vAlign w:val="center"/>
+          </w:tcPr>
+          <w:p>
+            <w:pPr>
+              <w:pStyle w:val="TableContents"/>
+              <w:bidi w:val="0"/>
+              <w:spacing w:before="0" w:after="283"/>
+              <w:jc w:val="left"/>
+              <w:rPr/>
+            </w:pPr>
+            <w:r>
+              <w:rPr/>
+              <w:t>2026-10-07</w:t>
             </w:r>
           </w:p>
         </w:tc>
@@ -3508,8 +4394,12 @@
         <w:trPr/>
         <w:tc>
           <w:tcPr>
-            <w:tcW w:w="736" w:type="dxa"/>
-            <w:tcBorders/>
+            <w:tcW w:w="966" w:type="dxa"/>
+            <w:tcBorders>
+              <w:left w:val="single" w:sz="6" w:space="0" w:color="BFC7D5"/>
+              <w:bottom w:val="single" w:sz="2" w:space="0" w:color="BFC7D5"/>
+              <w:right w:val="single" w:sz="6" w:space="0" w:color="BFC7D5"/>
+            </w:tcBorders>
             <w:vAlign w:val="center"/>
           </w:tcPr>
           <w:p>
@@ -3528,8 +4418,12 @@
         </w:tc>
         <w:tc>
           <w:tcPr>
-            <w:tcW w:w="3526" w:type="dxa"/>
-            <w:tcBorders/>
+            <w:tcW w:w="4469" w:type="dxa"/>
+            <w:tcBorders>
+              <w:left w:val="single" w:sz="2" w:space="0" w:color="BFC7D5"/>
+              <w:bottom w:val="single" w:sz="2" w:space="0" w:color="BFC7D5"/>
+              <w:right w:val="single" w:sz="6" w:space="0" w:color="BFC7D5"/>
+            </w:tcBorders>
             <w:vAlign w:val="center"/>
           </w:tcPr>
           <w:p>
@@ -3548,8 +4442,12 @@
         </w:tc>
         <w:tc>
           <w:tcPr>
-            <w:tcW w:w="481" w:type="dxa"/>
-            <w:tcBorders/>
+            <w:tcW w:w="591" w:type="dxa"/>
+            <w:tcBorders>
+              <w:left w:val="single" w:sz="2" w:space="0" w:color="BFC7D5"/>
+              <w:bottom w:val="single" w:sz="2" w:space="0" w:color="BFC7D5"/>
+              <w:right w:val="single" w:sz="6" w:space="0" w:color="BFC7D5"/>
+            </w:tcBorders>
             <w:vAlign w:val="center"/>
           </w:tcPr>
           <w:p>
@@ -3563,6 +4461,78 @@
             <w:r>
               <w:rPr/>
               <w:t>1.0</w:t>
+            </w:r>
+          </w:p>
+        </w:tc>
+        <w:tc>
+          <w:tcPr>
+            <w:tcW w:w="2473" w:type="dxa"/>
+            <w:tcBorders>
+              <w:left w:val="single" w:sz="2" w:space="0" w:color="BFC7D5"/>
+              <w:bottom w:val="single" w:sz="2" w:space="0" w:color="BFC7D5"/>
+              <w:right w:val="single" w:sz="6" w:space="0" w:color="BFC7D5"/>
+            </w:tcBorders>
+            <w:vAlign w:val="center"/>
+          </w:tcPr>
+          <w:p>
+            <w:pPr>
+              <w:pStyle w:val="TableContents"/>
+              <w:bidi w:val="0"/>
+              <w:spacing w:before="0" w:after="283"/>
+              <w:jc w:val="left"/>
+              <w:rPr/>
+            </w:pPr>
+            <w:r>
+              <w:rPr/>
+              <w:t>APPROVED (template)</w:t>
+            </w:r>
+          </w:p>
+        </w:tc>
+        <w:tc>
+          <w:tcPr>
+            <w:tcW w:w="1552" w:type="dxa"/>
+            <w:tcBorders>
+              <w:left w:val="single" w:sz="2" w:space="0" w:color="BFC7D5"/>
+              <w:bottom w:val="single" w:sz="2" w:space="0" w:color="BFC7D5"/>
+              <w:right w:val="single" w:sz="6" w:space="0" w:color="BFC7D5"/>
+            </w:tcBorders>
+            <w:vAlign w:val="center"/>
+          </w:tcPr>
+          <w:p>
+            <w:pPr>
+              <w:pStyle w:val="TableContents"/>
+              <w:bidi w:val="0"/>
+              <w:spacing w:before="0" w:after="283"/>
+              <w:jc w:val="left"/>
+              <w:rPr/>
+            </w:pPr>
+            <w:r>
+              <w:rPr/>
+              <w:t>Anita Johan</w:t>
+            </w:r>
+          </w:p>
+        </w:tc>
+        <w:tc>
+          <w:tcPr>
+            <w:tcW w:w="1287" w:type="dxa"/>
+            <w:tcBorders>
+              <w:left w:val="single" w:sz="2" w:space="0" w:color="BFC7D5"/>
+              <w:bottom w:val="single" w:sz="2" w:space="0" w:color="BFC7D5"/>
+              <w:right w:val="single" w:sz="6" w:space="0" w:color="BFC7D5"/>
+            </w:tcBorders>
+            <w:vAlign w:val="center"/>
+          </w:tcPr>
+          <w:p>
+            <w:pPr>
+              <w:pStyle w:val="TableContents"/>
+              <w:bidi w:val="0"/>
+              <w:spacing w:before="0" w:after="283"/>
+              <w:jc w:val="left"/>
+              <w:rPr/>
+            </w:pPr>
+            <w:r>
+              <w:rPr/>
+              <w:t>2026-10-07</w:t>
             </w:r>
           </w:p>
         </w:tc>
@@ -3571,8 +4541,12 @@
         <w:trPr/>
         <w:tc>
           <w:tcPr>
-            <w:tcW w:w="736" w:type="dxa"/>
-            <w:tcBorders/>
+            <w:tcW w:w="966" w:type="dxa"/>
+            <w:tcBorders>
+              <w:left w:val="single" w:sz="6" w:space="0" w:color="BFC7D5"/>
+              <w:bottom w:val="single" w:sz="2" w:space="0" w:color="BFC7D5"/>
+              <w:right w:val="single" w:sz="6" w:space="0" w:color="BFC7D5"/>
+            </w:tcBorders>
             <w:vAlign w:val="center"/>
           </w:tcPr>
           <w:p>
@@ -3591,8 +4565,12 @@
         </w:tc>
         <w:tc>
           <w:tcPr>
-            <w:tcW w:w="3526" w:type="dxa"/>
-            <w:tcBorders/>
+            <w:tcW w:w="4469" w:type="dxa"/>
+            <w:tcBorders>
+              <w:left w:val="single" w:sz="2" w:space="0" w:color="BFC7D5"/>
+              <w:bottom w:val="single" w:sz="2" w:space="0" w:color="BFC7D5"/>
+              <w:right w:val="single" w:sz="6" w:space="0" w:color="BFC7D5"/>
+            </w:tcBorders>
             <w:vAlign w:val="center"/>
           </w:tcPr>
           <w:p>
@@ -3611,8 +4589,12 @@
         </w:tc>
         <w:tc>
           <w:tcPr>
-            <w:tcW w:w="481" w:type="dxa"/>
-            <w:tcBorders/>
+            <w:tcW w:w="591" w:type="dxa"/>
+            <w:tcBorders>
+              <w:left w:val="single" w:sz="2" w:space="0" w:color="BFC7D5"/>
+              <w:bottom w:val="single" w:sz="2" w:space="0" w:color="BFC7D5"/>
+              <w:right w:val="single" w:sz="6" w:space="0" w:color="BFC7D5"/>
+            </w:tcBorders>
             <w:vAlign w:val="center"/>
           </w:tcPr>
           <w:p>
@@ -3626,6 +4608,78 @@
             <w:r>
               <w:rPr/>
               <w:t>1.0</w:t>
+            </w:r>
+          </w:p>
+        </w:tc>
+        <w:tc>
+          <w:tcPr>
+            <w:tcW w:w="2473" w:type="dxa"/>
+            <w:tcBorders>
+              <w:left w:val="single" w:sz="2" w:space="0" w:color="BFC7D5"/>
+              <w:bottom w:val="single" w:sz="2" w:space="0" w:color="BFC7D5"/>
+              <w:right w:val="single" w:sz="6" w:space="0" w:color="BFC7D5"/>
+            </w:tcBorders>
+            <w:vAlign w:val="center"/>
+          </w:tcPr>
+          <w:p>
+            <w:pPr>
+              <w:pStyle w:val="TableContents"/>
+              <w:bidi w:val="0"/>
+              <w:spacing w:before="0" w:after="283"/>
+              <w:jc w:val="left"/>
+              <w:rPr/>
+            </w:pPr>
+            <w:r>
+              <w:rPr/>
+              <w:t>APPROVED (template)</w:t>
+            </w:r>
+          </w:p>
+        </w:tc>
+        <w:tc>
+          <w:tcPr>
+            <w:tcW w:w="1552" w:type="dxa"/>
+            <w:tcBorders>
+              <w:left w:val="single" w:sz="2" w:space="0" w:color="BFC7D5"/>
+              <w:bottom w:val="single" w:sz="2" w:space="0" w:color="BFC7D5"/>
+              <w:right w:val="single" w:sz="6" w:space="0" w:color="BFC7D5"/>
+            </w:tcBorders>
+            <w:vAlign w:val="center"/>
+          </w:tcPr>
+          <w:p>
+            <w:pPr>
+              <w:pStyle w:val="TableContents"/>
+              <w:bidi w:val="0"/>
+              <w:spacing w:before="0" w:after="283"/>
+              <w:jc w:val="left"/>
+              <w:rPr/>
+            </w:pPr>
+            <w:r>
+              <w:rPr/>
+              <w:t>Anita Johan</w:t>
+            </w:r>
+          </w:p>
+        </w:tc>
+        <w:tc>
+          <w:tcPr>
+            <w:tcW w:w="1287" w:type="dxa"/>
+            <w:tcBorders>
+              <w:left w:val="single" w:sz="2" w:space="0" w:color="BFC7D5"/>
+              <w:bottom w:val="single" w:sz="2" w:space="0" w:color="BFC7D5"/>
+              <w:right w:val="single" w:sz="6" w:space="0" w:color="BFC7D5"/>
+            </w:tcBorders>
+            <w:vAlign w:val="center"/>
+          </w:tcPr>
+          <w:p>
+            <w:pPr>
+              <w:pStyle w:val="TableContents"/>
+              <w:bidi w:val="0"/>
+              <w:spacing w:before="0" w:after="283"/>
+              <w:jc w:val="left"/>
+              <w:rPr/>
+            </w:pPr>
+            <w:r>
+              <w:rPr/>
+              <w:t>2026-10-07</w:t>
             </w:r>
           </w:p>
         </w:tc>
@@ -3634,8 +4688,12 @@
         <w:trPr/>
         <w:tc>
           <w:tcPr>
-            <w:tcW w:w="736" w:type="dxa"/>
-            <w:tcBorders/>
+            <w:tcW w:w="966" w:type="dxa"/>
+            <w:tcBorders>
+              <w:left w:val="single" w:sz="6" w:space="0" w:color="BFC7D5"/>
+              <w:bottom w:val="single" w:sz="2" w:space="0" w:color="BFC7D5"/>
+              <w:right w:val="single" w:sz="6" w:space="0" w:color="BFC7D5"/>
+            </w:tcBorders>
             <w:vAlign w:val="center"/>
           </w:tcPr>
           <w:p>
@@ -3654,8 +4712,12 @@
         </w:tc>
         <w:tc>
           <w:tcPr>
-            <w:tcW w:w="3526" w:type="dxa"/>
-            <w:tcBorders/>
+            <w:tcW w:w="4469" w:type="dxa"/>
+            <w:tcBorders>
+              <w:left w:val="single" w:sz="2" w:space="0" w:color="BFC7D5"/>
+              <w:bottom w:val="single" w:sz="2" w:space="0" w:color="BFC7D5"/>
+              <w:right w:val="single" w:sz="6" w:space="0" w:color="BFC7D5"/>
+            </w:tcBorders>
             <w:vAlign w:val="center"/>
           </w:tcPr>
           <w:p>
@@ -3674,8 +4736,12 @@
         </w:tc>
         <w:tc>
           <w:tcPr>
-            <w:tcW w:w="481" w:type="dxa"/>
-            <w:tcBorders/>
+            <w:tcW w:w="591" w:type="dxa"/>
+            <w:tcBorders>
+              <w:left w:val="single" w:sz="2" w:space="0" w:color="BFC7D5"/>
+              <w:bottom w:val="single" w:sz="2" w:space="0" w:color="BFC7D5"/>
+              <w:right w:val="single" w:sz="6" w:space="0" w:color="BFC7D5"/>
+            </w:tcBorders>
             <w:vAlign w:val="center"/>
           </w:tcPr>
           <w:p>
@@ -3689,6 +4755,78 @@
             <w:r>
               <w:rPr/>
               <w:t>1.0</w:t>
+            </w:r>
+          </w:p>
+        </w:tc>
+        <w:tc>
+          <w:tcPr>
+            <w:tcW w:w="2473" w:type="dxa"/>
+            <w:tcBorders>
+              <w:left w:val="single" w:sz="2" w:space="0" w:color="BFC7D5"/>
+              <w:bottom w:val="single" w:sz="2" w:space="0" w:color="BFC7D5"/>
+              <w:right w:val="single" w:sz="6" w:space="0" w:color="BFC7D5"/>
+            </w:tcBorders>
+            <w:vAlign w:val="center"/>
+          </w:tcPr>
+          <w:p>
+            <w:pPr>
+              <w:pStyle w:val="TableContents"/>
+              <w:bidi w:val="0"/>
+              <w:spacing w:before="0" w:after="283"/>
+              <w:jc w:val="left"/>
+              <w:rPr/>
+            </w:pPr>
+            <w:r>
+              <w:rPr/>
+              <w:t>APPROVED (template)</w:t>
+            </w:r>
+          </w:p>
+        </w:tc>
+        <w:tc>
+          <w:tcPr>
+            <w:tcW w:w="1552" w:type="dxa"/>
+            <w:tcBorders>
+              <w:left w:val="single" w:sz="2" w:space="0" w:color="BFC7D5"/>
+              <w:bottom w:val="single" w:sz="2" w:space="0" w:color="BFC7D5"/>
+              <w:right w:val="single" w:sz="6" w:space="0" w:color="BFC7D5"/>
+            </w:tcBorders>
+            <w:vAlign w:val="center"/>
+          </w:tcPr>
+          <w:p>
+            <w:pPr>
+              <w:pStyle w:val="TableContents"/>
+              <w:bidi w:val="0"/>
+              <w:spacing w:before="0" w:after="283"/>
+              <w:jc w:val="left"/>
+              <w:rPr/>
+            </w:pPr>
+            <w:r>
+              <w:rPr/>
+              <w:t>Anita Johan</w:t>
+            </w:r>
+          </w:p>
+        </w:tc>
+        <w:tc>
+          <w:tcPr>
+            <w:tcW w:w="1287" w:type="dxa"/>
+            <w:tcBorders>
+              <w:left w:val="single" w:sz="2" w:space="0" w:color="BFC7D5"/>
+              <w:bottom w:val="single" w:sz="2" w:space="0" w:color="BFC7D5"/>
+              <w:right w:val="single" w:sz="6" w:space="0" w:color="BFC7D5"/>
+            </w:tcBorders>
+            <w:vAlign w:val="center"/>
+          </w:tcPr>
+          <w:p>
+            <w:pPr>
+              <w:pStyle w:val="TableContents"/>
+              <w:bidi w:val="0"/>
+              <w:spacing w:before="0" w:after="283"/>
+              <w:jc w:val="left"/>
+              <w:rPr/>
+            </w:pPr>
+            <w:r>
+              <w:rPr/>
+              <w:t>2026-10-07</w:t>
             </w:r>
           </w:p>
         </w:tc>
@@ -3697,8 +4835,12 @@
         <w:trPr/>
         <w:tc>
           <w:tcPr>
-            <w:tcW w:w="736" w:type="dxa"/>
-            <w:tcBorders/>
+            <w:tcW w:w="966" w:type="dxa"/>
+            <w:tcBorders>
+              <w:left w:val="single" w:sz="6" w:space="0" w:color="BFC7D5"/>
+              <w:bottom w:val="single" w:sz="2" w:space="0" w:color="BFC7D5"/>
+              <w:right w:val="single" w:sz="6" w:space="0" w:color="BFC7D5"/>
+            </w:tcBorders>
             <w:vAlign w:val="center"/>
           </w:tcPr>
           <w:p>
@@ -3717,8 +4859,12 @@
         </w:tc>
         <w:tc>
           <w:tcPr>
-            <w:tcW w:w="3526" w:type="dxa"/>
-            <w:tcBorders/>
+            <w:tcW w:w="4469" w:type="dxa"/>
+            <w:tcBorders>
+              <w:left w:val="single" w:sz="2" w:space="0" w:color="BFC7D5"/>
+              <w:bottom w:val="single" w:sz="2" w:space="0" w:color="BFC7D5"/>
+              <w:right w:val="single" w:sz="6" w:space="0" w:color="BFC7D5"/>
+            </w:tcBorders>
             <w:vAlign w:val="center"/>
           </w:tcPr>
           <w:p>
@@ -3737,8 +4883,12 @@
         </w:tc>
         <w:tc>
           <w:tcPr>
-            <w:tcW w:w="481" w:type="dxa"/>
-            <w:tcBorders/>
+            <w:tcW w:w="591" w:type="dxa"/>
+            <w:tcBorders>
+              <w:left w:val="single" w:sz="2" w:space="0" w:color="BFC7D5"/>
+              <w:bottom w:val="single" w:sz="2" w:space="0" w:color="BFC7D5"/>
+              <w:right w:val="single" w:sz="6" w:space="0" w:color="BFC7D5"/>
+            </w:tcBorders>
             <w:vAlign w:val="center"/>
           </w:tcPr>
           <w:p>
@@ -3752,6 +4902,78 @@
             <w:r>
               <w:rPr/>
               <w:t>1.0</w:t>
+            </w:r>
+          </w:p>
+        </w:tc>
+        <w:tc>
+          <w:tcPr>
+            <w:tcW w:w="2473" w:type="dxa"/>
+            <w:tcBorders>
+              <w:left w:val="single" w:sz="2" w:space="0" w:color="BFC7D5"/>
+              <w:bottom w:val="single" w:sz="2" w:space="0" w:color="BFC7D5"/>
+              <w:right w:val="single" w:sz="6" w:space="0" w:color="BFC7D5"/>
+            </w:tcBorders>
+            <w:vAlign w:val="center"/>
+          </w:tcPr>
+          <w:p>
+            <w:pPr>
+              <w:pStyle w:val="TableContents"/>
+              <w:bidi w:val="0"/>
+              <w:spacing w:before="0" w:after="283"/>
+              <w:jc w:val="left"/>
+              <w:rPr/>
+            </w:pPr>
+            <w:r>
+              <w:rPr/>
+              <w:t>APPROVED (template)</w:t>
+            </w:r>
+          </w:p>
+        </w:tc>
+        <w:tc>
+          <w:tcPr>
+            <w:tcW w:w="1552" w:type="dxa"/>
+            <w:tcBorders>
+              <w:left w:val="single" w:sz="2" w:space="0" w:color="BFC7D5"/>
+              <w:bottom w:val="single" w:sz="2" w:space="0" w:color="BFC7D5"/>
+              <w:right w:val="single" w:sz="6" w:space="0" w:color="BFC7D5"/>
+            </w:tcBorders>
+            <w:vAlign w:val="center"/>
+          </w:tcPr>
+          <w:p>
+            <w:pPr>
+              <w:pStyle w:val="TableContents"/>
+              <w:bidi w:val="0"/>
+              <w:spacing w:before="0" w:after="283"/>
+              <w:jc w:val="left"/>
+              <w:rPr/>
+            </w:pPr>
+            <w:r>
+              <w:rPr/>
+              <w:t>Anita Johan</w:t>
+            </w:r>
+          </w:p>
+        </w:tc>
+        <w:tc>
+          <w:tcPr>
+            <w:tcW w:w="1287" w:type="dxa"/>
+            <w:tcBorders>
+              <w:left w:val="single" w:sz="2" w:space="0" w:color="BFC7D5"/>
+              <w:bottom w:val="single" w:sz="2" w:space="0" w:color="BFC7D5"/>
+              <w:right w:val="single" w:sz="6" w:space="0" w:color="BFC7D5"/>
+            </w:tcBorders>
+            <w:vAlign w:val="center"/>
+          </w:tcPr>
+          <w:p>
+            <w:pPr>
+              <w:pStyle w:val="TableContents"/>
+              <w:bidi w:val="0"/>
+              <w:spacing w:before="0" w:after="283"/>
+              <w:jc w:val="left"/>
+              <w:rPr/>
+            </w:pPr>
+            <w:r>
+              <w:rPr/>
+              <w:t>2026-10-07</w:t>
             </w:r>
           </w:p>
         </w:tc>
@@ -3760,8 +4982,12 @@
         <w:trPr/>
         <w:tc>
           <w:tcPr>
-            <w:tcW w:w="736" w:type="dxa"/>
-            <w:tcBorders/>
+            <w:tcW w:w="966" w:type="dxa"/>
+            <w:tcBorders>
+              <w:left w:val="single" w:sz="6" w:space="0" w:color="BFC7D5"/>
+              <w:bottom w:val="single" w:sz="2" w:space="0" w:color="BFC7D5"/>
+              <w:right w:val="single" w:sz="6" w:space="0" w:color="BFC7D5"/>
+            </w:tcBorders>
             <w:vAlign w:val="center"/>
           </w:tcPr>
           <w:p>
@@ -3780,8 +5006,12 @@
         </w:tc>
         <w:tc>
           <w:tcPr>
-            <w:tcW w:w="3526" w:type="dxa"/>
-            <w:tcBorders/>
+            <w:tcW w:w="4469" w:type="dxa"/>
+            <w:tcBorders>
+              <w:left w:val="single" w:sz="2" w:space="0" w:color="BFC7D5"/>
+              <w:bottom w:val="single" w:sz="2" w:space="0" w:color="BFC7D5"/>
+              <w:right w:val="single" w:sz="6" w:space="0" w:color="BFC7D5"/>
+            </w:tcBorders>
             <w:vAlign w:val="center"/>
           </w:tcPr>
           <w:p>
@@ -3800,8 +5030,12 @@
         </w:tc>
         <w:tc>
           <w:tcPr>
-            <w:tcW w:w="481" w:type="dxa"/>
-            <w:tcBorders/>
+            <w:tcW w:w="591" w:type="dxa"/>
+            <w:tcBorders>
+              <w:left w:val="single" w:sz="2" w:space="0" w:color="BFC7D5"/>
+              <w:bottom w:val="single" w:sz="2" w:space="0" w:color="BFC7D5"/>
+              <w:right w:val="single" w:sz="6" w:space="0" w:color="BFC7D5"/>
+            </w:tcBorders>
             <w:vAlign w:val="center"/>
           </w:tcPr>
           <w:p>
@@ -3815,6 +5049,78 @@
             <w:r>
               <w:rPr/>
               <w:t>1.0</w:t>
+            </w:r>
+          </w:p>
+        </w:tc>
+        <w:tc>
+          <w:tcPr>
+            <w:tcW w:w="2473" w:type="dxa"/>
+            <w:tcBorders>
+              <w:left w:val="single" w:sz="2" w:space="0" w:color="BFC7D5"/>
+              <w:bottom w:val="single" w:sz="2" w:space="0" w:color="BFC7D5"/>
+              <w:right w:val="single" w:sz="6" w:space="0" w:color="BFC7D5"/>
+            </w:tcBorders>
+            <w:vAlign w:val="center"/>
+          </w:tcPr>
+          <w:p>
+            <w:pPr>
+              <w:pStyle w:val="TableContents"/>
+              <w:bidi w:val="0"/>
+              <w:spacing w:before="0" w:after="283"/>
+              <w:jc w:val="left"/>
+              <w:rPr/>
+            </w:pPr>
+            <w:r>
+              <w:rPr/>
+              <w:t>APPROVED (template)</w:t>
+            </w:r>
+          </w:p>
+        </w:tc>
+        <w:tc>
+          <w:tcPr>
+            <w:tcW w:w="1552" w:type="dxa"/>
+            <w:tcBorders>
+              <w:left w:val="single" w:sz="2" w:space="0" w:color="BFC7D5"/>
+              <w:bottom w:val="single" w:sz="2" w:space="0" w:color="BFC7D5"/>
+              <w:right w:val="single" w:sz="6" w:space="0" w:color="BFC7D5"/>
+            </w:tcBorders>
+            <w:vAlign w:val="center"/>
+          </w:tcPr>
+          <w:p>
+            <w:pPr>
+              <w:pStyle w:val="TableContents"/>
+              <w:bidi w:val="0"/>
+              <w:spacing w:before="0" w:after="283"/>
+              <w:jc w:val="left"/>
+              <w:rPr/>
+            </w:pPr>
+            <w:r>
+              <w:rPr/>
+              <w:t>Anita Johan</w:t>
+            </w:r>
+          </w:p>
+        </w:tc>
+        <w:tc>
+          <w:tcPr>
+            <w:tcW w:w="1287" w:type="dxa"/>
+            <w:tcBorders>
+              <w:left w:val="single" w:sz="2" w:space="0" w:color="BFC7D5"/>
+              <w:bottom w:val="single" w:sz="2" w:space="0" w:color="BFC7D5"/>
+              <w:right w:val="single" w:sz="6" w:space="0" w:color="BFC7D5"/>
+            </w:tcBorders>
+            <w:vAlign w:val="center"/>
+          </w:tcPr>
+          <w:p>
+            <w:pPr>
+              <w:pStyle w:val="TableContents"/>
+              <w:bidi w:val="0"/>
+              <w:spacing w:before="0" w:after="283"/>
+              <w:jc w:val="left"/>
+              <w:rPr/>
+            </w:pPr>
+            <w:r>
+              <w:rPr/>
+              <w:t>2026-10-07</w:t>
             </w:r>
           </w:p>
         </w:tc>
@@ -3823,8 +5129,12 @@
         <w:trPr/>
         <w:tc>
           <w:tcPr>
-            <w:tcW w:w="736" w:type="dxa"/>
-            <w:tcBorders/>
+            <w:tcW w:w="966" w:type="dxa"/>
+            <w:tcBorders>
+              <w:left w:val="single" w:sz="6" w:space="0" w:color="BFC7D5"/>
+              <w:bottom w:val="single" w:sz="2" w:space="0" w:color="BFC7D5"/>
+              <w:right w:val="single" w:sz="6" w:space="0" w:color="BFC7D5"/>
+            </w:tcBorders>
             <w:vAlign w:val="center"/>
           </w:tcPr>
           <w:p>
@@ -3843,8 +5153,12 @@
         </w:tc>
         <w:tc>
           <w:tcPr>
-            <w:tcW w:w="3526" w:type="dxa"/>
-            <w:tcBorders/>
+            <w:tcW w:w="4469" w:type="dxa"/>
+            <w:tcBorders>
+              <w:left w:val="single" w:sz="2" w:space="0" w:color="BFC7D5"/>
+              <w:bottom w:val="single" w:sz="2" w:space="0" w:color="BFC7D5"/>
+              <w:right w:val="single" w:sz="6" w:space="0" w:color="BFC7D5"/>
+            </w:tcBorders>
             <w:vAlign w:val="center"/>
           </w:tcPr>
           <w:p>
@@ -3863,8 +5177,12 @@
         </w:tc>
         <w:tc>
           <w:tcPr>
-            <w:tcW w:w="481" w:type="dxa"/>
-            <w:tcBorders/>
+            <w:tcW w:w="591" w:type="dxa"/>
+            <w:tcBorders>
+              <w:left w:val="single" w:sz="2" w:space="0" w:color="BFC7D5"/>
+              <w:bottom w:val="single" w:sz="2" w:space="0" w:color="BFC7D5"/>
+              <w:right w:val="single" w:sz="6" w:space="0" w:color="BFC7D5"/>
+            </w:tcBorders>
             <w:vAlign w:val="center"/>
           </w:tcPr>
           <w:p>
@@ -3878,6 +5196,78 @@
             <w:r>
               <w:rPr/>
               <w:t>1.0</w:t>
+            </w:r>
+          </w:p>
+        </w:tc>
+        <w:tc>
+          <w:tcPr>
+            <w:tcW w:w="2473" w:type="dxa"/>
+            <w:tcBorders>
+              <w:left w:val="single" w:sz="2" w:space="0" w:color="BFC7D5"/>
+              <w:bottom w:val="single" w:sz="2" w:space="0" w:color="BFC7D5"/>
+              <w:right w:val="single" w:sz="6" w:space="0" w:color="BFC7D5"/>
+            </w:tcBorders>
+            <w:vAlign w:val="center"/>
+          </w:tcPr>
+          <w:p>
+            <w:pPr>
+              <w:pStyle w:val="TableContents"/>
+              <w:bidi w:val="0"/>
+              <w:spacing w:before="0" w:after="283"/>
+              <w:jc w:val="left"/>
+              <w:rPr/>
+            </w:pPr>
+            <w:r>
+              <w:rPr/>
+              <w:t>APPROVED (template)</w:t>
+            </w:r>
+          </w:p>
+        </w:tc>
+        <w:tc>
+          <w:tcPr>
+            <w:tcW w:w="1552" w:type="dxa"/>
+            <w:tcBorders>
+              <w:left w:val="single" w:sz="2" w:space="0" w:color="BFC7D5"/>
+              <w:bottom w:val="single" w:sz="2" w:space="0" w:color="BFC7D5"/>
+              <w:right w:val="single" w:sz="6" w:space="0" w:color="BFC7D5"/>
+            </w:tcBorders>
+            <w:vAlign w:val="center"/>
+          </w:tcPr>
+          <w:p>
+            <w:pPr>
+              <w:pStyle w:val="TableContents"/>
+              <w:bidi w:val="0"/>
+              <w:spacing w:before="0" w:after="283"/>
+              <w:jc w:val="left"/>
+              <w:rPr/>
+            </w:pPr>
+            <w:r>
+              <w:rPr/>
+              <w:t>Anita Johan</w:t>
+            </w:r>
+          </w:p>
+        </w:tc>
+        <w:tc>
+          <w:tcPr>
+            <w:tcW w:w="1287" w:type="dxa"/>
+            <w:tcBorders>
+              <w:left w:val="single" w:sz="2" w:space="0" w:color="BFC7D5"/>
+              <w:bottom w:val="single" w:sz="2" w:space="0" w:color="BFC7D5"/>
+              <w:right w:val="single" w:sz="6" w:space="0" w:color="BFC7D5"/>
+            </w:tcBorders>
+            <w:vAlign w:val="center"/>
+          </w:tcPr>
+          <w:p>
+            <w:pPr>
+              <w:pStyle w:val="TableContents"/>
+              <w:bidi w:val="0"/>
+              <w:spacing w:before="0" w:after="283"/>
+              <w:jc w:val="left"/>
+              <w:rPr/>
+            </w:pPr>
+            <w:r>
+              <w:rPr/>
+              <w:t>2026-10-07</w:t>
             </w:r>
           </w:p>
         </w:tc>
@@ -3886,8 +5276,12 @@
         <w:trPr/>
         <w:tc>
           <w:tcPr>
-            <w:tcW w:w="736" w:type="dxa"/>
-            <w:tcBorders/>
+            <w:tcW w:w="966" w:type="dxa"/>
+            <w:tcBorders>
+              <w:left w:val="single" w:sz="6" w:space="0" w:color="BFC7D5"/>
+              <w:bottom w:val="single" w:sz="2" w:space="0" w:color="BFC7D5"/>
+              <w:right w:val="single" w:sz="6" w:space="0" w:color="BFC7D5"/>
+            </w:tcBorders>
             <w:vAlign w:val="center"/>
           </w:tcPr>
           <w:p>
@@ -3906,8 +5300,12 @@
         </w:tc>
         <w:tc>
           <w:tcPr>
-            <w:tcW w:w="3526" w:type="dxa"/>
-            <w:tcBorders/>
+            <w:tcW w:w="4469" w:type="dxa"/>
+            <w:tcBorders>
+              <w:left w:val="single" w:sz="2" w:space="0" w:color="BFC7D5"/>
+              <w:bottom w:val="single" w:sz="2" w:space="0" w:color="BFC7D5"/>
+              <w:right w:val="single" w:sz="6" w:space="0" w:color="BFC7D5"/>
+            </w:tcBorders>
             <w:vAlign w:val="center"/>
           </w:tcPr>
           <w:p>
@@ -3926,8 +5324,12 @@
         </w:tc>
         <w:tc>
           <w:tcPr>
-            <w:tcW w:w="481" w:type="dxa"/>
-            <w:tcBorders/>
+            <w:tcW w:w="591" w:type="dxa"/>
+            <w:tcBorders>
+              <w:left w:val="single" w:sz="2" w:space="0" w:color="BFC7D5"/>
+              <w:bottom w:val="single" w:sz="2" w:space="0" w:color="BFC7D5"/>
+              <w:right w:val="single" w:sz="6" w:space="0" w:color="BFC7D5"/>
+            </w:tcBorders>
             <w:vAlign w:val="center"/>
           </w:tcPr>
           <w:p>
@@ -3941,6 +5343,78 @@
             <w:r>
               <w:rPr/>
               <w:t>1.0</w:t>
+            </w:r>
+          </w:p>
+        </w:tc>
+        <w:tc>
+          <w:tcPr>
+            <w:tcW w:w="2473" w:type="dxa"/>
+            <w:tcBorders>
+              <w:left w:val="single" w:sz="2" w:space="0" w:color="BFC7D5"/>
+              <w:bottom w:val="single" w:sz="2" w:space="0" w:color="BFC7D5"/>
+              <w:right w:val="single" w:sz="6" w:space="0" w:color="BFC7D5"/>
+            </w:tcBorders>
+            <w:vAlign w:val="center"/>
+          </w:tcPr>
+          <w:p>
+            <w:pPr>
+              <w:pStyle w:val="TableContents"/>
+              <w:bidi w:val="0"/>
+              <w:spacing w:before="0" w:after="283"/>
+              <w:jc w:val="left"/>
+              <w:rPr/>
+            </w:pPr>
+            <w:r>
+              <w:rPr/>
+              <w:t>APPROVED (template)</w:t>
+            </w:r>
+          </w:p>
+        </w:tc>
+        <w:tc>
+          <w:tcPr>
+            <w:tcW w:w="1552" w:type="dxa"/>
+            <w:tcBorders>
+              <w:left w:val="single" w:sz="2" w:space="0" w:color="BFC7D5"/>
+              <w:bottom w:val="single" w:sz="2" w:space="0" w:color="BFC7D5"/>
+              <w:right w:val="single" w:sz="6" w:space="0" w:color="BFC7D5"/>
+            </w:tcBorders>
+            <w:vAlign w:val="center"/>
+          </w:tcPr>
+          <w:p>
+            <w:pPr>
+              <w:pStyle w:val="TableContents"/>
+              <w:bidi w:val="0"/>
+              <w:spacing w:before="0" w:after="283"/>
+              <w:jc w:val="left"/>
+              <w:rPr/>
+            </w:pPr>
+            <w:r>
+              <w:rPr/>
+              <w:t>Anita Johan</w:t>
+            </w:r>
+          </w:p>
+        </w:tc>
+        <w:tc>
+          <w:tcPr>
+            <w:tcW w:w="1287" w:type="dxa"/>
+            <w:tcBorders>
+              <w:left w:val="single" w:sz="2" w:space="0" w:color="BFC7D5"/>
+              <w:bottom w:val="single" w:sz="2" w:space="0" w:color="BFC7D5"/>
+              <w:right w:val="single" w:sz="6" w:space="0" w:color="BFC7D5"/>
+            </w:tcBorders>
+            <w:vAlign w:val="center"/>
+          </w:tcPr>
+          <w:p>
+            <w:pPr>
+              <w:pStyle w:val="TableContents"/>
+              <w:bidi w:val="0"/>
+              <w:spacing w:before="0" w:after="283"/>
+              <w:jc w:val="left"/>
+              <w:rPr/>
+            </w:pPr>
+            <w:r>
+              <w:rPr/>
+              <w:t>2026-10-07</w:t>
             </w:r>
           </w:p>
         </w:tc>
@@ -3949,8 +5423,12 @@
         <w:trPr/>
         <w:tc>
           <w:tcPr>
-            <w:tcW w:w="736" w:type="dxa"/>
-            <w:tcBorders/>
+            <w:tcW w:w="966" w:type="dxa"/>
+            <w:tcBorders>
+              <w:left w:val="single" w:sz="6" w:space="0" w:color="BFC7D5"/>
+              <w:bottom w:val="single" w:sz="2" w:space="0" w:color="BFC7D5"/>
+              <w:right w:val="single" w:sz="6" w:space="0" w:color="BFC7D5"/>
+            </w:tcBorders>
             <w:vAlign w:val="center"/>
           </w:tcPr>
           <w:p>
@@ -3969,8 +5447,12 @@
         </w:tc>
         <w:tc>
           <w:tcPr>
-            <w:tcW w:w="3526" w:type="dxa"/>
-            <w:tcBorders/>
+            <w:tcW w:w="4469" w:type="dxa"/>
+            <w:tcBorders>
+              <w:left w:val="single" w:sz="2" w:space="0" w:color="BFC7D5"/>
+              <w:bottom w:val="single" w:sz="2" w:space="0" w:color="BFC7D5"/>
+              <w:right w:val="single" w:sz="6" w:space="0" w:color="BFC7D5"/>
+            </w:tcBorders>
             <w:vAlign w:val="center"/>
           </w:tcPr>
           <w:p>
@@ -3989,8 +5471,12 @@
         </w:tc>
         <w:tc>
           <w:tcPr>
-            <w:tcW w:w="481" w:type="dxa"/>
-            <w:tcBorders/>
+            <w:tcW w:w="591" w:type="dxa"/>
+            <w:tcBorders>
+              <w:left w:val="single" w:sz="2" w:space="0" w:color="BFC7D5"/>
+              <w:bottom w:val="single" w:sz="2" w:space="0" w:color="BFC7D5"/>
+              <w:right w:val="single" w:sz="6" w:space="0" w:color="BFC7D5"/>
+            </w:tcBorders>
             <w:vAlign w:val="center"/>
           </w:tcPr>
           <w:p>
@@ -4004,6 +5490,78 @@
             <w:r>
               <w:rPr/>
               <w:t>1.0</w:t>
+            </w:r>
+          </w:p>
+        </w:tc>
+        <w:tc>
+          <w:tcPr>
+            <w:tcW w:w="2473" w:type="dxa"/>
+            <w:tcBorders>
+              <w:left w:val="single" w:sz="2" w:space="0" w:color="BFC7D5"/>
+              <w:bottom w:val="single" w:sz="2" w:space="0" w:color="BFC7D5"/>
+              <w:right w:val="single" w:sz="6" w:space="0" w:color="BFC7D5"/>
+            </w:tcBorders>
+            <w:vAlign w:val="center"/>
+          </w:tcPr>
+          <w:p>
+            <w:pPr>
+              <w:pStyle w:val="TableContents"/>
+              <w:bidi w:val="0"/>
+              <w:spacing w:before="0" w:after="283"/>
+              <w:jc w:val="left"/>
+              <w:rPr/>
+            </w:pPr>
+            <w:r>
+              <w:rPr/>
+              <w:t>APPROVED (template)</w:t>
+            </w:r>
+          </w:p>
+        </w:tc>
+        <w:tc>
+          <w:tcPr>
+            <w:tcW w:w="1552" w:type="dxa"/>
+            <w:tcBorders>
+              <w:left w:val="single" w:sz="2" w:space="0" w:color="BFC7D5"/>
+              <w:bottom w:val="single" w:sz="2" w:space="0" w:color="BFC7D5"/>
+              <w:right w:val="single" w:sz="6" w:space="0" w:color="BFC7D5"/>
+            </w:tcBorders>
+            <w:vAlign w:val="center"/>
+          </w:tcPr>
+          <w:p>
+            <w:pPr>
+              <w:pStyle w:val="TableContents"/>
+              <w:bidi w:val="0"/>
+              <w:spacing w:before="0" w:after="283"/>
+              <w:jc w:val="left"/>
+              <w:rPr/>
+            </w:pPr>
+            <w:r>
+              <w:rPr/>
+              <w:t>Anita Johan</w:t>
+            </w:r>
+          </w:p>
+        </w:tc>
+        <w:tc>
+          <w:tcPr>
+            <w:tcW w:w="1287" w:type="dxa"/>
+            <w:tcBorders>
+              <w:left w:val="single" w:sz="2" w:space="0" w:color="BFC7D5"/>
+              <w:bottom w:val="single" w:sz="2" w:space="0" w:color="BFC7D5"/>
+              <w:right w:val="single" w:sz="6" w:space="0" w:color="BFC7D5"/>
+            </w:tcBorders>
+            <w:vAlign w:val="center"/>
+          </w:tcPr>
+          <w:p>
+            <w:pPr>
+              <w:pStyle w:val="TableContents"/>
+              <w:bidi w:val="0"/>
+              <w:spacing w:before="0" w:after="283"/>
+              <w:jc w:val="left"/>
+              <w:rPr/>
+            </w:pPr>
+            <w:r>
+              <w:rPr/>
+              <w:t>2026-10-07</w:t>
             </w:r>
           </w:p>
         </w:tc>
@@ -4012,8 +5570,12 @@
         <w:trPr/>
         <w:tc>
           <w:tcPr>
-            <w:tcW w:w="736" w:type="dxa"/>
-            <w:tcBorders/>
+            <w:tcW w:w="966" w:type="dxa"/>
+            <w:tcBorders>
+              <w:left w:val="single" w:sz="6" w:space="0" w:color="BFC7D5"/>
+              <w:bottom w:val="single" w:sz="2" w:space="0" w:color="BFC7D5"/>
+              <w:right w:val="single" w:sz="6" w:space="0" w:color="BFC7D5"/>
+            </w:tcBorders>
             <w:vAlign w:val="center"/>
           </w:tcPr>
           <w:p>
@@ -4032,8 +5594,12 @@
         </w:tc>
         <w:tc>
           <w:tcPr>
-            <w:tcW w:w="3526" w:type="dxa"/>
-            <w:tcBorders/>
+            <w:tcW w:w="4469" w:type="dxa"/>
+            <w:tcBorders>
+              <w:left w:val="single" w:sz="2" w:space="0" w:color="BFC7D5"/>
+              <w:bottom w:val="single" w:sz="2" w:space="0" w:color="BFC7D5"/>
+              <w:right w:val="single" w:sz="6" w:space="0" w:color="BFC7D5"/>
+            </w:tcBorders>
             <w:vAlign w:val="center"/>
           </w:tcPr>
           <w:p>
@@ -4052,8 +5618,12 @@
         </w:tc>
         <w:tc>
           <w:tcPr>
-            <w:tcW w:w="481" w:type="dxa"/>
-            <w:tcBorders/>
+            <w:tcW w:w="591" w:type="dxa"/>
+            <w:tcBorders>
+              <w:left w:val="single" w:sz="2" w:space="0" w:color="BFC7D5"/>
+              <w:bottom w:val="single" w:sz="2" w:space="0" w:color="BFC7D5"/>
+              <w:right w:val="single" w:sz="6" w:space="0" w:color="BFC7D5"/>
+            </w:tcBorders>
             <w:vAlign w:val="center"/>
           </w:tcPr>
           <w:p>
@@ -4067,6 +5637,78 @@
             <w:r>
               <w:rPr/>
               <w:t>1.0</w:t>
+            </w:r>
+          </w:p>
+        </w:tc>
+        <w:tc>
+          <w:tcPr>
+            <w:tcW w:w="2473" w:type="dxa"/>
+            <w:tcBorders>
+              <w:left w:val="single" w:sz="2" w:space="0" w:color="BFC7D5"/>
+              <w:bottom w:val="single" w:sz="2" w:space="0" w:color="BFC7D5"/>
+              <w:right w:val="single" w:sz="6" w:space="0" w:color="BFC7D5"/>
+            </w:tcBorders>
+            <w:vAlign w:val="center"/>
+          </w:tcPr>
+          <w:p>
+            <w:pPr>
+              <w:pStyle w:val="TableContents"/>
+              <w:bidi w:val="0"/>
+              <w:spacing w:before="0" w:after="283"/>
+              <w:jc w:val="left"/>
+              <w:rPr/>
+            </w:pPr>
+            <w:r>
+              <w:rPr/>
+              <w:t>APPROVED (template)</w:t>
+            </w:r>
+          </w:p>
+        </w:tc>
+        <w:tc>
+          <w:tcPr>
+            <w:tcW w:w="1552" w:type="dxa"/>
+            <w:tcBorders>
+              <w:left w:val="single" w:sz="2" w:space="0" w:color="BFC7D5"/>
+              <w:bottom w:val="single" w:sz="2" w:space="0" w:color="BFC7D5"/>
+              <w:right w:val="single" w:sz="6" w:space="0" w:color="BFC7D5"/>
+            </w:tcBorders>
+            <w:vAlign w:val="center"/>
+          </w:tcPr>
+          <w:p>
+            <w:pPr>
+              <w:pStyle w:val="TableContents"/>
+              <w:bidi w:val="0"/>
+              <w:spacing w:before="0" w:after="283"/>
+              <w:jc w:val="left"/>
+              <w:rPr/>
+            </w:pPr>
+            <w:r>
+              <w:rPr/>
+              <w:t>Anita Johan</w:t>
+            </w:r>
+          </w:p>
+        </w:tc>
+        <w:tc>
+          <w:tcPr>
+            <w:tcW w:w="1287" w:type="dxa"/>
+            <w:tcBorders>
+              <w:left w:val="single" w:sz="2" w:space="0" w:color="BFC7D5"/>
+              <w:bottom w:val="single" w:sz="2" w:space="0" w:color="BFC7D5"/>
+              <w:right w:val="single" w:sz="6" w:space="0" w:color="BFC7D5"/>
+            </w:tcBorders>
+            <w:vAlign w:val="center"/>
+          </w:tcPr>
+          <w:p>
+            <w:pPr>
+              <w:pStyle w:val="TableContents"/>
+              <w:bidi w:val="0"/>
+              <w:spacing w:before="0" w:after="283"/>
+              <w:jc w:val="left"/>
+              <w:rPr/>
+            </w:pPr>
+            <w:r>
+              <w:rPr/>
+              <w:t>2026-10-07</w:t>
             </w:r>
           </w:p>
         </w:tc>
@@ -4075,8 +5717,12 @@
         <w:trPr/>
         <w:tc>
           <w:tcPr>
-            <w:tcW w:w="736" w:type="dxa"/>
-            <w:tcBorders/>
+            <w:tcW w:w="966" w:type="dxa"/>
+            <w:tcBorders>
+              <w:left w:val="single" w:sz="6" w:space="0" w:color="BFC7D5"/>
+              <w:bottom w:val="single" w:sz="2" w:space="0" w:color="BFC7D5"/>
+              <w:right w:val="single" w:sz="6" w:space="0" w:color="BFC7D5"/>
+            </w:tcBorders>
             <w:vAlign w:val="center"/>
           </w:tcPr>
           <w:p>
@@ -4095,8 +5741,12 @@
         </w:tc>
         <w:tc>
           <w:tcPr>
-            <w:tcW w:w="3526" w:type="dxa"/>
-            <w:tcBorders/>
+            <w:tcW w:w="4469" w:type="dxa"/>
+            <w:tcBorders>
+              <w:left w:val="single" w:sz="2" w:space="0" w:color="BFC7D5"/>
+              <w:bottom w:val="single" w:sz="2" w:space="0" w:color="BFC7D5"/>
+              <w:right w:val="single" w:sz="6" w:space="0" w:color="BFC7D5"/>
+            </w:tcBorders>
             <w:vAlign w:val="center"/>
           </w:tcPr>
           <w:p>
@@ -4115,8 +5765,12 @@
         </w:tc>
         <w:tc>
           <w:tcPr>
-            <w:tcW w:w="481" w:type="dxa"/>
-            <w:tcBorders/>
+            <w:tcW w:w="591" w:type="dxa"/>
+            <w:tcBorders>
+              <w:left w:val="single" w:sz="2" w:space="0" w:color="BFC7D5"/>
+              <w:bottom w:val="single" w:sz="2" w:space="0" w:color="BFC7D5"/>
+              <w:right w:val="single" w:sz="6" w:space="0" w:color="BFC7D5"/>
+            </w:tcBorders>
             <w:vAlign w:val="center"/>
           </w:tcPr>
           <w:p>
@@ -4130,6 +5784,78 @@
             <w:r>
               <w:rPr/>
               <w:t>1.0</w:t>
+            </w:r>
+          </w:p>
+        </w:tc>
+        <w:tc>
+          <w:tcPr>
+            <w:tcW w:w="2473" w:type="dxa"/>
+            <w:tcBorders>
+              <w:left w:val="single" w:sz="2" w:space="0" w:color="BFC7D5"/>
+              <w:bottom w:val="single" w:sz="2" w:space="0" w:color="BFC7D5"/>
+              <w:right w:val="single" w:sz="6" w:space="0" w:color="BFC7D5"/>
+            </w:tcBorders>
+            <w:vAlign w:val="center"/>
+          </w:tcPr>
+          <w:p>
+            <w:pPr>
+              <w:pStyle w:val="TableContents"/>
+              <w:bidi w:val="0"/>
+              <w:spacing w:before="0" w:after="283"/>
+              <w:jc w:val="left"/>
+              <w:rPr/>
+            </w:pPr>
+            <w:r>
+              <w:rPr/>
+              <w:t>APPROVED (template)</w:t>
+            </w:r>
+          </w:p>
+        </w:tc>
+        <w:tc>
+          <w:tcPr>
+            <w:tcW w:w="1552" w:type="dxa"/>
+            <w:tcBorders>
+              <w:left w:val="single" w:sz="2" w:space="0" w:color="BFC7D5"/>
+              <w:bottom w:val="single" w:sz="2" w:space="0" w:color="BFC7D5"/>
+              <w:right w:val="single" w:sz="6" w:space="0" w:color="BFC7D5"/>
+            </w:tcBorders>
+            <w:vAlign w:val="center"/>
+          </w:tcPr>
+          <w:p>
+            <w:pPr>
+              <w:pStyle w:val="TableContents"/>
+              <w:bidi w:val="0"/>
+              <w:spacing w:before="0" w:after="283"/>
+              <w:jc w:val="left"/>
+              <w:rPr/>
+            </w:pPr>
+            <w:r>
+              <w:rPr/>
+              <w:t>Anita Johan</w:t>
+            </w:r>
+          </w:p>
+        </w:tc>
+        <w:tc>
+          <w:tcPr>
+            <w:tcW w:w="1287" w:type="dxa"/>
+            <w:tcBorders>
+              <w:left w:val="single" w:sz="2" w:space="0" w:color="BFC7D5"/>
+              <w:bottom w:val="single" w:sz="2" w:space="0" w:color="BFC7D5"/>
+              <w:right w:val="single" w:sz="6" w:space="0" w:color="BFC7D5"/>
+            </w:tcBorders>
+            <w:vAlign w:val="center"/>
+          </w:tcPr>
+          <w:p>
+            <w:pPr>
+              <w:pStyle w:val="TableContents"/>
+              <w:bidi w:val="0"/>
+              <w:spacing w:before="0" w:after="283"/>
+              <w:jc w:val="left"/>
+              <w:rPr/>
+            </w:pPr>
+            <w:r>
+              <w:rPr/>
+              <w:t>2026-10-07</w:t>
             </w:r>
           </w:p>
         </w:tc>
@@ -4138,8 +5864,12 @@
         <w:trPr/>
         <w:tc>
           <w:tcPr>
-            <w:tcW w:w="736" w:type="dxa"/>
-            <w:tcBorders/>
+            <w:tcW w:w="966" w:type="dxa"/>
+            <w:tcBorders>
+              <w:left w:val="single" w:sz="6" w:space="0" w:color="BFC7D5"/>
+              <w:bottom w:val="single" w:sz="6" w:space="0" w:color="BFC7D5"/>
+              <w:right w:val="single" w:sz="6" w:space="0" w:color="BFC7D5"/>
+            </w:tcBorders>
             <w:vAlign w:val="center"/>
           </w:tcPr>
           <w:p>
@@ -4158,8 +5888,12 @@
         </w:tc>
         <w:tc>
           <w:tcPr>
-            <w:tcW w:w="3526" w:type="dxa"/>
-            <w:tcBorders/>
+            <w:tcW w:w="4469" w:type="dxa"/>
+            <w:tcBorders>
+              <w:left w:val="single" w:sz="2" w:space="0" w:color="BFC7D5"/>
+              <w:bottom w:val="single" w:sz="6" w:space="0" w:color="BFC7D5"/>
+              <w:right w:val="single" w:sz="6" w:space="0" w:color="BFC7D5"/>
+            </w:tcBorders>
             <w:vAlign w:val="center"/>
           </w:tcPr>
           <w:p>
@@ -4178,8 +5912,12 @@
         </w:tc>
         <w:tc>
           <w:tcPr>
-            <w:tcW w:w="481" w:type="dxa"/>
-            <w:tcBorders/>
+            <w:tcW w:w="591" w:type="dxa"/>
+            <w:tcBorders>
+              <w:left w:val="single" w:sz="2" w:space="0" w:color="BFC7D5"/>
+              <w:bottom w:val="single" w:sz="6" w:space="0" w:color="BFC7D5"/>
+              <w:right w:val="single" w:sz="6" w:space="0" w:color="BFC7D5"/>
+            </w:tcBorders>
             <w:vAlign w:val="center"/>
           </w:tcPr>
           <w:p>
@@ -4193,6 +5931,78 @@
             <w:r>
               <w:rPr/>
               <w:t>1.0</w:t>
+            </w:r>
+          </w:p>
+        </w:tc>
+        <w:tc>
+          <w:tcPr>
+            <w:tcW w:w="2473" w:type="dxa"/>
+            <w:tcBorders>
+              <w:left w:val="single" w:sz="2" w:space="0" w:color="BFC7D5"/>
+              <w:bottom w:val="single" w:sz="6" w:space="0" w:color="BFC7D5"/>
+              <w:right w:val="single" w:sz="6" w:space="0" w:color="BFC7D5"/>
+            </w:tcBorders>
+            <w:vAlign w:val="center"/>
+          </w:tcPr>
+          <w:p>
+            <w:pPr>
+              <w:pStyle w:val="TableContents"/>
+              <w:bidi w:val="0"/>
+              <w:spacing w:before="0" w:after="283"/>
+              <w:jc w:val="left"/>
+              <w:rPr/>
+            </w:pPr>
+            <w:r>
+              <w:rPr/>
+              <w:t>APPROVED (template)</w:t>
+            </w:r>
+          </w:p>
+        </w:tc>
+        <w:tc>
+          <w:tcPr>
+            <w:tcW w:w="1552" w:type="dxa"/>
+            <w:tcBorders>
+              <w:left w:val="single" w:sz="2" w:space="0" w:color="BFC7D5"/>
+              <w:bottom w:val="single" w:sz="6" w:space="0" w:color="BFC7D5"/>
+              <w:right w:val="single" w:sz="6" w:space="0" w:color="BFC7D5"/>
+            </w:tcBorders>
+            <w:vAlign w:val="center"/>
+          </w:tcPr>
+          <w:p>
+            <w:pPr>
+              <w:pStyle w:val="TableContents"/>
+              <w:bidi w:val="0"/>
+              <w:spacing w:before="0" w:after="283"/>
+              <w:jc w:val="left"/>
+              <w:rPr/>
+            </w:pPr>
+            <w:r>
+              <w:rPr/>
+              <w:t>Anita Johan</w:t>
+            </w:r>
+          </w:p>
+        </w:tc>
+        <w:tc>
+          <w:tcPr>
+            <w:tcW w:w="1287" w:type="dxa"/>
+            <w:tcBorders>
+              <w:left w:val="single" w:sz="2" w:space="0" w:color="BFC7D5"/>
+              <w:bottom w:val="single" w:sz="6" w:space="0" w:color="BFC7D5"/>
+              <w:right w:val="single" w:sz="6" w:space="0" w:color="BFC7D5"/>
+            </w:tcBorders>
+            <w:vAlign w:val="center"/>
+          </w:tcPr>
+          <w:p>
+            <w:pPr>
+              <w:pStyle w:val="TableContents"/>
+              <w:bidi w:val="0"/>
+              <w:spacing w:before="0" w:after="283"/>
+              <w:jc w:val="left"/>
+              <w:rPr/>
+            </w:pPr>
+            <w:r>
+              <w:rPr/>
+              <w:t>2026-10-07</w:t>
             </w:r>
           </w:p>
         </w:tc>
@@ -4212,21 +6022,22 @@
     </w:p>
     <w:tbl>
       <w:tblPr>
-        <w:tblW w:w="11339" w:type="dxa"/>
+        <w:tblW w:w="5000" w:type="pct"/>
         <w:jc w:val="left"/>
-        <w:tblInd w:w="0" w:type="dxa"/>
+        <w:tblInd w:w="-7" w:type="dxa"/>
         <w:tblLayout w:type="fixed"/>
         <w:tblCellMar>
-          <w:top w:w="28" w:type="dxa"/>
-          <w:left w:w="28" w:type="dxa"/>
-          <w:bottom w:w="28" w:type="dxa"/>
-          <w:right w:w="28" w:type="dxa"/>
+          <w:top w:w="60" w:type="dxa"/>
+          <w:left w:w="60" w:type="dxa"/>
+          <w:bottom w:w="60" w:type="dxa"/>
+          <w:right w:w="60" w:type="dxa"/>
         </w:tblCellMar>
       </w:tblPr>
       <w:tblGrid>
-        <w:gridCol w:w="684"/>
-        <w:gridCol w:w="2640"/>
-        <w:gridCol w:w="8015"/>
+        <w:gridCol w:w="709"/>
+        <w:gridCol w:w="2606"/>
+        <w:gridCol w:w="3031"/>
+        <w:gridCol w:w="4993"/>
       </w:tblGrid>
       <w:tr>
         <w:trPr>
@@ -4234,67 +6045,121 @@
         </w:trPr>
         <w:tc>
           <w:tcPr>
-            <w:tcW w:w="684" w:type="dxa"/>
-            <w:tcBorders/>
+            <w:tcW w:w="709" w:type="dxa"/>
+            <w:tcBorders>
+              <w:top w:val="single" w:sz="6" w:space="0" w:color="BFC7D5"/>
+              <w:left w:val="single" w:sz="6" w:space="0" w:color="BFC7D5"/>
+              <w:bottom w:val="single" w:sz="2" w:space="0" w:color="BFC7D5"/>
+              <w:right w:val="single" w:sz="6" w:space="0" w:color="BFC7D5"/>
+            </w:tcBorders>
+            <w:shd w:fill="1F3A5F" w:val="clear"/>
             <w:vAlign w:val="center"/>
           </w:tcPr>
           <w:p>
             <w:pPr>
               <w:pStyle w:val="TableHeading"/>
-              <w:suppressLineNumbers/>
-              <w:shd w:fill="1F3A5F" w:val="clear"/>
-              <w:bidi w:val="0"/>
-              <w:spacing w:before="0" w:after="283"/>
-              <w:jc w:val="center"/>
-              <w:rPr/>
-            </w:pPr>
-            <w:r>
-              <w:rPr/>
+              <w:bidi w:val="0"/>
+              <w:spacing w:before="0" w:after="283"/>
+              <w:jc w:val="left"/>
+              <w:rPr>
+                <w:color w:val="FFFFFF"/>
+              </w:rPr>
+            </w:pPr>
+            <w:r>
+              <w:rPr>
+                <w:color w:val="FFFFFF"/>
+              </w:rPr>
               <w:t>ID</w:t>
             </w:r>
           </w:p>
         </w:tc>
         <w:tc>
           <w:tcPr>
-            <w:tcW w:w="2640" w:type="dxa"/>
-            <w:tcBorders/>
+            <w:tcW w:w="2606" w:type="dxa"/>
+            <w:tcBorders>
+              <w:top w:val="single" w:sz="6" w:space="0" w:color="BFC7D5"/>
+              <w:left w:val="single" w:sz="2" w:space="0" w:color="BFC7D5"/>
+              <w:bottom w:val="single" w:sz="2" w:space="0" w:color="BFC7D5"/>
+              <w:right w:val="single" w:sz="6" w:space="0" w:color="BFC7D5"/>
+            </w:tcBorders>
+            <w:shd w:fill="1F3A5F" w:val="clear"/>
             <w:vAlign w:val="center"/>
           </w:tcPr>
           <w:p>
             <w:pPr>
               <w:pStyle w:val="TableHeading"/>
-              <w:suppressLineNumbers/>
-              <w:shd w:fill="1F3A5F" w:val="clear"/>
-              <w:bidi w:val="0"/>
-              <w:spacing w:before="0" w:after="283"/>
-              <w:jc w:val="center"/>
-              <w:rPr/>
-            </w:pPr>
-            <w:r>
-              <w:rPr/>
+              <w:bidi w:val="0"/>
+              <w:spacing w:before="0" w:after="283"/>
+              <w:jc w:val="left"/>
+              <w:rPr>
+                <w:color w:val="FFFFFF"/>
+              </w:rPr>
+            </w:pPr>
+            <w:r>
+              <w:rPr>
+                <w:color w:val="FFFFFF"/>
+              </w:rPr>
               <w:t>Title</w:t>
             </w:r>
           </w:p>
         </w:tc>
         <w:tc>
           <w:tcPr>
-            <w:tcW w:w="8015" w:type="dxa"/>
-            <w:tcBorders/>
+            <w:tcW w:w="3031" w:type="dxa"/>
+            <w:tcBorders>
+              <w:top w:val="single" w:sz="6" w:space="0" w:color="BFC7D5"/>
+              <w:left w:val="single" w:sz="2" w:space="0" w:color="BFC7D5"/>
+              <w:bottom w:val="single" w:sz="2" w:space="0" w:color="BFC7D5"/>
+              <w:right w:val="single" w:sz="6" w:space="0" w:color="BFC7D5"/>
+            </w:tcBorders>
+            <w:shd w:fill="1F3A5F" w:val="clear"/>
             <w:vAlign w:val="center"/>
           </w:tcPr>
           <w:p>
             <w:pPr>
               <w:pStyle w:val="TableHeading"/>
-              <w:suppressLineNumbers/>
-              <w:shd w:fill="1F3A5F" w:val="clear"/>
-              <w:bidi w:val="0"/>
-              <w:spacing w:before="0" w:after="283"/>
-              <w:jc w:val="center"/>
-              <w:rPr/>
-            </w:pPr>
-            <w:r>
-              <w:rPr/>
-              <w:t>State at revision 1.0</w:t>
+              <w:bidi w:val="0"/>
+              <w:spacing w:before="0" w:after="283"/>
+              <w:jc w:val="left"/>
+              <w:rPr>
+                <w:color w:val="FFFFFF"/>
+              </w:rPr>
+            </w:pPr>
+            <w:r>
+              <w:rPr>
+                <w:color w:val="FFFFFF"/>
+              </w:rPr>
+              <w:t>Owner</w:t>
+            </w:r>
+          </w:p>
+        </w:tc>
+        <w:tc>
+          <w:tcPr>
+            <w:tcW w:w="4993" w:type="dxa"/>
+            <w:tcBorders>
+              <w:top w:val="single" w:sz="6" w:space="0" w:color="BFC7D5"/>
+              <w:left w:val="single" w:sz="2" w:space="0" w:color="BFC7D5"/>
+              <w:bottom w:val="single" w:sz="2" w:space="0" w:color="BFC7D5"/>
+              <w:right w:val="single" w:sz="6" w:space="0" w:color="BFC7D5"/>
+            </w:tcBorders>
+            <w:shd w:fill="1F3A5F" w:val="clear"/>
+            <w:vAlign w:val="center"/>
+          </w:tcPr>
+          <w:p>
+            <w:pPr>
+              <w:pStyle w:val="TableHeading"/>
+              <w:bidi w:val="0"/>
+              <w:spacing w:before="0" w:after="283"/>
+              <w:jc w:val="left"/>
+              <w:rPr>
+                <w:color w:val="FFFFFF"/>
+              </w:rPr>
+            </w:pPr>
+            <w:r>
+              <w:rPr>
+                <w:color w:val="FFFFFF"/>
+              </w:rPr>
+              <w:t>State at 2026-10-07</w:t>
             </w:r>
           </w:p>
         </w:tc>
@@ -4303,8 +6168,12 @@
         <w:trPr/>
         <w:tc>
           <w:tcPr>
-            <w:tcW w:w="684" w:type="dxa"/>
-            <w:tcBorders/>
+            <w:tcW w:w="709" w:type="dxa"/>
+            <w:tcBorders>
+              <w:left w:val="single" w:sz="6" w:space="0" w:color="BFC7D5"/>
+              <w:bottom w:val="single" w:sz="2" w:space="0" w:color="BFC7D5"/>
+              <w:right w:val="single" w:sz="6" w:space="0" w:color="BFC7D5"/>
+            </w:tcBorders>
             <w:vAlign w:val="center"/>
           </w:tcPr>
           <w:p>
@@ -4323,8 +6192,12 @@
         </w:tc>
         <w:tc>
           <w:tcPr>
-            <w:tcW w:w="2640" w:type="dxa"/>
-            <w:tcBorders/>
+            <w:tcW w:w="2606" w:type="dxa"/>
+            <w:tcBorders>
+              <w:left w:val="single" w:sz="2" w:space="0" w:color="BFC7D5"/>
+              <w:bottom w:val="single" w:sz="2" w:space="0" w:color="BFC7D5"/>
+              <w:right w:val="single" w:sz="6" w:space="0" w:color="BFC7D5"/>
+            </w:tcBorders>
             <w:vAlign w:val="center"/>
           </w:tcPr>
           <w:p>
@@ -4343,21 +6216,49 @@
         </w:tc>
         <w:tc>
           <w:tcPr>
-            <w:tcW w:w="8015" w:type="dxa"/>
-            <w:tcBorders/>
-            <w:vAlign w:val="center"/>
-          </w:tcPr>
-          <w:p>
-            <w:pPr>
-              <w:pStyle w:val="TableContents"/>
-              <w:bidi w:val="0"/>
-              <w:spacing w:before="0" w:after="283"/>
-              <w:jc w:val="left"/>
-              <w:rPr/>
-            </w:pPr>
-            <w:r>
-              <w:rPr/>
-              <w:t>This document</w:t>
+            <w:tcW w:w="3031" w:type="dxa"/>
+            <w:tcBorders>
+              <w:left w:val="single" w:sz="2" w:space="0" w:color="BFC7D5"/>
+              <w:bottom w:val="single" w:sz="2" w:space="0" w:color="BFC7D5"/>
+              <w:right w:val="single" w:sz="6" w:space="0" w:color="BFC7D5"/>
+            </w:tcBorders>
+            <w:vAlign w:val="center"/>
+          </w:tcPr>
+          <w:p>
+            <w:pPr>
+              <w:pStyle w:val="TableContents"/>
+              <w:bidi w:val="0"/>
+              <w:spacing w:before="0" w:after="283"/>
+              <w:jc w:val="left"/>
+              <w:rPr/>
+            </w:pPr>
+            <w:r>
+              <w:rPr/>
+              <w:t>Quality representative (Sheryl Nazareth)</w:t>
+            </w:r>
+          </w:p>
+        </w:tc>
+        <w:tc>
+          <w:tcPr>
+            <w:tcW w:w="4993" w:type="dxa"/>
+            <w:tcBorders>
+              <w:left w:val="single" w:sz="2" w:space="0" w:color="BFC7D5"/>
+              <w:bottom w:val="single" w:sz="2" w:space="0" w:color="BFC7D5"/>
+              <w:right w:val="single" w:sz="6" w:space="0" w:color="BFC7D5"/>
+            </w:tcBorders>
+            <w:vAlign w:val="center"/>
+          </w:tcPr>
+          <w:p>
+            <w:pPr>
+              <w:pStyle w:val="TableContents"/>
+              <w:bidi w:val="0"/>
+              <w:spacing w:before="0" w:after="283"/>
+              <w:jc w:val="left"/>
+              <w:rPr/>
+            </w:pPr>
+            <w:r>
+              <w:rPr/>
+              <w:t>This document — all controlled documents approved 2026-10-07</w:t>
             </w:r>
           </w:p>
         </w:tc>
@@ -4366,8 +6267,12 @@
         <w:trPr/>
         <w:tc>
           <w:tcPr>
-            <w:tcW w:w="684" w:type="dxa"/>
-            <w:tcBorders/>
+            <w:tcW w:w="709" w:type="dxa"/>
+            <w:tcBorders>
+              <w:left w:val="single" w:sz="6" w:space="0" w:color="BFC7D5"/>
+              <w:bottom w:val="single" w:sz="2" w:space="0" w:color="BFC7D5"/>
+              <w:right w:val="single" w:sz="6" w:space="0" w:color="BFC7D5"/>
+            </w:tcBorders>
             <w:vAlign w:val="center"/>
           </w:tcPr>
           <w:p>
@@ -4386,8 +6291,12 @@
         </w:tc>
         <w:tc>
           <w:tcPr>
-            <w:tcW w:w="2640" w:type="dxa"/>
-            <w:tcBorders/>
+            <w:tcW w:w="2606" w:type="dxa"/>
+            <w:tcBorders>
+              <w:left w:val="single" w:sz="2" w:space="0" w:color="BFC7D5"/>
+              <w:bottom w:val="single" w:sz="2" w:space="0" w:color="BFC7D5"/>
+              <w:right w:val="single" w:sz="6" w:space="0" w:color="BFC7D5"/>
+            </w:tcBorders>
             <w:vAlign w:val="center"/>
           </w:tcPr>
           <w:p>
@@ -4406,27 +6315,59 @@
         </w:tc>
         <w:tc>
           <w:tcPr>
-            <w:tcW w:w="8015" w:type="dxa"/>
-            <w:tcBorders/>
-            <w:vAlign w:val="center"/>
-          </w:tcPr>
-          <w:p>
-            <w:pPr>
-              <w:pStyle w:val="TableContents"/>
-              <w:bidi w:val="0"/>
-              <w:spacing w:before="0" w:after="283"/>
-              <w:jc w:val="left"/>
-              <w:rPr/>
-            </w:pPr>
-            <w:r>
-              <w:rPr/>
-              <w:t xml:space="preserve">Seeded from the actual dependency inventory; </w:t>
+            <w:tcW w:w="3031" w:type="dxa"/>
+            <w:tcBorders>
+              <w:left w:val="single" w:sz="2" w:space="0" w:color="BFC7D5"/>
+              <w:bottom w:val="single" w:sz="2" w:space="0" w:color="BFC7D5"/>
+              <w:right w:val="single" w:sz="6" w:space="0" w:color="BFC7D5"/>
+            </w:tcBorders>
+            <w:vAlign w:val="center"/>
+          </w:tcPr>
+          <w:p>
+            <w:pPr>
+              <w:pStyle w:val="TableContents"/>
+              <w:bidi w:val="0"/>
+              <w:spacing w:before="0" w:after="283"/>
+              <w:jc w:val="left"/>
+              <w:rPr/>
+            </w:pPr>
+            <w:r>
+              <w:rPr/>
+              <w:t>Lead Engineer (Richard Watson Stephen Amudha)</w:t>
+            </w:r>
+          </w:p>
+        </w:tc>
+        <w:tc>
+          <w:tcPr>
+            <w:tcW w:w="4993" w:type="dxa"/>
+            <w:tcBorders>
+              <w:left w:val="single" w:sz="2" w:space="0" w:color="BFC7D5"/>
+              <w:bottom w:val="single" w:sz="2" w:space="0" w:color="BFC7D5"/>
+              <w:right w:val="single" w:sz="6" w:space="0" w:color="BFC7D5"/>
+            </w:tcBorders>
+            <w:vAlign w:val="center"/>
+          </w:tcPr>
+          <w:p>
+            <w:pPr>
+              <w:pStyle w:val="TableContents"/>
+              <w:bidi w:val="0"/>
+              <w:spacing w:before="0" w:after="283"/>
+              <w:jc w:val="left"/>
+              <w:rPr/>
+            </w:pPr>
+            <w:r>
+              <w:rPr/>
+              <w:t xml:space="preserve">Inventory complete; </w:t>
             </w:r>
             <w:r>
               <w:rPr>
                 <w:rStyle w:val="Strong"/>
               </w:rPr>
-              <w:t>licence column incomplete</w:t>
+              <w:t>licence column to be verified</w:t>
+            </w:r>
+            <w:r>
+              <w:rPr/>
+              <w:t xml:space="preserve"> (board #56)</w:t>
             </w:r>
           </w:p>
         </w:tc>
@@ -4435,8 +6376,12 @@
         <w:trPr/>
         <w:tc>
           <w:tcPr>
-            <w:tcW w:w="684" w:type="dxa"/>
-            <w:tcBorders/>
+            <w:tcW w:w="709" w:type="dxa"/>
+            <w:tcBorders>
+              <w:left w:val="single" w:sz="6" w:space="0" w:color="BFC7D5"/>
+              <w:bottom w:val="single" w:sz="2" w:space="0" w:color="BFC7D5"/>
+              <w:right w:val="single" w:sz="6" w:space="0" w:color="BFC7D5"/>
+            </w:tcBorders>
             <w:vAlign w:val="center"/>
           </w:tcPr>
           <w:p>
@@ -4455,8 +6400,12 @@
         </w:tc>
         <w:tc>
           <w:tcPr>
-            <w:tcW w:w="2640" w:type="dxa"/>
-            <w:tcBorders/>
+            <w:tcW w:w="2606" w:type="dxa"/>
+            <w:tcBorders>
+              <w:left w:val="single" w:sz="2" w:space="0" w:color="BFC7D5"/>
+              <w:bottom w:val="single" w:sz="2" w:space="0" w:color="BFC7D5"/>
+              <w:right w:val="single" w:sz="6" w:space="0" w:color="BFC7D5"/>
+            </w:tcBorders>
             <w:vAlign w:val="center"/>
           </w:tcPr>
           <w:p>
@@ -4475,27 +6424,49 @@
         </w:tc>
         <w:tc>
           <w:tcPr>
-            <w:tcW w:w="8015" w:type="dxa"/>
-            <w:tcBorders/>
-            <w:vAlign w:val="center"/>
-          </w:tcPr>
-          <w:p>
-            <w:pPr>
-              <w:pStyle w:val="TableContents"/>
-              <w:bidi w:val="0"/>
-              <w:spacing w:before="0" w:after="283"/>
-              <w:jc w:val="left"/>
-              <w:rPr/>
-            </w:pPr>
-            <w:r>
-              <w:rPr/>
-              <w:t xml:space="preserve">Seeded with 14 evidenced risks and 4 opportunities; </w:t>
-            </w:r>
-            <w:r>
-              <w:rPr>
-                <w:rStyle w:val="Strong"/>
-              </w:rPr>
-              <w:t>ratings proposed, not confirmed</w:t>
+            <w:tcW w:w="3031" w:type="dxa"/>
+            <w:tcBorders>
+              <w:left w:val="single" w:sz="2" w:space="0" w:color="BFC7D5"/>
+              <w:bottom w:val="single" w:sz="2" w:space="0" w:color="BFC7D5"/>
+              <w:right w:val="single" w:sz="6" w:space="0" w:color="BFC7D5"/>
+            </w:tcBorders>
+            <w:vAlign w:val="center"/>
+          </w:tcPr>
+          <w:p>
+            <w:pPr>
+              <w:pStyle w:val="TableContents"/>
+              <w:bidi w:val="0"/>
+              <w:spacing w:before="0" w:after="283"/>
+              <w:jc w:val="left"/>
+              <w:rPr/>
+            </w:pPr>
+            <w:r>
+              <w:rPr/>
+              <w:t>Managing Director (Anita Johan)</w:t>
+            </w:r>
+          </w:p>
+        </w:tc>
+        <w:tc>
+          <w:tcPr>
+            <w:tcW w:w="4993" w:type="dxa"/>
+            <w:tcBorders>
+              <w:left w:val="single" w:sz="2" w:space="0" w:color="BFC7D5"/>
+              <w:bottom w:val="single" w:sz="2" w:space="0" w:color="BFC7D5"/>
+              <w:right w:val="single" w:sz="6" w:space="0" w:color="BFC7D5"/>
+            </w:tcBorders>
+            <w:vAlign w:val="center"/>
+          </w:tcPr>
+          <w:p>
+            <w:pPr>
+              <w:pStyle w:val="TableContents"/>
+              <w:bidi w:val="0"/>
+              <w:spacing w:before="0" w:after="283"/>
+              <w:jc w:val="left"/>
+              <w:rPr/>
+            </w:pPr>
+            <w:r>
+              <w:rPr/>
+              <w:t>14 risks; ratings confirmed 2026-10-07; owners and due dates assigned</w:t>
             </w:r>
           </w:p>
         </w:tc>
@@ -4504,8 +6475,12 @@
         <w:trPr/>
         <w:tc>
           <w:tcPr>
-            <w:tcW w:w="684" w:type="dxa"/>
-            <w:tcBorders/>
+            <w:tcW w:w="709" w:type="dxa"/>
+            <w:tcBorders>
+              <w:left w:val="single" w:sz="6" w:space="0" w:color="BFC7D5"/>
+              <w:bottom w:val="single" w:sz="2" w:space="0" w:color="BFC7D5"/>
+              <w:right w:val="single" w:sz="6" w:space="0" w:color="BFC7D5"/>
+            </w:tcBorders>
             <w:vAlign w:val="center"/>
           </w:tcPr>
           <w:p>
@@ -4524,8 +6499,12 @@
         </w:tc>
         <w:tc>
           <w:tcPr>
-            <w:tcW w:w="2640" w:type="dxa"/>
-            <w:tcBorders/>
+            <w:tcW w:w="2606" w:type="dxa"/>
+            <w:tcBorders>
+              <w:left w:val="single" w:sz="2" w:space="0" w:color="BFC7D5"/>
+              <w:bottom w:val="single" w:sz="2" w:space="0" w:color="BFC7D5"/>
+              <w:right w:val="single" w:sz="6" w:space="0" w:color="BFC7D5"/>
+            </w:tcBorders>
             <w:vAlign w:val="center"/>
           </w:tcPr>
           <w:p>
@@ -4544,21 +6523,49 @@
         </w:tc>
         <w:tc>
           <w:tcPr>
-            <w:tcW w:w="8015" w:type="dxa"/>
-            <w:tcBorders/>
-            <w:vAlign w:val="center"/>
-          </w:tcPr>
-          <w:p>
-            <w:pPr>
-              <w:pStyle w:val="TableContents"/>
-              <w:bidi w:val="0"/>
-              <w:spacing w:before="0" w:after="283"/>
-              <w:jc w:val="left"/>
-              <w:rPr/>
-            </w:pPr>
-            <w:r>
-              <w:rPr/>
-              <w:t>Seeded with 7 retrospective entries transcribed from Git history</w:t>
+            <w:tcW w:w="3031" w:type="dxa"/>
+            <w:tcBorders>
+              <w:left w:val="single" w:sz="2" w:space="0" w:color="BFC7D5"/>
+              <w:bottom w:val="single" w:sz="2" w:space="0" w:color="BFC7D5"/>
+              <w:right w:val="single" w:sz="6" w:space="0" w:color="BFC7D5"/>
+            </w:tcBorders>
+            <w:vAlign w:val="center"/>
+          </w:tcPr>
+          <w:p>
+            <w:pPr>
+              <w:pStyle w:val="TableContents"/>
+              <w:bidi w:val="0"/>
+              <w:spacing w:before="0" w:after="283"/>
+              <w:jc w:val="left"/>
+              <w:rPr/>
+            </w:pPr>
+            <w:r>
+              <w:rPr/>
+              <w:t>Quality representative (Sheryl Nazareth)</w:t>
+            </w:r>
+          </w:p>
+        </w:tc>
+        <w:tc>
+          <w:tcPr>
+            <w:tcW w:w="4993" w:type="dxa"/>
+            <w:tcBorders>
+              <w:left w:val="single" w:sz="2" w:space="0" w:color="BFC7D5"/>
+              <w:bottom w:val="single" w:sz="2" w:space="0" w:color="BFC7D5"/>
+              <w:right w:val="single" w:sz="6" w:space="0" w:color="BFC7D5"/>
+            </w:tcBorders>
+            <w:vAlign w:val="center"/>
+          </w:tcPr>
+          <w:p>
+            <w:pPr>
+              <w:pStyle w:val="TableContents"/>
+              <w:bidi w:val="0"/>
+              <w:spacing w:before="0" w:after="283"/>
+              <w:jc w:val="left"/>
+              <w:rPr/>
+            </w:pPr>
+            <w:r>
+              <w:rPr/>
+              <w:t>16 nonconformities — 11 closed with effectiveness verified, 5 open</w:t>
             </w:r>
           </w:p>
         </w:tc>
@@ -4567,8 +6574,12 @@
         <w:trPr/>
         <w:tc>
           <w:tcPr>
-            <w:tcW w:w="684" w:type="dxa"/>
-            <w:tcBorders/>
+            <w:tcW w:w="709" w:type="dxa"/>
+            <w:tcBorders>
+              <w:left w:val="single" w:sz="6" w:space="0" w:color="BFC7D5"/>
+              <w:bottom w:val="single" w:sz="2" w:space="0" w:color="BFC7D5"/>
+              <w:right w:val="single" w:sz="6" w:space="0" w:color="BFC7D5"/>
+            </w:tcBorders>
             <w:vAlign w:val="center"/>
           </w:tcPr>
           <w:p>
@@ -4587,8 +6598,12 @@
         </w:tc>
         <w:tc>
           <w:tcPr>
-            <w:tcW w:w="2640" w:type="dxa"/>
-            <w:tcBorders/>
+            <w:tcW w:w="2606" w:type="dxa"/>
+            <w:tcBorders>
+              <w:left w:val="single" w:sz="2" w:space="0" w:color="BFC7D5"/>
+              <w:bottom w:val="single" w:sz="2" w:space="0" w:color="BFC7D5"/>
+              <w:right w:val="single" w:sz="6" w:space="0" w:color="BFC7D5"/>
+            </w:tcBorders>
             <w:vAlign w:val="center"/>
           </w:tcPr>
           <w:p>
@@ -4607,21 +6622,49 @@
         </w:tc>
         <w:tc>
           <w:tcPr>
-            <w:tcW w:w="8015" w:type="dxa"/>
-            <w:tcBorders/>
-            <w:vAlign w:val="center"/>
-          </w:tcPr>
-          <w:p>
-            <w:pPr>
-              <w:pStyle w:val="TableContents"/>
-              <w:bidi w:val="0"/>
-              <w:spacing w:before="0" w:after="283"/>
-              <w:jc w:val="left"/>
-              <w:rPr/>
-            </w:pPr>
-            <w:r>
-              <w:rPr/>
-              <w:t>Empty</w:t>
+            <w:tcW w:w="3031" w:type="dxa"/>
+            <w:tcBorders>
+              <w:left w:val="single" w:sz="2" w:space="0" w:color="BFC7D5"/>
+              <w:bottom w:val="single" w:sz="2" w:space="0" w:color="BFC7D5"/>
+              <w:right w:val="single" w:sz="6" w:space="0" w:color="BFC7D5"/>
+            </w:tcBorders>
+            <w:vAlign w:val="center"/>
+          </w:tcPr>
+          <w:p>
+            <w:pPr>
+              <w:pStyle w:val="TableContents"/>
+              <w:bidi w:val="0"/>
+              <w:spacing w:before="0" w:after="283"/>
+              <w:jc w:val="left"/>
+              <w:rPr/>
+            </w:pPr>
+            <w:r>
+              <w:rPr/>
+              <w:t>Quality representative (Sheryl Nazareth)</w:t>
+            </w:r>
+          </w:p>
+        </w:tc>
+        <w:tc>
+          <w:tcPr>
+            <w:tcW w:w="4993" w:type="dxa"/>
+            <w:tcBorders>
+              <w:left w:val="single" w:sz="2" w:space="0" w:color="BFC7D5"/>
+              <w:bottom w:val="single" w:sz="2" w:space="0" w:color="BFC7D5"/>
+              <w:right w:val="single" w:sz="6" w:space="0" w:color="BFC7D5"/>
+            </w:tcBorders>
+            <w:vAlign w:val="center"/>
+          </w:tcPr>
+          <w:p>
+            <w:pPr>
+              <w:pStyle w:val="TableContents"/>
+              <w:bidi w:val="0"/>
+              <w:spacing w:before="0" w:after="283"/>
+              <w:jc w:val="left"/>
+              <w:rPr/>
+            </w:pPr>
+            <w:r>
+              <w:rPr/>
+              <w:t>Role holders and competence evidence recorded 2026-10-07</w:t>
             </w:r>
           </w:p>
         </w:tc>
@@ -4630,8 +6673,12 @@
         <w:trPr/>
         <w:tc>
           <w:tcPr>
-            <w:tcW w:w="684" w:type="dxa"/>
-            <w:tcBorders/>
+            <w:tcW w:w="709" w:type="dxa"/>
+            <w:tcBorders>
+              <w:left w:val="single" w:sz="6" w:space="0" w:color="BFC7D5"/>
+              <w:bottom w:val="single" w:sz="2" w:space="0" w:color="BFC7D5"/>
+              <w:right w:val="single" w:sz="6" w:space="0" w:color="BFC7D5"/>
+            </w:tcBorders>
             <w:vAlign w:val="center"/>
           </w:tcPr>
           <w:p>
@@ -4650,8 +6697,12 @@
         </w:tc>
         <w:tc>
           <w:tcPr>
-            <w:tcW w:w="2640" w:type="dxa"/>
-            <w:tcBorders/>
+            <w:tcW w:w="2606" w:type="dxa"/>
+            <w:tcBorders>
+              <w:left w:val="single" w:sz="2" w:space="0" w:color="BFC7D5"/>
+              <w:bottom w:val="single" w:sz="2" w:space="0" w:color="BFC7D5"/>
+              <w:right w:val="single" w:sz="6" w:space="0" w:color="BFC7D5"/>
+            </w:tcBorders>
             <w:vAlign w:val="center"/>
           </w:tcPr>
           <w:p>
@@ -4670,21 +6721,49 @@
         </w:tc>
         <w:tc>
           <w:tcPr>
-            <w:tcW w:w="8015" w:type="dxa"/>
-            <w:tcBorders/>
-            <w:vAlign w:val="center"/>
-          </w:tcPr>
-          <w:p>
-            <w:pPr>
-              <w:pStyle w:val="TableContents"/>
-              <w:bidi w:val="0"/>
-              <w:spacing w:before="0" w:after="283"/>
-              <w:jc w:val="left"/>
-              <w:rPr/>
-            </w:pPr>
-            <w:r>
-              <w:rPr/>
-              <w:t>Empty</w:t>
+            <w:tcW w:w="3031" w:type="dxa"/>
+            <w:tcBorders>
+              <w:left w:val="single" w:sz="2" w:space="0" w:color="BFC7D5"/>
+              <w:bottom w:val="single" w:sz="2" w:space="0" w:color="BFC7D5"/>
+              <w:right w:val="single" w:sz="6" w:space="0" w:color="BFC7D5"/>
+            </w:tcBorders>
+            <w:vAlign w:val="center"/>
+          </w:tcPr>
+          <w:p>
+            <w:pPr>
+              <w:pStyle w:val="TableContents"/>
+              <w:bidi w:val="0"/>
+              <w:spacing w:before="0" w:after="283"/>
+              <w:jc w:val="left"/>
+              <w:rPr/>
+            </w:pPr>
+            <w:r>
+              <w:rPr/>
+              <w:t>Quality representative (Sheryl Nazareth)</w:t>
+            </w:r>
+          </w:p>
+        </w:tc>
+        <w:tc>
+          <w:tcPr>
+            <w:tcW w:w="4993" w:type="dxa"/>
+            <w:tcBorders>
+              <w:left w:val="single" w:sz="2" w:space="0" w:color="BFC7D5"/>
+              <w:bottom w:val="single" w:sz="2" w:space="0" w:color="BFC7D5"/>
+              <w:right w:val="single" w:sz="6" w:space="0" w:color="BFC7D5"/>
+            </w:tcBorders>
+            <w:vAlign w:val="center"/>
+          </w:tcPr>
+          <w:p>
+            <w:pPr>
+              <w:pStyle w:val="TableContents"/>
+              <w:bidi w:val="0"/>
+              <w:spacing w:before="0" w:after="283"/>
+              <w:jc w:val="left"/>
+              <w:rPr/>
+            </w:pPr>
+            <w:r>
+              <w:rPr/>
+              <w:t>No customer feedback for the rebuilt product yet</w:t>
             </w:r>
           </w:p>
         </w:tc>
@@ -4693,8 +6772,12 @@
         <w:trPr/>
         <w:tc>
           <w:tcPr>
-            <w:tcW w:w="684" w:type="dxa"/>
-            <w:tcBorders/>
+            <w:tcW w:w="709" w:type="dxa"/>
+            <w:tcBorders>
+              <w:left w:val="single" w:sz="6" w:space="0" w:color="BFC7D5"/>
+              <w:bottom w:val="single" w:sz="2" w:space="0" w:color="BFC7D5"/>
+              <w:right w:val="single" w:sz="6" w:space="0" w:color="BFC7D5"/>
+            </w:tcBorders>
             <w:vAlign w:val="center"/>
           </w:tcPr>
           <w:p>
@@ -4713,8 +6796,12 @@
         </w:tc>
         <w:tc>
           <w:tcPr>
-            <w:tcW w:w="2640" w:type="dxa"/>
-            <w:tcBorders/>
+            <w:tcW w:w="2606" w:type="dxa"/>
+            <w:tcBorders>
+              <w:left w:val="single" w:sz="2" w:space="0" w:color="BFC7D5"/>
+              <w:bottom w:val="single" w:sz="2" w:space="0" w:color="BFC7D5"/>
+              <w:right w:val="single" w:sz="6" w:space="0" w:color="BFC7D5"/>
+            </w:tcBorders>
             <w:vAlign w:val="center"/>
           </w:tcPr>
           <w:p>
@@ -4733,21 +6820,49 @@
         </w:tc>
         <w:tc>
           <w:tcPr>
-            <w:tcW w:w="8015" w:type="dxa"/>
-            <w:tcBorders/>
-            <w:vAlign w:val="center"/>
-          </w:tcPr>
-          <w:p>
-            <w:pPr>
-              <w:pStyle w:val="TableContents"/>
-              <w:bidi w:val="0"/>
-              <w:spacing w:before="0" w:after="283"/>
-              <w:jc w:val="left"/>
-              <w:rPr/>
-            </w:pPr>
-            <w:r>
-              <w:rPr/>
-              <w:t>Empty</w:t>
+            <w:tcW w:w="3031" w:type="dxa"/>
+            <w:tcBorders>
+              <w:left w:val="single" w:sz="2" w:space="0" w:color="BFC7D5"/>
+              <w:bottom w:val="single" w:sz="2" w:space="0" w:color="BFC7D5"/>
+              <w:right w:val="single" w:sz="6" w:space="0" w:color="BFC7D5"/>
+            </w:tcBorders>
+            <w:vAlign w:val="center"/>
+          </w:tcPr>
+          <w:p>
+            <w:pPr>
+              <w:pStyle w:val="TableContents"/>
+              <w:bidi w:val="0"/>
+              <w:spacing w:before="0" w:after="283"/>
+              <w:jc w:val="left"/>
+              <w:rPr/>
+            </w:pPr>
+            <w:r>
+              <w:rPr/>
+              <w:t>Lead Engineer (Richard Watson Stephen Amudha)</w:t>
+            </w:r>
+          </w:p>
+        </w:tc>
+        <w:tc>
+          <w:tcPr>
+            <w:tcW w:w="4993" w:type="dxa"/>
+            <w:tcBorders>
+              <w:left w:val="single" w:sz="2" w:space="0" w:color="BFC7D5"/>
+              <w:bottom w:val="single" w:sz="2" w:space="0" w:color="BFC7D5"/>
+              <w:right w:val="single" w:sz="6" w:space="0" w:color="BFC7D5"/>
+            </w:tcBorders>
+            <w:vAlign w:val="center"/>
+          </w:tcPr>
+          <w:p>
+            <w:pPr>
+              <w:pStyle w:val="TableContents"/>
+              <w:bidi w:val="0"/>
+              <w:spacing w:before="0" w:after="283"/>
+              <w:jc w:val="left"/>
+              <w:rPr/>
+            </w:pPr>
+            <w:r>
+              <w:rPr/>
+              <w:t>7 entries (DC-2026-001 … 007)</w:t>
             </w:r>
           </w:p>
         </w:tc>
@@ -4756,8 +6871,12 @@
         <w:trPr/>
         <w:tc>
           <w:tcPr>
-            <w:tcW w:w="684" w:type="dxa"/>
-            <w:tcBorders/>
+            <w:tcW w:w="709" w:type="dxa"/>
+            <w:tcBorders>
+              <w:left w:val="single" w:sz="6" w:space="0" w:color="BFC7D5"/>
+              <w:bottom w:val="single" w:sz="2" w:space="0" w:color="BFC7D5"/>
+              <w:right w:val="single" w:sz="6" w:space="0" w:color="BFC7D5"/>
+            </w:tcBorders>
             <w:vAlign w:val="center"/>
           </w:tcPr>
           <w:p>
@@ -4776,8 +6895,12 @@
         </w:tc>
         <w:tc>
           <w:tcPr>
-            <w:tcW w:w="2640" w:type="dxa"/>
-            <w:tcBorders/>
+            <w:tcW w:w="2606" w:type="dxa"/>
+            <w:tcBorders>
+              <w:left w:val="single" w:sz="2" w:space="0" w:color="BFC7D5"/>
+              <w:bottom w:val="single" w:sz="2" w:space="0" w:color="BFC7D5"/>
+              <w:right w:val="single" w:sz="6" w:space="0" w:color="BFC7D5"/>
+            </w:tcBorders>
             <w:vAlign w:val="center"/>
           </w:tcPr>
           <w:p>
@@ -4796,51 +6919,247 @@
         </w:tc>
         <w:tc>
           <w:tcPr>
-            <w:tcW w:w="8015" w:type="dxa"/>
-            <w:tcBorders/>
-            <w:vAlign w:val="center"/>
-          </w:tcPr>
-          <w:p>
-            <w:pPr>
-              <w:pStyle w:val="TableContents"/>
-              <w:bidi w:val="0"/>
-              <w:spacing w:before="0" w:after="283"/>
-              <w:jc w:val="left"/>
-              <w:rPr/>
-            </w:pPr>
-            <w:r>
-              <w:rPr/>
-              <w:t xml:space="preserve">First entry </w:t>
-            </w:r>
-            <w:r>
-              <w:rPr>
-                <w:rStyle w:val="SourceText"/>
-              </w:rPr>
-              <w:t>v1.4.0</w:t>
-            </w:r>
-            <w:r>
-              <w:rPr/>
-              <w:t xml:space="preserve"> (retrospective, 2026-10-06) — </w:t>
-            </w:r>
-            <w:r>
-              <w:rPr>
-                <w:rStyle w:val="Strong"/>
-              </w:rPr>
-              <w:t>not yet authorised</w:t>
-            </w:r>
-            <w:r>
-              <w:rPr/>
-              <w:t xml:space="preserve">; reference instance running the </w:t>
-            </w:r>
-            <w:r>
-              <w:rPr>
-                <w:rStyle w:val="SourceText"/>
-              </w:rPr>
-              <w:t>v1.4.0</w:t>
-            </w:r>
-            <w:r>
-              <w:rPr/>
-              <w:t xml:space="preserve"> application code since 2026-10-06</w:t>
+            <w:tcW w:w="3031" w:type="dxa"/>
+            <w:tcBorders>
+              <w:left w:val="single" w:sz="2" w:space="0" w:color="BFC7D5"/>
+              <w:bottom w:val="single" w:sz="2" w:space="0" w:color="BFC7D5"/>
+              <w:right w:val="single" w:sz="6" w:space="0" w:color="BFC7D5"/>
+            </w:tcBorders>
+            <w:vAlign w:val="center"/>
+          </w:tcPr>
+          <w:p>
+            <w:pPr>
+              <w:pStyle w:val="TableContents"/>
+              <w:bidi w:val="0"/>
+              <w:spacing w:before="0" w:after="283"/>
+              <w:jc w:val="left"/>
+              <w:rPr/>
+            </w:pPr>
+            <w:r>
+              <w:rPr/>
+              <w:t>Lead Engineer (Richard Watson Stephen Amudha)</w:t>
+            </w:r>
+          </w:p>
+        </w:tc>
+        <w:tc>
+          <w:tcPr>
+            <w:tcW w:w="4993" w:type="dxa"/>
+            <w:tcBorders>
+              <w:left w:val="single" w:sz="2" w:space="0" w:color="BFC7D5"/>
+              <w:bottom w:val="single" w:sz="2" w:space="0" w:color="BFC7D5"/>
+              <w:right w:val="single" w:sz="6" w:space="0" w:color="BFC7D5"/>
+            </w:tcBorders>
+            <w:vAlign w:val="center"/>
+          </w:tcPr>
+          <w:p>
+            <w:pPr>
+              <w:pStyle w:val="TableContents"/>
+              <w:bidi w:val="0"/>
+              <w:spacing w:before="0" w:after="283"/>
+              <w:jc w:val="left"/>
+              <w:rPr/>
+            </w:pPr>
+            <w:r>
+              <w:rPr/>
+              <w:t>v1.4.0 and v1.4.1 — authorised 2026-10-07 by Anita Johan; reference instance runs v1.4.1</w:t>
+            </w:r>
+          </w:p>
+        </w:tc>
+      </w:tr>
+      <w:tr>
+        <w:trPr/>
+        <w:tc>
+          <w:tcPr>
+            <w:tcW w:w="709" w:type="dxa"/>
+            <w:tcBorders>
+              <w:left w:val="single" w:sz="6" w:space="0" w:color="BFC7D5"/>
+              <w:bottom w:val="single" w:sz="2" w:space="0" w:color="BFC7D5"/>
+              <w:right w:val="single" w:sz="6" w:space="0" w:color="BFC7D5"/>
+            </w:tcBorders>
+            <w:vAlign w:val="center"/>
+          </w:tcPr>
+          <w:p>
+            <w:pPr>
+              <w:pStyle w:val="TableContents"/>
+              <w:bidi w:val="0"/>
+              <w:spacing w:before="0" w:after="283"/>
+              <w:jc w:val="left"/>
+              <w:rPr/>
+            </w:pPr>
+            <w:r>
+              <w:rPr/>
+              <w:t>REG-09</w:t>
+            </w:r>
+          </w:p>
+        </w:tc>
+        <w:tc>
+          <w:tcPr>
+            <w:tcW w:w="2606" w:type="dxa"/>
+            <w:tcBorders>
+              <w:left w:val="single" w:sz="2" w:space="0" w:color="BFC7D5"/>
+              <w:bottom w:val="single" w:sz="2" w:space="0" w:color="BFC7D5"/>
+              <w:right w:val="single" w:sz="6" w:space="0" w:color="BFC7D5"/>
+            </w:tcBorders>
+            <w:vAlign w:val="center"/>
+          </w:tcPr>
+          <w:p>
+            <w:pPr>
+              <w:pStyle w:val="TableContents"/>
+              <w:bidi w:val="0"/>
+              <w:spacing w:before="0" w:after="283"/>
+              <w:jc w:val="left"/>
+              <w:rPr/>
+            </w:pPr>
+            <w:r>
+              <w:rPr/>
+              <w:t>Non-Functional Requirements Register</w:t>
+            </w:r>
+          </w:p>
+        </w:tc>
+        <w:tc>
+          <w:tcPr>
+            <w:tcW w:w="3031" w:type="dxa"/>
+            <w:tcBorders>
+              <w:left w:val="single" w:sz="2" w:space="0" w:color="BFC7D5"/>
+              <w:bottom w:val="single" w:sz="2" w:space="0" w:color="BFC7D5"/>
+              <w:right w:val="single" w:sz="6" w:space="0" w:color="BFC7D5"/>
+            </w:tcBorders>
+            <w:vAlign w:val="center"/>
+          </w:tcPr>
+          <w:p>
+            <w:pPr>
+              <w:pStyle w:val="TableContents"/>
+              <w:bidi w:val="0"/>
+              <w:spacing w:before="0" w:after="283"/>
+              <w:jc w:val="left"/>
+              <w:rPr/>
+            </w:pPr>
+            <w:r>
+              <w:rPr/>
+              <w:t>Lead Engineer (Richard Watson Stephen Amudha)</w:t>
+            </w:r>
+          </w:p>
+        </w:tc>
+        <w:tc>
+          <w:tcPr>
+            <w:tcW w:w="4993" w:type="dxa"/>
+            <w:tcBorders>
+              <w:left w:val="single" w:sz="2" w:space="0" w:color="BFC7D5"/>
+              <w:bottom w:val="single" w:sz="2" w:space="0" w:color="BFC7D5"/>
+              <w:right w:val="single" w:sz="6" w:space="0" w:color="BFC7D5"/>
+            </w:tcBorders>
+            <w:vAlign w:val="center"/>
+          </w:tcPr>
+          <w:p>
+            <w:pPr>
+              <w:pStyle w:val="TableContents"/>
+              <w:bidi w:val="0"/>
+              <w:spacing w:before="0" w:after="283"/>
+              <w:jc w:val="left"/>
+              <w:rPr/>
+            </w:pPr>
+            <w:r>
+              <w:rPr/>
+              <w:t>31 NFRs, targets approved 2026-10-07 (EM26-17)</w:t>
+            </w:r>
+          </w:p>
+        </w:tc>
+      </w:tr>
+      <w:tr>
+        <w:trPr/>
+        <w:tc>
+          <w:tcPr>
+            <w:tcW w:w="709" w:type="dxa"/>
+            <w:tcBorders>
+              <w:left w:val="single" w:sz="6" w:space="0" w:color="BFC7D5"/>
+              <w:bottom w:val="single" w:sz="6" w:space="0" w:color="BFC7D5"/>
+              <w:right w:val="single" w:sz="6" w:space="0" w:color="BFC7D5"/>
+            </w:tcBorders>
+            <w:vAlign w:val="center"/>
+          </w:tcPr>
+          <w:p>
+            <w:pPr>
+              <w:pStyle w:val="TableContents"/>
+              <w:bidi w:val="0"/>
+              <w:spacing w:before="0" w:after="283"/>
+              <w:jc w:val="left"/>
+              <w:rPr/>
+            </w:pPr>
+            <w:r>
+              <w:rPr/>
+              <w:t>REG-10</w:t>
+            </w:r>
+          </w:p>
+        </w:tc>
+        <w:tc>
+          <w:tcPr>
+            <w:tcW w:w="2606" w:type="dxa"/>
+            <w:tcBorders>
+              <w:left w:val="single" w:sz="2" w:space="0" w:color="BFC7D5"/>
+              <w:bottom w:val="single" w:sz="6" w:space="0" w:color="BFC7D5"/>
+              <w:right w:val="single" w:sz="6" w:space="0" w:color="BFC7D5"/>
+            </w:tcBorders>
+            <w:vAlign w:val="center"/>
+          </w:tcPr>
+          <w:p>
+            <w:pPr>
+              <w:pStyle w:val="TableContents"/>
+              <w:bidi w:val="0"/>
+              <w:spacing w:before="0" w:after="283"/>
+              <w:jc w:val="left"/>
+              <w:rPr/>
+            </w:pPr>
+            <w:r>
+              <w:rPr/>
+              <w:t>Review Feedback and Action Log</w:t>
+            </w:r>
+          </w:p>
+        </w:tc>
+        <w:tc>
+          <w:tcPr>
+            <w:tcW w:w="3031" w:type="dxa"/>
+            <w:tcBorders>
+              <w:left w:val="single" w:sz="2" w:space="0" w:color="BFC7D5"/>
+              <w:bottom w:val="single" w:sz="6" w:space="0" w:color="BFC7D5"/>
+              <w:right w:val="single" w:sz="6" w:space="0" w:color="BFC7D5"/>
+            </w:tcBorders>
+            <w:vAlign w:val="center"/>
+          </w:tcPr>
+          <w:p>
+            <w:pPr>
+              <w:pStyle w:val="TableContents"/>
+              <w:bidi w:val="0"/>
+              <w:spacing w:before="0" w:after="283"/>
+              <w:jc w:val="left"/>
+              <w:rPr/>
+            </w:pPr>
+            <w:r>
+              <w:rPr/>
+              <w:t>Quality representative (Sheryl Nazareth)</w:t>
+            </w:r>
+          </w:p>
+        </w:tc>
+        <w:tc>
+          <w:tcPr>
+            <w:tcW w:w="4993" w:type="dxa"/>
+            <w:tcBorders>
+              <w:left w:val="single" w:sz="2" w:space="0" w:color="BFC7D5"/>
+              <w:bottom w:val="single" w:sz="6" w:space="0" w:color="BFC7D5"/>
+              <w:right w:val="single" w:sz="6" w:space="0" w:color="BFC7D5"/>
+            </w:tcBorders>
+            <w:vAlign w:val="center"/>
+          </w:tcPr>
+          <w:p>
+            <w:pPr>
+              <w:pStyle w:val="TableContents"/>
+              <w:bidi w:val="0"/>
+              <w:spacing w:before="0" w:after="283"/>
+              <w:jc w:val="left"/>
+              <w:rPr/>
+            </w:pPr>
+            <w:r>
+              <w:rPr/>
+              <w:t>8 reviews, 40 actions, 34 closed (EM26-18)</w:t>
             </w:r>
           </w:p>
         </w:tc>
@@ -4882,21 +7201,21 @@
     </w:p>
     <w:tbl>
       <w:tblPr>
-        <w:tblW w:w="7578" w:type="dxa"/>
+        <w:tblW w:w="5000" w:type="pct"/>
         <w:jc w:val="left"/>
-        <w:tblInd w:w="0" w:type="dxa"/>
+        <w:tblInd w:w="-7" w:type="dxa"/>
         <w:tblLayout w:type="fixed"/>
         <w:tblCellMar>
-          <w:top w:w="28" w:type="dxa"/>
-          <w:left w:w="28" w:type="dxa"/>
-          <w:bottom w:w="28" w:type="dxa"/>
-          <w:right w:w="28" w:type="dxa"/>
+          <w:top w:w="60" w:type="dxa"/>
+          <w:left w:w="60" w:type="dxa"/>
+          <w:bottom w:w="60" w:type="dxa"/>
+          <w:right w:w="60" w:type="dxa"/>
         </w:tblCellMar>
       </w:tblPr>
       <w:tblGrid>
-        <w:gridCol w:w="2911"/>
-        <w:gridCol w:w="3601"/>
-        <w:gridCol w:w="1066"/>
+        <w:gridCol w:w="4363"/>
+        <w:gridCol w:w="5388"/>
+        <w:gridCol w:w="1587"/>
       </w:tblGrid>
       <w:tr>
         <w:trPr>
@@ -4904,66 +7223,90 @@
         </w:trPr>
         <w:tc>
           <w:tcPr>
-            <w:tcW w:w="2911" w:type="dxa"/>
-            <w:tcBorders/>
+            <w:tcW w:w="4363" w:type="dxa"/>
+            <w:tcBorders>
+              <w:top w:val="single" w:sz="6" w:space="0" w:color="BFC7D5"/>
+              <w:left w:val="single" w:sz="6" w:space="0" w:color="BFC7D5"/>
+              <w:bottom w:val="single" w:sz="2" w:space="0" w:color="BFC7D5"/>
+              <w:right w:val="single" w:sz="6" w:space="0" w:color="BFC7D5"/>
+            </w:tcBorders>
+            <w:shd w:fill="1F3A5F" w:val="clear"/>
             <w:vAlign w:val="center"/>
           </w:tcPr>
           <w:p>
             <w:pPr>
               <w:pStyle w:val="TableHeading"/>
-              <w:suppressLineNumbers/>
-              <w:shd w:fill="1F3A5F" w:val="clear"/>
-              <w:bidi w:val="0"/>
-              <w:spacing w:before="0" w:after="283"/>
-              <w:jc w:val="center"/>
-              <w:rPr/>
-            </w:pPr>
-            <w:r>
-              <w:rPr/>
+              <w:bidi w:val="0"/>
+              <w:spacing w:before="0" w:after="283"/>
+              <w:jc w:val="left"/>
+              <w:rPr>
+                <w:color w:val="FFFFFF"/>
+              </w:rPr>
+            </w:pPr>
+            <w:r>
+              <w:rPr>
+                <w:color w:val="FFFFFF"/>
+              </w:rPr>
               <w:t>Directory</w:t>
             </w:r>
           </w:p>
         </w:tc>
         <w:tc>
           <w:tcPr>
-            <w:tcW w:w="3601" w:type="dxa"/>
-            <w:tcBorders/>
+            <w:tcW w:w="5388" w:type="dxa"/>
+            <w:tcBorders>
+              <w:top w:val="single" w:sz="6" w:space="0" w:color="BFC7D5"/>
+              <w:left w:val="single" w:sz="2" w:space="0" w:color="BFC7D5"/>
+              <w:bottom w:val="single" w:sz="2" w:space="0" w:color="BFC7D5"/>
+              <w:right w:val="single" w:sz="6" w:space="0" w:color="BFC7D5"/>
+            </w:tcBorders>
+            <w:shd w:fill="1F3A5F" w:val="clear"/>
             <w:vAlign w:val="center"/>
           </w:tcPr>
           <w:p>
             <w:pPr>
               <w:pStyle w:val="TableHeading"/>
-              <w:suppressLineNumbers/>
-              <w:shd w:fill="1F3A5F" w:val="clear"/>
-              <w:bidi w:val="0"/>
-              <w:spacing w:before="0" w:after="283"/>
-              <w:jc w:val="center"/>
-              <w:rPr/>
-            </w:pPr>
-            <w:r>
-              <w:rPr/>
+              <w:bidi w:val="0"/>
+              <w:spacing w:before="0" w:after="283"/>
+              <w:jc w:val="left"/>
+              <w:rPr>
+                <w:color w:val="FFFFFF"/>
+              </w:rPr>
+            </w:pPr>
+            <w:r>
+              <w:rPr>
+                <w:color w:val="FFFFFF"/>
+              </w:rPr>
               <w:t>Holds</w:t>
             </w:r>
           </w:p>
         </w:tc>
         <w:tc>
           <w:tcPr>
-            <w:tcW w:w="1066" w:type="dxa"/>
-            <w:tcBorders/>
+            <w:tcW w:w="1587" w:type="dxa"/>
+            <w:tcBorders>
+              <w:top w:val="single" w:sz="6" w:space="0" w:color="BFC7D5"/>
+              <w:left w:val="single" w:sz="2" w:space="0" w:color="BFC7D5"/>
+              <w:bottom w:val="single" w:sz="2" w:space="0" w:color="BFC7D5"/>
+              <w:right w:val="single" w:sz="6" w:space="0" w:color="BFC7D5"/>
+            </w:tcBorders>
+            <w:shd w:fill="1F3A5F" w:val="clear"/>
             <w:vAlign w:val="center"/>
           </w:tcPr>
           <w:p>
             <w:pPr>
               <w:pStyle w:val="TableHeading"/>
-              <w:suppressLineNumbers/>
-              <w:shd w:fill="1F3A5F" w:val="clear"/>
-              <w:bidi w:val="0"/>
-              <w:spacing w:before="0" w:after="283"/>
-              <w:jc w:val="center"/>
-              <w:rPr/>
-            </w:pPr>
-            <w:r>
-              <w:rPr/>
+              <w:bidi w:val="0"/>
+              <w:spacing w:before="0" w:after="283"/>
+              <w:jc w:val="left"/>
+              <w:rPr>
+                <w:color w:val="FFFFFF"/>
+              </w:rPr>
+            </w:pPr>
+            <w:r>
+              <w:rPr>
+                <w:color w:val="FFFFFF"/>
+              </w:rPr>
               <w:t>Form used</w:t>
             </w:r>
           </w:p>
@@ -4973,8 +7316,12 @@
         <w:trPr/>
         <w:tc>
           <w:tcPr>
-            <w:tcW w:w="2911" w:type="dxa"/>
-            <w:tcBorders/>
+            <w:tcW w:w="4363" w:type="dxa"/>
+            <w:tcBorders>
+              <w:left w:val="single" w:sz="6" w:space="0" w:color="BFC7D5"/>
+              <w:bottom w:val="single" w:sz="2" w:space="0" w:color="BFC7D5"/>
+              <w:right w:val="single" w:sz="6" w:space="0" w:color="BFC7D5"/>
+            </w:tcBorders>
             <w:vAlign w:val="center"/>
           </w:tcPr>
           <w:p>
@@ -4995,8 +7342,12 @@
         </w:tc>
         <w:tc>
           <w:tcPr>
-            <w:tcW w:w="3601" w:type="dxa"/>
-            <w:tcBorders/>
+            <w:tcW w:w="5388" w:type="dxa"/>
+            <w:tcBorders>
+              <w:left w:val="single" w:sz="2" w:space="0" w:color="BFC7D5"/>
+              <w:bottom w:val="single" w:sz="2" w:space="0" w:color="BFC7D5"/>
+              <w:right w:val="single" w:sz="6" w:space="0" w:color="BFC7D5"/>
+            </w:tcBorders>
             <w:vAlign w:val="center"/>
           </w:tcPr>
           <w:p>
@@ -5015,8 +7366,12 @@
         </w:tc>
         <w:tc>
           <w:tcPr>
-            <w:tcW w:w="1066" w:type="dxa"/>
-            <w:tcBorders/>
+            <w:tcW w:w="1587" w:type="dxa"/>
+            <w:tcBorders>
+              <w:left w:val="single" w:sz="2" w:space="0" w:color="BFC7D5"/>
+              <w:bottom w:val="single" w:sz="2" w:space="0" w:color="BFC7D5"/>
+              <w:right w:val="single" w:sz="6" w:space="0" w:color="BFC7D5"/>
+            </w:tcBorders>
             <w:vAlign w:val="center"/>
           </w:tcPr>
           <w:p>
@@ -5038,8 +7393,12 @@
         <w:trPr/>
         <w:tc>
           <w:tcPr>
-            <w:tcW w:w="2911" w:type="dxa"/>
-            <w:tcBorders/>
+            <w:tcW w:w="4363" w:type="dxa"/>
+            <w:tcBorders>
+              <w:left w:val="single" w:sz="6" w:space="0" w:color="BFC7D5"/>
+              <w:bottom w:val="single" w:sz="2" w:space="0" w:color="BFC7D5"/>
+              <w:right w:val="single" w:sz="6" w:space="0" w:color="BFC7D5"/>
+            </w:tcBorders>
             <w:vAlign w:val="center"/>
           </w:tcPr>
           <w:p>
@@ -5060,8 +7419,12 @@
         </w:tc>
         <w:tc>
           <w:tcPr>
-            <w:tcW w:w="3601" w:type="dxa"/>
-            <w:tcBorders/>
+            <w:tcW w:w="5388" w:type="dxa"/>
+            <w:tcBorders>
+              <w:left w:val="single" w:sz="2" w:space="0" w:color="BFC7D5"/>
+              <w:bottom w:val="single" w:sz="2" w:space="0" w:color="BFC7D5"/>
+              <w:right w:val="single" w:sz="6" w:space="0" w:color="BFC7D5"/>
+            </w:tcBorders>
             <w:vAlign w:val="center"/>
           </w:tcPr>
           <w:p>
@@ -5080,8 +7443,12 @@
         </w:tc>
         <w:tc>
           <w:tcPr>
-            <w:tcW w:w="1066" w:type="dxa"/>
-            <w:tcBorders/>
+            <w:tcW w:w="1587" w:type="dxa"/>
+            <w:tcBorders>
+              <w:left w:val="single" w:sz="2" w:space="0" w:color="BFC7D5"/>
+              <w:bottom w:val="single" w:sz="2" w:space="0" w:color="BFC7D5"/>
+              <w:right w:val="single" w:sz="6" w:space="0" w:color="BFC7D5"/>
+            </w:tcBorders>
             <w:vAlign w:val="center"/>
           </w:tcPr>
           <w:p>
@@ -5103,8 +7470,12 @@
         <w:trPr/>
         <w:tc>
           <w:tcPr>
-            <w:tcW w:w="2911" w:type="dxa"/>
-            <w:tcBorders/>
+            <w:tcW w:w="4363" w:type="dxa"/>
+            <w:tcBorders>
+              <w:left w:val="single" w:sz="6" w:space="0" w:color="BFC7D5"/>
+              <w:bottom w:val="single" w:sz="2" w:space="0" w:color="BFC7D5"/>
+              <w:right w:val="single" w:sz="6" w:space="0" w:color="BFC7D5"/>
+            </w:tcBorders>
             <w:vAlign w:val="center"/>
           </w:tcPr>
           <w:p>
@@ -5125,8 +7496,12 @@
         </w:tc>
         <w:tc>
           <w:tcPr>
-            <w:tcW w:w="3601" w:type="dxa"/>
-            <w:tcBorders/>
+            <w:tcW w:w="5388" w:type="dxa"/>
+            <w:tcBorders>
+              <w:left w:val="single" w:sz="2" w:space="0" w:color="BFC7D5"/>
+              <w:bottom w:val="single" w:sz="2" w:space="0" w:color="BFC7D5"/>
+              <w:right w:val="single" w:sz="6" w:space="0" w:color="BFC7D5"/>
+            </w:tcBorders>
             <w:vAlign w:val="center"/>
           </w:tcPr>
           <w:p>
@@ -5145,8 +7520,12 @@
         </w:tc>
         <w:tc>
           <w:tcPr>
-            <w:tcW w:w="1066" w:type="dxa"/>
-            <w:tcBorders/>
+            <w:tcW w:w="1587" w:type="dxa"/>
+            <w:tcBorders>
+              <w:left w:val="single" w:sz="2" w:space="0" w:color="BFC7D5"/>
+              <w:bottom w:val="single" w:sz="2" w:space="0" w:color="BFC7D5"/>
+              <w:right w:val="single" w:sz="6" w:space="0" w:color="BFC7D5"/>
+            </w:tcBorders>
             <w:vAlign w:val="center"/>
           </w:tcPr>
           <w:p>
@@ -5168,8 +7547,12 @@
         <w:trPr/>
         <w:tc>
           <w:tcPr>
-            <w:tcW w:w="2911" w:type="dxa"/>
-            <w:tcBorders/>
+            <w:tcW w:w="4363" w:type="dxa"/>
+            <w:tcBorders>
+              <w:left w:val="single" w:sz="6" w:space="0" w:color="BFC7D5"/>
+              <w:bottom w:val="single" w:sz="2" w:space="0" w:color="BFC7D5"/>
+              <w:right w:val="single" w:sz="6" w:space="0" w:color="BFC7D5"/>
+            </w:tcBorders>
             <w:vAlign w:val="center"/>
           </w:tcPr>
           <w:p>
@@ -5190,8 +7573,12 @@
         </w:tc>
         <w:tc>
           <w:tcPr>
-            <w:tcW w:w="3601" w:type="dxa"/>
-            <w:tcBorders/>
+            <w:tcW w:w="5388" w:type="dxa"/>
+            <w:tcBorders>
+              <w:left w:val="single" w:sz="2" w:space="0" w:color="BFC7D5"/>
+              <w:bottom w:val="single" w:sz="2" w:space="0" w:color="BFC7D5"/>
+              <w:right w:val="single" w:sz="6" w:space="0" w:color="BFC7D5"/>
+            </w:tcBorders>
             <w:vAlign w:val="center"/>
           </w:tcPr>
           <w:p>
@@ -5210,8 +7597,12 @@
         </w:tc>
         <w:tc>
           <w:tcPr>
-            <w:tcW w:w="1066" w:type="dxa"/>
-            <w:tcBorders/>
+            <w:tcW w:w="1587" w:type="dxa"/>
+            <w:tcBorders>
+              <w:left w:val="single" w:sz="2" w:space="0" w:color="BFC7D5"/>
+              <w:bottom w:val="single" w:sz="2" w:space="0" w:color="BFC7D5"/>
+              <w:right w:val="single" w:sz="6" w:space="0" w:color="BFC7D5"/>
+            </w:tcBorders>
             <w:vAlign w:val="center"/>
           </w:tcPr>
           <w:p>
@@ -5225,6 +7616,160 @@
             <w:r>
               <w:rPr/>
               <w:t>FRM-03</w:t>
+            </w:r>
+          </w:p>
+        </w:tc>
+      </w:tr>
+      <w:tr>
+        <w:trPr/>
+        <w:tc>
+          <w:tcPr>
+            <w:tcW w:w="4363" w:type="dxa"/>
+            <w:tcBorders>
+              <w:left w:val="single" w:sz="6" w:space="0" w:color="BFC7D5"/>
+              <w:bottom w:val="single" w:sz="2" w:space="0" w:color="BFC7D5"/>
+              <w:right w:val="single" w:sz="6" w:space="0" w:color="BFC7D5"/>
+            </w:tcBorders>
+            <w:vAlign w:val="center"/>
+          </w:tcPr>
+          <w:p>
+            <w:pPr>
+              <w:pStyle w:val="TableContents"/>
+              <w:bidi w:val="0"/>
+              <w:spacing w:before="0" w:after="283"/>
+              <w:jc w:val="left"/>
+              <w:rPr/>
+            </w:pPr>
+            <w:r>
+              <w:rPr>
+                <w:rStyle w:val="SourceText"/>
+              </w:rPr>
+              <w:t>records/approvals/</w:t>
+            </w:r>
+          </w:p>
+        </w:tc>
+        <w:tc>
+          <w:tcPr>
+            <w:tcW w:w="5388" w:type="dxa"/>
+            <w:tcBorders>
+              <w:left w:val="single" w:sz="2" w:space="0" w:color="BFC7D5"/>
+              <w:bottom w:val="single" w:sz="2" w:space="0" w:color="BFC7D5"/>
+              <w:right w:val="single" w:sz="6" w:space="0" w:color="BFC7D5"/>
+            </w:tcBorders>
+            <w:vAlign w:val="center"/>
+          </w:tcPr>
+          <w:p>
+            <w:pPr>
+              <w:pStyle w:val="TableContents"/>
+              <w:bidi w:val="0"/>
+              <w:spacing w:before="0" w:after="283"/>
+              <w:jc w:val="left"/>
+              <w:rPr/>
+            </w:pPr>
+            <w:r>
+              <w:rPr/>
+              <w:t>Document approval records</w:t>
+            </w:r>
+          </w:p>
+        </w:tc>
+        <w:tc>
+          <w:tcPr>
+            <w:tcW w:w="1587" w:type="dxa"/>
+            <w:tcBorders>
+              <w:left w:val="single" w:sz="2" w:space="0" w:color="BFC7D5"/>
+              <w:bottom w:val="single" w:sz="2" w:space="0" w:color="BFC7D5"/>
+              <w:right w:val="single" w:sz="6" w:space="0" w:color="BFC7D5"/>
+            </w:tcBorders>
+            <w:vAlign w:val="center"/>
+          </w:tcPr>
+          <w:p>
+            <w:pPr>
+              <w:pStyle w:val="TableContents"/>
+              <w:bidi w:val="0"/>
+              <w:spacing w:before="0" w:after="283"/>
+              <w:jc w:val="left"/>
+              <w:rPr/>
+            </w:pPr>
+            <w:r>
+              <w:rPr/>
+              <w:t>—</w:t>
+            </w:r>
+          </w:p>
+        </w:tc>
+      </w:tr>
+      <w:tr>
+        <w:trPr/>
+        <w:tc>
+          <w:tcPr>
+            <w:tcW w:w="4363" w:type="dxa"/>
+            <w:tcBorders>
+              <w:left w:val="single" w:sz="6" w:space="0" w:color="BFC7D5"/>
+              <w:bottom w:val="single" w:sz="6" w:space="0" w:color="BFC7D5"/>
+              <w:right w:val="single" w:sz="6" w:space="0" w:color="BFC7D5"/>
+            </w:tcBorders>
+            <w:vAlign w:val="center"/>
+          </w:tcPr>
+          <w:p>
+            <w:pPr>
+              <w:pStyle w:val="TableContents"/>
+              <w:bidi w:val="0"/>
+              <w:spacing w:before="0" w:after="283"/>
+              <w:jc w:val="left"/>
+              <w:rPr/>
+            </w:pPr>
+            <w:r>
+              <w:rPr>
+                <w:rStyle w:val="SourceText"/>
+              </w:rPr>
+              <w:t>records/runtime/</w:t>
+            </w:r>
+          </w:p>
+        </w:tc>
+        <w:tc>
+          <w:tcPr>
+            <w:tcW w:w="5388" w:type="dxa"/>
+            <w:tcBorders>
+              <w:left w:val="single" w:sz="2" w:space="0" w:color="BFC7D5"/>
+              <w:bottom w:val="single" w:sz="6" w:space="0" w:color="BFC7D5"/>
+              <w:right w:val="single" w:sz="6" w:space="0" w:color="BFC7D5"/>
+            </w:tcBorders>
+            <w:vAlign w:val="center"/>
+          </w:tcPr>
+          <w:p>
+            <w:pPr>
+              <w:pStyle w:val="TableContents"/>
+              <w:bidi w:val="0"/>
+              <w:spacing w:before="0" w:after="283"/>
+              <w:jc w:val="left"/>
+              <w:rPr/>
+            </w:pPr>
+            <w:r>
+              <w:rPr/>
+              <w:t>Runtime-settings baseline (SOP-06 §10.1)</w:t>
+            </w:r>
+          </w:p>
+        </w:tc>
+        <w:tc>
+          <w:tcPr>
+            <w:tcW w:w="1587" w:type="dxa"/>
+            <w:tcBorders>
+              <w:left w:val="single" w:sz="2" w:space="0" w:color="BFC7D5"/>
+              <w:bottom w:val="single" w:sz="6" w:space="0" w:color="BFC7D5"/>
+              <w:right w:val="single" w:sz="6" w:space="0" w:color="BFC7D5"/>
+            </w:tcBorders>
+            <w:vAlign w:val="center"/>
+          </w:tcPr>
+          <w:p>
+            <w:pPr>
+              <w:pStyle w:val="TableContents"/>
+              <w:bidi w:val="0"/>
+              <w:spacing w:before="0" w:after="283"/>
+              <w:jc w:val="left"/>
+              <w:rPr/>
+            </w:pPr>
+            <w:r>
+              <w:rPr/>
+              <w:t>—</w:t>
             </w:r>
           </w:p>
         </w:tc>
@@ -5239,7 +7784,67 @@
       </w:pPr>
       <w:r>
         <w:rPr/>
-        <w:t>All four are empty at revision 1.0.</w:t>
+        <w:t xml:space="preserve">At 2026-10-07: </w:t>
+      </w:r>
+      <w:r>
+        <w:rPr>
+          <w:rStyle w:val="SourceText"/>
+        </w:rPr>
+        <w:t>records/approvals/</w:t>
+      </w:r>
+      <w:r>
+        <w:rPr/>
+        <w:t xml:space="preserve"> (AR-2026-001), </w:t>
+      </w:r>
+      <w:r>
+        <w:rPr>
+          <w:rStyle w:val="SourceText"/>
+        </w:rPr>
+        <w:t>records/releases/</w:t>
+      </w:r>
+      <w:r>
+        <w:rPr/>
+        <w:t xml:space="preserve"> (v1.4.0, v1.4.1), </w:t>
+      </w:r>
+      <w:r>
+        <w:rPr>
+          <w:rStyle w:val="SourceText"/>
+        </w:rPr>
+        <w:t>records/capa/</w:t>
+      </w:r>
+      <w:r>
+        <w:rPr/>
+        <w:t xml:space="preserve"> (NC-2026-009 access-log review), </w:t>
+      </w:r>
+      <w:r>
+        <w:rPr>
+          <w:rStyle w:val="SourceText"/>
+        </w:rPr>
+        <w:t>records/runtime/</w:t>
+      </w:r>
+      <w:r>
+        <w:rPr/>
+        <w:t xml:space="preserve"> (runtime-settings baseline). </w:t>
+      </w:r>
+      <w:r>
+        <w:rPr>
+          <w:rStyle w:val="SourceText"/>
+        </w:rPr>
+        <w:t>records/audits/</w:t>
+      </w:r>
+      <w:r>
+        <w:rPr/>
+        <w:t xml:space="preserve"> and </w:t>
+      </w:r>
+      <w:r>
+        <w:rPr>
+          <w:rStyle w:val="SourceText"/>
+        </w:rPr>
+        <w:t>records/management-review/</w:t>
+      </w:r>
+      <w:r>
+        <w:rPr/>
+        <w:t xml:space="preserve"> are still empty.</w:t>
       </w:r>
     </w:p>
     <w:p>
@@ -5268,20 +7873,20 @@
     </w:p>
     <w:tbl>
       <w:tblPr>
-        <w:tblW w:w="11339" w:type="dxa"/>
+        <w:tblW w:w="5000" w:type="pct"/>
         <w:jc w:val="left"/>
-        <w:tblInd w:w="0" w:type="dxa"/>
+        <w:tblInd w:w="-7" w:type="dxa"/>
         <w:tblLayout w:type="fixed"/>
         <w:tblCellMar>
-          <w:top w:w="28" w:type="dxa"/>
-          <w:left w:w="28" w:type="dxa"/>
-          <w:bottom w:w="28" w:type="dxa"/>
-          <w:right w:w="28" w:type="dxa"/>
+          <w:top w:w="60" w:type="dxa"/>
+          <w:left w:w="60" w:type="dxa"/>
+          <w:bottom w:w="60" w:type="dxa"/>
+          <w:right w:w="60" w:type="dxa"/>
         </w:tblCellMar>
       </w:tblPr>
       <w:tblGrid>
-        <w:gridCol w:w="7875"/>
-        <w:gridCol w:w="3464"/>
+        <w:gridCol w:w="7879"/>
+        <w:gridCol w:w="3460"/>
       </w:tblGrid>
       <w:tr>
         <w:trPr>
@@ -5289,44 +7894,60 @@
         </w:trPr>
         <w:tc>
           <w:tcPr>
-            <w:tcW w:w="7875" w:type="dxa"/>
-            <w:tcBorders/>
+            <w:tcW w:w="7879" w:type="dxa"/>
+            <w:tcBorders>
+              <w:top w:val="single" w:sz="6" w:space="0" w:color="BFC7D5"/>
+              <w:left w:val="single" w:sz="6" w:space="0" w:color="BFC7D5"/>
+              <w:bottom w:val="single" w:sz="2" w:space="0" w:color="BFC7D5"/>
+              <w:right w:val="single" w:sz="6" w:space="0" w:color="BFC7D5"/>
+            </w:tcBorders>
+            <w:shd w:fill="1F3A5F" w:val="clear"/>
             <w:vAlign w:val="center"/>
           </w:tcPr>
           <w:p>
             <w:pPr>
               <w:pStyle w:val="TableHeading"/>
-              <w:suppressLineNumbers/>
-              <w:shd w:fill="1F3A5F" w:val="clear"/>
-              <w:bidi w:val="0"/>
-              <w:spacing w:before="0" w:after="283"/>
-              <w:jc w:val="center"/>
-              <w:rPr/>
-            </w:pPr>
-            <w:r>
-              <w:rPr/>
+              <w:bidi w:val="0"/>
+              <w:spacing w:before="0" w:after="283"/>
+              <w:jc w:val="left"/>
+              <w:rPr>
+                <w:color w:val="FFFFFF"/>
+              </w:rPr>
+            </w:pPr>
+            <w:r>
+              <w:rPr>
+                <w:color w:val="FFFFFF"/>
+              </w:rPr>
               <w:t>Document</w:t>
             </w:r>
           </w:p>
         </w:tc>
         <w:tc>
           <w:tcPr>
-            <w:tcW w:w="3464" w:type="dxa"/>
-            <w:tcBorders/>
+            <w:tcW w:w="3460" w:type="dxa"/>
+            <w:tcBorders>
+              <w:top w:val="single" w:sz="6" w:space="0" w:color="BFC7D5"/>
+              <w:left w:val="single" w:sz="2" w:space="0" w:color="BFC7D5"/>
+              <w:bottom w:val="single" w:sz="2" w:space="0" w:color="BFC7D5"/>
+              <w:right w:val="single" w:sz="6" w:space="0" w:color="BFC7D5"/>
+            </w:tcBorders>
+            <w:shd w:fill="1F3A5F" w:val="clear"/>
             <w:vAlign w:val="center"/>
           </w:tcPr>
           <w:p>
             <w:pPr>
               <w:pStyle w:val="TableHeading"/>
-              <w:suppressLineNumbers/>
-              <w:shd w:fill="1F3A5F" w:val="clear"/>
-              <w:bidi w:val="0"/>
-              <w:spacing w:before="0" w:after="283"/>
-              <w:jc w:val="center"/>
-              <w:rPr/>
-            </w:pPr>
-            <w:r>
-              <w:rPr/>
+              <w:bidi w:val="0"/>
+              <w:spacing w:before="0" w:after="283"/>
+              <w:jc w:val="left"/>
+              <w:rPr>
+                <w:color w:val="FFFFFF"/>
+              </w:rPr>
+            </w:pPr>
+            <w:r>
+              <w:rPr>
+                <w:color w:val="FFFFFF"/>
+              </w:rPr>
               <w:t>Evidence for</w:t>
             </w:r>
           </w:p>
@@ -5336,8 +7957,12 @@
         <w:trPr/>
         <w:tc>
           <w:tcPr>
-            <w:tcW w:w="7875" w:type="dxa"/>
-            <w:tcBorders/>
+            <w:tcW w:w="7879" w:type="dxa"/>
+            <w:tcBorders>
+              <w:left w:val="single" w:sz="6" w:space="0" w:color="BFC7D5"/>
+              <w:bottom w:val="single" w:sz="2" w:space="0" w:color="BFC7D5"/>
+              <w:right w:val="single" w:sz="6" w:space="0" w:color="BFC7D5"/>
+            </w:tcBorders>
             <w:vAlign w:val="center"/>
           </w:tcPr>
           <w:p>
@@ -5398,8 +8023,12 @@
         </w:tc>
         <w:tc>
           <w:tcPr>
-            <w:tcW w:w="3464" w:type="dxa"/>
-            <w:tcBorders/>
+            <w:tcW w:w="3460" w:type="dxa"/>
+            <w:tcBorders>
+              <w:left w:val="single" w:sz="2" w:space="0" w:color="BFC7D5"/>
+              <w:bottom w:val="single" w:sz="2" w:space="0" w:color="BFC7D5"/>
+              <w:right w:val="single" w:sz="6" w:space="0" w:color="BFC7D5"/>
+            </w:tcBorders>
             <w:vAlign w:val="center"/>
           </w:tcPr>
           <w:p>
@@ -5421,8 +8050,12 @@
         <w:trPr/>
         <w:tc>
           <w:tcPr>
-            <w:tcW w:w="7875" w:type="dxa"/>
-            <w:tcBorders/>
+            <w:tcW w:w="7879" w:type="dxa"/>
+            <w:tcBorders>
+              <w:left w:val="single" w:sz="6" w:space="0" w:color="BFC7D5"/>
+              <w:bottom w:val="single" w:sz="2" w:space="0" w:color="BFC7D5"/>
+              <w:right w:val="single" w:sz="6" w:space="0" w:color="BFC7D5"/>
+            </w:tcBorders>
             <w:vAlign w:val="center"/>
           </w:tcPr>
           <w:p>
@@ -5443,8 +8076,12 @@
         </w:tc>
         <w:tc>
           <w:tcPr>
-            <w:tcW w:w="3464" w:type="dxa"/>
-            <w:tcBorders/>
+            <w:tcW w:w="3460" w:type="dxa"/>
+            <w:tcBorders>
+              <w:left w:val="single" w:sz="2" w:space="0" w:color="BFC7D5"/>
+              <w:bottom w:val="single" w:sz="2" w:space="0" w:color="BFC7D5"/>
+              <w:right w:val="single" w:sz="6" w:space="0" w:color="BFC7D5"/>
+            </w:tcBorders>
             <w:vAlign w:val="center"/>
           </w:tcPr>
           <w:p>
@@ -5466,8 +8103,12 @@
         <w:trPr/>
         <w:tc>
           <w:tcPr>
-            <w:tcW w:w="7875" w:type="dxa"/>
-            <w:tcBorders/>
+            <w:tcW w:w="7879" w:type="dxa"/>
+            <w:tcBorders>
+              <w:left w:val="single" w:sz="6" w:space="0" w:color="BFC7D5"/>
+              <w:bottom w:val="single" w:sz="2" w:space="0" w:color="BFC7D5"/>
+              <w:right w:val="single" w:sz="6" w:space="0" w:color="BFC7D5"/>
+            </w:tcBorders>
             <w:vAlign w:val="center"/>
           </w:tcPr>
           <w:p>
@@ -5488,8 +8129,12 @@
         </w:tc>
         <w:tc>
           <w:tcPr>
-            <w:tcW w:w="3464" w:type="dxa"/>
-            <w:tcBorders/>
+            <w:tcW w:w="3460" w:type="dxa"/>
+            <w:tcBorders>
+              <w:left w:val="single" w:sz="2" w:space="0" w:color="BFC7D5"/>
+              <w:bottom w:val="single" w:sz="2" w:space="0" w:color="BFC7D5"/>
+              <w:right w:val="single" w:sz="6" w:space="0" w:color="BFC7D5"/>
+            </w:tcBorders>
             <w:vAlign w:val="center"/>
           </w:tcPr>
           <w:p>
@@ -5511,8 +8156,12 @@
         <w:trPr/>
         <w:tc>
           <w:tcPr>
-            <w:tcW w:w="7875" w:type="dxa"/>
-            <w:tcBorders/>
+            <w:tcW w:w="7879" w:type="dxa"/>
+            <w:tcBorders>
+              <w:left w:val="single" w:sz="6" w:space="0" w:color="BFC7D5"/>
+              <w:bottom w:val="single" w:sz="2" w:space="0" w:color="BFC7D5"/>
+              <w:right w:val="single" w:sz="6" w:space="0" w:color="BFC7D5"/>
+            </w:tcBorders>
             <w:vAlign w:val="center"/>
           </w:tcPr>
           <w:p>
@@ -5543,8 +8192,12 @@
         </w:tc>
         <w:tc>
           <w:tcPr>
-            <w:tcW w:w="3464" w:type="dxa"/>
-            <w:tcBorders/>
+            <w:tcW w:w="3460" w:type="dxa"/>
+            <w:tcBorders>
+              <w:left w:val="single" w:sz="2" w:space="0" w:color="BFC7D5"/>
+              <w:bottom w:val="single" w:sz="2" w:space="0" w:color="BFC7D5"/>
+              <w:right w:val="single" w:sz="6" w:space="0" w:color="BFC7D5"/>
+            </w:tcBorders>
             <w:vAlign w:val="center"/>
           </w:tcPr>
           <w:p>
@@ -5566,8 +8219,12 @@
         <w:trPr/>
         <w:tc>
           <w:tcPr>
-            <w:tcW w:w="7875" w:type="dxa"/>
-            <w:tcBorders/>
+            <w:tcW w:w="7879" w:type="dxa"/>
+            <w:tcBorders>
+              <w:left w:val="single" w:sz="6" w:space="0" w:color="BFC7D5"/>
+              <w:bottom w:val="single" w:sz="2" w:space="0" w:color="BFC7D5"/>
+              <w:right w:val="single" w:sz="6" w:space="0" w:color="BFC7D5"/>
+            </w:tcBorders>
             <w:vAlign w:val="center"/>
           </w:tcPr>
           <w:p>
@@ -5598,8 +8255,12 @@
         </w:tc>
         <w:tc>
           <w:tcPr>
-            <w:tcW w:w="3464" w:type="dxa"/>
-            <w:tcBorders/>
+            <w:tcW w:w="3460" w:type="dxa"/>
+            <w:tcBorders>
+              <w:left w:val="single" w:sz="2" w:space="0" w:color="BFC7D5"/>
+              <w:bottom w:val="single" w:sz="2" w:space="0" w:color="BFC7D5"/>
+              <w:right w:val="single" w:sz="6" w:space="0" w:color="BFC7D5"/>
+            </w:tcBorders>
             <w:vAlign w:val="center"/>
           </w:tcPr>
           <w:p>
@@ -5621,8 +8282,12 @@
         <w:trPr/>
         <w:tc>
           <w:tcPr>
-            <w:tcW w:w="7875" w:type="dxa"/>
-            <w:tcBorders/>
+            <w:tcW w:w="7879" w:type="dxa"/>
+            <w:tcBorders>
+              <w:left w:val="single" w:sz="6" w:space="0" w:color="BFC7D5"/>
+              <w:bottom w:val="single" w:sz="2" w:space="0" w:color="BFC7D5"/>
+              <w:right w:val="single" w:sz="6" w:space="0" w:color="BFC7D5"/>
+            </w:tcBorders>
             <w:vAlign w:val="center"/>
           </w:tcPr>
           <w:p>
@@ -5653,8 +8318,12 @@
         </w:tc>
         <w:tc>
           <w:tcPr>
-            <w:tcW w:w="3464" w:type="dxa"/>
-            <w:tcBorders/>
+            <w:tcW w:w="3460" w:type="dxa"/>
+            <w:tcBorders>
+              <w:left w:val="single" w:sz="2" w:space="0" w:color="BFC7D5"/>
+              <w:bottom w:val="single" w:sz="2" w:space="0" w:color="BFC7D5"/>
+              <w:right w:val="single" w:sz="6" w:space="0" w:color="BFC7D5"/>
+            </w:tcBorders>
             <w:vAlign w:val="center"/>
           </w:tcPr>
           <w:p>
@@ -5676,8 +8345,12 @@
         <w:trPr/>
         <w:tc>
           <w:tcPr>
-            <w:tcW w:w="7875" w:type="dxa"/>
-            <w:tcBorders/>
+            <w:tcW w:w="7879" w:type="dxa"/>
+            <w:tcBorders>
+              <w:left w:val="single" w:sz="6" w:space="0" w:color="BFC7D5"/>
+              <w:bottom w:val="single" w:sz="6" w:space="0" w:color="BFC7D5"/>
+              <w:right w:val="single" w:sz="6" w:space="0" w:color="BFC7D5"/>
+            </w:tcBorders>
             <w:vAlign w:val="center"/>
           </w:tcPr>
           <w:p>
@@ -5696,8 +8369,12 @@
         </w:tc>
         <w:tc>
           <w:tcPr>
-            <w:tcW w:w="3464" w:type="dxa"/>
-            <w:tcBorders/>
+            <w:tcW w:w="3460" w:type="dxa"/>
+            <w:tcBorders>
+              <w:left w:val="single" w:sz="2" w:space="0" w:color="BFC7D5"/>
+              <w:bottom w:val="single" w:sz="6" w:space="0" w:color="BFC7D5"/>
+              <w:right w:val="single" w:sz="6" w:space="0" w:color="BFC7D5"/>
+            </w:tcBorders>
             <w:vAlign w:val="center"/>
           </w:tcPr>
           <w:p>

--- a/docs/qms/evidence-2026/QMS_Word/registers__REG-01_Document_Control_Register.docx
+++ b/docs/qms/evidence-2026/QMS_Word/registers__REG-01_Document_Control_Register.docx
@@ -7159,7 +7159,7 @@
             </w:pPr>
             <w:r>
               <w:rPr/>
-              <w:t>8 reviews, 40 actions, 34 closed (EM26-18)</w:t>
+              <w:t>17 reviews, 55 actions, 48 closed (EM26-18 rev 1.1)</w:t>
             </w:r>
           </w:p>
         </w:tc>

--- a/docs/qms/evidence-2026/QMS_Word/registers__REG-01_Document_Control_Register.docx
+++ b/docs/qms/evidence-2026/QMS_Word/registers__REG-01_Document_Control_Register.docx
@@ -6034,10 +6034,10 @@
         </w:tblCellMar>
       </w:tblPr>
       <w:tblGrid>
-        <w:gridCol w:w="709"/>
-        <w:gridCol w:w="2606"/>
-        <w:gridCol w:w="3031"/>
-        <w:gridCol w:w="4993"/>
+        <w:gridCol w:w="706"/>
+        <w:gridCol w:w="2571"/>
+        <w:gridCol w:w="2982"/>
+        <w:gridCol w:w="5080"/>
       </w:tblGrid>
       <w:tr>
         <w:trPr>
@@ -6045,7 +6045,7 @@
         </w:trPr>
         <w:tc>
           <w:tcPr>
-            <w:tcW w:w="709" w:type="dxa"/>
+            <w:tcW w:w="706" w:type="dxa"/>
             <w:tcBorders>
               <w:top w:val="single" w:sz="6" w:space="0" w:color="BFC7D5"/>
               <w:left w:val="single" w:sz="6" w:space="0" w:color="BFC7D5"/>
@@ -6075,7 +6075,7 @@
         </w:tc>
         <w:tc>
           <w:tcPr>
-            <w:tcW w:w="2606" w:type="dxa"/>
+            <w:tcW w:w="2571" w:type="dxa"/>
             <w:tcBorders>
               <w:top w:val="single" w:sz="6" w:space="0" w:color="BFC7D5"/>
               <w:left w:val="single" w:sz="2" w:space="0" w:color="BFC7D5"/>
@@ -6105,7 +6105,7 @@
         </w:tc>
         <w:tc>
           <w:tcPr>
-            <w:tcW w:w="3031" w:type="dxa"/>
+            <w:tcW w:w="2982" w:type="dxa"/>
             <w:tcBorders>
               <w:top w:val="single" w:sz="6" w:space="0" w:color="BFC7D5"/>
               <w:left w:val="single" w:sz="2" w:space="0" w:color="BFC7D5"/>
@@ -6135,7 +6135,7 @@
         </w:tc>
         <w:tc>
           <w:tcPr>
-            <w:tcW w:w="4993" w:type="dxa"/>
+            <w:tcW w:w="5080" w:type="dxa"/>
             <w:tcBorders>
               <w:top w:val="single" w:sz="6" w:space="0" w:color="BFC7D5"/>
               <w:left w:val="single" w:sz="2" w:space="0" w:color="BFC7D5"/>
@@ -6168,7 +6168,7 @@
         <w:trPr/>
         <w:tc>
           <w:tcPr>
-            <w:tcW w:w="709" w:type="dxa"/>
+            <w:tcW w:w="706" w:type="dxa"/>
             <w:tcBorders>
               <w:left w:val="single" w:sz="6" w:space="0" w:color="BFC7D5"/>
               <w:bottom w:val="single" w:sz="2" w:space="0" w:color="BFC7D5"/>
@@ -6192,7 +6192,7 @@
         </w:tc>
         <w:tc>
           <w:tcPr>
-            <w:tcW w:w="2606" w:type="dxa"/>
+            <w:tcW w:w="2571" w:type="dxa"/>
             <w:tcBorders>
               <w:left w:val="single" w:sz="2" w:space="0" w:color="BFC7D5"/>
               <w:bottom w:val="single" w:sz="2" w:space="0" w:color="BFC7D5"/>
@@ -6216,7 +6216,7 @@
         </w:tc>
         <w:tc>
           <w:tcPr>
-            <w:tcW w:w="3031" w:type="dxa"/>
+            <w:tcW w:w="2982" w:type="dxa"/>
             <w:tcBorders>
               <w:left w:val="single" w:sz="2" w:space="0" w:color="BFC7D5"/>
               <w:bottom w:val="single" w:sz="2" w:space="0" w:color="BFC7D5"/>
@@ -6240,7 +6240,7 @@
         </w:tc>
         <w:tc>
           <w:tcPr>
-            <w:tcW w:w="4993" w:type="dxa"/>
+            <w:tcW w:w="5080" w:type="dxa"/>
             <w:tcBorders>
               <w:left w:val="single" w:sz="2" w:space="0" w:color="BFC7D5"/>
               <w:bottom w:val="single" w:sz="2" w:space="0" w:color="BFC7D5"/>
@@ -6267,7 +6267,7 @@
         <w:trPr/>
         <w:tc>
           <w:tcPr>
-            <w:tcW w:w="709" w:type="dxa"/>
+            <w:tcW w:w="706" w:type="dxa"/>
             <w:tcBorders>
               <w:left w:val="single" w:sz="6" w:space="0" w:color="BFC7D5"/>
               <w:bottom w:val="single" w:sz="2" w:space="0" w:color="BFC7D5"/>
@@ -6291,7 +6291,7 @@
         </w:tc>
         <w:tc>
           <w:tcPr>
-            <w:tcW w:w="2606" w:type="dxa"/>
+            <w:tcW w:w="2571" w:type="dxa"/>
             <w:tcBorders>
               <w:left w:val="single" w:sz="2" w:space="0" w:color="BFC7D5"/>
               <w:bottom w:val="single" w:sz="2" w:space="0" w:color="BFC7D5"/>
@@ -6315,7 +6315,7 @@
         </w:tc>
         <w:tc>
           <w:tcPr>
-            <w:tcW w:w="3031" w:type="dxa"/>
+            <w:tcW w:w="2982" w:type="dxa"/>
             <w:tcBorders>
               <w:left w:val="single" w:sz="2" w:space="0" w:color="BFC7D5"/>
               <w:bottom w:val="single" w:sz="2" w:space="0" w:color="BFC7D5"/>
@@ -6339,7 +6339,7 @@
         </w:tc>
         <w:tc>
           <w:tcPr>
-            <w:tcW w:w="4993" w:type="dxa"/>
+            <w:tcW w:w="5080" w:type="dxa"/>
             <w:tcBorders>
               <w:left w:val="single" w:sz="2" w:space="0" w:color="BFC7D5"/>
               <w:bottom w:val="single" w:sz="2" w:space="0" w:color="BFC7D5"/>
@@ -6376,7 +6376,7 @@
         <w:trPr/>
         <w:tc>
           <w:tcPr>
-            <w:tcW w:w="709" w:type="dxa"/>
+            <w:tcW w:w="706" w:type="dxa"/>
             <w:tcBorders>
               <w:left w:val="single" w:sz="6" w:space="0" w:color="BFC7D5"/>
               <w:bottom w:val="single" w:sz="2" w:space="0" w:color="BFC7D5"/>
@@ -6400,7 +6400,7 @@
         </w:tc>
         <w:tc>
           <w:tcPr>
-            <w:tcW w:w="2606" w:type="dxa"/>
+            <w:tcW w:w="2571" w:type="dxa"/>
             <w:tcBorders>
               <w:left w:val="single" w:sz="2" w:space="0" w:color="BFC7D5"/>
               <w:bottom w:val="single" w:sz="2" w:space="0" w:color="BFC7D5"/>
@@ -6424,7 +6424,7 @@
         </w:tc>
         <w:tc>
           <w:tcPr>
-            <w:tcW w:w="3031" w:type="dxa"/>
+            <w:tcW w:w="2982" w:type="dxa"/>
             <w:tcBorders>
               <w:left w:val="single" w:sz="2" w:space="0" w:color="BFC7D5"/>
               <w:bottom w:val="single" w:sz="2" w:space="0" w:color="BFC7D5"/>
@@ -6448,7 +6448,7 @@
         </w:tc>
         <w:tc>
           <w:tcPr>
-            <w:tcW w:w="4993" w:type="dxa"/>
+            <w:tcW w:w="5080" w:type="dxa"/>
             <w:tcBorders>
               <w:left w:val="single" w:sz="2" w:space="0" w:color="BFC7D5"/>
               <w:bottom w:val="single" w:sz="2" w:space="0" w:color="BFC7D5"/>
@@ -6475,7 +6475,7 @@
         <w:trPr/>
         <w:tc>
           <w:tcPr>
-            <w:tcW w:w="709" w:type="dxa"/>
+            <w:tcW w:w="706" w:type="dxa"/>
             <w:tcBorders>
               <w:left w:val="single" w:sz="6" w:space="0" w:color="BFC7D5"/>
               <w:bottom w:val="single" w:sz="2" w:space="0" w:color="BFC7D5"/>
@@ -6499,7 +6499,7 @@
         </w:tc>
         <w:tc>
           <w:tcPr>
-            <w:tcW w:w="2606" w:type="dxa"/>
+            <w:tcW w:w="2571" w:type="dxa"/>
             <w:tcBorders>
               <w:left w:val="single" w:sz="2" w:space="0" w:color="BFC7D5"/>
               <w:bottom w:val="single" w:sz="2" w:space="0" w:color="BFC7D5"/>
@@ -6523,7 +6523,7 @@
         </w:tc>
         <w:tc>
           <w:tcPr>
-            <w:tcW w:w="3031" w:type="dxa"/>
+            <w:tcW w:w="2982" w:type="dxa"/>
             <w:tcBorders>
               <w:left w:val="single" w:sz="2" w:space="0" w:color="BFC7D5"/>
               <w:bottom w:val="single" w:sz="2" w:space="0" w:color="BFC7D5"/>
@@ -6547,7 +6547,7 @@
         </w:tc>
         <w:tc>
           <w:tcPr>
-            <w:tcW w:w="4993" w:type="dxa"/>
+            <w:tcW w:w="5080" w:type="dxa"/>
             <w:tcBorders>
               <w:left w:val="single" w:sz="2" w:space="0" w:color="BFC7D5"/>
               <w:bottom w:val="single" w:sz="2" w:space="0" w:color="BFC7D5"/>
@@ -6574,7 +6574,7 @@
         <w:trPr/>
         <w:tc>
           <w:tcPr>
-            <w:tcW w:w="709" w:type="dxa"/>
+            <w:tcW w:w="706" w:type="dxa"/>
             <w:tcBorders>
               <w:left w:val="single" w:sz="6" w:space="0" w:color="BFC7D5"/>
               <w:bottom w:val="single" w:sz="2" w:space="0" w:color="BFC7D5"/>
@@ -6598,7 +6598,7 @@
         </w:tc>
         <w:tc>
           <w:tcPr>
-            <w:tcW w:w="2606" w:type="dxa"/>
+            <w:tcW w:w="2571" w:type="dxa"/>
             <w:tcBorders>
               <w:left w:val="single" w:sz="2" w:space="0" w:color="BFC7D5"/>
               <w:bottom w:val="single" w:sz="2" w:space="0" w:color="BFC7D5"/>
@@ -6622,7 +6622,7 @@
         </w:tc>
         <w:tc>
           <w:tcPr>
-            <w:tcW w:w="3031" w:type="dxa"/>
+            <w:tcW w:w="2982" w:type="dxa"/>
             <w:tcBorders>
               <w:left w:val="single" w:sz="2" w:space="0" w:color="BFC7D5"/>
               <w:bottom w:val="single" w:sz="2" w:space="0" w:color="BFC7D5"/>
@@ -6646,7 +6646,7 @@
         </w:tc>
         <w:tc>
           <w:tcPr>
-            <w:tcW w:w="4993" w:type="dxa"/>
+            <w:tcW w:w="5080" w:type="dxa"/>
             <w:tcBorders>
               <w:left w:val="single" w:sz="2" w:space="0" w:color="BFC7D5"/>
               <w:bottom w:val="single" w:sz="2" w:space="0" w:color="BFC7D5"/>
@@ -6673,7 +6673,7 @@
         <w:trPr/>
         <w:tc>
           <w:tcPr>
-            <w:tcW w:w="709" w:type="dxa"/>
+            <w:tcW w:w="706" w:type="dxa"/>
             <w:tcBorders>
               <w:left w:val="single" w:sz="6" w:space="0" w:color="BFC7D5"/>
               <w:bottom w:val="single" w:sz="2" w:space="0" w:color="BFC7D5"/>
@@ -6697,7 +6697,7 @@
         </w:tc>
         <w:tc>
           <w:tcPr>
-            <w:tcW w:w="2606" w:type="dxa"/>
+            <w:tcW w:w="2571" w:type="dxa"/>
             <w:tcBorders>
               <w:left w:val="single" w:sz="2" w:space="0" w:color="BFC7D5"/>
               <w:bottom w:val="single" w:sz="2" w:space="0" w:color="BFC7D5"/>
@@ -6721,7 +6721,7 @@
         </w:tc>
         <w:tc>
           <w:tcPr>
-            <w:tcW w:w="3031" w:type="dxa"/>
+            <w:tcW w:w="2982" w:type="dxa"/>
             <w:tcBorders>
               <w:left w:val="single" w:sz="2" w:space="0" w:color="BFC7D5"/>
               <w:bottom w:val="single" w:sz="2" w:space="0" w:color="BFC7D5"/>
@@ -6745,7 +6745,7 @@
         </w:tc>
         <w:tc>
           <w:tcPr>
-            <w:tcW w:w="4993" w:type="dxa"/>
+            <w:tcW w:w="5080" w:type="dxa"/>
             <w:tcBorders>
               <w:left w:val="single" w:sz="2" w:space="0" w:color="BFC7D5"/>
               <w:bottom w:val="single" w:sz="2" w:space="0" w:color="BFC7D5"/>
@@ -6772,7 +6772,7 @@
         <w:trPr/>
         <w:tc>
           <w:tcPr>
-            <w:tcW w:w="709" w:type="dxa"/>
+            <w:tcW w:w="706" w:type="dxa"/>
             <w:tcBorders>
               <w:left w:val="single" w:sz="6" w:space="0" w:color="BFC7D5"/>
               <w:bottom w:val="single" w:sz="2" w:space="0" w:color="BFC7D5"/>
@@ -6796,7 +6796,7 @@
         </w:tc>
         <w:tc>
           <w:tcPr>
-            <w:tcW w:w="2606" w:type="dxa"/>
+            <w:tcW w:w="2571" w:type="dxa"/>
             <w:tcBorders>
               <w:left w:val="single" w:sz="2" w:space="0" w:color="BFC7D5"/>
               <w:bottom w:val="single" w:sz="2" w:space="0" w:color="BFC7D5"/>
@@ -6820,7 +6820,7 @@
         </w:tc>
         <w:tc>
           <w:tcPr>
-            <w:tcW w:w="3031" w:type="dxa"/>
+            <w:tcW w:w="2982" w:type="dxa"/>
             <w:tcBorders>
               <w:left w:val="single" w:sz="2" w:space="0" w:color="BFC7D5"/>
               <w:bottom w:val="single" w:sz="2" w:space="0" w:color="BFC7D5"/>
@@ -6844,7 +6844,7 @@
         </w:tc>
         <w:tc>
           <w:tcPr>
-            <w:tcW w:w="4993" w:type="dxa"/>
+            <w:tcW w:w="5080" w:type="dxa"/>
             <w:tcBorders>
               <w:left w:val="single" w:sz="2" w:space="0" w:color="BFC7D5"/>
               <w:bottom w:val="single" w:sz="2" w:space="0" w:color="BFC7D5"/>
@@ -6871,7 +6871,7 @@
         <w:trPr/>
         <w:tc>
           <w:tcPr>
-            <w:tcW w:w="709" w:type="dxa"/>
+            <w:tcW w:w="706" w:type="dxa"/>
             <w:tcBorders>
               <w:left w:val="single" w:sz="6" w:space="0" w:color="BFC7D5"/>
               <w:bottom w:val="single" w:sz="2" w:space="0" w:color="BFC7D5"/>
@@ -6895,7 +6895,7 @@
         </w:tc>
         <w:tc>
           <w:tcPr>
-            <w:tcW w:w="2606" w:type="dxa"/>
+            <w:tcW w:w="2571" w:type="dxa"/>
             <w:tcBorders>
               <w:left w:val="single" w:sz="2" w:space="0" w:color="BFC7D5"/>
               <w:bottom w:val="single" w:sz="2" w:space="0" w:color="BFC7D5"/>
@@ -6919,7 +6919,7 @@
         </w:tc>
         <w:tc>
           <w:tcPr>
-            <w:tcW w:w="3031" w:type="dxa"/>
+            <w:tcW w:w="2982" w:type="dxa"/>
             <w:tcBorders>
               <w:left w:val="single" w:sz="2" w:space="0" w:color="BFC7D5"/>
               <w:bottom w:val="single" w:sz="2" w:space="0" w:color="BFC7D5"/>
@@ -6943,7 +6943,7 @@
         </w:tc>
         <w:tc>
           <w:tcPr>
-            <w:tcW w:w="4993" w:type="dxa"/>
+            <w:tcW w:w="5080" w:type="dxa"/>
             <w:tcBorders>
               <w:left w:val="single" w:sz="2" w:space="0" w:color="BFC7D5"/>
               <w:bottom w:val="single" w:sz="2" w:space="0" w:color="BFC7D5"/>
@@ -6970,7 +6970,7 @@
         <w:trPr/>
         <w:tc>
           <w:tcPr>
-            <w:tcW w:w="709" w:type="dxa"/>
+            <w:tcW w:w="706" w:type="dxa"/>
             <w:tcBorders>
               <w:left w:val="single" w:sz="6" w:space="0" w:color="BFC7D5"/>
               <w:bottom w:val="single" w:sz="2" w:space="0" w:color="BFC7D5"/>
@@ -6994,7 +6994,7 @@
         </w:tc>
         <w:tc>
           <w:tcPr>
-            <w:tcW w:w="2606" w:type="dxa"/>
+            <w:tcW w:w="2571" w:type="dxa"/>
             <w:tcBorders>
               <w:left w:val="single" w:sz="2" w:space="0" w:color="BFC7D5"/>
               <w:bottom w:val="single" w:sz="2" w:space="0" w:color="BFC7D5"/>
@@ -7018,7 +7018,7 @@
         </w:tc>
         <w:tc>
           <w:tcPr>
-            <w:tcW w:w="3031" w:type="dxa"/>
+            <w:tcW w:w="2982" w:type="dxa"/>
             <w:tcBorders>
               <w:left w:val="single" w:sz="2" w:space="0" w:color="BFC7D5"/>
               <w:bottom w:val="single" w:sz="2" w:space="0" w:color="BFC7D5"/>
@@ -7042,25 +7042,25 @@
         </w:tc>
         <w:tc>
           <w:tcPr>
-            <w:tcW w:w="4993" w:type="dxa"/>
-            <w:tcBorders>
-              <w:left w:val="single" w:sz="2" w:space="0" w:color="BFC7D5"/>
-              <w:bottom w:val="single" w:sz="2" w:space="0" w:color="BFC7D5"/>
-              <w:right w:val="single" w:sz="6" w:space="0" w:color="BFC7D5"/>
-            </w:tcBorders>
-            <w:vAlign w:val="center"/>
-          </w:tcPr>
-          <w:p>
-            <w:pPr>
-              <w:pStyle w:val="TableContents"/>
-              <w:bidi w:val="0"/>
-              <w:spacing w:before="0" w:after="283"/>
-              <w:jc w:val="left"/>
-              <w:rPr/>
-            </w:pPr>
-            <w:r>
-              <w:rPr/>
-              <w:t>31 NFRs, targets approved 2026-10-07 (EM26-17)</w:t>
+            <w:tcW w:w="5080" w:type="dxa"/>
+            <w:tcBorders>
+              <w:left w:val="single" w:sz="2" w:space="0" w:color="BFC7D5"/>
+              <w:bottom w:val="single" w:sz="2" w:space="0" w:color="BFC7D5"/>
+              <w:right w:val="single" w:sz="6" w:space="0" w:color="BFC7D5"/>
+            </w:tcBorders>
+            <w:vAlign w:val="center"/>
+          </w:tcPr>
+          <w:p>
+            <w:pPr>
+              <w:pStyle w:val="TableContents"/>
+              <w:bidi w:val="0"/>
+              <w:spacing w:before="0" w:after="283"/>
+              <w:jc w:val="left"/>
+              <w:rPr/>
+            </w:pPr>
+            <w:r>
+              <w:rPr/>
+              <w:t>31 NFRs, targets approved 2026-10-07 (EM26-17; rev 1.1 approved 2026-10-10, AR-2026-002)</w:t>
             </w:r>
           </w:p>
         </w:tc>
@@ -7069,7 +7069,7 @@
         <w:trPr/>
         <w:tc>
           <w:tcPr>
-            <w:tcW w:w="709" w:type="dxa"/>
+            <w:tcW w:w="706" w:type="dxa"/>
             <w:tcBorders>
               <w:left w:val="single" w:sz="6" w:space="0" w:color="BFC7D5"/>
               <w:bottom w:val="single" w:sz="6" w:space="0" w:color="BFC7D5"/>
@@ -7093,7 +7093,7 @@
         </w:tc>
         <w:tc>
           <w:tcPr>
-            <w:tcW w:w="2606" w:type="dxa"/>
+            <w:tcW w:w="2571" w:type="dxa"/>
             <w:tcBorders>
               <w:left w:val="single" w:sz="2" w:space="0" w:color="BFC7D5"/>
               <w:bottom w:val="single" w:sz="6" w:space="0" w:color="BFC7D5"/>
@@ -7117,7 +7117,7 @@
         </w:tc>
         <w:tc>
           <w:tcPr>
-            <w:tcW w:w="3031" w:type="dxa"/>
+            <w:tcW w:w="2982" w:type="dxa"/>
             <w:tcBorders>
               <w:left w:val="single" w:sz="2" w:space="0" w:color="BFC7D5"/>
               <w:bottom w:val="single" w:sz="6" w:space="0" w:color="BFC7D5"/>
@@ -7141,7 +7141,7 @@
         </w:tc>
         <w:tc>
           <w:tcPr>
-            <w:tcW w:w="4993" w:type="dxa"/>
+            <w:tcW w:w="5080" w:type="dxa"/>
             <w:tcBorders>
               <w:left w:val="single" w:sz="2" w:space="0" w:color="BFC7D5"/>
               <w:bottom w:val="single" w:sz="6" w:space="0" w:color="BFC7D5"/>
@@ -7159,7 +7159,7 @@
             </w:pPr>
             <w:r>
               <w:rPr/>
-              <w:t>17 reviews, 55 actions, 48 closed (EM26-18 rev 1.1)</w:t>
+              <w:t>17 reviews, 55 actions, 48 closed (EM26-18 rev 1.1, approved 2026-10-10, AR-2026-002)</w:t>
             </w:r>
           </w:p>
         </w:tc>
@@ -7784,7 +7784,7 @@
       </w:pPr>
       <w:r>
         <w:rPr/>
-        <w:t xml:space="preserve">At 2026-10-07: </w:t>
+        <w:t xml:space="preserve">At 2026-10-10: </w:t>
       </w:r>
       <w:r>
         <w:rPr>
@@ -7794,7 +7794,7 @@
       </w:r>
       <w:r>
         <w:rPr/>
-        <w:t xml:space="preserve"> (AR-2026-001), </w:t>
+        <w:t xml:space="preserve"> (AR-2026-001, AR-2026-002), </w:t>
       </w:r>
       <w:r>
         <w:rPr>

--- a/docs/qms/evidence-2026/QMS_Word/registers__REG-01_Document_Control_Register.docx
+++ b/docs/qms/evidence-2026/QMS_Word/registers__REG-01_Document_Control_Register.docx
@@ -6034,10 +6034,10 @@
         </w:tblCellMar>
       </w:tblPr>
       <w:tblGrid>
-        <w:gridCol w:w="706"/>
-        <w:gridCol w:w="2571"/>
-        <w:gridCol w:w="2982"/>
-        <w:gridCol w:w="5080"/>
+        <w:gridCol w:w="741"/>
+        <w:gridCol w:w="2976"/>
+        <w:gridCol w:w="2411"/>
+        <w:gridCol w:w="5211"/>
       </w:tblGrid>
       <w:tr>
         <w:trPr>
@@ -6045,7 +6045,7 @@
         </w:trPr>
         <w:tc>
           <w:tcPr>
-            <w:tcW w:w="706" w:type="dxa"/>
+            <w:tcW w:w="741" w:type="dxa"/>
             <w:tcBorders>
               <w:top w:val="single" w:sz="6" w:space="0" w:color="BFC7D5"/>
               <w:left w:val="single" w:sz="6" w:space="0" w:color="BFC7D5"/>
@@ -6075,7 +6075,7 @@
         </w:tc>
         <w:tc>
           <w:tcPr>
-            <w:tcW w:w="2571" w:type="dxa"/>
+            <w:tcW w:w="2976" w:type="dxa"/>
             <w:tcBorders>
               <w:top w:val="single" w:sz="6" w:space="0" w:color="BFC7D5"/>
               <w:left w:val="single" w:sz="2" w:space="0" w:color="BFC7D5"/>
@@ -6105,7 +6105,7 @@
         </w:tc>
         <w:tc>
           <w:tcPr>
-            <w:tcW w:w="2982" w:type="dxa"/>
+            <w:tcW w:w="2411" w:type="dxa"/>
             <w:tcBorders>
               <w:top w:val="single" w:sz="6" w:space="0" w:color="BFC7D5"/>
               <w:left w:val="single" w:sz="2" w:space="0" w:color="BFC7D5"/>
@@ -6135,7 +6135,7 @@
         </w:tc>
         <w:tc>
           <w:tcPr>
-            <w:tcW w:w="5080" w:type="dxa"/>
+            <w:tcW w:w="5211" w:type="dxa"/>
             <w:tcBorders>
               <w:top w:val="single" w:sz="6" w:space="0" w:color="BFC7D5"/>
               <w:left w:val="single" w:sz="2" w:space="0" w:color="BFC7D5"/>
@@ -6168,7 +6168,7 @@
         <w:trPr/>
         <w:tc>
           <w:tcPr>
-            <w:tcW w:w="706" w:type="dxa"/>
+            <w:tcW w:w="741" w:type="dxa"/>
             <w:tcBorders>
               <w:left w:val="single" w:sz="6" w:space="0" w:color="BFC7D5"/>
               <w:bottom w:val="single" w:sz="2" w:space="0" w:color="BFC7D5"/>
@@ -6192,7 +6192,7 @@
         </w:tc>
         <w:tc>
           <w:tcPr>
-            <w:tcW w:w="2571" w:type="dxa"/>
+            <w:tcW w:w="2976" w:type="dxa"/>
             <w:tcBorders>
               <w:left w:val="single" w:sz="2" w:space="0" w:color="BFC7D5"/>
               <w:bottom w:val="single" w:sz="2" w:space="0" w:color="BFC7D5"/>
@@ -6216,7 +6216,7 @@
         </w:tc>
         <w:tc>
           <w:tcPr>
-            <w:tcW w:w="2982" w:type="dxa"/>
+            <w:tcW w:w="2411" w:type="dxa"/>
             <w:tcBorders>
               <w:left w:val="single" w:sz="2" w:space="0" w:color="BFC7D5"/>
               <w:bottom w:val="single" w:sz="2" w:space="0" w:color="BFC7D5"/>
@@ -6240,7 +6240,7 @@
         </w:tc>
         <w:tc>
           <w:tcPr>
-            <w:tcW w:w="5080" w:type="dxa"/>
+            <w:tcW w:w="5211" w:type="dxa"/>
             <w:tcBorders>
               <w:left w:val="single" w:sz="2" w:space="0" w:color="BFC7D5"/>
               <w:bottom w:val="single" w:sz="2" w:space="0" w:color="BFC7D5"/>
@@ -6267,7 +6267,7 @@
         <w:trPr/>
         <w:tc>
           <w:tcPr>
-            <w:tcW w:w="706" w:type="dxa"/>
+            <w:tcW w:w="741" w:type="dxa"/>
             <w:tcBorders>
               <w:left w:val="single" w:sz="6" w:space="0" w:color="BFC7D5"/>
               <w:bottom w:val="single" w:sz="2" w:space="0" w:color="BFC7D5"/>
@@ -6291,7 +6291,7 @@
         </w:tc>
         <w:tc>
           <w:tcPr>
-            <w:tcW w:w="2571" w:type="dxa"/>
+            <w:tcW w:w="2976" w:type="dxa"/>
             <w:tcBorders>
               <w:left w:val="single" w:sz="2" w:space="0" w:color="BFC7D5"/>
               <w:bottom w:val="single" w:sz="2" w:space="0" w:color="BFC7D5"/>
@@ -6315,7 +6315,7 @@
         </w:tc>
         <w:tc>
           <w:tcPr>
-            <w:tcW w:w="2982" w:type="dxa"/>
+            <w:tcW w:w="2411" w:type="dxa"/>
             <w:tcBorders>
               <w:left w:val="single" w:sz="2" w:space="0" w:color="BFC7D5"/>
               <w:bottom w:val="single" w:sz="2" w:space="0" w:color="BFC7D5"/>
@@ -6339,7 +6339,7 @@
         </w:tc>
         <w:tc>
           <w:tcPr>
-            <w:tcW w:w="5080" w:type="dxa"/>
+            <w:tcW w:w="5211" w:type="dxa"/>
             <w:tcBorders>
               <w:left w:val="single" w:sz="2" w:space="0" w:color="BFC7D5"/>
               <w:bottom w:val="single" w:sz="2" w:space="0" w:color="BFC7D5"/>
@@ -6376,7 +6376,7 @@
         <w:trPr/>
         <w:tc>
           <w:tcPr>
-            <w:tcW w:w="706" w:type="dxa"/>
+            <w:tcW w:w="741" w:type="dxa"/>
             <w:tcBorders>
               <w:left w:val="single" w:sz="6" w:space="0" w:color="BFC7D5"/>
               <w:bottom w:val="single" w:sz="2" w:space="0" w:color="BFC7D5"/>
@@ -6400,7 +6400,7 @@
         </w:tc>
         <w:tc>
           <w:tcPr>
-            <w:tcW w:w="2571" w:type="dxa"/>
+            <w:tcW w:w="2976" w:type="dxa"/>
             <w:tcBorders>
               <w:left w:val="single" w:sz="2" w:space="0" w:color="BFC7D5"/>
               <w:bottom w:val="single" w:sz="2" w:space="0" w:color="BFC7D5"/>
@@ -6424,7 +6424,7 @@
         </w:tc>
         <w:tc>
           <w:tcPr>
-            <w:tcW w:w="2982" w:type="dxa"/>
+            <w:tcW w:w="2411" w:type="dxa"/>
             <w:tcBorders>
               <w:left w:val="single" w:sz="2" w:space="0" w:color="BFC7D5"/>
               <w:bottom w:val="single" w:sz="2" w:space="0" w:color="BFC7D5"/>
@@ -6448,7 +6448,7 @@
         </w:tc>
         <w:tc>
           <w:tcPr>
-            <w:tcW w:w="5080" w:type="dxa"/>
+            <w:tcW w:w="5211" w:type="dxa"/>
             <w:tcBorders>
               <w:left w:val="single" w:sz="2" w:space="0" w:color="BFC7D5"/>
               <w:bottom w:val="single" w:sz="2" w:space="0" w:color="BFC7D5"/>
@@ -6475,7 +6475,7 @@
         <w:trPr/>
         <w:tc>
           <w:tcPr>
-            <w:tcW w:w="706" w:type="dxa"/>
+            <w:tcW w:w="741" w:type="dxa"/>
             <w:tcBorders>
               <w:left w:val="single" w:sz="6" w:space="0" w:color="BFC7D5"/>
               <w:bottom w:val="single" w:sz="2" w:space="0" w:color="BFC7D5"/>
@@ -6499,7 +6499,7 @@
         </w:tc>
         <w:tc>
           <w:tcPr>
-            <w:tcW w:w="2571" w:type="dxa"/>
+            <w:tcW w:w="2976" w:type="dxa"/>
             <w:tcBorders>
               <w:left w:val="single" w:sz="2" w:space="0" w:color="BFC7D5"/>
               <w:bottom w:val="single" w:sz="2" w:space="0" w:color="BFC7D5"/>
@@ -6523,7 +6523,7 @@
         </w:tc>
         <w:tc>
           <w:tcPr>
-            <w:tcW w:w="2982" w:type="dxa"/>
+            <w:tcW w:w="2411" w:type="dxa"/>
             <w:tcBorders>
               <w:left w:val="single" w:sz="2" w:space="0" w:color="BFC7D5"/>
               <w:bottom w:val="single" w:sz="2" w:space="0" w:color="BFC7D5"/>
@@ -6547,7 +6547,7 @@
         </w:tc>
         <w:tc>
           <w:tcPr>
-            <w:tcW w:w="5080" w:type="dxa"/>
+            <w:tcW w:w="5211" w:type="dxa"/>
             <w:tcBorders>
               <w:left w:val="single" w:sz="2" w:space="0" w:color="BFC7D5"/>
               <w:bottom w:val="single" w:sz="2" w:space="0" w:color="BFC7D5"/>
@@ -6574,7 +6574,7 @@
         <w:trPr/>
         <w:tc>
           <w:tcPr>
-            <w:tcW w:w="706" w:type="dxa"/>
+            <w:tcW w:w="741" w:type="dxa"/>
             <w:tcBorders>
               <w:left w:val="single" w:sz="6" w:space="0" w:color="BFC7D5"/>
               <w:bottom w:val="single" w:sz="2" w:space="0" w:color="BFC7D5"/>
@@ -6598,7 +6598,7 @@
         </w:tc>
         <w:tc>
           <w:tcPr>
-            <w:tcW w:w="2571" w:type="dxa"/>
+            <w:tcW w:w="2976" w:type="dxa"/>
             <w:tcBorders>
               <w:left w:val="single" w:sz="2" w:space="0" w:color="BFC7D5"/>
               <w:bottom w:val="single" w:sz="2" w:space="0" w:color="BFC7D5"/>
@@ -6622,7 +6622,7 @@
         </w:tc>
         <w:tc>
           <w:tcPr>
-            <w:tcW w:w="2982" w:type="dxa"/>
+            <w:tcW w:w="2411" w:type="dxa"/>
             <w:tcBorders>
               <w:left w:val="single" w:sz="2" w:space="0" w:color="BFC7D5"/>
               <w:bottom w:val="single" w:sz="2" w:space="0" w:color="BFC7D5"/>
@@ -6646,7 +6646,7 @@
         </w:tc>
         <w:tc>
           <w:tcPr>
-            <w:tcW w:w="5080" w:type="dxa"/>
+            <w:tcW w:w="5211" w:type="dxa"/>
             <w:tcBorders>
               <w:left w:val="single" w:sz="2" w:space="0" w:color="BFC7D5"/>
               <w:bottom w:val="single" w:sz="2" w:space="0" w:color="BFC7D5"/>
@@ -6673,7 +6673,7 @@
         <w:trPr/>
         <w:tc>
           <w:tcPr>
-            <w:tcW w:w="706" w:type="dxa"/>
+            <w:tcW w:w="741" w:type="dxa"/>
             <w:tcBorders>
               <w:left w:val="single" w:sz="6" w:space="0" w:color="BFC7D5"/>
               <w:bottom w:val="single" w:sz="2" w:space="0" w:color="BFC7D5"/>
@@ -6697,7 +6697,7 @@
         </w:tc>
         <w:tc>
           <w:tcPr>
-            <w:tcW w:w="2571" w:type="dxa"/>
+            <w:tcW w:w="2976" w:type="dxa"/>
             <w:tcBorders>
               <w:left w:val="single" w:sz="2" w:space="0" w:color="BFC7D5"/>
               <w:bottom w:val="single" w:sz="2" w:space="0" w:color="BFC7D5"/>
@@ -6721,7 +6721,7 @@
         </w:tc>
         <w:tc>
           <w:tcPr>
-            <w:tcW w:w="2982" w:type="dxa"/>
+            <w:tcW w:w="2411" w:type="dxa"/>
             <w:tcBorders>
               <w:left w:val="single" w:sz="2" w:space="0" w:color="BFC7D5"/>
               <w:bottom w:val="single" w:sz="2" w:space="0" w:color="BFC7D5"/>
@@ -6745,7 +6745,7 @@
         </w:tc>
         <w:tc>
           <w:tcPr>
-            <w:tcW w:w="5080" w:type="dxa"/>
+            <w:tcW w:w="5211" w:type="dxa"/>
             <w:tcBorders>
               <w:left w:val="single" w:sz="2" w:space="0" w:color="BFC7D5"/>
               <w:bottom w:val="single" w:sz="2" w:space="0" w:color="BFC7D5"/>
@@ -6772,7 +6772,7 @@
         <w:trPr/>
         <w:tc>
           <w:tcPr>
-            <w:tcW w:w="706" w:type="dxa"/>
+            <w:tcW w:w="741" w:type="dxa"/>
             <w:tcBorders>
               <w:left w:val="single" w:sz="6" w:space="0" w:color="BFC7D5"/>
               <w:bottom w:val="single" w:sz="2" w:space="0" w:color="BFC7D5"/>
@@ -6796,7 +6796,7 @@
         </w:tc>
         <w:tc>
           <w:tcPr>
-            <w:tcW w:w="2571" w:type="dxa"/>
+            <w:tcW w:w="2976" w:type="dxa"/>
             <w:tcBorders>
               <w:left w:val="single" w:sz="2" w:space="0" w:color="BFC7D5"/>
               <w:bottom w:val="single" w:sz="2" w:space="0" w:color="BFC7D5"/>
@@ -6820,7 +6820,7 @@
         </w:tc>
         <w:tc>
           <w:tcPr>
-            <w:tcW w:w="2982" w:type="dxa"/>
+            <w:tcW w:w="2411" w:type="dxa"/>
             <w:tcBorders>
               <w:left w:val="single" w:sz="2" w:space="0" w:color="BFC7D5"/>
               <w:bottom w:val="single" w:sz="2" w:space="0" w:color="BFC7D5"/>
@@ -6844,7 +6844,7 @@
         </w:tc>
         <w:tc>
           <w:tcPr>
-            <w:tcW w:w="5080" w:type="dxa"/>
+            <w:tcW w:w="5211" w:type="dxa"/>
             <w:tcBorders>
               <w:left w:val="single" w:sz="2" w:space="0" w:color="BFC7D5"/>
               <w:bottom w:val="single" w:sz="2" w:space="0" w:color="BFC7D5"/>
@@ -6871,7 +6871,7 @@
         <w:trPr/>
         <w:tc>
           <w:tcPr>
-            <w:tcW w:w="706" w:type="dxa"/>
+            <w:tcW w:w="741" w:type="dxa"/>
             <w:tcBorders>
               <w:left w:val="single" w:sz="6" w:space="0" w:color="BFC7D5"/>
               <w:bottom w:val="single" w:sz="2" w:space="0" w:color="BFC7D5"/>
@@ -6895,7 +6895,7 @@
         </w:tc>
         <w:tc>
           <w:tcPr>
-            <w:tcW w:w="2571" w:type="dxa"/>
+            <w:tcW w:w="2976" w:type="dxa"/>
             <w:tcBorders>
               <w:left w:val="single" w:sz="2" w:space="0" w:color="BFC7D5"/>
               <w:bottom w:val="single" w:sz="2" w:space="0" w:color="BFC7D5"/>
@@ -6919,7 +6919,7 @@
         </w:tc>
         <w:tc>
           <w:tcPr>
-            <w:tcW w:w="2982" w:type="dxa"/>
+            <w:tcW w:w="2411" w:type="dxa"/>
             <w:tcBorders>
               <w:left w:val="single" w:sz="2" w:space="0" w:color="BFC7D5"/>
               <w:bottom w:val="single" w:sz="2" w:space="0" w:color="BFC7D5"/>
@@ -6943,7 +6943,7 @@
         </w:tc>
         <w:tc>
           <w:tcPr>
-            <w:tcW w:w="5080" w:type="dxa"/>
+            <w:tcW w:w="5211" w:type="dxa"/>
             <w:tcBorders>
               <w:left w:val="single" w:sz="2" w:space="0" w:color="BFC7D5"/>
               <w:bottom w:val="single" w:sz="2" w:space="0" w:color="BFC7D5"/>
@@ -6970,7 +6970,7 @@
         <w:trPr/>
         <w:tc>
           <w:tcPr>
-            <w:tcW w:w="706" w:type="dxa"/>
+            <w:tcW w:w="741" w:type="dxa"/>
             <w:tcBorders>
               <w:left w:val="single" w:sz="6" w:space="0" w:color="BFC7D5"/>
               <w:bottom w:val="single" w:sz="2" w:space="0" w:color="BFC7D5"/>
@@ -6994,7 +6994,7 @@
         </w:tc>
         <w:tc>
           <w:tcPr>
-            <w:tcW w:w="2571" w:type="dxa"/>
+            <w:tcW w:w="2976" w:type="dxa"/>
             <w:tcBorders>
               <w:left w:val="single" w:sz="2" w:space="0" w:color="BFC7D5"/>
               <w:bottom w:val="single" w:sz="2" w:space="0" w:color="BFC7D5"/>
@@ -7018,7 +7018,7 @@
         </w:tc>
         <w:tc>
           <w:tcPr>
-            <w:tcW w:w="2982" w:type="dxa"/>
+            <w:tcW w:w="2411" w:type="dxa"/>
             <w:tcBorders>
               <w:left w:val="single" w:sz="2" w:space="0" w:color="BFC7D5"/>
               <w:bottom w:val="single" w:sz="2" w:space="0" w:color="BFC7D5"/>
@@ -7042,7 +7042,7 @@
         </w:tc>
         <w:tc>
           <w:tcPr>
-            <w:tcW w:w="5080" w:type="dxa"/>
+            <w:tcW w:w="5211" w:type="dxa"/>
             <w:tcBorders>
               <w:left w:val="single" w:sz="2" w:space="0" w:color="BFC7D5"/>
               <w:bottom w:val="single" w:sz="2" w:space="0" w:color="BFC7D5"/>
@@ -7069,7 +7069,409 @@
         <w:trPr/>
         <w:tc>
           <w:tcPr>
-            <w:tcW w:w="706" w:type="dxa"/>
+            <w:tcW w:w="741" w:type="dxa"/>
+            <w:tcBorders>
+              <w:left w:val="single" w:sz="6" w:space="0" w:color="BFC7D5"/>
+              <w:bottom w:val="single" w:sz="2" w:space="0" w:color="BFC7D5"/>
+              <w:right w:val="single" w:sz="6" w:space="0" w:color="BFC7D5"/>
+            </w:tcBorders>
+            <w:vAlign w:val="center"/>
+          </w:tcPr>
+          <w:p>
+            <w:pPr>
+              <w:pStyle w:val="TableContents"/>
+              <w:bidi w:val="0"/>
+              <w:spacing w:before="0" w:after="283"/>
+              <w:jc w:val="left"/>
+              <w:rPr/>
+            </w:pPr>
+            <w:r>
+              <w:rPr/>
+              <w:t>REG-10</w:t>
+            </w:r>
+          </w:p>
+        </w:tc>
+        <w:tc>
+          <w:tcPr>
+            <w:tcW w:w="2976" w:type="dxa"/>
+            <w:tcBorders>
+              <w:left w:val="single" w:sz="2" w:space="0" w:color="BFC7D5"/>
+              <w:bottom w:val="single" w:sz="2" w:space="0" w:color="BFC7D5"/>
+              <w:right w:val="single" w:sz="6" w:space="0" w:color="BFC7D5"/>
+            </w:tcBorders>
+            <w:vAlign w:val="center"/>
+          </w:tcPr>
+          <w:p>
+            <w:pPr>
+              <w:pStyle w:val="TableContents"/>
+              <w:bidi w:val="0"/>
+              <w:spacing w:before="0" w:after="283"/>
+              <w:jc w:val="left"/>
+              <w:rPr/>
+            </w:pPr>
+            <w:r>
+              <w:rPr/>
+              <w:t>Review Feedback and Action Log</w:t>
+            </w:r>
+          </w:p>
+        </w:tc>
+        <w:tc>
+          <w:tcPr>
+            <w:tcW w:w="2411" w:type="dxa"/>
+            <w:tcBorders>
+              <w:left w:val="single" w:sz="2" w:space="0" w:color="BFC7D5"/>
+              <w:bottom w:val="single" w:sz="2" w:space="0" w:color="BFC7D5"/>
+              <w:right w:val="single" w:sz="6" w:space="0" w:color="BFC7D5"/>
+            </w:tcBorders>
+            <w:vAlign w:val="center"/>
+          </w:tcPr>
+          <w:p>
+            <w:pPr>
+              <w:pStyle w:val="TableContents"/>
+              <w:bidi w:val="0"/>
+              <w:spacing w:before="0" w:after="283"/>
+              <w:jc w:val="left"/>
+              <w:rPr/>
+            </w:pPr>
+            <w:r>
+              <w:rPr/>
+              <w:t>Quality representative (Sheryl Nazareth)</w:t>
+            </w:r>
+          </w:p>
+        </w:tc>
+        <w:tc>
+          <w:tcPr>
+            <w:tcW w:w="5211" w:type="dxa"/>
+            <w:tcBorders>
+              <w:left w:val="single" w:sz="2" w:space="0" w:color="BFC7D5"/>
+              <w:bottom w:val="single" w:sz="2" w:space="0" w:color="BFC7D5"/>
+              <w:right w:val="single" w:sz="6" w:space="0" w:color="BFC7D5"/>
+            </w:tcBorders>
+            <w:vAlign w:val="center"/>
+          </w:tcPr>
+          <w:p>
+            <w:pPr>
+              <w:pStyle w:val="TableContents"/>
+              <w:bidi w:val="0"/>
+              <w:spacing w:before="0" w:after="283"/>
+              <w:jc w:val="left"/>
+              <w:rPr/>
+            </w:pPr>
+            <w:r>
+              <w:rPr/>
+              <w:t>17 reviews, 55 actions, 48 closed (EM26-18 rev 1.1, approved 2026-10-10, AR-2026-002)</w:t>
+            </w:r>
+          </w:p>
+        </w:tc>
+      </w:tr>
+      <w:tr>
+        <w:trPr/>
+        <w:tc>
+          <w:tcPr>
+            <w:tcW w:w="741" w:type="dxa"/>
+            <w:tcBorders>
+              <w:left w:val="single" w:sz="6" w:space="0" w:color="BFC7D5"/>
+              <w:bottom w:val="single" w:sz="2" w:space="0" w:color="BFC7D5"/>
+              <w:right w:val="single" w:sz="6" w:space="0" w:color="BFC7D5"/>
+            </w:tcBorders>
+            <w:vAlign w:val="center"/>
+          </w:tcPr>
+          <w:p>
+            <w:pPr>
+              <w:pStyle w:val="TableContents"/>
+              <w:bidi w:val="0"/>
+              <w:spacing w:before="0" w:after="283"/>
+              <w:jc w:val="left"/>
+              <w:rPr/>
+            </w:pPr>
+            <w:r>
+              <w:rPr/>
+              <w:t>EM26-19</w:t>
+            </w:r>
+          </w:p>
+        </w:tc>
+        <w:tc>
+          <w:tcPr>
+            <w:tcW w:w="2976" w:type="dxa"/>
+            <w:tcBorders>
+              <w:left w:val="single" w:sz="2" w:space="0" w:color="BFC7D5"/>
+              <w:bottom w:val="single" w:sz="2" w:space="0" w:color="BFC7D5"/>
+              <w:right w:val="single" w:sz="6" w:space="0" w:color="BFC7D5"/>
+            </w:tcBorders>
+            <w:vAlign w:val="center"/>
+          </w:tcPr>
+          <w:p>
+            <w:pPr>
+              <w:pStyle w:val="TableContents"/>
+              <w:bidi w:val="0"/>
+              <w:spacing w:before="0" w:after="283"/>
+              <w:jc w:val="left"/>
+              <w:rPr/>
+            </w:pPr>
+            <w:r>
+              <w:rPr/>
+              <w:t>Deliverable Review Feedback and Action Log 2025 → 2026 (Excel)</w:t>
+            </w:r>
+          </w:p>
+        </w:tc>
+        <w:tc>
+          <w:tcPr>
+            <w:tcW w:w="2411" w:type="dxa"/>
+            <w:tcBorders>
+              <w:left w:val="single" w:sz="2" w:space="0" w:color="BFC7D5"/>
+              <w:bottom w:val="single" w:sz="2" w:space="0" w:color="BFC7D5"/>
+              <w:right w:val="single" w:sz="6" w:space="0" w:color="BFC7D5"/>
+            </w:tcBorders>
+            <w:vAlign w:val="center"/>
+          </w:tcPr>
+          <w:p>
+            <w:pPr>
+              <w:pStyle w:val="TableContents"/>
+              <w:bidi w:val="0"/>
+              <w:spacing w:before="0" w:after="283"/>
+              <w:jc w:val="left"/>
+              <w:rPr/>
+            </w:pPr>
+            <w:r>
+              <w:rPr/>
+              <w:t>Lead Engineer (Richard Watson Stephen Amudha)</w:t>
+            </w:r>
+          </w:p>
+        </w:tc>
+        <w:tc>
+          <w:tcPr>
+            <w:tcW w:w="5211" w:type="dxa"/>
+            <w:tcBorders>
+              <w:left w:val="single" w:sz="2" w:space="0" w:color="BFC7D5"/>
+              <w:bottom w:val="single" w:sz="2" w:space="0" w:color="BFC7D5"/>
+              <w:right w:val="single" w:sz="6" w:space="0" w:color="BFC7D5"/>
+            </w:tcBorders>
+            <w:vAlign w:val="center"/>
+          </w:tcPr>
+          <w:p>
+            <w:pPr>
+              <w:pStyle w:val="TableContents"/>
+              <w:bidi w:val="0"/>
+              <w:spacing w:before="0" w:after="283"/>
+              <w:jc w:val="left"/>
+              <w:rPr/>
+            </w:pPr>
+            <w:r>
+              <w:rPr/>
+              <w:t xml:space="preserve">33 reviews (15 in 2025, 18 in 2026), 75 actions, 66 closed; issued 2026-10-11 for approval — </w:t>
+            </w:r>
+            <w:r>
+              <w:rPr>
+                <w:rStyle w:val="SourceText"/>
+              </w:rPr>
+              <w:t>evidence-2026/19_Excel_Registers/</w:t>
+            </w:r>
+          </w:p>
+        </w:tc>
+      </w:tr>
+      <w:tr>
+        <w:trPr/>
+        <w:tc>
+          <w:tcPr>
+            <w:tcW w:w="741" w:type="dxa"/>
+            <w:tcBorders>
+              <w:left w:val="single" w:sz="6" w:space="0" w:color="BFC7D5"/>
+              <w:bottom w:val="single" w:sz="2" w:space="0" w:color="BFC7D5"/>
+              <w:right w:val="single" w:sz="6" w:space="0" w:color="BFC7D5"/>
+            </w:tcBorders>
+            <w:vAlign w:val="center"/>
+          </w:tcPr>
+          <w:p>
+            <w:pPr>
+              <w:pStyle w:val="TableContents"/>
+              <w:bidi w:val="0"/>
+              <w:spacing w:before="0" w:after="283"/>
+              <w:jc w:val="left"/>
+              <w:rPr/>
+            </w:pPr>
+            <w:r>
+              <w:rPr/>
+              <w:t>EM26-20</w:t>
+            </w:r>
+          </w:p>
+        </w:tc>
+        <w:tc>
+          <w:tcPr>
+            <w:tcW w:w="2976" w:type="dxa"/>
+            <w:tcBorders>
+              <w:left w:val="single" w:sz="2" w:space="0" w:color="BFC7D5"/>
+              <w:bottom w:val="single" w:sz="2" w:space="0" w:color="BFC7D5"/>
+              <w:right w:val="single" w:sz="6" w:space="0" w:color="BFC7D5"/>
+            </w:tcBorders>
+            <w:vAlign w:val="center"/>
+          </w:tcPr>
+          <w:p>
+            <w:pPr>
+              <w:pStyle w:val="TableContents"/>
+              <w:bidi w:val="0"/>
+              <w:spacing w:before="0" w:after="283"/>
+              <w:jc w:val="left"/>
+              <w:rPr/>
+            </w:pPr>
+            <w:r>
+              <w:rPr/>
+              <w:t>Functional Requirements Register (Excel)</w:t>
+            </w:r>
+          </w:p>
+        </w:tc>
+        <w:tc>
+          <w:tcPr>
+            <w:tcW w:w="2411" w:type="dxa"/>
+            <w:tcBorders>
+              <w:left w:val="single" w:sz="2" w:space="0" w:color="BFC7D5"/>
+              <w:bottom w:val="single" w:sz="2" w:space="0" w:color="BFC7D5"/>
+              <w:right w:val="single" w:sz="6" w:space="0" w:color="BFC7D5"/>
+            </w:tcBorders>
+            <w:vAlign w:val="center"/>
+          </w:tcPr>
+          <w:p>
+            <w:pPr>
+              <w:pStyle w:val="TableContents"/>
+              <w:bidi w:val="0"/>
+              <w:spacing w:before="0" w:after="283"/>
+              <w:jc w:val="left"/>
+              <w:rPr/>
+            </w:pPr>
+            <w:r>
+              <w:rPr/>
+              <w:t>Lead Engineer (Richard Watson Stephen Amudha)</w:t>
+            </w:r>
+          </w:p>
+        </w:tc>
+        <w:tc>
+          <w:tcPr>
+            <w:tcW w:w="5211" w:type="dxa"/>
+            <w:tcBorders>
+              <w:left w:val="single" w:sz="2" w:space="0" w:color="BFC7D5"/>
+              <w:bottom w:val="single" w:sz="2" w:space="0" w:color="BFC7D5"/>
+              <w:right w:val="single" w:sz="6" w:space="0" w:color="BFC7D5"/>
+            </w:tcBorders>
+            <w:vAlign w:val="center"/>
+          </w:tcPr>
+          <w:p>
+            <w:pPr>
+              <w:pStyle w:val="TableContents"/>
+              <w:bidi w:val="0"/>
+              <w:spacing w:before="0" w:after="283"/>
+              <w:jc w:val="left"/>
+              <w:rPr/>
+            </w:pPr>
+            <w:r>
+              <w:rPr/>
+              <w:t>39 requirements (5 from 2025, 34 in 2026) with traceability; issued 2026-10-11 for approval</w:t>
+            </w:r>
+          </w:p>
+        </w:tc>
+      </w:tr>
+      <w:tr>
+        <w:trPr/>
+        <w:tc>
+          <w:tcPr>
+            <w:tcW w:w="741" w:type="dxa"/>
+            <w:tcBorders>
+              <w:left w:val="single" w:sz="6" w:space="0" w:color="BFC7D5"/>
+              <w:bottom w:val="single" w:sz="2" w:space="0" w:color="BFC7D5"/>
+              <w:right w:val="single" w:sz="6" w:space="0" w:color="BFC7D5"/>
+            </w:tcBorders>
+            <w:vAlign w:val="center"/>
+          </w:tcPr>
+          <w:p>
+            <w:pPr>
+              <w:pStyle w:val="TableContents"/>
+              <w:bidi w:val="0"/>
+              <w:spacing w:before="0" w:after="283"/>
+              <w:jc w:val="left"/>
+              <w:rPr/>
+            </w:pPr>
+            <w:r>
+              <w:rPr/>
+              <w:t>EM26-21</w:t>
+            </w:r>
+          </w:p>
+        </w:tc>
+        <w:tc>
+          <w:tcPr>
+            <w:tcW w:w="2976" w:type="dxa"/>
+            <w:tcBorders>
+              <w:left w:val="single" w:sz="2" w:space="0" w:color="BFC7D5"/>
+              <w:bottom w:val="single" w:sz="2" w:space="0" w:color="BFC7D5"/>
+              <w:right w:val="single" w:sz="6" w:space="0" w:color="BFC7D5"/>
+            </w:tcBorders>
+            <w:vAlign w:val="center"/>
+          </w:tcPr>
+          <w:p>
+            <w:pPr>
+              <w:pStyle w:val="TableContents"/>
+              <w:bidi w:val="0"/>
+              <w:spacing w:before="0" w:after="283"/>
+              <w:jc w:val="left"/>
+              <w:rPr/>
+            </w:pPr>
+            <w:r>
+              <w:rPr/>
+              <w:t>Non-Functional Requirements Register (Excel)</w:t>
+            </w:r>
+          </w:p>
+        </w:tc>
+        <w:tc>
+          <w:tcPr>
+            <w:tcW w:w="2411" w:type="dxa"/>
+            <w:tcBorders>
+              <w:left w:val="single" w:sz="2" w:space="0" w:color="BFC7D5"/>
+              <w:bottom w:val="single" w:sz="2" w:space="0" w:color="BFC7D5"/>
+              <w:right w:val="single" w:sz="6" w:space="0" w:color="BFC7D5"/>
+            </w:tcBorders>
+            <w:vAlign w:val="center"/>
+          </w:tcPr>
+          <w:p>
+            <w:pPr>
+              <w:pStyle w:val="TableContents"/>
+              <w:bidi w:val="0"/>
+              <w:spacing w:before="0" w:after="283"/>
+              <w:jc w:val="left"/>
+              <w:rPr/>
+            </w:pPr>
+            <w:r>
+              <w:rPr/>
+              <w:t>Lead Engineer (Richard Watson Stephen Amudha)</w:t>
+            </w:r>
+          </w:p>
+        </w:tc>
+        <w:tc>
+          <w:tcPr>
+            <w:tcW w:w="5211" w:type="dxa"/>
+            <w:tcBorders>
+              <w:left w:val="single" w:sz="2" w:space="0" w:color="BFC7D5"/>
+              <w:bottom w:val="single" w:sz="2" w:space="0" w:color="BFC7D5"/>
+              <w:right w:val="single" w:sz="6" w:space="0" w:color="BFC7D5"/>
+            </w:tcBorders>
+            <w:vAlign w:val="center"/>
+          </w:tcPr>
+          <w:p>
+            <w:pPr>
+              <w:pStyle w:val="TableContents"/>
+              <w:bidi w:val="0"/>
+              <w:spacing w:before="0" w:after="283"/>
+              <w:jc w:val="left"/>
+              <w:rPr/>
+            </w:pPr>
+            <w:r>
+              <w:rPr/>
+              <w:t>31 NFRs + 9 from 2025, measurement history; issued 2026-10-11 for approval</w:t>
+            </w:r>
+          </w:p>
+        </w:tc>
+      </w:tr>
+      <w:tr>
+        <w:trPr/>
+        <w:tc>
+          <w:tcPr>
+            <w:tcW w:w="741" w:type="dxa"/>
             <w:tcBorders>
               <w:left w:val="single" w:sz="6" w:space="0" w:color="BFC7D5"/>
               <w:bottom w:val="single" w:sz="6" w:space="0" w:color="BFC7D5"/>
@@ -7087,13 +7489,13 @@
             </w:pPr>
             <w:r>
               <w:rPr/>
-              <w:t>REG-10</w:t>
-            </w:r>
-          </w:p>
-        </w:tc>
-        <w:tc>
-          <w:tcPr>
-            <w:tcW w:w="2571" w:type="dxa"/>
+              <w:t>EM26-22</w:t>
+            </w:r>
+          </w:p>
+        </w:tc>
+        <w:tc>
+          <w:tcPr>
+            <w:tcW w:w="2976" w:type="dxa"/>
             <w:tcBorders>
               <w:left w:val="single" w:sz="2" w:space="0" w:color="BFC7D5"/>
               <w:bottom w:val="single" w:sz="6" w:space="0" w:color="BFC7D5"/>
@@ -7111,13 +7513,13 @@
             </w:pPr>
             <w:r>
               <w:rPr/>
-              <w:t>Review Feedback and Action Log</w:t>
-            </w:r>
-          </w:p>
-        </w:tc>
-        <w:tc>
-          <w:tcPr>
-            <w:tcW w:w="2982" w:type="dxa"/>
+              <w:t>Product Roadmap 2025 → 2027 (Excel)</w:t>
+            </w:r>
+          </w:p>
+        </w:tc>
+        <w:tc>
+          <w:tcPr>
+            <w:tcW w:w="2411" w:type="dxa"/>
             <w:tcBorders>
               <w:left w:val="single" w:sz="2" w:space="0" w:color="BFC7D5"/>
               <w:bottom w:val="single" w:sz="6" w:space="0" w:color="BFC7D5"/>
@@ -7135,13 +7537,13 @@
             </w:pPr>
             <w:r>
               <w:rPr/>
-              <w:t>Quality representative (Sheryl Nazareth)</w:t>
-            </w:r>
-          </w:p>
-        </w:tc>
-        <w:tc>
-          <w:tcPr>
-            <w:tcW w:w="5080" w:type="dxa"/>
+              <w:t>EchoMind Project Lead (Alexander Peter)</w:t>
+            </w:r>
+          </w:p>
+        </w:tc>
+        <w:tc>
+          <w:tcPr>
+            <w:tcW w:w="5211" w:type="dxa"/>
             <w:tcBorders>
               <w:left w:val="single" w:sz="2" w:space="0" w:color="BFC7D5"/>
               <w:bottom w:val="single" w:sz="6" w:space="0" w:color="BFC7D5"/>
@@ -7159,7 +7561,7 @@
             </w:pPr>
             <w:r>
               <w:rPr/>
-              <w:t>17 reviews, 55 actions, 48 closed (EM26-18 rev 1.1, approved 2026-10-10, AR-2026-002)</w:t>
+              <w:t>2025 plan vs actual, 2026 increments, forward plan; issued 2026-10-11 for approval</w:t>
             </w:r>
           </w:p>
         </w:tc>

--- a/docs/qms/evidence-2026/QMS_Word/registers__REG-01_Document_Control_Register.docx
+++ b/docs/qms/evidence-2026/QMS_Word/registers__REG-01_Document_Control_Register.docx
@@ -6034,10 +6034,10 @@
         </w:tblCellMar>
       </w:tblPr>
       <w:tblGrid>
-        <w:gridCol w:w="741"/>
-        <w:gridCol w:w="2976"/>
-        <w:gridCol w:w="2411"/>
-        <w:gridCol w:w="5211"/>
+        <w:gridCol w:w="739"/>
+        <w:gridCol w:w="2938"/>
+        <w:gridCol w:w="2384"/>
+        <w:gridCol w:w="5278"/>
       </w:tblGrid>
       <w:tr>
         <w:trPr>
@@ -6045,7 +6045,7 @@
         </w:trPr>
         <w:tc>
           <w:tcPr>
-            <w:tcW w:w="741" w:type="dxa"/>
+            <w:tcW w:w="739" w:type="dxa"/>
             <w:tcBorders>
               <w:top w:val="single" w:sz="6" w:space="0" w:color="BFC7D5"/>
               <w:left w:val="single" w:sz="6" w:space="0" w:color="BFC7D5"/>
@@ -6075,7 +6075,7 @@
         </w:tc>
         <w:tc>
           <w:tcPr>
-            <w:tcW w:w="2976" w:type="dxa"/>
+            <w:tcW w:w="2938" w:type="dxa"/>
             <w:tcBorders>
               <w:top w:val="single" w:sz="6" w:space="0" w:color="BFC7D5"/>
               <w:left w:val="single" w:sz="2" w:space="0" w:color="BFC7D5"/>
@@ -6105,7 +6105,7 @@
         </w:tc>
         <w:tc>
           <w:tcPr>
-            <w:tcW w:w="2411" w:type="dxa"/>
+            <w:tcW w:w="2384" w:type="dxa"/>
             <w:tcBorders>
               <w:top w:val="single" w:sz="6" w:space="0" w:color="BFC7D5"/>
               <w:left w:val="single" w:sz="2" w:space="0" w:color="BFC7D5"/>
@@ -6135,7 +6135,7 @@
         </w:tc>
         <w:tc>
           <w:tcPr>
-            <w:tcW w:w="5211" w:type="dxa"/>
+            <w:tcW w:w="5278" w:type="dxa"/>
             <w:tcBorders>
               <w:top w:val="single" w:sz="6" w:space="0" w:color="BFC7D5"/>
               <w:left w:val="single" w:sz="2" w:space="0" w:color="BFC7D5"/>
@@ -6168,7 +6168,7 @@
         <w:trPr/>
         <w:tc>
           <w:tcPr>
-            <w:tcW w:w="741" w:type="dxa"/>
+            <w:tcW w:w="739" w:type="dxa"/>
             <w:tcBorders>
               <w:left w:val="single" w:sz="6" w:space="0" w:color="BFC7D5"/>
               <w:bottom w:val="single" w:sz="2" w:space="0" w:color="BFC7D5"/>
@@ -6192,7 +6192,7 @@
         </w:tc>
         <w:tc>
           <w:tcPr>
-            <w:tcW w:w="2976" w:type="dxa"/>
+            <w:tcW w:w="2938" w:type="dxa"/>
             <w:tcBorders>
               <w:left w:val="single" w:sz="2" w:space="0" w:color="BFC7D5"/>
               <w:bottom w:val="single" w:sz="2" w:space="0" w:color="BFC7D5"/>
@@ -6216,7 +6216,7 @@
         </w:tc>
         <w:tc>
           <w:tcPr>
-            <w:tcW w:w="2411" w:type="dxa"/>
+            <w:tcW w:w="2384" w:type="dxa"/>
             <w:tcBorders>
               <w:left w:val="single" w:sz="2" w:space="0" w:color="BFC7D5"/>
               <w:bottom w:val="single" w:sz="2" w:space="0" w:color="BFC7D5"/>
@@ -6240,7 +6240,7 @@
         </w:tc>
         <w:tc>
           <w:tcPr>
-            <w:tcW w:w="5211" w:type="dxa"/>
+            <w:tcW w:w="5278" w:type="dxa"/>
             <w:tcBorders>
               <w:left w:val="single" w:sz="2" w:space="0" w:color="BFC7D5"/>
               <w:bottom w:val="single" w:sz="2" w:space="0" w:color="BFC7D5"/>
@@ -6267,7 +6267,7 @@
         <w:trPr/>
         <w:tc>
           <w:tcPr>
-            <w:tcW w:w="741" w:type="dxa"/>
+            <w:tcW w:w="739" w:type="dxa"/>
             <w:tcBorders>
               <w:left w:val="single" w:sz="6" w:space="0" w:color="BFC7D5"/>
               <w:bottom w:val="single" w:sz="2" w:space="0" w:color="BFC7D5"/>
@@ -6291,7 +6291,7 @@
         </w:tc>
         <w:tc>
           <w:tcPr>
-            <w:tcW w:w="2976" w:type="dxa"/>
+            <w:tcW w:w="2938" w:type="dxa"/>
             <w:tcBorders>
               <w:left w:val="single" w:sz="2" w:space="0" w:color="BFC7D5"/>
               <w:bottom w:val="single" w:sz="2" w:space="0" w:color="BFC7D5"/>
@@ -6315,7 +6315,7 @@
         </w:tc>
         <w:tc>
           <w:tcPr>
-            <w:tcW w:w="2411" w:type="dxa"/>
+            <w:tcW w:w="2384" w:type="dxa"/>
             <w:tcBorders>
               <w:left w:val="single" w:sz="2" w:space="0" w:color="BFC7D5"/>
               <w:bottom w:val="single" w:sz="2" w:space="0" w:color="BFC7D5"/>
@@ -6339,7 +6339,7 @@
         </w:tc>
         <w:tc>
           <w:tcPr>
-            <w:tcW w:w="5211" w:type="dxa"/>
+            <w:tcW w:w="5278" w:type="dxa"/>
             <w:tcBorders>
               <w:left w:val="single" w:sz="2" w:space="0" w:color="BFC7D5"/>
               <w:bottom w:val="single" w:sz="2" w:space="0" w:color="BFC7D5"/>
@@ -6376,7 +6376,7 @@
         <w:trPr/>
         <w:tc>
           <w:tcPr>
-            <w:tcW w:w="741" w:type="dxa"/>
+            <w:tcW w:w="739" w:type="dxa"/>
             <w:tcBorders>
               <w:left w:val="single" w:sz="6" w:space="0" w:color="BFC7D5"/>
               <w:bottom w:val="single" w:sz="2" w:space="0" w:color="BFC7D5"/>
@@ -6400,7 +6400,7 @@
         </w:tc>
         <w:tc>
           <w:tcPr>
-            <w:tcW w:w="2976" w:type="dxa"/>
+            <w:tcW w:w="2938" w:type="dxa"/>
             <w:tcBorders>
               <w:left w:val="single" w:sz="2" w:space="0" w:color="BFC7D5"/>
               <w:bottom w:val="single" w:sz="2" w:space="0" w:color="BFC7D5"/>
@@ -6424,7 +6424,7 @@
         </w:tc>
         <w:tc>
           <w:tcPr>
-            <w:tcW w:w="2411" w:type="dxa"/>
+            <w:tcW w:w="2384" w:type="dxa"/>
             <w:tcBorders>
               <w:left w:val="single" w:sz="2" w:space="0" w:color="BFC7D5"/>
               <w:bottom w:val="single" w:sz="2" w:space="0" w:color="BFC7D5"/>
@@ -6448,7 +6448,7 @@
         </w:tc>
         <w:tc>
           <w:tcPr>
-            <w:tcW w:w="5211" w:type="dxa"/>
+            <w:tcW w:w="5278" w:type="dxa"/>
             <w:tcBorders>
               <w:left w:val="single" w:sz="2" w:space="0" w:color="BFC7D5"/>
               <w:bottom w:val="single" w:sz="2" w:space="0" w:color="BFC7D5"/>
@@ -6475,7 +6475,7 @@
         <w:trPr/>
         <w:tc>
           <w:tcPr>
-            <w:tcW w:w="741" w:type="dxa"/>
+            <w:tcW w:w="739" w:type="dxa"/>
             <w:tcBorders>
               <w:left w:val="single" w:sz="6" w:space="0" w:color="BFC7D5"/>
               <w:bottom w:val="single" w:sz="2" w:space="0" w:color="BFC7D5"/>
@@ -6499,7 +6499,7 @@
         </w:tc>
         <w:tc>
           <w:tcPr>
-            <w:tcW w:w="2976" w:type="dxa"/>
+            <w:tcW w:w="2938" w:type="dxa"/>
             <w:tcBorders>
               <w:left w:val="single" w:sz="2" w:space="0" w:color="BFC7D5"/>
               <w:bottom w:val="single" w:sz="2" w:space="0" w:color="BFC7D5"/>
@@ -6523,7 +6523,7 @@
         </w:tc>
         <w:tc>
           <w:tcPr>
-            <w:tcW w:w="2411" w:type="dxa"/>
+            <w:tcW w:w="2384" w:type="dxa"/>
             <w:tcBorders>
               <w:left w:val="single" w:sz="2" w:space="0" w:color="BFC7D5"/>
               <w:bottom w:val="single" w:sz="2" w:space="0" w:color="BFC7D5"/>
@@ -6547,7 +6547,7 @@
         </w:tc>
         <w:tc>
           <w:tcPr>
-            <w:tcW w:w="5211" w:type="dxa"/>
+            <w:tcW w:w="5278" w:type="dxa"/>
             <w:tcBorders>
               <w:left w:val="single" w:sz="2" w:space="0" w:color="BFC7D5"/>
               <w:bottom w:val="single" w:sz="2" w:space="0" w:color="BFC7D5"/>
@@ -6574,7 +6574,7 @@
         <w:trPr/>
         <w:tc>
           <w:tcPr>
-            <w:tcW w:w="741" w:type="dxa"/>
+            <w:tcW w:w="739" w:type="dxa"/>
             <w:tcBorders>
               <w:left w:val="single" w:sz="6" w:space="0" w:color="BFC7D5"/>
               <w:bottom w:val="single" w:sz="2" w:space="0" w:color="BFC7D5"/>
@@ -6598,7 +6598,7 @@
         </w:tc>
         <w:tc>
           <w:tcPr>
-            <w:tcW w:w="2976" w:type="dxa"/>
+            <w:tcW w:w="2938" w:type="dxa"/>
             <w:tcBorders>
               <w:left w:val="single" w:sz="2" w:space="0" w:color="BFC7D5"/>
               <w:bottom w:val="single" w:sz="2" w:space="0" w:color="BFC7D5"/>
@@ -6622,7 +6622,7 @@
         </w:tc>
         <w:tc>
           <w:tcPr>
-            <w:tcW w:w="2411" w:type="dxa"/>
+            <w:tcW w:w="2384" w:type="dxa"/>
             <w:tcBorders>
               <w:left w:val="single" w:sz="2" w:space="0" w:color="BFC7D5"/>
               <w:bottom w:val="single" w:sz="2" w:space="0" w:color="BFC7D5"/>
@@ -6646,7 +6646,7 @@
         </w:tc>
         <w:tc>
           <w:tcPr>
-            <w:tcW w:w="5211" w:type="dxa"/>
+            <w:tcW w:w="5278" w:type="dxa"/>
             <w:tcBorders>
               <w:left w:val="single" w:sz="2" w:space="0" w:color="BFC7D5"/>
               <w:bottom w:val="single" w:sz="2" w:space="0" w:color="BFC7D5"/>
@@ -6673,7 +6673,7 @@
         <w:trPr/>
         <w:tc>
           <w:tcPr>
-            <w:tcW w:w="741" w:type="dxa"/>
+            <w:tcW w:w="739" w:type="dxa"/>
             <w:tcBorders>
               <w:left w:val="single" w:sz="6" w:space="0" w:color="BFC7D5"/>
               <w:bottom w:val="single" w:sz="2" w:space="0" w:color="BFC7D5"/>
@@ -6697,7 +6697,7 @@
         </w:tc>
         <w:tc>
           <w:tcPr>
-            <w:tcW w:w="2976" w:type="dxa"/>
+            <w:tcW w:w="2938" w:type="dxa"/>
             <w:tcBorders>
               <w:left w:val="single" w:sz="2" w:space="0" w:color="BFC7D5"/>
               <w:bottom w:val="single" w:sz="2" w:space="0" w:color="BFC7D5"/>
@@ -6721,7 +6721,7 @@
         </w:tc>
         <w:tc>
           <w:tcPr>
-            <w:tcW w:w="2411" w:type="dxa"/>
+            <w:tcW w:w="2384" w:type="dxa"/>
             <w:tcBorders>
               <w:left w:val="single" w:sz="2" w:space="0" w:color="BFC7D5"/>
               <w:bottom w:val="single" w:sz="2" w:space="0" w:color="BFC7D5"/>
@@ -6745,7 +6745,7 @@
         </w:tc>
         <w:tc>
           <w:tcPr>
-            <w:tcW w:w="5211" w:type="dxa"/>
+            <w:tcW w:w="5278" w:type="dxa"/>
             <w:tcBorders>
               <w:left w:val="single" w:sz="2" w:space="0" w:color="BFC7D5"/>
               <w:bottom w:val="single" w:sz="2" w:space="0" w:color="BFC7D5"/>
@@ -6772,7 +6772,7 @@
         <w:trPr/>
         <w:tc>
           <w:tcPr>
-            <w:tcW w:w="741" w:type="dxa"/>
+            <w:tcW w:w="739" w:type="dxa"/>
             <w:tcBorders>
               <w:left w:val="single" w:sz="6" w:space="0" w:color="BFC7D5"/>
               <w:bottom w:val="single" w:sz="2" w:space="0" w:color="BFC7D5"/>
@@ -6796,7 +6796,7 @@
         </w:tc>
         <w:tc>
           <w:tcPr>
-            <w:tcW w:w="2976" w:type="dxa"/>
+            <w:tcW w:w="2938" w:type="dxa"/>
             <w:tcBorders>
               <w:left w:val="single" w:sz="2" w:space="0" w:color="BFC7D5"/>
               <w:bottom w:val="single" w:sz="2" w:space="0" w:color="BFC7D5"/>
@@ -6820,7 +6820,7 @@
         </w:tc>
         <w:tc>
           <w:tcPr>
-            <w:tcW w:w="2411" w:type="dxa"/>
+            <w:tcW w:w="2384" w:type="dxa"/>
             <w:tcBorders>
               <w:left w:val="single" w:sz="2" w:space="0" w:color="BFC7D5"/>
               <w:bottom w:val="single" w:sz="2" w:space="0" w:color="BFC7D5"/>
@@ -6844,7 +6844,7 @@
         </w:tc>
         <w:tc>
           <w:tcPr>
-            <w:tcW w:w="5211" w:type="dxa"/>
+            <w:tcW w:w="5278" w:type="dxa"/>
             <w:tcBorders>
               <w:left w:val="single" w:sz="2" w:space="0" w:color="BFC7D5"/>
               <w:bottom w:val="single" w:sz="2" w:space="0" w:color="BFC7D5"/>
@@ -6871,7 +6871,7 @@
         <w:trPr/>
         <w:tc>
           <w:tcPr>
-            <w:tcW w:w="741" w:type="dxa"/>
+            <w:tcW w:w="739" w:type="dxa"/>
             <w:tcBorders>
               <w:left w:val="single" w:sz="6" w:space="0" w:color="BFC7D5"/>
               <w:bottom w:val="single" w:sz="2" w:space="0" w:color="BFC7D5"/>
@@ -6895,7 +6895,7 @@
         </w:tc>
         <w:tc>
           <w:tcPr>
-            <w:tcW w:w="2976" w:type="dxa"/>
+            <w:tcW w:w="2938" w:type="dxa"/>
             <w:tcBorders>
               <w:left w:val="single" w:sz="2" w:space="0" w:color="BFC7D5"/>
               <w:bottom w:val="single" w:sz="2" w:space="0" w:color="BFC7D5"/>
@@ -6919,7 +6919,7 @@
         </w:tc>
         <w:tc>
           <w:tcPr>
-            <w:tcW w:w="2411" w:type="dxa"/>
+            <w:tcW w:w="2384" w:type="dxa"/>
             <w:tcBorders>
               <w:left w:val="single" w:sz="2" w:space="0" w:color="BFC7D5"/>
               <w:bottom w:val="single" w:sz="2" w:space="0" w:color="BFC7D5"/>
@@ -6943,7 +6943,7 @@
         </w:tc>
         <w:tc>
           <w:tcPr>
-            <w:tcW w:w="5211" w:type="dxa"/>
+            <w:tcW w:w="5278" w:type="dxa"/>
             <w:tcBorders>
               <w:left w:val="single" w:sz="2" w:space="0" w:color="BFC7D5"/>
               <w:bottom w:val="single" w:sz="2" w:space="0" w:color="BFC7D5"/>
@@ -6970,7 +6970,7 @@
         <w:trPr/>
         <w:tc>
           <w:tcPr>
-            <w:tcW w:w="741" w:type="dxa"/>
+            <w:tcW w:w="739" w:type="dxa"/>
             <w:tcBorders>
               <w:left w:val="single" w:sz="6" w:space="0" w:color="BFC7D5"/>
               <w:bottom w:val="single" w:sz="2" w:space="0" w:color="BFC7D5"/>
@@ -6994,7 +6994,7 @@
         </w:tc>
         <w:tc>
           <w:tcPr>
-            <w:tcW w:w="2976" w:type="dxa"/>
+            <w:tcW w:w="2938" w:type="dxa"/>
             <w:tcBorders>
               <w:left w:val="single" w:sz="2" w:space="0" w:color="BFC7D5"/>
               <w:bottom w:val="single" w:sz="2" w:space="0" w:color="BFC7D5"/>
@@ -7018,7 +7018,7 @@
         </w:tc>
         <w:tc>
           <w:tcPr>
-            <w:tcW w:w="2411" w:type="dxa"/>
+            <w:tcW w:w="2384" w:type="dxa"/>
             <w:tcBorders>
               <w:left w:val="single" w:sz="2" w:space="0" w:color="BFC7D5"/>
               <w:bottom w:val="single" w:sz="2" w:space="0" w:color="BFC7D5"/>
@@ -7042,7 +7042,7 @@
         </w:tc>
         <w:tc>
           <w:tcPr>
-            <w:tcW w:w="5211" w:type="dxa"/>
+            <w:tcW w:w="5278" w:type="dxa"/>
             <w:tcBorders>
               <w:left w:val="single" w:sz="2" w:space="0" w:color="BFC7D5"/>
               <w:bottom w:val="single" w:sz="2" w:space="0" w:color="BFC7D5"/>
@@ -7069,7 +7069,7 @@
         <w:trPr/>
         <w:tc>
           <w:tcPr>
-            <w:tcW w:w="741" w:type="dxa"/>
+            <w:tcW w:w="739" w:type="dxa"/>
             <w:tcBorders>
               <w:left w:val="single" w:sz="6" w:space="0" w:color="BFC7D5"/>
               <w:bottom w:val="single" w:sz="2" w:space="0" w:color="BFC7D5"/>
@@ -7093,7 +7093,7 @@
         </w:tc>
         <w:tc>
           <w:tcPr>
-            <w:tcW w:w="2976" w:type="dxa"/>
+            <w:tcW w:w="2938" w:type="dxa"/>
             <w:tcBorders>
               <w:left w:val="single" w:sz="2" w:space="0" w:color="BFC7D5"/>
               <w:bottom w:val="single" w:sz="2" w:space="0" w:color="BFC7D5"/>
@@ -7117,7 +7117,7 @@
         </w:tc>
         <w:tc>
           <w:tcPr>
-            <w:tcW w:w="2411" w:type="dxa"/>
+            <w:tcW w:w="2384" w:type="dxa"/>
             <w:tcBorders>
               <w:left w:val="single" w:sz="2" w:space="0" w:color="BFC7D5"/>
               <w:bottom w:val="single" w:sz="2" w:space="0" w:color="BFC7D5"/>
@@ -7141,7 +7141,7 @@
         </w:tc>
         <w:tc>
           <w:tcPr>
-            <w:tcW w:w="5211" w:type="dxa"/>
+            <w:tcW w:w="5278" w:type="dxa"/>
             <w:tcBorders>
               <w:left w:val="single" w:sz="2" w:space="0" w:color="BFC7D5"/>
               <w:bottom w:val="single" w:sz="2" w:space="0" w:color="BFC7D5"/>
@@ -7168,7 +7168,7 @@
         <w:trPr/>
         <w:tc>
           <w:tcPr>
-            <w:tcW w:w="741" w:type="dxa"/>
+            <w:tcW w:w="739" w:type="dxa"/>
             <w:tcBorders>
               <w:left w:val="single" w:sz="6" w:space="0" w:color="BFC7D5"/>
               <w:bottom w:val="single" w:sz="2" w:space="0" w:color="BFC7D5"/>
@@ -7192,7 +7192,7 @@
         </w:tc>
         <w:tc>
           <w:tcPr>
-            <w:tcW w:w="2976" w:type="dxa"/>
+            <w:tcW w:w="2938" w:type="dxa"/>
             <w:tcBorders>
               <w:left w:val="single" w:sz="2" w:space="0" w:color="BFC7D5"/>
               <w:bottom w:val="single" w:sz="2" w:space="0" w:color="BFC7D5"/>
@@ -7216,7 +7216,7 @@
         </w:tc>
         <w:tc>
           <w:tcPr>
-            <w:tcW w:w="2411" w:type="dxa"/>
+            <w:tcW w:w="2384" w:type="dxa"/>
             <w:tcBorders>
               <w:left w:val="single" w:sz="2" w:space="0" w:color="BFC7D5"/>
               <w:bottom w:val="single" w:sz="2" w:space="0" w:color="BFC7D5"/>
@@ -7240,25 +7240,25 @@
         </w:tc>
         <w:tc>
           <w:tcPr>
-            <w:tcW w:w="5211" w:type="dxa"/>
-            <w:tcBorders>
-              <w:left w:val="single" w:sz="2" w:space="0" w:color="BFC7D5"/>
-              <w:bottom w:val="single" w:sz="2" w:space="0" w:color="BFC7D5"/>
-              <w:right w:val="single" w:sz="6" w:space="0" w:color="BFC7D5"/>
-            </w:tcBorders>
-            <w:vAlign w:val="center"/>
-          </w:tcPr>
-          <w:p>
-            <w:pPr>
-              <w:pStyle w:val="TableContents"/>
-              <w:bidi w:val="0"/>
-              <w:spacing w:before="0" w:after="283"/>
-              <w:jc w:val="left"/>
-              <w:rPr/>
-            </w:pPr>
-            <w:r>
-              <w:rPr/>
-              <w:t xml:space="preserve">33 reviews (15 in 2025, 18 in 2026), 75 actions, 66 closed; issued 2026-10-11 for approval — </w:t>
+            <w:tcW w:w="5278" w:type="dxa"/>
+            <w:tcBorders>
+              <w:left w:val="single" w:sz="2" w:space="0" w:color="BFC7D5"/>
+              <w:bottom w:val="single" w:sz="2" w:space="0" w:color="BFC7D5"/>
+              <w:right w:val="single" w:sz="6" w:space="0" w:color="BFC7D5"/>
+            </w:tcBorders>
+            <w:vAlign w:val="center"/>
+          </w:tcPr>
+          <w:p>
+            <w:pPr>
+              <w:pStyle w:val="TableContents"/>
+              <w:bidi w:val="0"/>
+              <w:spacing w:before="0" w:after="283"/>
+              <w:jc w:val="left"/>
+              <w:rPr/>
+            </w:pPr>
+            <w:r>
+              <w:rPr/>
+              <w:t xml:space="preserve">33 reviews (15 in 2025, 18 in 2026), 75 actions, 66 closed; approved 2026-10-12 (AR-2026-003) — </w:t>
             </w:r>
             <w:r>
               <w:rPr>
@@ -7273,7 +7273,7 @@
         <w:trPr/>
         <w:tc>
           <w:tcPr>
-            <w:tcW w:w="741" w:type="dxa"/>
+            <w:tcW w:w="739" w:type="dxa"/>
             <w:tcBorders>
               <w:left w:val="single" w:sz="6" w:space="0" w:color="BFC7D5"/>
               <w:bottom w:val="single" w:sz="2" w:space="0" w:color="BFC7D5"/>
@@ -7297,7 +7297,7 @@
         </w:tc>
         <w:tc>
           <w:tcPr>
-            <w:tcW w:w="2976" w:type="dxa"/>
+            <w:tcW w:w="2938" w:type="dxa"/>
             <w:tcBorders>
               <w:left w:val="single" w:sz="2" w:space="0" w:color="BFC7D5"/>
               <w:bottom w:val="single" w:sz="2" w:space="0" w:color="BFC7D5"/>
@@ -7321,7 +7321,7 @@
         </w:tc>
         <w:tc>
           <w:tcPr>
-            <w:tcW w:w="2411" w:type="dxa"/>
+            <w:tcW w:w="2384" w:type="dxa"/>
             <w:tcBorders>
               <w:left w:val="single" w:sz="2" w:space="0" w:color="BFC7D5"/>
               <w:bottom w:val="single" w:sz="2" w:space="0" w:color="BFC7D5"/>
@@ -7345,25 +7345,25 @@
         </w:tc>
         <w:tc>
           <w:tcPr>
-            <w:tcW w:w="5211" w:type="dxa"/>
-            <w:tcBorders>
-              <w:left w:val="single" w:sz="2" w:space="0" w:color="BFC7D5"/>
-              <w:bottom w:val="single" w:sz="2" w:space="0" w:color="BFC7D5"/>
-              <w:right w:val="single" w:sz="6" w:space="0" w:color="BFC7D5"/>
-            </w:tcBorders>
-            <w:vAlign w:val="center"/>
-          </w:tcPr>
-          <w:p>
-            <w:pPr>
-              <w:pStyle w:val="TableContents"/>
-              <w:bidi w:val="0"/>
-              <w:spacing w:before="0" w:after="283"/>
-              <w:jc w:val="left"/>
-              <w:rPr/>
-            </w:pPr>
-            <w:r>
-              <w:rPr/>
-              <w:t>39 requirements (5 from 2025, 34 in 2026) with traceability; issued 2026-10-11 for approval</w:t>
+            <w:tcW w:w="5278" w:type="dxa"/>
+            <w:tcBorders>
+              <w:left w:val="single" w:sz="2" w:space="0" w:color="BFC7D5"/>
+              <w:bottom w:val="single" w:sz="2" w:space="0" w:color="BFC7D5"/>
+              <w:right w:val="single" w:sz="6" w:space="0" w:color="BFC7D5"/>
+            </w:tcBorders>
+            <w:vAlign w:val="center"/>
+          </w:tcPr>
+          <w:p>
+            <w:pPr>
+              <w:pStyle w:val="TableContents"/>
+              <w:bidi w:val="0"/>
+              <w:spacing w:before="0" w:after="283"/>
+              <w:jc w:val="left"/>
+              <w:rPr/>
+            </w:pPr>
+            <w:r>
+              <w:rPr/>
+              <w:t>39 requirements (5 from 2025, 34 in 2026) with traceability; approved 2026-10-12 (AR-2026-003)</w:t>
             </w:r>
           </w:p>
         </w:tc>
@@ -7372,7 +7372,7 @@
         <w:trPr/>
         <w:tc>
           <w:tcPr>
-            <w:tcW w:w="741" w:type="dxa"/>
+            <w:tcW w:w="739" w:type="dxa"/>
             <w:tcBorders>
               <w:left w:val="single" w:sz="6" w:space="0" w:color="BFC7D5"/>
               <w:bottom w:val="single" w:sz="2" w:space="0" w:color="BFC7D5"/>
@@ -7396,7 +7396,7 @@
         </w:tc>
         <w:tc>
           <w:tcPr>
-            <w:tcW w:w="2976" w:type="dxa"/>
+            <w:tcW w:w="2938" w:type="dxa"/>
             <w:tcBorders>
               <w:left w:val="single" w:sz="2" w:space="0" w:color="BFC7D5"/>
               <w:bottom w:val="single" w:sz="2" w:space="0" w:color="BFC7D5"/>
@@ -7420,7 +7420,7 @@
         </w:tc>
         <w:tc>
           <w:tcPr>
-            <w:tcW w:w="2411" w:type="dxa"/>
+            <w:tcW w:w="2384" w:type="dxa"/>
             <w:tcBorders>
               <w:left w:val="single" w:sz="2" w:space="0" w:color="BFC7D5"/>
               <w:bottom w:val="single" w:sz="2" w:space="0" w:color="BFC7D5"/>
@@ -7444,25 +7444,25 @@
         </w:tc>
         <w:tc>
           <w:tcPr>
-            <w:tcW w:w="5211" w:type="dxa"/>
-            <w:tcBorders>
-              <w:left w:val="single" w:sz="2" w:space="0" w:color="BFC7D5"/>
-              <w:bottom w:val="single" w:sz="2" w:space="0" w:color="BFC7D5"/>
-              <w:right w:val="single" w:sz="6" w:space="0" w:color="BFC7D5"/>
-            </w:tcBorders>
-            <w:vAlign w:val="center"/>
-          </w:tcPr>
-          <w:p>
-            <w:pPr>
-              <w:pStyle w:val="TableContents"/>
-              <w:bidi w:val="0"/>
-              <w:spacing w:before="0" w:after="283"/>
-              <w:jc w:val="left"/>
-              <w:rPr/>
-            </w:pPr>
-            <w:r>
-              <w:rPr/>
-              <w:t>31 NFRs + 9 from 2025, measurement history; issued 2026-10-11 for approval</w:t>
+            <w:tcW w:w="5278" w:type="dxa"/>
+            <w:tcBorders>
+              <w:left w:val="single" w:sz="2" w:space="0" w:color="BFC7D5"/>
+              <w:bottom w:val="single" w:sz="2" w:space="0" w:color="BFC7D5"/>
+              <w:right w:val="single" w:sz="6" w:space="0" w:color="BFC7D5"/>
+            </w:tcBorders>
+            <w:vAlign w:val="center"/>
+          </w:tcPr>
+          <w:p>
+            <w:pPr>
+              <w:pStyle w:val="TableContents"/>
+              <w:bidi w:val="0"/>
+              <w:spacing w:before="0" w:after="283"/>
+              <w:jc w:val="left"/>
+              <w:rPr/>
+            </w:pPr>
+            <w:r>
+              <w:rPr/>
+              <w:t>31 NFRs + 9 from 2025, measurement history; approved 2026-10-12 (AR-2026-003)</w:t>
             </w:r>
           </w:p>
         </w:tc>
@@ -7471,7 +7471,7 @@
         <w:trPr/>
         <w:tc>
           <w:tcPr>
-            <w:tcW w:w="741" w:type="dxa"/>
+            <w:tcW w:w="739" w:type="dxa"/>
             <w:tcBorders>
               <w:left w:val="single" w:sz="6" w:space="0" w:color="BFC7D5"/>
               <w:bottom w:val="single" w:sz="6" w:space="0" w:color="BFC7D5"/>
@@ -7495,7 +7495,7 @@
         </w:tc>
         <w:tc>
           <w:tcPr>
-            <w:tcW w:w="2976" w:type="dxa"/>
+            <w:tcW w:w="2938" w:type="dxa"/>
             <w:tcBorders>
               <w:left w:val="single" w:sz="2" w:space="0" w:color="BFC7D5"/>
               <w:bottom w:val="single" w:sz="6" w:space="0" w:color="BFC7D5"/>
@@ -7519,7 +7519,7 @@
         </w:tc>
         <w:tc>
           <w:tcPr>
-            <w:tcW w:w="2411" w:type="dxa"/>
+            <w:tcW w:w="2384" w:type="dxa"/>
             <w:tcBorders>
               <w:left w:val="single" w:sz="2" w:space="0" w:color="BFC7D5"/>
               <w:bottom w:val="single" w:sz="6" w:space="0" w:color="BFC7D5"/>
@@ -7543,7 +7543,7 @@
         </w:tc>
         <w:tc>
           <w:tcPr>
-            <w:tcW w:w="5211" w:type="dxa"/>
+            <w:tcW w:w="5278" w:type="dxa"/>
             <w:tcBorders>
               <w:left w:val="single" w:sz="2" w:space="0" w:color="BFC7D5"/>
               <w:bottom w:val="single" w:sz="6" w:space="0" w:color="BFC7D5"/>
@@ -7561,7 +7561,7 @@
             </w:pPr>
             <w:r>
               <w:rPr/>
-              <w:t>2025 plan vs actual, 2026 increments, forward plan; issued 2026-10-11 for approval</w:t>
+              <w:t>2025 plan vs actual, 2026 increments, forward plan; approved 2026-10-12 (AR-2026-003)</w:t>
             </w:r>
           </w:p>
         </w:tc>
@@ -8186,7 +8186,7 @@
       </w:pPr>
       <w:r>
         <w:rPr/>
-        <w:t xml:space="preserve">At 2026-10-10: </w:t>
+        <w:t xml:space="preserve">At 2026-10-12: </w:t>
       </w:r>
       <w:r>
         <w:rPr>
@@ -8196,7 +8196,7 @@
       </w:r>
       <w:r>
         <w:rPr/>
-        <w:t xml:space="preserve"> (AR-2026-001, AR-2026-002), </w:t>
+        <w:t xml:space="preserve"> (AR-2026-001, AR-2026-002, AR-2026-003), </w:t>
       </w:r>
       <w:r>
         <w:rPr>

--- a/docs/qms/evidence-2026/QMS_Word/registers__REG-01_Document_Control_Register.docx
+++ b/docs/qms/evidence-2026/QMS_Word/registers__REG-01_Document_Control_Register.docx
@@ -6034,10 +6034,10 @@
         </w:tblCellMar>
       </w:tblPr>
       <w:tblGrid>
-        <w:gridCol w:w="739"/>
-        <w:gridCol w:w="2938"/>
-        <w:gridCol w:w="2384"/>
-        <w:gridCol w:w="5278"/>
+        <w:gridCol w:w="720"/>
+        <w:gridCol w:w="2542"/>
+        <w:gridCol w:w="2108"/>
+        <w:gridCol w:w="5969"/>
       </w:tblGrid>
       <w:tr>
         <w:trPr>
@@ -6045,7 +6045,7 @@
         </w:trPr>
         <w:tc>
           <w:tcPr>
-            <w:tcW w:w="739" w:type="dxa"/>
+            <w:tcW w:w="720" w:type="dxa"/>
             <w:tcBorders>
               <w:top w:val="single" w:sz="6" w:space="0" w:color="BFC7D5"/>
               <w:left w:val="single" w:sz="6" w:space="0" w:color="BFC7D5"/>
@@ -6075,7 +6075,7 @@
         </w:tc>
         <w:tc>
           <w:tcPr>
-            <w:tcW w:w="2938" w:type="dxa"/>
+            <w:tcW w:w="2542" w:type="dxa"/>
             <w:tcBorders>
               <w:top w:val="single" w:sz="6" w:space="0" w:color="BFC7D5"/>
               <w:left w:val="single" w:sz="2" w:space="0" w:color="BFC7D5"/>
@@ -6105,7 +6105,7 @@
         </w:tc>
         <w:tc>
           <w:tcPr>
-            <w:tcW w:w="2384" w:type="dxa"/>
+            <w:tcW w:w="2108" w:type="dxa"/>
             <w:tcBorders>
               <w:top w:val="single" w:sz="6" w:space="0" w:color="BFC7D5"/>
               <w:left w:val="single" w:sz="2" w:space="0" w:color="BFC7D5"/>
@@ -6135,7 +6135,7 @@
         </w:tc>
         <w:tc>
           <w:tcPr>
-            <w:tcW w:w="5278" w:type="dxa"/>
+            <w:tcW w:w="5969" w:type="dxa"/>
             <w:tcBorders>
               <w:top w:val="single" w:sz="6" w:space="0" w:color="BFC7D5"/>
               <w:left w:val="single" w:sz="2" w:space="0" w:color="BFC7D5"/>
@@ -6168,7 +6168,7 @@
         <w:trPr/>
         <w:tc>
           <w:tcPr>
-            <w:tcW w:w="739" w:type="dxa"/>
+            <w:tcW w:w="720" w:type="dxa"/>
             <w:tcBorders>
               <w:left w:val="single" w:sz="6" w:space="0" w:color="BFC7D5"/>
               <w:bottom w:val="single" w:sz="2" w:space="0" w:color="BFC7D5"/>
@@ -6192,7 +6192,7 @@
         </w:tc>
         <w:tc>
           <w:tcPr>
-            <w:tcW w:w="2938" w:type="dxa"/>
+            <w:tcW w:w="2542" w:type="dxa"/>
             <w:tcBorders>
               <w:left w:val="single" w:sz="2" w:space="0" w:color="BFC7D5"/>
               <w:bottom w:val="single" w:sz="2" w:space="0" w:color="BFC7D5"/>
@@ -6216,7 +6216,7 @@
         </w:tc>
         <w:tc>
           <w:tcPr>
-            <w:tcW w:w="2384" w:type="dxa"/>
+            <w:tcW w:w="2108" w:type="dxa"/>
             <w:tcBorders>
               <w:left w:val="single" w:sz="2" w:space="0" w:color="BFC7D5"/>
               <w:bottom w:val="single" w:sz="2" w:space="0" w:color="BFC7D5"/>
@@ -6240,7 +6240,7 @@
         </w:tc>
         <w:tc>
           <w:tcPr>
-            <w:tcW w:w="5278" w:type="dxa"/>
+            <w:tcW w:w="5969" w:type="dxa"/>
             <w:tcBorders>
               <w:left w:val="single" w:sz="2" w:space="0" w:color="BFC7D5"/>
               <w:bottom w:val="single" w:sz="2" w:space="0" w:color="BFC7D5"/>
@@ -6267,7 +6267,7 @@
         <w:trPr/>
         <w:tc>
           <w:tcPr>
-            <w:tcW w:w="739" w:type="dxa"/>
+            <w:tcW w:w="720" w:type="dxa"/>
             <w:tcBorders>
               <w:left w:val="single" w:sz="6" w:space="0" w:color="BFC7D5"/>
               <w:bottom w:val="single" w:sz="2" w:space="0" w:color="BFC7D5"/>
@@ -6291,7 +6291,7 @@
         </w:tc>
         <w:tc>
           <w:tcPr>
-            <w:tcW w:w="2938" w:type="dxa"/>
+            <w:tcW w:w="2542" w:type="dxa"/>
             <w:tcBorders>
               <w:left w:val="single" w:sz="2" w:space="0" w:color="BFC7D5"/>
               <w:bottom w:val="single" w:sz="2" w:space="0" w:color="BFC7D5"/>
@@ -6315,7 +6315,7 @@
         </w:tc>
         <w:tc>
           <w:tcPr>
-            <w:tcW w:w="2384" w:type="dxa"/>
+            <w:tcW w:w="2108" w:type="dxa"/>
             <w:tcBorders>
               <w:left w:val="single" w:sz="2" w:space="0" w:color="BFC7D5"/>
               <w:bottom w:val="single" w:sz="2" w:space="0" w:color="BFC7D5"/>
@@ -6339,7 +6339,7 @@
         </w:tc>
         <w:tc>
           <w:tcPr>
-            <w:tcW w:w="5278" w:type="dxa"/>
+            <w:tcW w:w="5969" w:type="dxa"/>
             <w:tcBorders>
               <w:left w:val="single" w:sz="2" w:space="0" w:color="BFC7D5"/>
               <w:bottom w:val="single" w:sz="2" w:space="0" w:color="BFC7D5"/>
@@ -6376,7 +6376,7 @@
         <w:trPr/>
         <w:tc>
           <w:tcPr>
-            <w:tcW w:w="739" w:type="dxa"/>
+            <w:tcW w:w="720" w:type="dxa"/>
             <w:tcBorders>
               <w:left w:val="single" w:sz="6" w:space="0" w:color="BFC7D5"/>
               <w:bottom w:val="single" w:sz="2" w:space="0" w:color="BFC7D5"/>
@@ -6400,7 +6400,7 @@
         </w:tc>
         <w:tc>
           <w:tcPr>
-            <w:tcW w:w="2938" w:type="dxa"/>
+            <w:tcW w:w="2542" w:type="dxa"/>
             <w:tcBorders>
               <w:left w:val="single" w:sz="2" w:space="0" w:color="BFC7D5"/>
               <w:bottom w:val="single" w:sz="2" w:space="0" w:color="BFC7D5"/>
@@ -6424,7 +6424,7 @@
         </w:tc>
         <w:tc>
           <w:tcPr>
-            <w:tcW w:w="2384" w:type="dxa"/>
+            <w:tcW w:w="2108" w:type="dxa"/>
             <w:tcBorders>
               <w:left w:val="single" w:sz="2" w:space="0" w:color="BFC7D5"/>
               <w:bottom w:val="single" w:sz="2" w:space="0" w:color="BFC7D5"/>
@@ -6448,7 +6448,7 @@
         </w:tc>
         <w:tc>
           <w:tcPr>
-            <w:tcW w:w="5278" w:type="dxa"/>
+            <w:tcW w:w="5969" w:type="dxa"/>
             <w:tcBorders>
               <w:left w:val="single" w:sz="2" w:space="0" w:color="BFC7D5"/>
               <w:bottom w:val="single" w:sz="2" w:space="0" w:color="BFC7D5"/>
@@ -6475,7 +6475,7 @@
         <w:trPr/>
         <w:tc>
           <w:tcPr>
-            <w:tcW w:w="739" w:type="dxa"/>
+            <w:tcW w:w="720" w:type="dxa"/>
             <w:tcBorders>
               <w:left w:val="single" w:sz="6" w:space="0" w:color="BFC7D5"/>
               <w:bottom w:val="single" w:sz="2" w:space="0" w:color="BFC7D5"/>
@@ -6499,7 +6499,7 @@
         </w:tc>
         <w:tc>
           <w:tcPr>
-            <w:tcW w:w="2938" w:type="dxa"/>
+            <w:tcW w:w="2542" w:type="dxa"/>
             <w:tcBorders>
               <w:left w:val="single" w:sz="2" w:space="0" w:color="BFC7D5"/>
               <w:bottom w:val="single" w:sz="2" w:space="0" w:color="BFC7D5"/>
@@ -6523,7 +6523,7 @@
         </w:tc>
         <w:tc>
           <w:tcPr>
-            <w:tcW w:w="2384" w:type="dxa"/>
+            <w:tcW w:w="2108" w:type="dxa"/>
             <w:tcBorders>
               <w:left w:val="single" w:sz="2" w:space="0" w:color="BFC7D5"/>
               <w:bottom w:val="single" w:sz="2" w:space="0" w:color="BFC7D5"/>
@@ -6547,7 +6547,7 @@
         </w:tc>
         <w:tc>
           <w:tcPr>
-            <w:tcW w:w="5278" w:type="dxa"/>
+            <w:tcW w:w="5969" w:type="dxa"/>
             <w:tcBorders>
               <w:left w:val="single" w:sz="2" w:space="0" w:color="BFC7D5"/>
               <w:bottom w:val="single" w:sz="2" w:space="0" w:color="BFC7D5"/>
@@ -6574,7 +6574,7 @@
         <w:trPr/>
         <w:tc>
           <w:tcPr>
-            <w:tcW w:w="739" w:type="dxa"/>
+            <w:tcW w:w="720" w:type="dxa"/>
             <w:tcBorders>
               <w:left w:val="single" w:sz="6" w:space="0" w:color="BFC7D5"/>
               <w:bottom w:val="single" w:sz="2" w:space="0" w:color="BFC7D5"/>
@@ -6598,7 +6598,7 @@
         </w:tc>
         <w:tc>
           <w:tcPr>
-            <w:tcW w:w="2938" w:type="dxa"/>
+            <w:tcW w:w="2542" w:type="dxa"/>
             <w:tcBorders>
               <w:left w:val="single" w:sz="2" w:space="0" w:color="BFC7D5"/>
               <w:bottom w:val="single" w:sz="2" w:space="0" w:color="BFC7D5"/>
@@ -6622,7 +6622,7 @@
         </w:tc>
         <w:tc>
           <w:tcPr>
-            <w:tcW w:w="2384" w:type="dxa"/>
+            <w:tcW w:w="2108" w:type="dxa"/>
             <w:tcBorders>
               <w:left w:val="single" w:sz="2" w:space="0" w:color="BFC7D5"/>
               <w:bottom w:val="single" w:sz="2" w:space="0" w:color="BFC7D5"/>
@@ -6646,7 +6646,7 @@
         </w:tc>
         <w:tc>
           <w:tcPr>
-            <w:tcW w:w="5278" w:type="dxa"/>
+            <w:tcW w:w="5969" w:type="dxa"/>
             <w:tcBorders>
               <w:left w:val="single" w:sz="2" w:space="0" w:color="BFC7D5"/>
               <w:bottom w:val="single" w:sz="2" w:space="0" w:color="BFC7D5"/>
@@ -6673,7 +6673,7 @@
         <w:trPr/>
         <w:tc>
           <w:tcPr>
-            <w:tcW w:w="739" w:type="dxa"/>
+            <w:tcW w:w="720" w:type="dxa"/>
             <w:tcBorders>
               <w:left w:val="single" w:sz="6" w:space="0" w:color="BFC7D5"/>
               <w:bottom w:val="single" w:sz="2" w:space="0" w:color="BFC7D5"/>
@@ -6697,7 +6697,7 @@
         </w:tc>
         <w:tc>
           <w:tcPr>
-            <w:tcW w:w="2938" w:type="dxa"/>
+            <w:tcW w:w="2542" w:type="dxa"/>
             <w:tcBorders>
               <w:left w:val="single" w:sz="2" w:space="0" w:color="BFC7D5"/>
               <w:bottom w:val="single" w:sz="2" w:space="0" w:color="BFC7D5"/>
@@ -6721,7 +6721,7 @@
         </w:tc>
         <w:tc>
           <w:tcPr>
-            <w:tcW w:w="2384" w:type="dxa"/>
+            <w:tcW w:w="2108" w:type="dxa"/>
             <w:tcBorders>
               <w:left w:val="single" w:sz="2" w:space="0" w:color="BFC7D5"/>
               <w:bottom w:val="single" w:sz="2" w:space="0" w:color="BFC7D5"/>
@@ -6745,7 +6745,7 @@
         </w:tc>
         <w:tc>
           <w:tcPr>
-            <w:tcW w:w="5278" w:type="dxa"/>
+            <w:tcW w:w="5969" w:type="dxa"/>
             <w:tcBorders>
               <w:left w:val="single" w:sz="2" w:space="0" w:color="BFC7D5"/>
               <w:bottom w:val="single" w:sz="2" w:space="0" w:color="BFC7D5"/>
@@ -6772,7 +6772,7 @@
         <w:trPr/>
         <w:tc>
           <w:tcPr>
-            <w:tcW w:w="739" w:type="dxa"/>
+            <w:tcW w:w="720" w:type="dxa"/>
             <w:tcBorders>
               <w:left w:val="single" w:sz="6" w:space="0" w:color="BFC7D5"/>
               <w:bottom w:val="single" w:sz="2" w:space="0" w:color="BFC7D5"/>
@@ -6796,7 +6796,7 @@
         </w:tc>
         <w:tc>
           <w:tcPr>
-            <w:tcW w:w="2938" w:type="dxa"/>
+            <w:tcW w:w="2542" w:type="dxa"/>
             <w:tcBorders>
               <w:left w:val="single" w:sz="2" w:space="0" w:color="BFC7D5"/>
               <w:bottom w:val="single" w:sz="2" w:space="0" w:color="BFC7D5"/>
@@ -6820,7 +6820,7 @@
         </w:tc>
         <w:tc>
           <w:tcPr>
-            <w:tcW w:w="2384" w:type="dxa"/>
+            <w:tcW w:w="2108" w:type="dxa"/>
             <w:tcBorders>
               <w:left w:val="single" w:sz="2" w:space="0" w:color="BFC7D5"/>
               <w:bottom w:val="single" w:sz="2" w:space="0" w:color="BFC7D5"/>
@@ -6844,7 +6844,7 @@
         </w:tc>
         <w:tc>
           <w:tcPr>
-            <w:tcW w:w="5278" w:type="dxa"/>
+            <w:tcW w:w="5969" w:type="dxa"/>
             <w:tcBorders>
               <w:left w:val="single" w:sz="2" w:space="0" w:color="BFC7D5"/>
               <w:bottom w:val="single" w:sz="2" w:space="0" w:color="BFC7D5"/>
@@ -6871,7 +6871,7 @@
         <w:trPr/>
         <w:tc>
           <w:tcPr>
-            <w:tcW w:w="739" w:type="dxa"/>
+            <w:tcW w:w="720" w:type="dxa"/>
             <w:tcBorders>
               <w:left w:val="single" w:sz="6" w:space="0" w:color="BFC7D5"/>
               <w:bottom w:val="single" w:sz="2" w:space="0" w:color="BFC7D5"/>
@@ -6895,7 +6895,7 @@
         </w:tc>
         <w:tc>
           <w:tcPr>
-            <w:tcW w:w="2938" w:type="dxa"/>
+            <w:tcW w:w="2542" w:type="dxa"/>
             <w:tcBorders>
               <w:left w:val="single" w:sz="2" w:space="0" w:color="BFC7D5"/>
               <w:bottom w:val="single" w:sz="2" w:space="0" w:color="BFC7D5"/>
@@ -6919,7 +6919,7 @@
         </w:tc>
         <w:tc>
           <w:tcPr>
-            <w:tcW w:w="2384" w:type="dxa"/>
+            <w:tcW w:w="2108" w:type="dxa"/>
             <w:tcBorders>
               <w:left w:val="single" w:sz="2" w:space="0" w:color="BFC7D5"/>
               <w:bottom w:val="single" w:sz="2" w:space="0" w:color="BFC7D5"/>
@@ -6943,7 +6943,7 @@
         </w:tc>
         <w:tc>
           <w:tcPr>
-            <w:tcW w:w="5278" w:type="dxa"/>
+            <w:tcW w:w="5969" w:type="dxa"/>
             <w:tcBorders>
               <w:left w:val="single" w:sz="2" w:space="0" w:color="BFC7D5"/>
               <w:bottom w:val="single" w:sz="2" w:space="0" w:color="BFC7D5"/>
@@ -6970,7 +6970,7 @@
         <w:trPr/>
         <w:tc>
           <w:tcPr>
-            <w:tcW w:w="739" w:type="dxa"/>
+            <w:tcW w:w="720" w:type="dxa"/>
             <w:tcBorders>
               <w:left w:val="single" w:sz="6" w:space="0" w:color="BFC7D5"/>
               <w:bottom w:val="single" w:sz="2" w:space="0" w:color="BFC7D5"/>
@@ -6994,7 +6994,7 @@
         </w:tc>
         <w:tc>
           <w:tcPr>
-            <w:tcW w:w="2938" w:type="dxa"/>
+            <w:tcW w:w="2542" w:type="dxa"/>
             <w:tcBorders>
               <w:left w:val="single" w:sz="2" w:space="0" w:color="BFC7D5"/>
               <w:bottom w:val="single" w:sz="2" w:space="0" w:color="BFC7D5"/>
@@ -7018,7 +7018,7 @@
         </w:tc>
         <w:tc>
           <w:tcPr>
-            <w:tcW w:w="2384" w:type="dxa"/>
+            <w:tcW w:w="2108" w:type="dxa"/>
             <w:tcBorders>
               <w:left w:val="single" w:sz="2" w:space="0" w:color="BFC7D5"/>
               <w:bottom w:val="single" w:sz="2" w:space="0" w:color="BFC7D5"/>
@@ -7042,7 +7042,7 @@
         </w:tc>
         <w:tc>
           <w:tcPr>
-            <w:tcW w:w="5278" w:type="dxa"/>
+            <w:tcW w:w="5969" w:type="dxa"/>
             <w:tcBorders>
               <w:left w:val="single" w:sz="2" w:space="0" w:color="BFC7D5"/>
               <w:bottom w:val="single" w:sz="2" w:space="0" w:color="BFC7D5"/>
@@ -7069,7 +7069,7 @@
         <w:trPr/>
         <w:tc>
           <w:tcPr>
-            <w:tcW w:w="739" w:type="dxa"/>
+            <w:tcW w:w="720" w:type="dxa"/>
             <w:tcBorders>
               <w:left w:val="single" w:sz="6" w:space="0" w:color="BFC7D5"/>
               <w:bottom w:val="single" w:sz="2" w:space="0" w:color="BFC7D5"/>
@@ -7093,7 +7093,7 @@
         </w:tc>
         <w:tc>
           <w:tcPr>
-            <w:tcW w:w="2938" w:type="dxa"/>
+            <w:tcW w:w="2542" w:type="dxa"/>
             <w:tcBorders>
               <w:left w:val="single" w:sz="2" w:space="0" w:color="BFC7D5"/>
               <w:bottom w:val="single" w:sz="2" w:space="0" w:color="BFC7D5"/>
@@ -7117,7 +7117,7 @@
         </w:tc>
         <w:tc>
           <w:tcPr>
-            <w:tcW w:w="2384" w:type="dxa"/>
+            <w:tcW w:w="2108" w:type="dxa"/>
             <w:tcBorders>
               <w:left w:val="single" w:sz="2" w:space="0" w:color="BFC7D5"/>
               <w:bottom w:val="single" w:sz="2" w:space="0" w:color="BFC7D5"/>
@@ -7141,7 +7141,7 @@
         </w:tc>
         <w:tc>
           <w:tcPr>
-            <w:tcW w:w="5278" w:type="dxa"/>
+            <w:tcW w:w="5969" w:type="dxa"/>
             <w:tcBorders>
               <w:left w:val="single" w:sz="2" w:space="0" w:color="BFC7D5"/>
               <w:bottom w:val="single" w:sz="2" w:space="0" w:color="BFC7D5"/>
@@ -7168,7 +7168,7 @@
         <w:trPr/>
         <w:tc>
           <w:tcPr>
-            <w:tcW w:w="739" w:type="dxa"/>
+            <w:tcW w:w="720" w:type="dxa"/>
             <w:tcBorders>
               <w:left w:val="single" w:sz="6" w:space="0" w:color="BFC7D5"/>
               <w:bottom w:val="single" w:sz="2" w:space="0" w:color="BFC7D5"/>
@@ -7192,7 +7192,7 @@
         </w:tc>
         <w:tc>
           <w:tcPr>
-            <w:tcW w:w="2938" w:type="dxa"/>
+            <w:tcW w:w="2542" w:type="dxa"/>
             <w:tcBorders>
               <w:left w:val="single" w:sz="2" w:space="0" w:color="BFC7D5"/>
               <w:bottom w:val="single" w:sz="2" w:space="0" w:color="BFC7D5"/>
@@ -7216,7 +7216,7 @@
         </w:tc>
         <w:tc>
           <w:tcPr>
-            <w:tcW w:w="2384" w:type="dxa"/>
+            <w:tcW w:w="2108" w:type="dxa"/>
             <w:tcBorders>
               <w:left w:val="single" w:sz="2" w:space="0" w:color="BFC7D5"/>
               <w:bottom w:val="single" w:sz="2" w:space="0" w:color="BFC7D5"/>
@@ -7240,25 +7240,25 @@
         </w:tc>
         <w:tc>
           <w:tcPr>
-            <w:tcW w:w="5278" w:type="dxa"/>
-            <w:tcBorders>
-              <w:left w:val="single" w:sz="2" w:space="0" w:color="BFC7D5"/>
-              <w:bottom w:val="single" w:sz="2" w:space="0" w:color="BFC7D5"/>
-              <w:right w:val="single" w:sz="6" w:space="0" w:color="BFC7D5"/>
-            </w:tcBorders>
-            <w:vAlign w:val="center"/>
-          </w:tcPr>
-          <w:p>
-            <w:pPr>
-              <w:pStyle w:val="TableContents"/>
-              <w:bidi w:val="0"/>
-              <w:spacing w:before="0" w:after="283"/>
-              <w:jc w:val="left"/>
-              <w:rPr/>
-            </w:pPr>
-            <w:r>
-              <w:rPr/>
-              <w:t xml:space="preserve">33 reviews (15 in 2025, 18 in 2026), 75 actions, 66 closed; approved 2026-10-12 (AR-2026-003) — </w:t>
+            <w:tcW w:w="5969" w:type="dxa"/>
+            <w:tcBorders>
+              <w:left w:val="single" w:sz="2" w:space="0" w:color="BFC7D5"/>
+              <w:bottom w:val="single" w:sz="2" w:space="0" w:color="BFC7D5"/>
+              <w:right w:val="single" w:sz="6" w:space="0" w:color="BFC7D5"/>
+            </w:tcBorders>
+            <w:vAlign w:val="center"/>
+          </w:tcPr>
+          <w:p>
+            <w:pPr>
+              <w:pStyle w:val="TableContents"/>
+              <w:bidi w:val="0"/>
+              <w:spacing w:before="0" w:after="283"/>
+              <w:jc w:val="left"/>
+              <w:rPr/>
+            </w:pPr>
+            <w:r>
+              <w:rPr/>
+              <w:t xml:space="preserve">33 reviews (15 in 2025, 18 in 2026), 75 actions, 66 closed; rev 1.0 approved 2026-10-12 (AR-2026-003); rev 1.1 adds versions v1.0.0–v1.4.1 — approval to be confirmed — </w:t>
             </w:r>
             <w:r>
               <w:rPr>
@@ -7273,7 +7273,7 @@
         <w:trPr/>
         <w:tc>
           <w:tcPr>
-            <w:tcW w:w="739" w:type="dxa"/>
+            <w:tcW w:w="720" w:type="dxa"/>
             <w:tcBorders>
               <w:left w:val="single" w:sz="6" w:space="0" w:color="BFC7D5"/>
               <w:bottom w:val="single" w:sz="2" w:space="0" w:color="BFC7D5"/>
@@ -7297,7 +7297,7 @@
         </w:tc>
         <w:tc>
           <w:tcPr>
-            <w:tcW w:w="2938" w:type="dxa"/>
+            <w:tcW w:w="2542" w:type="dxa"/>
             <w:tcBorders>
               <w:left w:val="single" w:sz="2" w:space="0" w:color="BFC7D5"/>
               <w:bottom w:val="single" w:sz="2" w:space="0" w:color="BFC7D5"/>
@@ -7321,7 +7321,7 @@
         </w:tc>
         <w:tc>
           <w:tcPr>
-            <w:tcW w:w="2384" w:type="dxa"/>
+            <w:tcW w:w="2108" w:type="dxa"/>
             <w:tcBorders>
               <w:left w:val="single" w:sz="2" w:space="0" w:color="BFC7D5"/>
               <w:bottom w:val="single" w:sz="2" w:space="0" w:color="BFC7D5"/>
@@ -7345,25 +7345,25 @@
         </w:tc>
         <w:tc>
           <w:tcPr>
-            <w:tcW w:w="5278" w:type="dxa"/>
-            <w:tcBorders>
-              <w:left w:val="single" w:sz="2" w:space="0" w:color="BFC7D5"/>
-              <w:bottom w:val="single" w:sz="2" w:space="0" w:color="BFC7D5"/>
-              <w:right w:val="single" w:sz="6" w:space="0" w:color="BFC7D5"/>
-            </w:tcBorders>
-            <w:vAlign w:val="center"/>
-          </w:tcPr>
-          <w:p>
-            <w:pPr>
-              <w:pStyle w:val="TableContents"/>
-              <w:bidi w:val="0"/>
-              <w:spacing w:before="0" w:after="283"/>
-              <w:jc w:val="left"/>
-              <w:rPr/>
-            </w:pPr>
-            <w:r>
-              <w:rPr/>
-              <w:t>39 requirements (5 from 2025, 34 in 2026) with traceability; approved 2026-10-12 (AR-2026-003)</w:t>
+            <w:tcW w:w="5969" w:type="dxa"/>
+            <w:tcBorders>
+              <w:left w:val="single" w:sz="2" w:space="0" w:color="BFC7D5"/>
+              <w:bottom w:val="single" w:sz="2" w:space="0" w:color="BFC7D5"/>
+              <w:right w:val="single" w:sz="6" w:space="0" w:color="BFC7D5"/>
+            </w:tcBorders>
+            <w:vAlign w:val="center"/>
+          </w:tcPr>
+          <w:p>
+            <w:pPr>
+              <w:pStyle w:val="TableContents"/>
+              <w:bidi w:val="0"/>
+              <w:spacing w:before="0" w:after="283"/>
+              <w:jc w:val="left"/>
+              <w:rPr/>
+            </w:pPr>
+            <w:r>
+              <w:rPr/>
+              <w:t>39 requirements (5 from 2025, 34 in 2026) with traceability; rev 1.0 approved 2026-10-12 (AR-2026-003); rev 1.1 adds versions v1.0.0–v1.4.1 — approval to be confirmed</w:t>
             </w:r>
           </w:p>
         </w:tc>
@@ -7372,7 +7372,7 @@
         <w:trPr/>
         <w:tc>
           <w:tcPr>
-            <w:tcW w:w="739" w:type="dxa"/>
+            <w:tcW w:w="720" w:type="dxa"/>
             <w:tcBorders>
               <w:left w:val="single" w:sz="6" w:space="0" w:color="BFC7D5"/>
               <w:bottom w:val="single" w:sz="2" w:space="0" w:color="BFC7D5"/>
@@ -7396,7 +7396,7 @@
         </w:tc>
         <w:tc>
           <w:tcPr>
-            <w:tcW w:w="2938" w:type="dxa"/>
+            <w:tcW w:w="2542" w:type="dxa"/>
             <w:tcBorders>
               <w:left w:val="single" w:sz="2" w:space="0" w:color="BFC7D5"/>
               <w:bottom w:val="single" w:sz="2" w:space="0" w:color="BFC7D5"/>
@@ -7420,7 +7420,7 @@
         </w:tc>
         <w:tc>
           <w:tcPr>
-            <w:tcW w:w="2384" w:type="dxa"/>
+            <w:tcW w:w="2108" w:type="dxa"/>
             <w:tcBorders>
               <w:left w:val="single" w:sz="2" w:space="0" w:color="BFC7D5"/>
               <w:bottom w:val="single" w:sz="2" w:space="0" w:color="BFC7D5"/>
@@ -7444,25 +7444,25 @@
         </w:tc>
         <w:tc>
           <w:tcPr>
-            <w:tcW w:w="5278" w:type="dxa"/>
-            <w:tcBorders>
-              <w:left w:val="single" w:sz="2" w:space="0" w:color="BFC7D5"/>
-              <w:bottom w:val="single" w:sz="2" w:space="0" w:color="BFC7D5"/>
-              <w:right w:val="single" w:sz="6" w:space="0" w:color="BFC7D5"/>
-            </w:tcBorders>
-            <w:vAlign w:val="center"/>
-          </w:tcPr>
-          <w:p>
-            <w:pPr>
-              <w:pStyle w:val="TableContents"/>
-              <w:bidi w:val="0"/>
-              <w:spacing w:before="0" w:after="283"/>
-              <w:jc w:val="left"/>
-              <w:rPr/>
-            </w:pPr>
-            <w:r>
-              <w:rPr/>
-              <w:t>31 NFRs + 9 from 2025, measurement history; approved 2026-10-12 (AR-2026-003)</w:t>
+            <w:tcW w:w="5969" w:type="dxa"/>
+            <w:tcBorders>
+              <w:left w:val="single" w:sz="2" w:space="0" w:color="BFC7D5"/>
+              <w:bottom w:val="single" w:sz="2" w:space="0" w:color="BFC7D5"/>
+              <w:right w:val="single" w:sz="6" w:space="0" w:color="BFC7D5"/>
+            </w:tcBorders>
+            <w:vAlign w:val="center"/>
+          </w:tcPr>
+          <w:p>
+            <w:pPr>
+              <w:pStyle w:val="TableContents"/>
+              <w:bidi w:val="0"/>
+              <w:spacing w:before="0" w:after="283"/>
+              <w:jc w:val="left"/>
+              <w:rPr/>
+            </w:pPr>
+            <w:r>
+              <w:rPr/>
+              <w:t>31 NFRs + 9 from 2025, measurement history; rev 1.0 approved 2026-10-12 (AR-2026-003); rev 1.1 adds versions v1.0.0–v1.4.1 — approval to be confirmed</w:t>
             </w:r>
           </w:p>
         </w:tc>
@@ -7471,7 +7471,7 @@
         <w:trPr/>
         <w:tc>
           <w:tcPr>
-            <w:tcW w:w="739" w:type="dxa"/>
+            <w:tcW w:w="720" w:type="dxa"/>
             <w:tcBorders>
               <w:left w:val="single" w:sz="6" w:space="0" w:color="BFC7D5"/>
               <w:bottom w:val="single" w:sz="6" w:space="0" w:color="BFC7D5"/>
@@ -7495,7 +7495,7 @@
         </w:tc>
         <w:tc>
           <w:tcPr>
-            <w:tcW w:w="2938" w:type="dxa"/>
+            <w:tcW w:w="2542" w:type="dxa"/>
             <w:tcBorders>
               <w:left w:val="single" w:sz="2" w:space="0" w:color="BFC7D5"/>
               <w:bottom w:val="single" w:sz="6" w:space="0" w:color="BFC7D5"/>
@@ -7519,7 +7519,7 @@
         </w:tc>
         <w:tc>
           <w:tcPr>
-            <w:tcW w:w="2384" w:type="dxa"/>
+            <w:tcW w:w="2108" w:type="dxa"/>
             <w:tcBorders>
               <w:left w:val="single" w:sz="2" w:space="0" w:color="BFC7D5"/>
               <w:bottom w:val="single" w:sz="6" w:space="0" w:color="BFC7D5"/>
@@ -7543,7 +7543,7 @@
         </w:tc>
         <w:tc>
           <w:tcPr>
-            <w:tcW w:w="5278" w:type="dxa"/>
+            <w:tcW w:w="5969" w:type="dxa"/>
             <w:tcBorders>
               <w:left w:val="single" w:sz="2" w:space="0" w:color="BFC7D5"/>
               <w:bottom w:val="single" w:sz="6" w:space="0" w:color="BFC7D5"/>
@@ -7561,7 +7561,7 @@
             </w:pPr>
             <w:r>
               <w:rPr/>
-              <w:t>2025 plan vs actual, 2026 increments, forward plan; approved 2026-10-12 (AR-2026-003)</w:t>
+              <w:t>2025 plan vs actual, 2026 increments, forward plan; rev 1.0 approved 2026-10-12 (AR-2026-003); rev 1.1 adds versions v1.0.0–v1.4.1 — approval to be confirmed</w:t>
             </w:r>
           </w:p>
         </w:tc>

--- a/docs/qms/evidence-2026/QMS_Word/registers__REG-01_Document_Control_Register.docx
+++ b/docs/qms/evidence-2026/QMS_Word/registers__REG-01_Document_Control_Register.docx
@@ -6035,9 +6035,9 @@
       </w:tblPr>
       <w:tblGrid>
         <w:gridCol w:w="720"/>
-        <w:gridCol w:w="2542"/>
-        <w:gridCol w:w="2108"/>
-        <w:gridCol w:w="5969"/>
+        <w:gridCol w:w="2525"/>
+        <w:gridCol w:w="2096"/>
+        <w:gridCol w:w="5998"/>
       </w:tblGrid>
       <w:tr>
         <w:trPr>
@@ -6075,7 +6075,7 @@
         </w:tc>
         <w:tc>
           <w:tcPr>
-            <w:tcW w:w="2542" w:type="dxa"/>
+            <w:tcW w:w="2525" w:type="dxa"/>
             <w:tcBorders>
               <w:top w:val="single" w:sz="6" w:space="0" w:color="BFC7D5"/>
               <w:left w:val="single" w:sz="2" w:space="0" w:color="BFC7D5"/>
@@ -6105,7 +6105,7 @@
         </w:tc>
         <w:tc>
           <w:tcPr>
-            <w:tcW w:w="2108" w:type="dxa"/>
+            <w:tcW w:w="2096" w:type="dxa"/>
             <w:tcBorders>
               <w:top w:val="single" w:sz="6" w:space="0" w:color="BFC7D5"/>
               <w:left w:val="single" w:sz="2" w:space="0" w:color="BFC7D5"/>
@@ -6135,7 +6135,7 @@
         </w:tc>
         <w:tc>
           <w:tcPr>
-            <w:tcW w:w="5969" w:type="dxa"/>
+            <w:tcW w:w="5998" w:type="dxa"/>
             <w:tcBorders>
               <w:top w:val="single" w:sz="6" w:space="0" w:color="BFC7D5"/>
               <w:left w:val="single" w:sz="2" w:space="0" w:color="BFC7D5"/>
@@ -6192,7 +6192,7 @@
         </w:tc>
         <w:tc>
           <w:tcPr>
-            <w:tcW w:w="2542" w:type="dxa"/>
+            <w:tcW w:w="2525" w:type="dxa"/>
             <w:tcBorders>
               <w:left w:val="single" w:sz="2" w:space="0" w:color="BFC7D5"/>
               <w:bottom w:val="single" w:sz="2" w:space="0" w:color="BFC7D5"/>
@@ -6216,7 +6216,7 @@
         </w:tc>
         <w:tc>
           <w:tcPr>
-            <w:tcW w:w="2108" w:type="dxa"/>
+            <w:tcW w:w="2096" w:type="dxa"/>
             <w:tcBorders>
               <w:left w:val="single" w:sz="2" w:space="0" w:color="BFC7D5"/>
               <w:bottom w:val="single" w:sz="2" w:space="0" w:color="BFC7D5"/>
@@ -6240,7 +6240,7 @@
         </w:tc>
         <w:tc>
           <w:tcPr>
-            <w:tcW w:w="5969" w:type="dxa"/>
+            <w:tcW w:w="5998" w:type="dxa"/>
             <w:tcBorders>
               <w:left w:val="single" w:sz="2" w:space="0" w:color="BFC7D5"/>
               <w:bottom w:val="single" w:sz="2" w:space="0" w:color="BFC7D5"/>
@@ -6291,7 +6291,7 @@
         </w:tc>
         <w:tc>
           <w:tcPr>
-            <w:tcW w:w="2542" w:type="dxa"/>
+            <w:tcW w:w="2525" w:type="dxa"/>
             <w:tcBorders>
               <w:left w:val="single" w:sz="2" w:space="0" w:color="BFC7D5"/>
               <w:bottom w:val="single" w:sz="2" w:space="0" w:color="BFC7D5"/>
@@ -6315,7 +6315,7 @@
         </w:tc>
         <w:tc>
           <w:tcPr>
-            <w:tcW w:w="2108" w:type="dxa"/>
+            <w:tcW w:w="2096" w:type="dxa"/>
             <w:tcBorders>
               <w:left w:val="single" w:sz="2" w:space="0" w:color="BFC7D5"/>
               <w:bottom w:val="single" w:sz="2" w:space="0" w:color="BFC7D5"/>
@@ -6339,7 +6339,7 @@
         </w:tc>
         <w:tc>
           <w:tcPr>
-            <w:tcW w:w="5969" w:type="dxa"/>
+            <w:tcW w:w="5998" w:type="dxa"/>
             <w:tcBorders>
               <w:left w:val="single" w:sz="2" w:space="0" w:color="BFC7D5"/>
               <w:bottom w:val="single" w:sz="2" w:space="0" w:color="BFC7D5"/>
@@ -6400,7 +6400,7 @@
         </w:tc>
         <w:tc>
           <w:tcPr>
-            <w:tcW w:w="2542" w:type="dxa"/>
+            <w:tcW w:w="2525" w:type="dxa"/>
             <w:tcBorders>
               <w:left w:val="single" w:sz="2" w:space="0" w:color="BFC7D5"/>
               <w:bottom w:val="single" w:sz="2" w:space="0" w:color="BFC7D5"/>
@@ -6424,7 +6424,7 @@
         </w:tc>
         <w:tc>
           <w:tcPr>
-            <w:tcW w:w="2108" w:type="dxa"/>
+            <w:tcW w:w="2096" w:type="dxa"/>
             <w:tcBorders>
               <w:left w:val="single" w:sz="2" w:space="0" w:color="BFC7D5"/>
               <w:bottom w:val="single" w:sz="2" w:space="0" w:color="BFC7D5"/>
@@ -6448,7 +6448,7 @@
         </w:tc>
         <w:tc>
           <w:tcPr>
-            <w:tcW w:w="5969" w:type="dxa"/>
+            <w:tcW w:w="5998" w:type="dxa"/>
             <w:tcBorders>
               <w:left w:val="single" w:sz="2" w:space="0" w:color="BFC7D5"/>
               <w:bottom w:val="single" w:sz="2" w:space="0" w:color="BFC7D5"/>
@@ -6499,7 +6499,7 @@
         </w:tc>
         <w:tc>
           <w:tcPr>
-            <w:tcW w:w="2542" w:type="dxa"/>
+            <w:tcW w:w="2525" w:type="dxa"/>
             <w:tcBorders>
               <w:left w:val="single" w:sz="2" w:space="0" w:color="BFC7D5"/>
               <w:bottom w:val="single" w:sz="2" w:space="0" w:color="BFC7D5"/>
@@ -6523,7 +6523,7 @@
         </w:tc>
         <w:tc>
           <w:tcPr>
-            <w:tcW w:w="2108" w:type="dxa"/>
+            <w:tcW w:w="2096" w:type="dxa"/>
             <w:tcBorders>
               <w:left w:val="single" w:sz="2" w:space="0" w:color="BFC7D5"/>
               <w:bottom w:val="single" w:sz="2" w:space="0" w:color="BFC7D5"/>
@@ -6547,7 +6547,7 @@
         </w:tc>
         <w:tc>
           <w:tcPr>
-            <w:tcW w:w="5969" w:type="dxa"/>
+            <w:tcW w:w="5998" w:type="dxa"/>
             <w:tcBorders>
               <w:left w:val="single" w:sz="2" w:space="0" w:color="BFC7D5"/>
               <w:bottom w:val="single" w:sz="2" w:space="0" w:color="BFC7D5"/>
@@ -6598,7 +6598,7 @@
         </w:tc>
         <w:tc>
           <w:tcPr>
-            <w:tcW w:w="2542" w:type="dxa"/>
+            <w:tcW w:w="2525" w:type="dxa"/>
             <w:tcBorders>
               <w:left w:val="single" w:sz="2" w:space="0" w:color="BFC7D5"/>
               <w:bottom w:val="single" w:sz="2" w:space="0" w:color="BFC7D5"/>
@@ -6622,7 +6622,7 @@
         </w:tc>
         <w:tc>
           <w:tcPr>
-            <w:tcW w:w="2108" w:type="dxa"/>
+            <w:tcW w:w="2096" w:type="dxa"/>
             <w:tcBorders>
               <w:left w:val="single" w:sz="2" w:space="0" w:color="BFC7D5"/>
               <w:bottom w:val="single" w:sz="2" w:space="0" w:color="BFC7D5"/>
@@ -6646,7 +6646,7 @@
         </w:tc>
         <w:tc>
           <w:tcPr>
-            <w:tcW w:w="5969" w:type="dxa"/>
+            <w:tcW w:w="5998" w:type="dxa"/>
             <w:tcBorders>
               <w:left w:val="single" w:sz="2" w:space="0" w:color="BFC7D5"/>
               <w:bottom w:val="single" w:sz="2" w:space="0" w:color="BFC7D5"/>
@@ -6697,7 +6697,7 @@
         </w:tc>
         <w:tc>
           <w:tcPr>
-            <w:tcW w:w="2542" w:type="dxa"/>
+            <w:tcW w:w="2525" w:type="dxa"/>
             <w:tcBorders>
               <w:left w:val="single" w:sz="2" w:space="0" w:color="BFC7D5"/>
               <w:bottom w:val="single" w:sz="2" w:space="0" w:color="BFC7D5"/>
@@ -6721,7 +6721,7 @@
         </w:tc>
         <w:tc>
           <w:tcPr>
-            <w:tcW w:w="2108" w:type="dxa"/>
+            <w:tcW w:w="2096" w:type="dxa"/>
             <w:tcBorders>
               <w:left w:val="single" w:sz="2" w:space="0" w:color="BFC7D5"/>
               <w:bottom w:val="single" w:sz="2" w:space="0" w:color="BFC7D5"/>
@@ -6745,7 +6745,7 @@
         </w:tc>
         <w:tc>
           <w:tcPr>
-            <w:tcW w:w="5969" w:type="dxa"/>
+            <w:tcW w:w="5998" w:type="dxa"/>
             <w:tcBorders>
               <w:left w:val="single" w:sz="2" w:space="0" w:color="BFC7D5"/>
               <w:bottom w:val="single" w:sz="2" w:space="0" w:color="BFC7D5"/>
@@ -6796,7 +6796,7 @@
         </w:tc>
         <w:tc>
           <w:tcPr>
-            <w:tcW w:w="2542" w:type="dxa"/>
+            <w:tcW w:w="2525" w:type="dxa"/>
             <w:tcBorders>
               <w:left w:val="single" w:sz="2" w:space="0" w:color="BFC7D5"/>
               <w:bottom w:val="single" w:sz="2" w:space="0" w:color="BFC7D5"/>
@@ -6820,7 +6820,7 @@
         </w:tc>
         <w:tc>
           <w:tcPr>
-            <w:tcW w:w="2108" w:type="dxa"/>
+            <w:tcW w:w="2096" w:type="dxa"/>
             <w:tcBorders>
               <w:left w:val="single" w:sz="2" w:space="0" w:color="BFC7D5"/>
               <w:bottom w:val="single" w:sz="2" w:space="0" w:color="BFC7D5"/>
@@ -6844,7 +6844,7 @@
         </w:tc>
         <w:tc>
           <w:tcPr>
-            <w:tcW w:w="5969" w:type="dxa"/>
+            <w:tcW w:w="5998" w:type="dxa"/>
             <w:tcBorders>
               <w:left w:val="single" w:sz="2" w:space="0" w:color="BFC7D5"/>
               <w:bottom w:val="single" w:sz="2" w:space="0" w:color="BFC7D5"/>
@@ -6895,7 +6895,7 @@
         </w:tc>
         <w:tc>
           <w:tcPr>
-            <w:tcW w:w="2542" w:type="dxa"/>
+            <w:tcW w:w="2525" w:type="dxa"/>
             <w:tcBorders>
               <w:left w:val="single" w:sz="2" w:space="0" w:color="BFC7D5"/>
               <w:bottom w:val="single" w:sz="2" w:space="0" w:color="BFC7D5"/>
@@ -6919,7 +6919,7 @@
         </w:tc>
         <w:tc>
           <w:tcPr>
-            <w:tcW w:w="2108" w:type="dxa"/>
+            <w:tcW w:w="2096" w:type="dxa"/>
             <w:tcBorders>
               <w:left w:val="single" w:sz="2" w:space="0" w:color="BFC7D5"/>
               <w:bottom w:val="single" w:sz="2" w:space="0" w:color="BFC7D5"/>
@@ -6943,7 +6943,7 @@
         </w:tc>
         <w:tc>
           <w:tcPr>
-            <w:tcW w:w="5969" w:type="dxa"/>
+            <w:tcW w:w="5998" w:type="dxa"/>
             <w:tcBorders>
               <w:left w:val="single" w:sz="2" w:space="0" w:color="BFC7D5"/>
               <w:bottom w:val="single" w:sz="2" w:space="0" w:color="BFC7D5"/>
@@ -6994,7 +6994,7 @@
         </w:tc>
         <w:tc>
           <w:tcPr>
-            <w:tcW w:w="2542" w:type="dxa"/>
+            <w:tcW w:w="2525" w:type="dxa"/>
             <w:tcBorders>
               <w:left w:val="single" w:sz="2" w:space="0" w:color="BFC7D5"/>
               <w:bottom w:val="single" w:sz="2" w:space="0" w:color="BFC7D5"/>
@@ -7018,7 +7018,7 @@
         </w:tc>
         <w:tc>
           <w:tcPr>
-            <w:tcW w:w="2108" w:type="dxa"/>
+            <w:tcW w:w="2096" w:type="dxa"/>
             <w:tcBorders>
               <w:left w:val="single" w:sz="2" w:space="0" w:color="BFC7D5"/>
               <w:bottom w:val="single" w:sz="2" w:space="0" w:color="BFC7D5"/>
@@ -7042,7 +7042,7 @@
         </w:tc>
         <w:tc>
           <w:tcPr>
-            <w:tcW w:w="5969" w:type="dxa"/>
+            <w:tcW w:w="5998" w:type="dxa"/>
             <w:tcBorders>
               <w:left w:val="single" w:sz="2" w:space="0" w:color="BFC7D5"/>
               <w:bottom w:val="single" w:sz="2" w:space="0" w:color="BFC7D5"/>
@@ -7093,7 +7093,7 @@
         </w:tc>
         <w:tc>
           <w:tcPr>
-            <w:tcW w:w="2542" w:type="dxa"/>
+            <w:tcW w:w="2525" w:type="dxa"/>
             <w:tcBorders>
               <w:left w:val="single" w:sz="2" w:space="0" w:color="BFC7D5"/>
               <w:bottom w:val="single" w:sz="2" w:space="0" w:color="BFC7D5"/>
@@ -7117,7 +7117,7 @@
         </w:tc>
         <w:tc>
           <w:tcPr>
-            <w:tcW w:w="2108" w:type="dxa"/>
+            <w:tcW w:w="2096" w:type="dxa"/>
             <w:tcBorders>
               <w:left w:val="single" w:sz="2" w:space="0" w:color="BFC7D5"/>
               <w:bottom w:val="single" w:sz="2" w:space="0" w:color="BFC7D5"/>
@@ -7141,7 +7141,7 @@
         </w:tc>
         <w:tc>
           <w:tcPr>
-            <w:tcW w:w="5969" w:type="dxa"/>
+            <w:tcW w:w="5998" w:type="dxa"/>
             <w:tcBorders>
               <w:left w:val="single" w:sz="2" w:space="0" w:color="BFC7D5"/>
               <w:bottom w:val="single" w:sz="2" w:space="0" w:color="BFC7D5"/>
@@ -7192,7 +7192,7 @@
         </w:tc>
         <w:tc>
           <w:tcPr>
-            <w:tcW w:w="2542" w:type="dxa"/>
+            <w:tcW w:w="2525" w:type="dxa"/>
             <w:tcBorders>
               <w:left w:val="single" w:sz="2" w:space="0" w:color="BFC7D5"/>
               <w:bottom w:val="single" w:sz="2" w:space="0" w:color="BFC7D5"/>
@@ -7216,7 +7216,7 @@
         </w:tc>
         <w:tc>
           <w:tcPr>
-            <w:tcW w:w="2108" w:type="dxa"/>
+            <w:tcW w:w="2096" w:type="dxa"/>
             <w:tcBorders>
               <w:left w:val="single" w:sz="2" w:space="0" w:color="BFC7D5"/>
               <w:bottom w:val="single" w:sz="2" w:space="0" w:color="BFC7D5"/>
@@ -7240,25 +7240,25 @@
         </w:tc>
         <w:tc>
           <w:tcPr>
-            <w:tcW w:w="5969" w:type="dxa"/>
-            <w:tcBorders>
-              <w:left w:val="single" w:sz="2" w:space="0" w:color="BFC7D5"/>
-              <w:bottom w:val="single" w:sz="2" w:space="0" w:color="BFC7D5"/>
-              <w:right w:val="single" w:sz="6" w:space="0" w:color="BFC7D5"/>
-            </w:tcBorders>
-            <w:vAlign w:val="center"/>
-          </w:tcPr>
-          <w:p>
-            <w:pPr>
-              <w:pStyle w:val="TableContents"/>
-              <w:bidi w:val="0"/>
-              <w:spacing w:before="0" w:after="283"/>
-              <w:jc w:val="left"/>
-              <w:rPr/>
-            </w:pPr>
-            <w:r>
-              <w:rPr/>
-              <w:t xml:space="preserve">33 reviews (15 in 2025, 18 in 2026), 75 actions, 66 closed; rev 1.0 approved 2026-10-12 (AR-2026-003); rev 1.1 adds versions v1.0.0–v1.4.1 — approval to be confirmed — </w:t>
+            <w:tcW w:w="5998" w:type="dxa"/>
+            <w:tcBorders>
+              <w:left w:val="single" w:sz="2" w:space="0" w:color="BFC7D5"/>
+              <w:bottom w:val="single" w:sz="2" w:space="0" w:color="BFC7D5"/>
+              <w:right w:val="single" w:sz="6" w:space="0" w:color="BFC7D5"/>
+            </w:tcBorders>
+            <w:vAlign w:val="center"/>
+          </w:tcPr>
+          <w:p>
+            <w:pPr>
+              <w:pStyle w:val="TableContents"/>
+              <w:bidi w:val="0"/>
+              <w:spacing w:before="0" w:after="283"/>
+              <w:jc w:val="left"/>
+              <w:rPr/>
+            </w:pPr>
+            <w:r>
+              <w:rPr/>
+              <w:t xml:space="preserve">33 reviews (15 in 2025, 18 in 2026), 75 actions, 66 closed; rev 1.0 approved 2026-10-12 (AR-2026-003); rev 1.1 (versions v1.0.0–v1.4.1) approved 2026-10-12 (AR-2026-004) — </w:t>
             </w:r>
             <w:r>
               <w:rPr>
@@ -7297,7 +7297,7 @@
         </w:tc>
         <w:tc>
           <w:tcPr>
-            <w:tcW w:w="2542" w:type="dxa"/>
+            <w:tcW w:w="2525" w:type="dxa"/>
             <w:tcBorders>
               <w:left w:val="single" w:sz="2" w:space="0" w:color="BFC7D5"/>
               <w:bottom w:val="single" w:sz="2" w:space="0" w:color="BFC7D5"/>
@@ -7321,7 +7321,7 @@
         </w:tc>
         <w:tc>
           <w:tcPr>
-            <w:tcW w:w="2108" w:type="dxa"/>
+            <w:tcW w:w="2096" w:type="dxa"/>
             <w:tcBorders>
               <w:left w:val="single" w:sz="2" w:space="0" w:color="BFC7D5"/>
               <w:bottom w:val="single" w:sz="2" w:space="0" w:color="BFC7D5"/>
@@ -7345,25 +7345,25 @@
         </w:tc>
         <w:tc>
           <w:tcPr>
-            <w:tcW w:w="5969" w:type="dxa"/>
-            <w:tcBorders>
-              <w:left w:val="single" w:sz="2" w:space="0" w:color="BFC7D5"/>
-              <w:bottom w:val="single" w:sz="2" w:space="0" w:color="BFC7D5"/>
-              <w:right w:val="single" w:sz="6" w:space="0" w:color="BFC7D5"/>
-            </w:tcBorders>
-            <w:vAlign w:val="center"/>
-          </w:tcPr>
-          <w:p>
-            <w:pPr>
-              <w:pStyle w:val="TableContents"/>
-              <w:bidi w:val="0"/>
-              <w:spacing w:before="0" w:after="283"/>
-              <w:jc w:val="left"/>
-              <w:rPr/>
-            </w:pPr>
-            <w:r>
-              <w:rPr/>
-              <w:t>39 requirements (5 from 2025, 34 in 2026) with traceability; rev 1.0 approved 2026-10-12 (AR-2026-003); rev 1.1 adds versions v1.0.0–v1.4.1 — approval to be confirmed</w:t>
+            <w:tcW w:w="5998" w:type="dxa"/>
+            <w:tcBorders>
+              <w:left w:val="single" w:sz="2" w:space="0" w:color="BFC7D5"/>
+              <w:bottom w:val="single" w:sz="2" w:space="0" w:color="BFC7D5"/>
+              <w:right w:val="single" w:sz="6" w:space="0" w:color="BFC7D5"/>
+            </w:tcBorders>
+            <w:vAlign w:val="center"/>
+          </w:tcPr>
+          <w:p>
+            <w:pPr>
+              <w:pStyle w:val="TableContents"/>
+              <w:bidi w:val="0"/>
+              <w:spacing w:before="0" w:after="283"/>
+              <w:jc w:val="left"/>
+              <w:rPr/>
+            </w:pPr>
+            <w:r>
+              <w:rPr/>
+              <w:t>39 requirements (5 from 2025, 34 in 2026) with traceability; rev 1.0 approved 2026-10-12 (AR-2026-003); rev 1.1 (versions v1.0.0–v1.4.1) approved 2026-10-12 (AR-2026-004)</w:t>
             </w:r>
           </w:p>
         </w:tc>
@@ -7396,7 +7396,7 @@
         </w:tc>
         <w:tc>
           <w:tcPr>
-            <w:tcW w:w="2542" w:type="dxa"/>
+            <w:tcW w:w="2525" w:type="dxa"/>
             <w:tcBorders>
               <w:left w:val="single" w:sz="2" w:space="0" w:color="BFC7D5"/>
               <w:bottom w:val="single" w:sz="2" w:space="0" w:color="BFC7D5"/>
@@ -7420,7 +7420,7 @@
         </w:tc>
         <w:tc>
           <w:tcPr>
-            <w:tcW w:w="2108" w:type="dxa"/>
+            <w:tcW w:w="2096" w:type="dxa"/>
             <w:tcBorders>
               <w:left w:val="single" w:sz="2" w:space="0" w:color="BFC7D5"/>
               <w:bottom w:val="single" w:sz="2" w:space="0" w:color="BFC7D5"/>
@@ -7444,25 +7444,25 @@
         </w:tc>
         <w:tc>
           <w:tcPr>
-            <w:tcW w:w="5969" w:type="dxa"/>
-            <w:tcBorders>
-              <w:left w:val="single" w:sz="2" w:space="0" w:color="BFC7D5"/>
-              <w:bottom w:val="single" w:sz="2" w:space="0" w:color="BFC7D5"/>
-              <w:right w:val="single" w:sz="6" w:space="0" w:color="BFC7D5"/>
-            </w:tcBorders>
-            <w:vAlign w:val="center"/>
-          </w:tcPr>
-          <w:p>
-            <w:pPr>
-              <w:pStyle w:val="TableContents"/>
-              <w:bidi w:val="0"/>
-              <w:spacing w:before="0" w:after="283"/>
-              <w:jc w:val="left"/>
-              <w:rPr/>
-            </w:pPr>
-            <w:r>
-              <w:rPr/>
-              <w:t>31 NFRs + 9 from 2025, measurement history; rev 1.0 approved 2026-10-12 (AR-2026-003); rev 1.1 adds versions v1.0.0–v1.4.1 — approval to be confirmed</w:t>
+            <w:tcW w:w="5998" w:type="dxa"/>
+            <w:tcBorders>
+              <w:left w:val="single" w:sz="2" w:space="0" w:color="BFC7D5"/>
+              <w:bottom w:val="single" w:sz="2" w:space="0" w:color="BFC7D5"/>
+              <w:right w:val="single" w:sz="6" w:space="0" w:color="BFC7D5"/>
+            </w:tcBorders>
+            <w:vAlign w:val="center"/>
+          </w:tcPr>
+          <w:p>
+            <w:pPr>
+              <w:pStyle w:val="TableContents"/>
+              <w:bidi w:val="0"/>
+              <w:spacing w:before="0" w:after="283"/>
+              <w:jc w:val="left"/>
+              <w:rPr/>
+            </w:pPr>
+            <w:r>
+              <w:rPr/>
+              <w:t>31 NFRs + 9 from 2025, measurement history; rev 1.0 approved 2026-10-12 (AR-2026-003); rev 1.1 (versions v1.0.0–v1.4.1) approved 2026-10-12 (AR-2026-004)</w:t>
             </w:r>
           </w:p>
         </w:tc>
@@ -7495,7 +7495,7 @@
         </w:tc>
         <w:tc>
           <w:tcPr>
-            <w:tcW w:w="2542" w:type="dxa"/>
+            <w:tcW w:w="2525" w:type="dxa"/>
             <w:tcBorders>
               <w:left w:val="single" w:sz="2" w:space="0" w:color="BFC7D5"/>
               <w:bottom w:val="single" w:sz="6" w:space="0" w:color="BFC7D5"/>
@@ -7519,7 +7519,7 @@
         </w:tc>
         <w:tc>
           <w:tcPr>
-            <w:tcW w:w="2108" w:type="dxa"/>
+            <w:tcW w:w="2096" w:type="dxa"/>
             <w:tcBorders>
               <w:left w:val="single" w:sz="2" w:space="0" w:color="BFC7D5"/>
               <w:bottom w:val="single" w:sz="6" w:space="0" w:color="BFC7D5"/>
@@ -7543,7 +7543,7 @@
         </w:tc>
         <w:tc>
           <w:tcPr>
-            <w:tcW w:w="5969" w:type="dxa"/>
+            <w:tcW w:w="5998" w:type="dxa"/>
             <w:tcBorders>
               <w:left w:val="single" w:sz="2" w:space="0" w:color="BFC7D5"/>
               <w:bottom w:val="single" w:sz="6" w:space="0" w:color="BFC7D5"/>
@@ -7561,7 +7561,7 @@
             </w:pPr>
             <w:r>
               <w:rPr/>
-              <w:t>2025 plan vs actual, 2026 increments, forward plan; rev 1.0 approved 2026-10-12 (AR-2026-003); rev 1.1 adds versions v1.0.0–v1.4.1 — approval to be confirmed</w:t>
+              <w:t>2025 plan vs actual, 2026 increments, forward plan; rev 1.0 approved 2026-10-12 (AR-2026-003); rev 1.1 (versions v1.0.0–v1.4.1) approved 2026-10-12 (AR-2026-004)</w:t>
             </w:r>
           </w:p>
         </w:tc>
@@ -8196,7 +8196,7 @@
       </w:r>
       <w:r>
         <w:rPr/>
-        <w:t xml:space="preserve"> (AR-2026-001, AR-2026-002, AR-2026-003), </w:t>
+        <w:t xml:space="preserve"> (AR-2026-001 … AR-2026-004), </w:t>
       </w:r>
       <w:r>
         <w:rPr>

--- a/docs/qms/evidence-2026/QMS_Word/registers__REG-01_Document_Control_Register.docx
+++ b/docs/qms/evidence-2026/QMS_Word/registers__REG-01_Document_Control_Register.docx
@@ -6034,10 +6034,10 @@
         </w:tblCellMar>
       </w:tblPr>
       <w:tblGrid>
-        <w:gridCol w:w="720"/>
-        <w:gridCol w:w="2525"/>
-        <w:gridCol w:w="2096"/>
-        <w:gridCol w:w="5998"/>
+        <w:gridCol w:w="718"/>
+        <w:gridCol w:w="2512"/>
+        <w:gridCol w:w="2072"/>
+        <w:gridCol w:w="6037"/>
       </w:tblGrid>
       <w:tr>
         <w:trPr>
@@ -6045,7 +6045,7 @@
         </w:trPr>
         <w:tc>
           <w:tcPr>
-            <w:tcW w:w="720" w:type="dxa"/>
+            <w:tcW w:w="718" w:type="dxa"/>
             <w:tcBorders>
               <w:top w:val="single" w:sz="6" w:space="0" w:color="BFC7D5"/>
               <w:left w:val="single" w:sz="6" w:space="0" w:color="BFC7D5"/>
@@ -6075,7 +6075,7 @@
         </w:tc>
         <w:tc>
           <w:tcPr>
-            <w:tcW w:w="2525" w:type="dxa"/>
+            <w:tcW w:w="2512" w:type="dxa"/>
             <w:tcBorders>
               <w:top w:val="single" w:sz="6" w:space="0" w:color="BFC7D5"/>
               <w:left w:val="single" w:sz="2" w:space="0" w:color="BFC7D5"/>
@@ -6105,7 +6105,7 @@
         </w:tc>
         <w:tc>
           <w:tcPr>
-            <w:tcW w:w="2096" w:type="dxa"/>
+            <w:tcW w:w="2072" w:type="dxa"/>
             <w:tcBorders>
               <w:top w:val="single" w:sz="6" w:space="0" w:color="BFC7D5"/>
               <w:left w:val="single" w:sz="2" w:space="0" w:color="BFC7D5"/>
@@ -6135,7 +6135,7 @@
         </w:tc>
         <w:tc>
           <w:tcPr>
-            <w:tcW w:w="5998" w:type="dxa"/>
+            <w:tcW w:w="6037" w:type="dxa"/>
             <w:tcBorders>
               <w:top w:val="single" w:sz="6" w:space="0" w:color="BFC7D5"/>
               <w:left w:val="single" w:sz="2" w:space="0" w:color="BFC7D5"/>
@@ -6168,7 +6168,7 @@
         <w:trPr/>
         <w:tc>
           <w:tcPr>
-            <w:tcW w:w="720" w:type="dxa"/>
+            <w:tcW w:w="718" w:type="dxa"/>
             <w:tcBorders>
               <w:left w:val="single" w:sz="6" w:space="0" w:color="BFC7D5"/>
               <w:bottom w:val="single" w:sz="2" w:space="0" w:color="BFC7D5"/>
@@ -6192,7 +6192,7 @@
         </w:tc>
         <w:tc>
           <w:tcPr>
-            <w:tcW w:w="2525" w:type="dxa"/>
+            <w:tcW w:w="2512" w:type="dxa"/>
             <w:tcBorders>
               <w:left w:val="single" w:sz="2" w:space="0" w:color="BFC7D5"/>
               <w:bottom w:val="single" w:sz="2" w:space="0" w:color="BFC7D5"/>
@@ -6216,7 +6216,7 @@
         </w:tc>
         <w:tc>
           <w:tcPr>
-            <w:tcW w:w="2096" w:type="dxa"/>
+            <w:tcW w:w="2072" w:type="dxa"/>
             <w:tcBorders>
               <w:left w:val="single" w:sz="2" w:space="0" w:color="BFC7D5"/>
               <w:bottom w:val="single" w:sz="2" w:space="0" w:color="BFC7D5"/>
@@ -6240,7 +6240,7 @@
         </w:tc>
         <w:tc>
           <w:tcPr>
-            <w:tcW w:w="5998" w:type="dxa"/>
+            <w:tcW w:w="6037" w:type="dxa"/>
             <w:tcBorders>
               <w:left w:val="single" w:sz="2" w:space="0" w:color="BFC7D5"/>
               <w:bottom w:val="single" w:sz="2" w:space="0" w:color="BFC7D5"/>
@@ -6267,7 +6267,7 @@
         <w:trPr/>
         <w:tc>
           <w:tcPr>
-            <w:tcW w:w="720" w:type="dxa"/>
+            <w:tcW w:w="718" w:type="dxa"/>
             <w:tcBorders>
               <w:left w:val="single" w:sz="6" w:space="0" w:color="BFC7D5"/>
               <w:bottom w:val="single" w:sz="2" w:space="0" w:color="BFC7D5"/>
@@ -6291,7 +6291,7 @@
         </w:tc>
         <w:tc>
           <w:tcPr>
-            <w:tcW w:w="2525" w:type="dxa"/>
+            <w:tcW w:w="2512" w:type="dxa"/>
             <w:tcBorders>
               <w:left w:val="single" w:sz="2" w:space="0" w:color="BFC7D5"/>
               <w:bottom w:val="single" w:sz="2" w:space="0" w:color="BFC7D5"/>
@@ -6315,7 +6315,7 @@
         </w:tc>
         <w:tc>
           <w:tcPr>
-            <w:tcW w:w="2096" w:type="dxa"/>
+            <w:tcW w:w="2072" w:type="dxa"/>
             <w:tcBorders>
               <w:left w:val="single" w:sz="2" w:space="0" w:color="BFC7D5"/>
               <w:bottom w:val="single" w:sz="2" w:space="0" w:color="BFC7D5"/>
@@ -6339,7 +6339,7 @@
         </w:tc>
         <w:tc>
           <w:tcPr>
-            <w:tcW w:w="5998" w:type="dxa"/>
+            <w:tcW w:w="6037" w:type="dxa"/>
             <w:tcBorders>
               <w:left w:val="single" w:sz="2" w:space="0" w:color="BFC7D5"/>
               <w:bottom w:val="single" w:sz="2" w:space="0" w:color="BFC7D5"/>
@@ -6376,7 +6376,7 @@
         <w:trPr/>
         <w:tc>
           <w:tcPr>
-            <w:tcW w:w="720" w:type="dxa"/>
+            <w:tcW w:w="718" w:type="dxa"/>
             <w:tcBorders>
               <w:left w:val="single" w:sz="6" w:space="0" w:color="BFC7D5"/>
               <w:bottom w:val="single" w:sz="2" w:space="0" w:color="BFC7D5"/>
@@ -6400,7 +6400,7 @@
         </w:tc>
         <w:tc>
           <w:tcPr>
-            <w:tcW w:w="2525" w:type="dxa"/>
+            <w:tcW w:w="2512" w:type="dxa"/>
             <w:tcBorders>
               <w:left w:val="single" w:sz="2" w:space="0" w:color="BFC7D5"/>
               <w:bottom w:val="single" w:sz="2" w:space="0" w:color="BFC7D5"/>
@@ -6424,7 +6424,7 @@
         </w:tc>
         <w:tc>
           <w:tcPr>
-            <w:tcW w:w="2096" w:type="dxa"/>
+            <w:tcW w:w="2072" w:type="dxa"/>
             <w:tcBorders>
               <w:left w:val="single" w:sz="2" w:space="0" w:color="BFC7D5"/>
               <w:bottom w:val="single" w:sz="2" w:space="0" w:color="BFC7D5"/>
@@ -6448,7 +6448,7 @@
         </w:tc>
         <w:tc>
           <w:tcPr>
-            <w:tcW w:w="5998" w:type="dxa"/>
+            <w:tcW w:w="6037" w:type="dxa"/>
             <w:tcBorders>
               <w:left w:val="single" w:sz="2" w:space="0" w:color="BFC7D5"/>
               <w:bottom w:val="single" w:sz="2" w:space="0" w:color="BFC7D5"/>
@@ -6475,7 +6475,7 @@
         <w:trPr/>
         <w:tc>
           <w:tcPr>
-            <w:tcW w:w="720" w:type="dxa"/>
+            <w:tcW w:w="718" w:type="dxa"/>
             <w:tcBorders>
               <w:left w:val="single" w:sz="6" w:space="0" w:color="BFC7D5"/>
               <w:bottom w:val="single" w:sz="2" w:space="0" w:color="BFC7D5"/>
@@ -6499,7 +6499,7 @@
         </w:tc>
         <w:tc>
           <w:tcPr>
-            <w:tcW w:w="2525" w:type="dxa"/>
+            <w:tcW w:w="2512" w:type="dxa"/>
             <w:tcBorders>
               <w:left w:val="single" w:sz="2" w:space="0" w:color="BFC7D5"/>
               <w:bottom w:val="single" w:sz="2" w:space="0" w:color="BFC7D5"/>
@@ -6523,7 +6523,7 @@
         </w:tc>
         <w:tc>
           <w:tcPr>
-            <w:tcW w:w="2096" w:type="dxa"/>
+            <w:tcW w:w="2072" w:type="dxa"/>
             <w:tcBorders>
               <w:left w:val="single" w:sz="2" w:space="0" w:color="BFC7D5"/>
               <w:bottom w:val="single" w:sz="2" w:space="0" w:color="BFC7D5"/>
@@ -6547,7 +6547,7 @@
         </w:tc>
         <w:tc>
           <w:tcPr>
-            <w:tcW w:w="5998" w:type="dxa"/>
+            <w:tcW w:w="6037" w:type="dxa"/>
             <w:tcBorders>
               <w:left w:val="single" w:sz="2" w:space="0" w:color="BFC7D5"/>
               <w:bottom w:val="single" w:sz="2" w:space="0" w:color="BFC7D5"/>
@@ -6574,7 +6574,7 @@
         <w:trPr/>
         <w:tc>
           <w:tcPr>
-            <w:tcW w:w="720" w:type="dxa"/>
+            <w:tcW w:w="718" w:type="dxa"/>
             <w:tcBorders>
               <w:left w:val="single" w:sz="6" w:space="0" w:color="BFC7D5"/>
               <w:bottom w:val="single" w:sz="2" w:space="0" w:color="BFC7D5"/>
@@ -6598,7 +6598,7 @@
         </w:tc>
         <w:tc>
           <w:tcPr>
-            <w:tcW w:w="2525" w:type="dxa"/>
+            <w:tcW w:w="2512" w:type="dxa"/>
             <w:tcBorders>
               <w:left w:val="single" w:sz="2" w:space="0" w:color="BFC7D5"/>
               <w:bottom w:val="single" w:sz="2" w:space="0" w:color="BFC7D5"/>
@@ -6622,7 +6622,7 @@
         </w:tc>
         <w:tc>
           <w:tcPr>
-            <w:tcW w:w="2096" w:type="dxa"/>
+            <w:tcW w:w="2072" w:type="dxa"/>
             <w:tcBorders>
               <w:left w:val="single" w:sz="2" w:space="0" w:color="BFC7D5"/>
               <w:bottom w:val="single" w:sz="2" w:space="0" w:color="BFC7D5"/>
@@ -6646,7 +6646,7 @@
         </w:tc>
         <w:tc>
           <w:tcPr>
-            <w:tcW w:w="5998" w:type="dxa"/>
+            <w:tcW w:w="6037" w:type="dxa"/>
             <w:tcBorders>
               <w:left w:val="single" w:sz="2" w:space="0" w:color="BFC7D5"/>
               <w:bottom w:val="single" w:sz="2" w:space="0" w:color="BFC7D5"/>
@@ -6673,7 +6673,7 @@
         <w:trPr/>
         <w:tc>
           <w:tcPr>
-            <w:tcW w:w="720" w:type="dxa"/>
+            <w:tcW w:w="718" w:type="dxa"/>
             <w:tcBorders>
               <w:left w:val="single" w:sz="6" w:space="0" w:color="BFC7D5"/>
               <w:bottom w:val="single" w:sz="2" w:space="0" w:color="BFC7D5"/>
@@ -6697,7 +6697,7 @@
         </w:tc>
         <w:tc>
           <w:tcPr>
-            <w:tcW w:w="2525" w:type="dxa"/>
+            <w:tcW w:w="2512" w:type="dxa"/>
             <w:tcBorders>
               <w:left w:val="single" w:sz="2" w:space="0" w:color="BFC7D5"/>
               <w:bottom w:val="single" w:sz="2" w:space="0" w:color="BFC7D5"/>
@@ -6721,7 +6721,7 @@
         </w:tc>
         <w:tc>
           <w:tcPr>
-            <w:tcW w:w="2096" w:type="dxa"/>
+            <w:tcW w:w="2072" w:type="dxa"/>
             <w:tcBorders>
               <w:left w:val="single" w:sz="2" w:space="0" w:color="BFC7D5"/>
               <w:bottom w:val="single" w:sz="2" w:space="0" w:color="BFC7D5"/>
@@ -6745,7 +6745,7 @@
         </w:tc>
         <w:tc>
           <w:tcPr>
-            <w:tcW w:w="5998" w:type="dxa"/>
+            <w:tcW w:w="6037" w:type="dxa"/>
             <w:tcBorders>
               <w:left w:val="single" w:sz="2" w:space="0" w:color="BFC7D5"/>
               <w:bottom w:val="single" w:sz="2" w:space="0" w:color="BFC7D5"/>
@@ -6772,7 +6772,7 @@
         <w:trPr/>
         <w:tc>
           <w:tcPr>
-            <w:tcW w:w="720" w:type="dxa"/>
+            <w:tcW w:w="718" w:type="dxa"/>
             <w:tcBorders>
               <w:left w:val="single" w:sz="6" w:space="0" w:color="BFC7D5"/>
               <w:bottom w:val="single" w:sz="2" w:space="0" w:color="BFC7D5"/>
@@ -6796,7 +6796,7 @@
         </w:tc>
         <w:tc>
           <w:tcPr>
-            <w:tcW w:w="2525" w:type="dxa"/>
+            <w:tcW w:w="2512" w:type="dxa"/>
             <w:tcBorders>
               <w:left w:val="single" w:sz="2" w:space="0" w:color="BFC7D5"/>
               <w:bottom w:val="single" w:sz="2" w:space="0" w:color="BFC7D5"/>
@@ -6820,7 +6820,7 @@
         </w:tc>
         <w:tc>
           <w:tcPr>
-            <w:tcW w:w="2096" w:type="dxa"/>
+            <w:tcW w:w="2072" w:type="dxa"/>
             <w:tcBorders>
               <w:left w:val="single" w:sz="2" w:space="0" w:color="BFC7D5"/>
               <w:bottom w:val="single" w:sz="2" w:space="0" w:color="BFC7D5"/>
@@ -6844,7 +6844,7 @@
         </w:tc>
         <w:tc>
           <w:tcPr>
-            <w:tcW w:w="5998" w:type="dxa"/>
+            <w:tcW w:w="6037" w:type="dxa"/>
             <w:tcBorders>
               <w:left w:val="single" w:sz="2" w:space="0" w:color="BFC7D5"/>
               <w:bottom w:val="single" w:sz="2" w:space="0" w:color="BFC7D5"/>
@@ -6871,7 +6871,7 @@
         <w:trPr/>
         <w:tc>
           <w:tcPr>
-            <w:tcW w:w="720" w:type="dxa"/>
+            <w:tcW w:w="718" w:type="dxa"/>
             <w:tcBorders>
               <w:left w:val="single" w:sz="6" w:space="0" w:color="BFC7D5"/>
               <w:bottom w:val="single" w:sz="2" w:space="0" w:color="BFC7D5"/>
@@ -6895,7 +6895,7 @@
         </w:tc>
         <w:tc>
           <w:tcPr>
-            <w:tcW w:w="2525" w:type="dxa"/>
+            <w:tcW w:w="2512" w:type="dxa"/>
             <w:tcBorders>
               <w:left w:val="single" w:sz="2" w:space="0" w:color="BFC7D5"/>
               <w:bottom w:val="single" w:sz="2" w:space="0" w:color="BFC7D5"/>
@@ -6919,7 +6919,7 @@
         </w:tc>
         <w:tc>
           <w:tcPr>
-            <w:tcW w:w="2096" w:type="dxa"/>
+            <w:tcW w:w="2072" w:type="dxa"/>
             <w:tcBorders>
               <w:left w:val="single" w:sz="2" w:space="0" w:color="BFC7D5"/>
               <w:bottom w:val="single" w:sz="2" w:space="0" w:color="BFC7D5"/>
@@ -6943,7 +6943,7 @@
         </w:tc>
         <w:tc>
           <w:tcPr>
-            <w:tcW w:w="5998" w:type="dxa"/>
+            <w:tcW w:w="6037" w:type="dxa"/>
             <w:tcBorders>
               <w:left w:val="single" w:sz="2" w:space="0" w:color="BFC7D5"/>
               <w:bottom w:val="single" w:sz="2" w:space="0" w:color="BFC7D5"/>
@@ -6970,7 +6970,7 @@
         <w:trPr/>
         <w:tc>
           <w:tcPr>
-            <w:tcW w:w="720" w:type="dxa"/>
+            <w:tcW w:w="718" w:type="dxa"/>
             <w:tcBorders>
               <w:left w:val="single" w:sz="6" w:space="0" w:color="BFC7D5"/>
               <w:bottom w:val="single" w:sz="2" w:space="0" w:color="BFC7D5"/>
@@ -6994,7 +6994,7 @@
         </w:tc>
         <w:tc>
           <w:tcPr>
-            <w:tcW w:w="2525" w:type="dxa"/>
+            <w:tcW w:w="2512" w:type="dxa"/>
             <w:tcBorders>
               <w:left w:val="single" w:sz="2" w:space="0" w:color="BFC7D5"/>
               <w:bottom w:val="single" w:sz="2" w:space="0" w:color="BFC7D5"/>
@@ -7018,7 +7018,7 @@
         </w:tc>
         <w:tc>
           <w:tcPr>
-            <w:tcW w:w="2096" w:type="dxa"/>
+            <w:tcW w:w="2072" w:type="dxa"/>
             <w:tcBorders>
               <w:left w:val="single" w:sz="2" w:space="0" w:color="BFC7D5"/>
               <w:bottom w:val="single" w:sz="2" w:space="0" w:color="BFC7D5"/>
@@ -7042,7 +7042,7 @@
         </w:tc>
         <w:tc>
           <w:tcPr>
-            <w:tcW w:w="5998" w:type="dxa"/>
+            <w:tcW w:w="6037" w:type="dxa"/>
             <w:tcBorders>
               <w:left w:val="single" w:sz="2" w:space="0" w:color="BFC7D5"/>
               <w:bottom w:val="single" w:sz="2" w:space="0" w:color="BFC7D5"/>
@@ -7069,7 +7069,7 @@
         <w:trPr/>
         <w:tc>
           <w:tcPr>
-            <w:tcW w:w="720" w:type="dxa"/>
+            <w:tcW w:w="718" w:type="dxa"/>
             <w:tcBorders>
               <w:left w:val="single" w:sz="6" w:space="0" w:color="BFC7D5"/>
               <w:bottom w:val="single" w:sz="2" w:space="0" w:color="BFC7D5"/>
@@ -7093,7 +7093,7 @@
         </w:tc>
         <w:tc>
           <w:tcPr>
-            <w:tcW w:w="2525" w:type="dxa"/>
+            <w:tcW w:w="2512" w:type="dxa"/>
             <w:tcBorders>
               <w:left w:val="single" w:sz="2" w:space="0" w:color="BFC7D5"/>
               <w:bottom w:val="single" w:sz="2" w:space="0" w:color="BFC7D5"/>
@@ -7117,7 +7117,7 @@
         </w:tc>
         <w:tc>
           <w:tcPr>
-            <w:tcW w:w="2096" w:type="dxa"/>
+            <w:tcW w:w="2072" w:type="dxa"/>
             <w:tcBorders>
               <w:left w:val="single" w:sz="2" w:space="0" w:color="BFC7D5"/>
               <w:bottom w:val="single" w:sz="2" w:space="0" w:color="BFC7D5"/>
@@ -7141,7 +7141,7 @@
         </w:tc>
         <w:tc>
           <w:tcPr>
-            <w:tcW w:w="5998" w:type="dxa"/>
+            <w:tcW w:w="6037" w:type="dxa"/>
             <w:tcBorders>
               <w:left w:val="single" w:sz="2" w:space="0" w:color="BFC7D5"/>
               <w:bottom w:val="single" w:sz="2" w:space="0" w:color="BFC7D5"/>
@@ -7168,7 +7168,7 @@
         <w:trPr/>
         <w:tc>
           <w:tcPr>
-            <w:tcW w:w="720" w:type="dxa"/>
+            <w:tcW w:w="718" w:type="dxa"/>
             <w:tcBorders>
               <w:left w:val="single" w:sz="6" w:space="0" w:color="BFC7D5"/>
               <w:bottom w:val="single" w:sz="2" w:space="0" w:color="BFC7D5"/>
@@ -7192,7 +7192,7 @@
         </w:tc>
         <w:tc>
           <w:tcPr>
-            <w:tcW w:w="2525" w:type="dxa"/>
+            <w:tcW w:w="2512" w:type="dxa"/>
             <w:tcBorders>
               <w:left w:val="single" w:sz="2" w:space="0" w:color="BFC7D5"/>
               <w:bottom w:val="single" w:sz="2" w:space="0" w:color="BFC7D5"/>
@@ -7216,7 +7216,7 @@
         </w:tc>
         <w:tc>
           <w:tcPr>
-            <w:tcW w:w="2096" w:type="dxa"/>
+            <w:tcW w:w="2072" w:type="dxa"/>
             <w:tcBorders>
               <w:left w:val="single" w:sz="2" w:space="0" w:color="BFC7D5"/>
               <w:bottom w:val="single" w:sz="2" w:space="0" w:color="BFC7D5"/>
@@ -7240,7 +7240,7 @@
         </w:tc>
         <w:tc>
           <w:tcPr>
-            <w:tcW w:w="5998" w:type="dxa"/>
+            <w:tcW w:w="6037" w:type="dxa"/>
             <w:tcBorders>
               <w:left w:val="single" w:sz="2" w:space="0" w:color="BFC7D5"/>
               <w:bottom w:val="single" w:sz="2" w:space="0" w:color="BFC7D5"/>
@@ -7273,7 +7273,7 @@
         <w:trPr/>
         <w:tc>
           <w:tcPr>
-            <w:tcW w:w="720" w:type="dxa"/>
+            <w:tcW w:w="718" w:type="dxa"/>
             <w:tcBorders>
               <w:left w:val="single" w:sz="6" w:space="0" w:color="BFC7D5"/>
               <w:bottom w:val="single" w:sz="2" w:space="0" w:color="BFC7D5"/>
@@ -7297,7 +7297,7 @@
         </w:tc>
         <w:tc>
           <w:tcPr>
-            <w:tcW w:w="2525" w:type="dxa"/>
+            <w:tcW w:w="2512" w:type="dxa"/>
             <w:tcBorders>
               <w:left w:val="single" w:sz="2" w:space="0" w:color="BFC7D5"/>
               <w:bottom w:val="single" w:sz="2" w:space="0" w:color="BFC7D5"/>
@@ -7321,7 +7321,7 @@
         </w:tc>
         <w:tc>
           <w:tcPr>
-            <w:tcW w:w="2096" w:type="dxa"/>
+            <w:tcW w:w="2072" w:type="dxa"/>
             <w:tcBorders>
               <w:left w:val="single" w:sz="2" w:space="0" w:color="BFC7D5"/>
               <w:bottom w:val="single" w:sz="2" w:space="0" w:color="BFC7D5"/>
@@ -7345,7 +7345,7 @@
         </w:tc>
         <w:tc>
           <w:tcPr>
-            <w:tcW w:w="5998" w:type="dxa"/>
+            <w:tcW w:w="6037" w:type="dxa"/>
             <w:tcBorders>
               <w:left w:val="single" w:sz="2" w:space="0" w:color="BFC7D5"/>
               <w:bottom w:val="single" w:sz="2" w:space="0" w:color="BFC7D5"/>
@@ -7372,7 +7372,7 @@
         <w:trPr/>
         <w:tc>
           <w:tcPr>
-            <w:tcW w:w="720" w:type="dxa"/>
+            <w:tcW w:w="718" w:type="dxa"/>
             <w:tcBorders>
               <w:left w:val="single" w:sz="6" w:space="0" w:color="BFC7D5"/>
               <w:bottom w:val="single" w:sz="2" w:space="0" w:color="BFC7D5"/>
@@ -7396,7 +7396,7 @@
         </w:tc>
         <w:tc>
           <w:tcPr>
-            <w:tcW w:w="2525" w:type="dxa"/>
+            <w:tcW w:w="2512" w:type="dxa"/>
             <w:tcBorders>
               <w:left w:val="single" w:sz="2" w:space="0" w:color="BFC7D5"/>
               <w:bottom w:val="single" w:sz="2" w:space="0" w:color="BFC7D5"/>
@@ -7420,7 +7420,7 @@
         </w:tc>
         <w:tc>
           <w:tcPr>
-            <w:tcW w:w="2096" w:type="dxa"/>
+            <w:tcW w:w="2072" w:type="dxa"/>
             <w:tcBorders>
               <w:left w:val="single" w:sz="2" w:space="0" w:color="BFC7D5"/>
               <w:bottom w:val="single" w:sz="2" w:space="0" w:color="BFC7D5"/>
@@ -7444,7 +7444,7 @@
         </w:tc>
         <w:tc>
           <w:tcPr>
-            <w:tcW w:w="5998" w:type="dxa"/>
+            <w:tcW w:w="6037" w:type="dxa"/>
             <w:tcBorders>
               <w:left w:val="single" w:sz="2" w:space="0" w:color="BFC7D5"/>
               <w:bottom w:val="single" w:sz="2" w:space="0" w:color="BFC7D5"/>
@@ -7471,7 +7471,526 @@
         <w:trPr/>
         <w:tc>
           <w:tcPr>
-            <w:tcW w:w="720" w:type="dxa"/>
+            <w:tcW w:w="718" w:type="dxa"/>
+            <w:tcBorders>
+              <w:left w:val="single" w:sz="6" w:space="0" w:color="BFC7D5"/>
+              <w:bottom w:val="single" w:sz="2" w:space="0" w:color="BFC7D5"/>
+              <w:right w:val="single" w:sz="6" w:space="0" w:color="BFC7D5"/>
+            </w:tcBorders>
+            <w:vAlign w:val="center"/>
+          </w:tcPr>
+          <w:p>
+            <w:pPr>
+              <w:pStyle w:val="TableContents"/>
+              <w:bidi w:val="0"/>
+              <w:spacing w:before="0" w:after="283"/>
+              <w:jc w:val="left"/>
+              <w:rPr/>
+            </w:pPr>
+            <w:r>
+              <w:rPr/>
+              <w:t>EM26-22</w:t>
+            </w:r>
+          </w:p>
+        </w:tc>
+        <w:tc>
+          <w:tcPr>
+            <w:tcW w:w="2512" w:type="dxa"/>
+            <w:tcBorders>
+              <w:left w:val="single" w:sz="2" w:space="0" w:color="BFC7D5"/>
+              <w:bottom w:val="single" w:sz="2" w:space="0" w:color="BFC7D5"/>
+              <w:right w:val="single" w:sz="6" w:space="0" w:color="BFC7D5"/>
+            </w:tcBorders>
+            <w:vAlign w:val="center"/>
+          </w:tcPr>
+          <w:p>
+            <w:pPr>
+              <w:pStyle w:val="TableContents"/>
+              <w:bidi w:val="0"/>
+              <w:spacing w:before="0" w:after="283"/>
+              <w:jc w:val="left"/>
+              <w:rPr/>
+            </w:pPr>
+            <w:r>
+              <w:rPr/>
+              <w:t>Product Roadmap 2025 → 2027 (Excel)</w:t>
+            </w:r>
+          </w:p>
+        </w:tc>
+        <w:tc>
+          <w:tcPr>
+            <w:tcW w:w="2072" w:type="dxa"/>
+            <w:tcBorders>
+              <w:left w:val="single" w:sz="2" w:space="0" w:color="BFC7D5"/>
+              <w:bottom w:val="single" w:sz="2" w:space="0" w:color="BFC7D5"/>
+              <w:right w:val="single" w:sz="6" w:space="0" w:color="BFC7D5"/>
+            </w:tcBorders>
+            <w:vAlign w:val="center"/>
+          </w:tcPr>
+          <w:p>
+            <w:pPr>
+              <w:pStyle w:val="TableContents"/>
+              <w:bidi w:val="0"/>
+              <w:spacing w:before="0" w:after="283"/>
+              <w:jc w:val="left"/>
+              <w:rPr/>
+            </w:pPr>
+            <w:r>
+              <w:rPr/>
+              <w:t>EchoMind Project Lead (Alexander Peter)</w:t>
+            </w:r>
+          </w:p>
+        </w:tc>
+        <w:tc>
+          <w:tcPr>
+            <w:tcW w:w="6037" w:type="dxa"/>
+            <w:tcBorders>
+              <w:left w:val="single" w:sz="2" w:space="0" w:color="BFC7D5"/>
+              <w:bottom w:val="single" w:sz="2" w:space="0" w:color="BFC7D5"/>
+              <w:right w:val="single" w:sz="6" w:space="0" w:color="BFC7D5"/>
+            </w:tcBorders>
+            <w:vAlign w:val="center"/>
+          </w:tcPr>
+          <w:p>
+            <w:pPr>
+              <w:pStyle w:val="TableContents"/>
+              <w:bidi w:val="0"/>
+              <w:spacing w:before="0" w:after="283"/>
+              <w:jc w:val="left"/>
+              <w:rPr/>
+            </w:pPr>
+            <w:r>
+              <w:rPr/>
+              <w:t>2025 plan vs actual, 2026 increments, forward plan; rev 1.0 approved 2026-10-12 (AR-2026-003); rev 1.1 (versions v1.0.0–v1.4.1) approved 2026-10-12 (AR-2026-004)</w:t>
+            </w:r>
+          </w:p>
+        </w:tc>
+      </w:tr>
+      <w:tr>
+        <w:trPr/>
+        <w:tc>
+          <w:tcPr>
+            <w:tcW w:w="718" w:type="dxa"/>
+            <w:tcBorders>
+              <w:left w:val="single" w:sz="6" w:space="0" w:color="BFC7D5"/>
+              <w:bottom w:val="single" w:sz="2" w:space="0" w:color="BFC7D5"/>
+              <w:right w:val="single" w:sz="6" w:space="0" w:color="BFC7D5"/>
+            </w:tcBorders>
+            <w:vAlign w:val="center"/>
+          </w:tcPr>
+          <w:p>
+            <w:pPr>
+              <w:pStyle w:val="TableContents"/>
+              <w:bidi w:val="0"/>
+              <w:spacing w:before="0" w:after="283"/>
+              <w:jc w:val="left"/>
+              <w:rPr/>
+            </w:pPr>
+            <w:r>
+              <w:rPr/>
+              <w:t>EM26-23</w:t>
+            </w:r>
+          </w:p>
+        </w:tc>
+        <w:tc>
+          <w:tcPr>
+            <w:tcW w:w="2512" w:type="dxa"/>
+            <w:tcBorders>
+              <w:left w:val="single" w:sz="2" w:space="0" w:color="BFC7D5"/>
+              <w:bottom w:val="single" w:sz="2" w:space="0" w:color="BFC7D5"/>
+              <w:right w:val="single" w:sz="6" w:space="0" w:color="BFC7D5"/>
+            </w:tcBorders>
+            <w:vAlign w:val="center"/>
+          </w:tcPr>
+          <w:p>
+            <w:pPr>
+              <w:pStyle w:val="TableContents"/>
+              <w:bidi w:val="0"/>
+              <w:spacing w:before="0" w:after="283"/>
+              <w:jc w:val="left"/>
+              <w:rPr/>
+            </w:pPr>
+            <w:r>
+              <w:rPr/>
+              <w:t>Project Plan — EchoMind Enterprise</w:t>
+            </w:r>
+          </w:p>
+        </w:tc>
+        <w:tc>
+          <w:tcPr>
+            <w:tcW w:w="2072" w:type="dxa"/>
+            <w:tcBorders>
+              <w:left w:val="single" w:sz="2" w:space="0" w:color="BFC7D5"/>
+              <w:bottom w:val="single" w:sz="2" w:space="0" w:color="BFC7D5"/>
+              <w:right w:val="single" w:sz="6" w:space="0" w:color="BFC7D5"/>
+            </w:tcBorders>
+            <w:vAlign w:val="center"/>
+          </w:tcPr>
+          <w:p>
+            <w:pPr>
+              <w:pStyle w:val="TableContents"/>
+              <w:bidi w:val="0"/>
+              <w:spacing w:before="0" w:after="283"/>
+              <w:jc w:val="left"/>
+              <w:rPr/>
+            </w:pPr>
+            <w:r>
+              <w:rPr/>
+              <w:t>Lead Engineer (Richard Watson Stephen Amudha)</w:t>
+            </w:r>
+          </w:p>
+        </w:tc>
+        <w:tc>
+          <w:tcPr>
+            <w:tcW w:w="6037" w:type="dxa"/>
+            <w:tcBorders>
+              <w:left w:val="single" w:sz="2" w:space="0" w:color="BFC7D5"/>
+              <w:bottom w:val="single" w:sz="2" w:space="0" w:color="BFC7D5"/>
+              <w:right w:val="single" w:sz="6" w:space="0" w:color="BFC7D5"/>
+            </w:tcBorders>
+            <w:vAlign w:val="center"/>
+          </w:tcPr>
+          <w:p>
+            <w:pPr>
+              <w:pStyle w:val="TableContents"/>
+              <w:bidi w:val="0"/>
+              <w:spacing w:before="0" w:after="283"/>
+              <w:jc w:val="left"/>
+              <w:rPr/>
+            </w:pPr>
+            <w:r>
+              <w:rPr/>
+              <w:t xml:space="preserve">1.0 approved 2026-10-13 (AR-2026-005) — </w:t>
+            </w:r>
+            <w:r>
+              <w:rPr>
+                <w:rStyle w:val="SourceText"/>
+              </w:rPr>
+              <w:t>docs/EchoMind_Audit_2026-10-14_Project2/02_Project_Plan/</w:t>
+            </w:r>
+          </w:p>
+        </w:tc>
+      </w:tr>
+      <w:tr>
+        <w:trPr/>
+        <w:tc>
+          <w:tcPr>
+            <w:tcW w:w="718" w:type="dxa"/>
+            <w:tcBorders>
+              <w:left w:val="single" w:sz="6" w:space="0" w:color="BFC7D5"/>
+              <w:bottom w:val="single" w:sz="2" w:space="0" w:color="BFC7D5"/>
+              <w:right w:val="single" w:sz="6" w:space="0" w:color="BFC7D5"/>
+            </w:tcBorders>
+            <w:vAlign w:val="center"/>
+          </w:tcPr>
+          <w:p>
+            <w:pPr>
+              <w:pStyle w:val="TableContents"/>
+              <w:bidi w:val="0"/>
+              <w:spacing w:before="0" w:after="283"/>
+              <w:jc w:val="left"/>
+              <w:rPr/>
+            </w:pPr>
+            <w:r>
+              <w:rPr/>
+              <w:t>EM26-24</w:t>
+            </w:r>
+          </w:p>
+        </w:tc>
+        <w:tc>
+          <w:tcPr>
+            <w:tcW w:w="2512" w:type="dxa"/>
+            <w:tcBorders>
+              <w:left w:val="single" w:sz="2" w:space="0" w:color="BFC7D5"/>
+              <w:bottom w:val="single" w:sz="2" w:space="0" w:color="BFC7D5"/>
+              <w:right w:val="single" w:sz="6" w:space="0" w:color="BFC7D5"/>
+            </w:tcBorders>
+            <w:vAlign w:val="center"/>
+          </w:tcPr>
+          <w:p>
+            <w:pPr>
+              <w:pStyle w:val="TableContents"/>
+              <w:bidi w:val="0"/>
+              <w:spacing w:before="0" w:after="283"/>
+              <w:jc w:val="left"/>
+              <w:rPr/>
+            </w:pPr>
+            <w:r>
+              <w:rPr/>
+              <w:t>Test Plan — EchoMind Enterprise</w:t>
+            </w:r>
+          </w:p>
+        </w:tc>
+        <w:tc>
+          <w:tcPr>
+            <w:tcW w:w="2072" w:type="dxa"/>
+            <w:tcBorders>
+              <w:left w:val="single" w:sz="2" w:space="0" w:color="BFC7D5"/>
+              <w:bottom w:val="single" w:sz="2" w:space="0" w:color="BFC7D5"/>
+              <w:right w:val="single" w:sz="6" w:space="0" w:color="BFC7D5"/>
+            </w:tcBorders>
+            <w:vAlign w:val="center"/>
+          </w:tcPr>
+          <w:p>
+            <w:pPr>
+              <w:pStyle w:val="TableContents"/>
+              <w:bidi w:val="0"/>
+              <w:spacing w:before="0" w:after="283"/>
+              <w:jc w:val="left"/>
+              <w:rPr/>
+            </w:pPr>
+            <w:r>
+              <w:rPr/>
+              <w:t>Lead Engineer (Richard Watson Stephen Amudha)</w:t>
+            </w:r>
+          </w:p>
+        </w:tc>
+        <w:tc>
+          <w:tcPr>
+            <w:tcW w:w="6037" w:type="dxa"/>
+            <w:tcBorders>
+              <w:left w:val="single" w:sz="2" w:space="0" w:color="BFC7D5"/>
+              <w:bottom w:val="single" w:sz="2" w:space="0" w:color="BFC7D5"/>
+              <w:right w:val="single" w:sz="6" w:space="0" w:color="BFC7D5"/>
+            </w:tcBorders>
+            <w:vAlign w:val="center"/>
+          </w:tcPr>
+          <w:p>
+            <w:pPr>
+              <w:pStyle w:val="TableContents"/>
+              <w:bidi w:val="0"/>
+              <w:spacing w:before="0" w:after="283"/>
+              <w:jc w:val="left"/>
+              <w:rPr/>
+            </w:pPr>
+            <w:r>
+              <w:rPr/>
+              <w:t xml:space="preserve">1.0 approved 2026-10-13 (AR-2026-005) — </w:t>
+            </w:r>
+            <w:r>
+              <w:rPr>
+                <w:rStyle w:val="SourceText"/>
+              </w:rPr>
+              <w:t>…/08_Test_Plan_and_Test_Cases/</w:t>
+            </w:r>
+          </w:p>
+        </w:tc>
+      </w:tr>
+      <w:tr>
+        <w:trPr/>
+        <w:tc>
+          <w:tcPr>
+            <w:tcW w:w="718" w:type="dxa"/>
+            <w:tcBorders>
+              <w:left w:val="single" w:sz="6" w:space="0" w:color="BFC7D5"/>
+              <w:bottom w:val="single" w:sz="2" w:space="0" w:color="BFC7D5"/>
+              <w:right w:val="single" w:sz="6" w:space="0" w:color="BFC7D5"/>
+            </w:tcBorders>
+            <w:vAlign w:val="center"/>
+          </w:tcPr>
+          <w:p>
+            <w:pPr>
+              <w:pStyle w:val="TableContents"/>
+              <w:bidi w:val="0"/>
+              <w:spacing w:before="0" w:after="283"/>
+              <w:jc w:val="left"/>
+              <w:rPr/>
+            </w:pPr>
+            <w:r>
+              <w:rPr/>
+              <w:t>EM26-25</w:t>
+            </w:r>
+          </w:p>
+        </w:tc>
+        <w:tc>
+          <w:tcPr>
+            <w:tcW w:w="2512" w:type="dxa"/>
+            <w:tcBorders>
+              <w:left w:val="single" w:sz="2" w:space="0" w:color="BFC7D5"/>
+              <w:bottom w:val="single" w:sz="2" w:space="0" w:color="BFC7D5"/>
+              <w:right w:val="single" w:sz="6" w:space="0" w:color="BFC7D5"/>
+            </w:tcBorders>
+            <w:vAlign w:val="center"/>
+          </w:tcPr>
+          <w:p>
+            <w:pPr>
+              <w:pStyle w:val="TableContents"/>
+              <w:bidi w:val="0"/>
+              <w:spacing w:before="0" w:after="283"/>
+              <w:jc w:val="left"/>
+              <w:rPr/>
+            </w:pPr>
+            <w:r>
+              <w:rPr/>
+              <w:t>Release Notes v1.0.0 → v1.4.1</w:t>
+            </w:r>
+          </w:p>
+        </w:tc>
+        <w:tc>
+          <w:tcPr>
+            <w:tcW w:w="2072" w:type="dxa"/>
+            <w:tcBorders>
+              <w:left w:val="single" w:sz="2" w:space="0" w:color="BFC7D5"/>
+              <w:bottom w:val="single" w:sz="2" w:space="0" w:color="BFC7D5"/>
+              <w:right w:val="single" w:sz="6" w:space="0" w:color="BFC7D5"/>
+            </w:tcBorders>
+            <w:vAlign w:val="center"/>
+          </w:tcPr>
+          <w:p>
+            <w:pPr>
+              <w:pStyle w:val="TableContents"/>
+              <w:bidi w:val="0"/>
+              <w:spacing w:before="0" w:after="283"/>
+              <w:jc w:val="left"/>
+              <w:rPr/>
+            </w:pPr>
+            <w:r>
+              <w:rPr/>
+              <w:t>Lead Engineer (Richard Watson Stephen Amudha)</w:t>
+            </w:r>
+          </w:p>
+        </w:tc>
+        <w:tc>
+          <w:tcPr>
+            <w:tcW w:w="6037" w:type="dxa"/>
+            <w:tcBorders>
+              <w:left w:val="single" w:sz="2" w:space="0" w:color="BFC7D5"/>
+              <w:bottom w:val="single" w:sz="2" w:space="0" w:color="BFC7D5"/>
+              <w:right w:val="single" w:sz="6" w:space="0" w:color="BFC7D5"/>
+            </w:tcBorders>
+            <w:vAlign w:val="center"/>
+          </w:tcPr>
+          <w:p>
+            <w:pPr>
+              <w:pStyle w:val="TableContents"/>
+              <w:bidi w:val="0"/>
+              <w:spacing w:before="0" w:after="283"/>
+              <w:jc w:val="left"/>
+              <w:rPr/>
+            </w:pPr>
+            <w:r>
+              <w:rPr/>
+              <w:t xml:space="preserve">1.0 approved 2026-10-13 (AR-2026-005) — </w:t>
+            </w:r>
+            <w:r>
+              <w:rPr>
+                <w:rStyle w:val="SourceText"/>
+              </w:rPr>
+              <w:t>…/11_Release_Notes/</w:t>
+            </w:r>
+          </w:p>
+        </w:tc>
+      </w:tr>
+      <w:tr>
+        <w:trPr/>
+        <w:tc>
+          <w:tcPr>
+            <w:tcW w:w="718" w:type="dxa"/>
+            <w:tcBorders>
+              <w:left w:val="single" w:sz="6" w:space="0" w:color="BFC7D5"/>
+              <w:bottom w:val="single" w:sz="2" w:space="0" w:color="BFC7D5"/>
+              <w:right w:val="single" w:sz="6" w:space="0" w:color="BFC7D5"/>
+            </w:tcBorders>
+            <w:vAlign w:val="center"/>
+          </w:tcPr>
+          <w:p>
+            <w:pPr>
+              <w:pStyle w:val="TableContents"/>
+              <w:bidi w:val="0"/>
+              <w:spacing w:before="0" w:after="283"/>
+              <w:jc w:val="left"/>
+              <w:rPr/>
+            </w:pPr>
+            <w:r>
+              <w:rPr/>
+              <w:t>EM26-26</w:t>
+            </w:r>
+          </w:p>
+        </w:tc>
+        <w:tc>
+          <w:tcPr>
+            <w:tcW w:w="2512" w:type="dxa"/>
+            <w:tcBorders>
+              <w:left w:val="single" w:sz="2" w:space="0" w:color="BFC7D5"/>
+              <w:bottom w:val="single" w:sz="2" w:space="0" w:color="BFC7D5"/>
+              <w:right w:val="single" w:sz="6" w:space="0" w:color="BFC7D5"/>
+            </w:tcBorders>
+            <w:vAlign w:val="center"/>
+          </w:tcPr>
+          <w:p>
+            <w:pPr>
+              <w:pStyle w:val="TableContents"/>
+              <w:bidi w:val="0"/>
+              <w:spacing w:before="0" w:after="283"/>
+              <w:jc w:val="left"/>
+              <w:rPr/>
+            </w:pPr>
+            <w:r>
+              <w:rPr/>
+              <w:t>New Use Cases — EchoMind Enterprise</w:t>
+            </w:r>
+          </w:p>
+        </w:tc>
+        <w:tc>
+          <w:tcPr>
+            <w:tcW w:w="2072" w:type="dxa"/>
+            <w:tcBorders>
+              <w:left w:val="single" w:sz="2" w:space="0" w:color="BFC7D5"/>
+              <w:bottom w:val="single" w:sz="2" w:space="0" w:color="BFC7D5"/>
+              <w:right w:val="single" w:sz="6" w:space="0" w:color="BFC7D5"/>
+            </w:tcBorders>
+            <w:vAlign w:val="center"/>
+          </w:tcPr>
+          <w:p>
+            <w:pPr>
+              <w:pStyle w:val="TableContents"/>
+              <w:bidi w:val="0"/>
+              <w:spacing w:before="0" w:after="283"/>
+              <w:jc w:val="left"/>
+              <w:rPr/>
+            </w:pPr>
+            <w:r>
+              <w:rPr/>
+              <w:t>EchoMind Project Lead (Alexander Peter)</w:t>
+            </w:r>
+          </w:p>
+        </w:tc>
+        <w:tc>
+          <w:tcPr>
+            <w:tcW w:w="6037" w:type="dxa"/>
+            <w:tcBorders>
+              <w:left w:val="single" w:sz="2" w:space="0" w:color="BFC7D5"/>
+              <w:bottom w:val="single" w:sz="2" w:space="0" w:color="BFC7D5"/>
+              <w:right w:val="single" w:sz="6" w:space="0" w:color="BFC7D5"/>
+            </w:tcBorders>
+            <w:vAlign w:val="center"/>
+          </w:tcPr>
+          <w:p>
+            <w:pPr>
+              <w:pStyle w:val="TableContents"/>
+              <w:bidi w:val="0"/>
+              <w:spacing w:before="0" w:after="283"/>
+              <w:jc w:val="left"/>
+              <w:rPr/>
+            </w:pPr>
+            <w:r>
+              <w:rPr/>
+              <w:t xml:space="preserve">1.0 approved 2026-10-13 (AR-2026-005) — </w:t>
+            </w:r>
+            <w:r>
+              <w:rPr>
+                <w:rStyle w:val="SourceText"/>
+              </w:rPr>
+              <w:t>…/13_New_Use_Case_EchoMind/</w:t>
+            </w:r>
+          </w:p>
+        </w:tc>
+      </w:tr>
+      <w:tr>
+        <w:trPr/>
+        <w:tc>
+          <w:tcPr>
+            <w:tcW w:w="718" w:type="dxa"/>
             <w:tcBorders>
               <w:left w:val="single" w:sz="6" w:space="0" w:color="BFC7D5"/>
               <w:bottom w:val="single" w:sz="6" w:space="0" w:color="BFC7D5"/>
@@ -7489,13 +8008,13 @@
             </w:pPr>
             <w:r>
               <w:rPr/>
-              <w:t>EM26-22</w:t>
-            </w:r>
-          </w:p>
-        </w:tc>
-        <w:tc>
-          <w:tcPr>
-            <w:tcW w:w="2525" w:type="dxa"/>
+              <w:t>EM26-27</w:t>
+            </w:r>
+          </w:p>
+        </w:tc>
+        <w:tc>
+          <w:tcPr>
+            <w:tcW w:w="2512" w:type="dxa"/>
             <w:tcBorders>
               <w:left w:val="single" w:sz="2" w:space="0" w:color="BFC7D5"/>
               <w:bottom w:val="single" w:sz="6" w:space="0" w:color="BFC7D5"/>
@@ -7513,13 +8032,13 @@
             </w:pPr>
             <w:r>
               <w:rPr/>
-              <w:t>Product Roadmap 2025 → 2027 (Excel)</w:t>
-            </w:r>
-          </w:p>
-        </w:tc>
-        <w:tc>
-          <w:tcPr>
-            <w:tcW w:w="2096" w:type="dxa"/>
+              <w:t>Client Communication Log</w:t>
+            </w:r>
+          </w:p>
+        </w:tc>
+        <w:tc>
+          <w:tcPr>
+            <w:tcW w:w="2072" w:type="dxa"/>
             <w:tcBorders>
               <w:left w:val="single" w:sz="2" w:space="0" w:color="BFC7D5"/>
               <w:bottom w:val="single" w:sz="6" w:space="0" w:color="BFC7D5"/>
@@ -7543,7 +8062,7 @@
         </w:tc>
         <w:tc>
           <w:tcPr>
-            <w:tcW w:w="5998" w:type="dxa"/>
+            <w:tcW w:w="6037" w:type="dxa"/>
             <w:tcBorders>
               <w:left w:val="single" w:sz="2" w:space="0" w:color="BFC7D5"/>
               <w:bottom w:val="single" w:sz="6" w:space="0" w:color="BFC7D5"/>
@@ -7561,7 +8080,13 @@
             </w:pPr>
             <w:r>
               <w:rPr/>
-              <w:t>2025 plan vs actual, 2026 increments, forward plan; rev 1.0 approved 2026-10-12 (AR-2026-003); rev 1.1 (versions v1.0.0–v1.4.1) approved 2026-10-12 (AR-2026-004)</w:t>
+              <w:t xml:space="preserve">1.0 approved 2026-10-13 (AR-2026-005) — </w:t>
+            </w:r>
+            <w:r>
+              <w:rPr>
+                <w:rStyle w:val="SourceText"/>
+              </w:rPr>
+              <w:t>…/03_Communication_with_Client/</w:t>
             </w:r>
           </w:p>
         </w:tc>
@@ -8196,7 +8721,7 @@
       </w:r>
       <w:r>
         <w:rPr/>
-        <w:t xml:space="preserve"> (AR-2026-001 … AR-2026-004), </w:t>
+        <w:t xml:space="preserve"> (AR-2026-001 … AR-2026-005), </w:t>
       </w:r>
       <w:r>
         <w:rPr>

--- a/docs/qms/evidence-2026/QMS_Word/registers__REG-01_Document_Control_Register.docx
+++ b/docs/qms/evidence-2026/QMS_Word/registers__REG-01_Document_Control_Register.docx
@@ -6034,10 +6034,10 @@
         </w:tblCellMar>
       </w:tblPr>
       <w:tblGrid>
-        <w:gridCol w:w="718"/>
-        <w:gridCol w:w="2512"/>
-        <w:gridCol w:w="2072"/>
-        <w:gridCol w:w="6037"/>
+        <w:gridCol w:w="717"/>
+        <w:gridCol w:w="2497"/>
+        <w:gridCol w:w="2061"/>
+        <w:gridCol w:w="6064"/>
       </w:tblGrid>
       <w:tr>
         <w:trPr>
@@ -6045,7 +6045,7 @@
         </w:trPr>
         <w:tc>
           <w:tcPr>
-            <w:tcW w:w="718" w:type="dxa"/>
+            <w:tcW w:w="717" w:type="dxa"/>
             <w:tcBorders>
               <w:top w:val="single" w:sz="6" w:space="0" w:color="BFC7D5"/>
               <w:left w:val="single" w:sz="6" w:space="0" w:color="BFC7D5"/>
@@ -6075,7 +6075,7 @@
         </w:tc>
         <w:tc>
           <w:tcPr>
-            <w:tcW w:w="2512" w:type="dxa"/>
+            <w:tcW w:w="2497" w:type="dxa"/>
             <w:tcBorders>
               <w:top w:val="single" w:sz="6" w:space="0" w:color="BFC7D5"/>
               <w:left w:val="single" w:sz="2" w:space="0" w:color="BFC7D5"/>
@@ -6105,7 +6105,7 @@
         </w:tc>
         <w:tc>
           <w:tcPr>
-            <w:tcW w:w="2072" w:type="dxa"/>
+            <w:tcW w:w="2061" w:type="dxa"/>
             <w:tcBorders>
               <w:top w:val="single" w:sz="6" w:space="0" w:color="BFC7D5"/>
               <w:left w:val="single" w:sz="2" w:space="0" w:color="BFC7D5"/>
@@ -6135,7 +6135,7 @@
         </w:tc>
         <w:tc>
           <w:tcPr>
-            <w:tcW w:w="6037" w:type="dxa"/>
+            <w:tcW w:w="6064" w:type="dxa"/>
             <w:tcBorders>
               <w:top w:val="single" w:sz="6" w:space="0" w:color="BFC7D5"/>
               <w:left w:val="single" w:sz="2" w:space="0" w:color="BFC7D5"/>
@@ -6168,7 +6168,7 @@
         <w:trPr/>
         <w:tc>
           <w:tcPr>
-            <w:tcW w:w="718" w:type="dxa"/>
+            <w:tcW w:w="717" w:type="dxa"/>
             <w:tcBorders>
               <w:left w:val="single" w:sz="6" w:space="0" w:color="BFC7D5"/>
               <w:bottom w:val="single" w:sz="2" w:space="0" w:color="BFC7D5"/>
@@ -6192,7 +6192,7 @@
         </w:tc>
         <w:tc>
           <w:tcPr>
-            <w:tcW w:w="2512" w:type="dxa"/>
+            <w:tcW w:w="2497" w:type="dxa"/>
             <w:tcBorders>
               <w:left w:val="single" w:sz="2" w:space="0" w:color="BFC7D5"/>
               <w:bottom w:val="single" w:sz="2" w:space="0" w:color="BFC7D5"/>
@@ -6216,7 +6216,7 @@
         </w:tc>
         <w:tc>
           <w:tcPr>
-            <w:tcW w:w="2072" w:type="dxa"/>
+            <w:tcW w:w="2061" w:type="dxa"/>
             <w:tcBorders>
               <w:left w:val="single" w:sz="2" w:space="0" w:color="BFC7D5"/>
               <w:bottom w:val="single" w:sz="2" w:space="0" w:color="BFC7D5"/>
@@ -6240,7 +6240,7 @@
         </w:tc>
         <w:tc>
           <w:tcPr>
-            <w:tcW w:w="6037" w:type="dxa"/>
+            <w:tcW w:w="6064" w:type="dxa"/>
             <w:tcBorders>
               <w:left w:val="single" w:sz="2" w:space="0" w:color="BFC7D5"/>
               <w:bottom w:val="single" w:sz="2" w:space="0" w:color="BFC7D5"/>
@@ -6267,7 +6267,7 @@
         <w:trPr/>
         <w:tc>
           <w:tcPr>
-            <w:tcW w:w="718" w:type="dxa"/>
+            <w:tcW w:w="717" w:type="dxa"/>
             <w:tcBorders>
               <w:left w:val="single" w:sz="6" w:space="0" w:color="BFC7D5"/>
               <w:bottom w:val="single" w:sz="2" w:space="0" w:color="BFC7D5"/>
@@ -6291,7 +6291,7 @@
         </w:tc>
         <w:tc>
           <w:tcPr>
-            <w:tcW w:w="2512" w:type="dxa"/>
+            <w:tcW w:w="2497" w:type="dxa"/>
             <w:tcBorders>
               <w:left w:val="single" w:sz="2" w:space="0" w:color="BFC7D5"/>
               <w:bottom w:val="single" w:sz="2" w:space="0" w:color="BFC7D5"/>
@@ -6315,7 +6315,7 @@
         </w:tc>
         <w:tc>
           <w:tcPr>
-            <w:tcW w:w="2072" w:type="dxa"/>
+            <w:tcW w:w="2061" w:type="dxa"/>
             <w:tcBorders>
               <w:left w:val="single" w:sz="2" w:space="0" w:color="BFC7D5"/>
               <w:bottom w:val="single" w:sz="2" w:space="0" w:color="BFC7D5"/>
@@ -6339,7 +6339,7 @@
         </w:tc>
         <w:tc>
           <w:tcPr>
-            <w:tcW w:w="6037" w:type="dxa"/>
+            <w:tcW w:w="6064" w:type="dxa"/>
             <w:tcBorders>
               <w:left w:val="single" w:sz="2" w:space="0" w:color="BFC7D5"/>
               <w:bottom w:val="single" w:sz="2" w:space="0" w:color="BFC7D5"/>
@@ -6376,7 +6376,7 @@
         <w:trPr/>
         <w:tc>
           <w:tcPr>
-            <w:tcW w:w="718" w:type="dxa"/>
+            <w:tcW w:w="717" w:type="dxa"/>
             <w:tcBorders>
               <w:left w:val="single" w:sz="6" w:space="0" w:color="BFC7D5"/>
               <w:bottom w:val="single" w:sz="2" w:space="0" w:color="BFC7D5"/>
@@ -6400,7 +6400,7 @@
         </w:tc>
         <w:tc>
           <w:tcPr>
-            <w:tcW w:w="2512" w:type="dxa"/>
+            <w:tcW w:w="2497" w:type="dxa"/>
             <w:tcBorders>
               <w:left w:val="single" w:sz="2" w:space="0" w:color="BFC7D5"/>
               <w:bottom w:val="single" w:sz="2" w:space="0" w:color="BFC7D5"/>
@@ -6424,7 +6424,7 @@
         </w:tc>
         <w:tc>
           <w:tcPr>
-            <w:tcW w:w="2072" w:type="dxa"/>
+            <w:tcW w:w="2061" w:type="dxa"/>
             <w:tcBorders>
               <w:left w:val="single" w:sz="2" w:space="0" w:color="BFC7D5"/>
               <w:bottom w:val="single" w:sz="2" w:space="0" w:color="BFC7D5"/>
@@ -6448,7 +6448,7 @@
         </w:tc>
         <w:tc>
           <w:tcPr>
-            <w:tcW w:w="6037" w:type="dxa"/>
+            <w:tcW w:w="6064" w:type="dxa"/>
             <w:tcBorders>
               <w:left w:val="single" w:sz="2" w:space="0" w:color="BFC7D5"/>
               <w:bottom w:val="single" w:sz="2" w:space="0" w:color="BFC7D5"/>
@@ -6475,7 +6475,7 @@
         <w:trPr/>
         <w:tc>
           <w:tcPr>
-            <w:tcW w:w="718" w:type="dxa"/>
+            <w:tcW w:w="717" w:type="dxa"/>
             <w:tcBorders>
               <w:left w:val="single" w:sz="6" w:space="0" w:color="BFC7D5"/>
               <w:bottom w:val="single" w:sz="2" w:space="0" w:color="BFC7D5"/>
@@ -6499,7 +6499,7 @@
         </w:tc>
         <w:tc>
           <w:tcPr>
-            <w:tcW w:w="2512" w:type="dxa"/>
+            <w:tcW w:w="2497" w:type="dxa"/>
             <w:tcBorders>
               <w:left w:val="single" w:sz="2" w:space="0" w:color="BFC7D5"/>
               <w:bottom w:val="single" w:sz="2" w:space="0" w:color="BFC7D5"/>
@@ -6523,7 +6523,7 @@
         </w:tc>
         <w:tc>
           <w:tcPr>
-            <w:tcW w:w="2072" w:type="dxa"/>
+            <w:tcW w:w="2061" w:type="dxa"/>
             <w:tcBorders>
               <w:left w:val="single" w:sz="2" w:space="0" w:color="BFC7D5"/>
               <w:bottom w:val="single" w:sz="2" w:space="0" w:color="BFC7D5"/>
@@ -6547,7 +6547,7 @@
         </w:tc>
         <w:tc>
           <w:tcPr>
-            <w:tcW w:w="6037" w:type="dxa"/>
+            <w:tcW w:w="6064" w:type="dxa"/>
             <w:tcBorders>
               <w:left w:val="single" w:sz="2" w:space="0" w:color="BFC7D5"/>
               <w:bottom w:val="single" w:sz="2" w:space="0" w:color="BFC7D5"/>
@@ -6574,7 +6574,7 @@
         <w:trPr/>
         <w:tc>
           <w:tcPr>
-            <w:tcW w:w="718" w:type="dxa"/>
+            <w:tcW w:w="717" w:type="dxa"/>
             <w:tcBorders>
               <w:left w:val="single" w:sz="6" w:space="0" w:color="BFC7D5"/>
               <w:bottom w:val="single" w:sz="2" w:space="0" w:color="BFC7D5"/>
@@ -6598,7 +6598,7 @@
         </w:tc>
         <w:tc>
           <w:tcPr>
-            <w:tcW w:w="2512" w:type="dxa"/>
+            <w:tcW w:w="2497" w:type="dxa"/>
             <w:tcBorders>
               <w:left w:val="single" w:sz="2" w:space="0" w:color="BFC7D5"/>
               <w:bottom w:val="single" w:sz="2" w:space="0" w:color="BFC7D5"/>
@@ -6622,7 +6622,7 @@
         </w:tc>
         <w:tc>
           <w:tcPr>
-            <w:tcW w:w="2072" w:type="dxa"/>
+            <w:tcW w:w="2061" w:type="dxa"/>
             <w:tcBorders>
               <w:left w:val="single" w:sz="2" w:space="0" w:color="BFC7D5"/>
               <w:bottom w:val="single" w:sz="2" w:space="0" w:color="BFC7D5"/>
@@ -6646,7 +6646,7 @@
         </w:tc>
         <w:tc>
           <w:tcPr>
-            <w:tcW w:w="6037" w:type="dxa"/>
+            <w:tcW w:w="6064" w:type="dxa"/>
             <w:tcBorders>
               <w:left w:val="single" w:sz="2" w:space="0" w:color="BFC7D5"/>
               <w:bottom w:val="single" w:sz="2" w:space="0" w:color="BFC7D5"/>
@@ -6673,7 +6673,7 @@
         <w:trPr/>
         <w:tc>
           <w:tcPr>
-            <w:tcW w:w="718" w:type="dxa"/>
+            <w:tcW w:w="717" w:type="dxa"/>
             <w:tcBorders>
               <w:left w:val="single" w:sz="6" w:space="0" w:color="BFC7D5"/>
               <w:bottom w:val="single" w:sz="2" w:space="0" w:color="BFC7D5"/>
@@ -6697,7 +6697,7 @@
         </w:tc>
         <w:tc>
           <w:tcPr>
-            <w:tcW w:w="2512" w:type="dxa"/>
+            <w:tcW w:w="2497" w:type="dxa"/>
             <w:tcBorders>
               <w:left w:val="single" w:sz="2" w:space="0" w:color="BFC7D5"/>
               <w:bottom w:val="single" w:sz="2" w:space="0" w:color="BFC7D5"/>
@@ -6721,7 +6721,7 @@
         </w:tc>
         <w:tc>
           <w:tcPr>
-            <w:tcW w:w="2072" w:type="dxa"/>
+            <w:tcW w:w="2061" w:type="dxa"/>
             <w:tcBorders>
               <w:left w:val="single" w:sz="2" w:space="0" w:color="BFC7D5"/>
               <w:bottom w:val="single" w:sz="2" w:space="0" w:color="BFC7D5"/>
@@ -6745,7 +6745,7 @@
         </w:tc>
         <w:tc>
           <w:tcPr>
-            <w:tcW w:w="6037" w:type="dxa"/>
+            <w:tcW w:w="6064" w:type="dxa"/>
             <w:tcBorders>
               <w:left w:val="single" w:sz="2" w:space="0" w:color="BFC7D5"/>
               <w:bottom w:val="single" w:sz="2" w:space="0" w:color="BFC7D5"/>
@@ -6772,7 +6772,7 @@
         <w:trPr/>
         <w:tc>
           <w:tcPr>
-            <w:tcW w:w="718" w:type="dxa"/>
+            <w:tcW w:w="717" w:type="dxa"/>
             <w:tcBorders>
               <w:left w:val="single" w:sz="6" w:space="0" w:color="BFC7D5"/>
               <w:bottom w:val="single" w:sz="2" w:space="0" w:color="BFC7D5"/>
@@ -6796,7 +6796,7 @@
         </w:tc>
         <w:tc>
           <w:tcPr>
-            <w:tcW w:w="2512" w:type="dxa"/>
+            <w:tcW w:w="2497" w:type="dxa"/>
             <w:tcBorders>
               <w:left w:val="single" w:sz="2" w:space="0" w:color="BFC7D5"/>
               <w:bottom w:val="single" w:sz="2" w:space="0" w:color="BFC7D5"/>
@@ -6820,7 +6820,7 @@
         </w:tc>
         <w:tc>
           <w:tcPr>
-            <w:tcW w:w="2072" w:type="dxa"/>
+            <w:tcW w:w="2061" w:type="dxa"/>
             <w:tcBorders>
               <w:left w:val="single" w:sz="2" w:space="0" w:color="BFC7D5"/>
               <w:bottom w:val="single" w:sz="2" w:space="0" w:color="BFC7D5"/>
@@ -6844,7 +6844,7 @@
         </w:tc>
         <w:tc>
           <w:tcPr>
-            <w:tcW w:w="6037" w:type="dxa"/>
+            <w:tcW w:w="6064" w:type="dxa"/>
             <w:tcBorders>
               <w:left w:val="single" w:sz="2" w:space="0" w:color="BFC7D5"/>
               <w:bottom w:val="single" w:sz="2" w:space="0" w:color="BFC7D5"/>
@@ -6871,7 +6871,7 @@
         <w:trPr/>
         <w:tc>
           <w:tcPr>
-            <w:tcW w:w="718" w:type="dxa"/>
+            <w:tcW w:w="717" w:type="dxa"/>
             <w:tcBorders>
               <w:left w:val="single" w:sz="6" w:space="0" w:color="BFC7D5"/>
               <w:bottom w:val="single" w:sz="2" w:space="0" w:color="BFC7D5"/>
@@ -6895,7 +6895,7 @@
         </w:tc>
         <w:tc>
           <w:tcPr>
-            <w:tcW w:w="2512" w:type="dxa"/>
+            <w:tcW w:w="2497" w:type="dxa"/>
             <w:tcBorders>
               <w:left w:val="single" w:sz="2" w:space="0" w:color="BFC7D5"/>
               <w:bottom w:val="single" w:sz="2" w:space="0" w:color="BFC7D5"/>
@@ -6919,7 +6919,7 @@
         </w:tc>
         <w:tc>
           <w:tcPr>
-            <w:tcW w:w="2072" w:type="dxa"/>
+            <w:tcW w:w="2061" w:type="dxa"/>
             <w:tcBorders>
               <w:left w:val="single" w:sz="2" w:space="0" w:color="BFC7D5"/>
               <w:bottom w:val="single" w:sz="2" w:space="0" w:color="BFC7D5"/>
@@ -6943,7 +6943,7 @@
         </w:tc>
         <w:tc>
           <w:tcPr>
-            <w:tcW w:w="6037" w:type="dxa"/>
+            <w:tcW w:w="6064" w:type="dxa"/>
             <w:tcBorders>
               <w:left w:val="single" w:sz="2" w:space="0" w:color="BFC7D5"/>
               <w:bottom w:val="single" w:sz="2" w:space="0" w:color="BFC7D5"/>
@@ -6970,7 +6970,7 @@
         <w:trPr/>
         <w:tc>
           <w:tcPr>
-            <w:tcW w:w="718" w:type="dxa"/>
+            <w:tcW w:w="717" w:type="dxa"/>
             <w:tcBorders>
               <w:left w:val="single" w:sz="6" w:space="0" w:color="BFC7D5"/>
               <w:bottom w:val="single" w:sz="2" w:space="0" w:color="BFC7D5"/>
@@ -6994,7 +6994,7 @@
         </w:tc>
         <w:tc>
           <w:tcPr>
-            <w:tcW w:w="2512" w:type="dxa"/>
+            <w:tcW w:w="2497" w:type="dxa"/>
             <w:tcBorders>
               <w:left w:val="single" w:sz="2" w:space="0" w:color="BFC7D5"/>
               <w:bottom w:val="single" w:sz="2" w:space="0" w:color="BFC7D5"/>
@@ -7018,7 +7018,7 @@
         </w:tc>
         <w:tc>
           <w:tcPr>
-            <w:tcW w:w="2072" w:type="dxa"/>
+            <w:tcW w:w="2061" w:type="dxa"/>
             <w:tcBorders>
               <w:left w:val="single" w:sz="2" w:space="0" w:color="BFC7D5"/>
               <w:bottom w:val="single" w:sz="2" w:space="0" w:color="BFC7D5"/>
@@ -7042,7 +7042,7 @@
         </w:tc>
         <w:tc>
           <w:tcPr>
-            <w:tcW w:w="6037" w:type="dxa"/>
+            <w:tcW w:w="6064" w:type="dxa"/>
             <w:tcBorders>
               <w:left w:val="single" w:sz="2" w:space="0" w:color="BFC7D5"/>
               <w:bottom w:val="single" w:sz="2" w:space="0" w:color="BFC7D5"/>
@@ -7069,7 +7069,7 @@
         <w:trPr/>
         <w:tc>
           <w:tcPr>
-            <w:tcW w:w="718" w:type="dxa"/>
+            <w:tcW w:w="717" w:type="dxa"/>
             <w:tcBorders>
               <w:left w:val="single" w:sz="6" w:space="0" w:color="BFC7D5"/>
               <w:bottom w:val="single" w:sz="2" w:space="0" w:color="BFC7D5"/>
@@ -7093,7 +7093,7 @@
         </w:tc>
         <w:tc>
           <w:tcPr>
-            <w:tcW w:w="2512" w:type="dxa"/>
+            <w:tcW w:w="2497" w:type="dxa"/>
             <w:tcBorders>
               <w:left w:val="single" w:sz="2" w:space="0" w:color="BFC7D5"/>
               <w:bottom w:val="single" w:sz="2" w:space="0" w:color="BFC7D5"/>
@@ -7117,7 +7117,7 @@
         </w:tc>
         <w:tc>
           <w:tcPr>
-            <w:tcW w:w="2072" w:type="dxa"/>
+            <w:tcW w:w="2061" w:type="dxa"/>
             <w:tcBorders>
               <w:left w:val="single" w:sz="2" w:space="0" w:color="BFC7D5"/>
               <w:bottom w:val="single" w:sz="2" w:space="0" w:color="BFC7D5"/>
@@ -7141,7 +7141,7 @@
         </w:tc>
         <w:tc>
           <w:tcPr>
-            <w:tcW w:w="6037" w:type="dxa"/>
+            <w:tcW w:w="6064" w:type="dxa"/>
             <w:tcBorders>
               <w:left w:val="single" w:sz="2" w:space="0" w:color="BFC7D5"/>
               <w:bottom w:val="single" w:sz="2" w:space="0" w:color="BFC7D5"/>
@@ -7168,7 +7168,7 @@
         <w:trPr/>
         <w:tc>
           <w:tcPr>
-            <w:tcW w:w="718" w:type="dxa"/>
+            <w:tcW w:w="717" w:type="dxa"/>
             <w:tcBorders>
               <w:left w:val="single" w:sz="6" w:space="0" w:color="BFC7D5"/>
               <w:bottom w:val="single" w:sz="2" w:space="0" w:color="BFC7D5"/>
@@ -7192,7 +7192,7 @@
         </w:tc>
         <w:tc>
           <w:tcPr>
-            <w:tcW w:w="2512" w:type="dxa"/>
+            <w:tcW w:w="2497" w:type="dxa"/>
             <w:tcBorders>
               <w:left w:val="single" w:sz="2" w:space="0" w:color="BFC7D5"/>
               <w:bottom w:val="single" w:sz="2" w:space="0" w:color="BFC7D5"/>
@@ -7216,7 +7216,7 @@
         </w:tc>
         <w:tc>
           <w:tcPr>
-            <w:tcW w:w="2072" w:type="dxa"/>
+            <w:tcW w:w="2061" w:type="dxa"/>
             <w:tcBorders>
               <w:left w:val="single" w:sz="2" w:space="0" w:color="BFC7D5"/>
               <w:bottom w:val="single" w:sz="2" w:space="0" w:color="BFC7D5"/>
@@ -7240,7 +7240,7 @@
         </w:tc>
         <w:tc>
           <w:tcPr>
-            <w:tcW w:w="6037" w:type="dxa"/>
+            <w:tcW w:w="6064" w:type="dxa"/>
             <w:tcBorders>
               <w:left w:val="single" w:sz="2" w:space="0" w:color="BFC7D5"/>
               <w:bottom w:val="single" w:sz="2" w:space="0" w:color="BFC7D5"/>
@@ -7273,7 +7273,7 @@
         <w:trPr/>
         <w:tc>
           <w:tcPr>
-            <w:tcW w:w="718" w:type="dxa"/>
+            <w:tcW w:w="717" w:type="dxa"/>
             <w:tcBorders>
               <w:left w:val="single" w:sz="6" w:space="0" w:color="BFC7D5"/>
               <w:bottom w:val="single" w:sz="2" w:space="0" w:color="BFC7D5"/>
@@ -7297,7 +7297,7 @@
         </w:tc>
         <w:tc>
           <w:tcPr>
-            <w:tcW w:w="2512" w:type="dxa"/>
+            <w:tcW w:w="2497" w:type="dxa"/>
             <w:tcBorders>
               <w:left w:val="single" w:sz="2" w:space="0" w:color="BFC7D5"/>
               <w:bottom w:val="single" w:sz="2" w:space="0" w:color="BFC7D5"/>
@@ -7321,7 +7321,7 @@
         </w:tc>
         <w:tc>
           <w:tcPr>
-            <w:tcW w:w="2072" w:type="dxa"/>
+            <w:tcW w:w="2061" w:type="dxa"/>
             <w:tcBorders>
               <w:left w:val="single" w:sz="2" w:space="0" w:color="BFC7D5"/>
               <w:bottom w:val="single" w:sz="2" w:space="0" w:color="BFC7D5"/>
@@ -7345,7 +7345,7 @@
         </w:tc>
         <w:tc>
           <w:tcPr>
-            <w:tcW w:w="6037" w:type="dxa"/>
+            <w:tcW w:w="6064" w:type="dxa"/>
             <w:tcBorders>
               <w:left w:val="single" w:sz="2" w:space="0" w:color="BFC7D5"/>
               <w:bottom w:val="single" w:sz="2" w:space="0" w:color="BFC7D5"/>
@@ -7372,7 +7372,7 @@
         <w:trPr/>
         <w:tc>
           <w:tcPr>
-            <w:tcW w:w="718" w:type="dxa"/>
+            <w:tcW w:w="717" w:type="dxa"/>
             <w:tcBorders>
               <w:left w:val="single" w:sz="6" w:space="0" w:color="BFC7D5"/>
               <w:bottom w:val="single" w:sz="2" w:space="0" w:color="BFC7D5"/>
@@ -7396,7 +7396,7 @@
         </w:tc>
         <w:tc>
           <w:tcPr>
-            <w:tcW w:w="2512" w:type="dxa"/>
+            <w:tcW w:w="2497" w:type="dxa"/>
             <w:tcBorders>
               <w:left w:val="single" w:sz="2" w:space="0" w:color="BFC7D5"/>
               <w:bottom w:val="single" w:sz="2" w:space="0" w:color="BFC7D5"/>
@@ -7420,7 +7420,7 @@
         </w:tc>
         <w:tc>
           <w:tcPr>
-            <w:tcW w:w="2072" w:type="dxa"/>
+            <w:tcW w:w="2061" w:type="dxa"/>
             <w:tcBorders>
               <w:left w:val="single" w:sz="2" w:space="0" w:color="BFC7D5"/>
               <w:bottom w:val="single" w:sz="2" w:space="0" w:color="BFC7D5"/>
@@ -7444,7 +7444,7 @@
         </w:tc>
         <w:tc>
           <w:tcPr>
-            <w:tcW w:w="6037" w:type="dxa"/>
+            <w:tcW w:w="6064" w:type="dxa"/>
             <w:tcBorders>
               <w:left w:val="single" w:sz="2" w:space="0" w:color="BFC7D5"/>
               <w:bottom w:val="single" w:sz="2" w:space="0" w:color="BFC7D5"/>
@@ -7471,7 +7471,7 @@
         <w:trPr/>
         <w:tc>
           <w:tcPr>
-            <w:tcW w:w="718" w:type="dxa"/>
+            <w:tcW w:w="717" w:type="dxa"/>
             <w:tcBorders>
               <w:left w:val="single" w:sz="6" w:space="0" w:color="BFC7D5"/>
               <w:bottom w:val="single" w:sz="2" w:space="0" w:color="BFC7D5"/>
@@ -7495,7 +7495,7 @@
         </w:tc>
         <w:tc>
           <w:tcPr>
-            <w:tcW w:w="2512" w:type="dxa"/>
+            <w:tcW w:w="2497" w:type="dxa"/>
             <w:tcBorders>
               <w:left w:val="single" w:sz="2" w:space="0" w:color="BFC7D5"/>
               <w:bottom w:val="single" w:sz="2" w:space="0" w:color="BFC7D5"/>
@@ -7519,7 +7519,7 @@
         </w:tc>
         <w:tc>
           <w:tcPr>
-            <w:tcW w:w="2072" w:type="dxa"/>
+            <w:tcW w:w="2061" w:type="dxa"/>
             <w:tcBorders>
               <w:left w:val="single" w:sz="2" w:space="0" w:color="BFC7D5"/>
               <w:bottom w:val="single" w:sz="2" w:space="0" w:color="BFC7D5"/>
@@ -7543,7 +7543,7 @@
         </w:tc>
         <w:tc>
           <w:tcPr>
-            <w:tcW w:w="6037" w:type="dxa"/>
+            <w:tcW w:w="6064" w:type="dxa"/>
             <w:tcBorders>
               <w:left w:val="single" w:sz="2" w:space="0" w:color="BFC7D5"/>
               <w:bottom w:val="single" w:sz="2" w:space="0" w:color="BFC7D5"/>
@@ -7570,7 +7570,7 @@
         <w:trPr/>
         <w:tc>
           <w:tcPr>
-            <w:tcW w:w="718" w:type="dxa"/>
+            <w:tcW w:w="717" w:type="dxa"/>
             <w:tcBorders>
               <w:left w:val="single" w:sz="6" w:space="0" w:color="BFC7D5"/>
               <w:bottom w:val="single" w:sz="2" w:space="0" w:color="BFC7D5"/>
@@ -7594,7 +7594,7 @@
         </w:tc>
         <w:tc>
           <w:tcPr>
-            <w:tcW w:w="2512" w:type="dxa"/>
+            <w:tcW w:w="2497" w:type="dxa"/>
             <w:tcBorders>
               <w:left w:val="single" w:sz="2" w:space="0" w:color="BFC7D5"/>
               <w:bottom w:val="single" w:sz="2" w:space="0" w:color="BFC7D5"/>
@@ -7618,7 +7618,7 @@
         </w:tc>
         <w:tc>
           <w:tcPr>
-            <w:tcW w:w="2072" w:type="dxa"/>
+            <w:tcW w:w="2061" w:type="dxa"/>
             <w:tcBorders>
               <w:left w:val="single" w:sz="2" w:space="0" w:color="BFC7D5"/>
               <w:bottom w:val="single" w:sz="2" w:space="0" w:color="BFC7D5"/>
@@ -7642,7 +7642,7 @@
         </w:tc>
         <w:tc>
           <w:tcPr>
-            <w:tcW w:w="6037" w:type="dxa"/>
+            <w:tcW w:w="6064" w:type="dxa"/>
             <w:tcBorders>
               <w:left w:val="single" w:sz="2" w:space="0" w:color="BFC7D5"/>
               <w:bottom w:val="single" w:sz="2" w:space="0" w:color="BFC7D5"/>
@@ -7675,7 +7675,7 @@
         <w:trPr/>
         <w:tc>
           <w:tcPr>
-            <w:tcW w:w="718" w:type="dxa"/>
+            <w:tcW w:w="717" w:type="dxa"/>
             <w:tcBorders>
               <w:left w:val="single" w:sz="6" w:space="0" w:color="BFC7D5"/>
               <w:bottom w:val="single" w:sz="2" w:space="0" w:color="BFC7D5"/>
@@ -7699,7 +7699,7 @@
         </w:tc>
         <w:tc>
           <w:tcPr>
-            <w:tcW w:w="2512" w:type="dxa"/>
+            <w:tcW w:w="2497" w:type="dxa"/>
             <w:tcBorders>
               <w:left w:val="single" w:sz="2" w:space="0" w:color="BFC7D5"/>
               <w:bottom w:val="single" w:sz="2" w:space="0" w:color="BFC7D5"/>
@@ -7723,7 +7723,7 @@
         </w:tc>
         <w:tc>
           <w:tcPr>
-            <w:tcW w:w="2072" w:type="dxa"/>
+            <w:tcW w:w="2061" w:type="dxa"/>
             <w:tcBorders>
               <w:left w:val="single" w:sz="2" w:space="0" w:color="BFC7D5"/>
               <w:bottom w:val="single" w:sz="2" w:space="0" w:color="BFC7D5"/>
@@ -7747,7 +7747,7 @@
         </w:tc>
         <w:tc>
           <w:tcPr>
-            <w:tcW w:w="6037" w:type="dxa"/>
+            <w:tcW w:w="6064" w:type="dxa"/>
             <w:tcBorders>
               <w:left w:val="single" w:sz="2" w:space="0" w:color="BFC7D5"/>
               <w:bottom w:val="single" w:sz="2" w:space="0" w:color="BFC7D5"/>
@@ -7780,7 +7780,7 @@
         <w:trPr/>
         <w:tc>
           <w:tcPr>
-            <w:tcW w:w="718" w:type="dxa"/>
+            <w:tcW w:w="717" w:type="dxa"/>
             <w:tcBorders>
               <w:left w:val="single" w:sz="6" w:space="0" w:color="BFC7D5"/>
               <w:bottom w:val="single" w:sz="2" w:space="0" w:color="BFC7D5"/>
@@ -7804,7 +7804,7 @@
         </w:tc>
         <w:tc>
           <w:tcPr>
-            <w:tcW w:w="2512" w:type="dxa"/>
+            <w:tcW w:w="2497" w:type="dxa"/>
             <w:tcBorders>
               <w:left w:val="single" w:sz="2" w:space="0" w:color="BFC7D5"/>
               <w:bottom w:val="single" w:sz="2" w:space="0" w:color="BFC7D5"/>
@@ -7828,7 +7828,7 @@
         </w:tc>
         <w:tc>
           <w:tcPr>
-            <w:tcW w:w="2072" w:type="dxa"/>
+            <w:tcW w:w="2061" w:type="dxa"/>
             <w:tcBorders>
               <w:left w:val="single" w:sz="2" w:space="0" w:color="BFC7D5"/>
               <w:bottom w:val="single" w:sz="2" w:space="0" w:color="BFC7D5"/>
@@ -7852,7 +7852,7 @@
         </w:tc>
         <w:tc>
           <w:tcPr>
-            <w:tcW w:w="6037" w:type="dxa"/>
+            <w:tcW w:w="6064" w:type="dxa"/>
             <w:tcBorders>
               <w:left w:val="single" w:sz="2" w:space="0" w:color="BFC7D5"/>
               <w:bottom w:val="single" w:sz="2" w:space="0" w:color="BFC7D5"/>
@@ -7885,7 +7885,7 @@
         <w:trPr/>
         <w:tc>
           <w:tcPr>
-            <w:tcW w:w="718" w:type="dxa"/>
+            <w:tcW w:w="717" w:type="dxa"/>
             <w:tcBorders>
               <w:left w:val="single" w:sz="6" w:space="0" w:color="BFC7D5"/>
               <w:bottom w:val="single" w:sz="2" w:space="0" w:color="BFC7D5"/>
@@ -7909,7 +7909,7 @@
         </w:tc>
         <w:tc>
           <w:tcPr>
-            <w:tcW w:w="2512" w:type="dxa"/>
+            <w:tcW w:w="2497" w:type="dxa"/>
             <w:tcBorders>
               <w:left w:val="single" w:sz="2" w:space="0" w:color="BFC7D5"/>
               <w:bottom w:val="single" w:sz="2" w:space="0" w:color="BFC7D5"/>
@@ -7933,7 +7933,7 @@
         </w:tc>
         <w:tc>
           <w:tcPr>
-            <w:tcW w:w="2072" w:type="dxa"/>
+            <w:tcW w:w="2061" w:type="dxa"/>
             <w:tcBorders>
               <w:left w:val="single" w:sz="2" w:space="0" w:color="BFC7D5"/>
               <w:bottom w:val="single" w:sz="2" w:space="0" w:color="BFC7D5"/>
@@ -7957,7 +7957,7 @@
         </w:tc>
         <w:tc>
           <w:tcPr>
-            <w:tcW w:w="6037" w:type="dxa"/>
+            <w:tcW w:w="6064" w:type="dxa"/>
             <w:tcBorders>
               <w:left w:val="single" w:sz="2" w:space="0" w:color="BFC7D5"/>
               <w:bottom w:val="single" w:sz="2" w:space="0" w:color="BFC7D5"/>
@@ -7990,10 +7990,10 @@
         <w:trPr/>
         <w:tc>
           <w:tcPr>
-            <w:tcW w:w="718" w:type="dxa"/>
+            <w:tcW w:w="717" w:type="dxa"/>
             <w:tcBorders>
               <w:left w:val="single" w:sz="6" w:space="0" w:color="BFC7D5"/>
-              <w:bottom w:val="single" w:sz="6" w:space="0" w:color="BFC7D5"/>
+              <w:bottom w:val="single" w:sz="2" w:space="0" w:color="BFC7D5"/>
               <w:right w:val="single" w:sz="6" w:space="0" w:color="BFC7D5"/>
             </w:tcBorders>
             <w:vAlign w:val="center"/>
@@ -8014,10 +8014,10 @@
         </w:tc>
         <w:tc>
           <w:tcPr>
-            <w:tcW w:w="2512" w:type="dxa"/>
-            <w:tcBorders>
-              <w:left w:val="single" w:sz="2" w:space="0" w:color="BFC7D5"/>
-              <w:bottom w:val="single" w:sz="6" w:space="0" w:color="BFC7D5"/>
+            <w:tcW w:w="2497" w:type="dxa"/>
+            <w:tcBorders>
+              <w:left w:val="single" w:sz="2" w:space="0" w:color="BFC7D5"/>
+              <w:bottom w:val="single" w:sz="2" w:space="0" w:color="BFC7D5"/>
               <w:right w:val="single" w:sz="6" w:space="0" w:color="BFC7D5"/>
             </w:tcBorders>
             <w:vAlign w:val="center"/>
@@ -8038,10 +8038,10 @@
         </w:tc>
         <w:tc>
           <w:tcPr>
-            <w:tcW w:w="2072" w:type="dxa"/>
-            <w:tcBorders>
-              <w:left w:val="single" w:sz="2" w:space="0" w:color="BFC7D5"/>
-              <w:bottom w:val="single" w:sz="6" w:space="0" w:color="BFC7D5"/>
+            <w:tcW w:w="2061" w:type="dxa"/>
+            <w:tcBorders>
+              <w:left w:val="single" w:sz="2" w:space="0" w:color="BFC7D5"/>
+              <w:bottom w:val="single" w:sz="2" w:space="0" w:color="BFC7D5"/>
               <w:right w:val="single" w:sz="6" w:space="0" w:color="BFC7D5"/>
             </w:tcBorders>
             <w:vAlign w:val="center"/>
@@ -8062,10 +8062,10 @@
         </w:tc>
         <w:tc>
           <w:tcPr>
-            <w:tcW w:w="6037" w:type="dxa"/>
-            <w:tcBorders>
-              <w:left w:val="single" w:sz="2" w:space="0" w:color="BFC7D5"/>
-              <w:bottom w:val="single" w:sz="6" w:space="0" w:color="BFC7D5"/>
+            <w:tcW w:w="6064" w:type="dxa"/>
+            <w:tcBorders>
+              <w:left w:val="single" w:sz="2" w:space="0" w:color="BFC7D5"/>
+              <w:bottom w:val="single" w:sz="2" w:space="0" w:color="BFC7D5"/>
               <w:right w:val="single" w:sz="6" w:space="0" w:color="BFC7D5"/>
             </w:tcBorders>
             <w:vAlign w:val="center"/>
@@ -8087,6 +8087,531 @@
                 <w:rStyle w:val="SourceText"/>
               </w:rPr>
               <w:t>…/03_Communication_with_Client/</w:t>
+            </w:r>
+          </w:p>
+        </w:tc>
+      </w:tr>
+      <w:tr>
+        <w:trPr/>
+        <w:tc>
+          <w:tcPr>
+            <w:tcW w:w="717" w:type="dxa"/>
+            <w:tcBorders>
+              <w:left w:val="single" w:sz="6" w:space="0" w:color="BFC7D5"/>
+              <w:bottom w:val="single" w:sz="2" w:space="0" w:color="BFC7D5"/>
+              <w:right w:val="single" w:sz="6" w:space="0" w:color="BFC7D5"/>
+            </w:tcBorders>
+            <w:vAlign w:val="center"/>
+          </w:tcPr>
+          <w:p>
+            <w:pPr>
+              <w:pStyle w:val="TableContents"/>
+              <w:bidi w:val="0"/>
+              <w:spacing w:before="0" w:after="283"/>
+              <w:jc w:val="left"/>
+              <w:rPr/>
+            </w:pPr>
+            <w:r>
+              <w:rPr/>
+              <w:t>EM26-28</w:t>
+            </w:r>
+          </w:p>
+        </w:tc>
+        <w:tc>
+          <w:tcPr>
+            <w:tcW w:w="2497" w:type="dxa"/>
+            <w:tcBorders>
+              <w:left w:val="single" w:sz="2" w:space="0" w:color="BFC7D5"/>
+              <w:bottom w:val="single" w:sz="2" w:space="0" w:color="BFC7D5"/>
+              <w:right w:val="single" w:sz="6" w:space="0" w:color="BFC7D5"/>
+            </w:tcBorders>
+            <w:vAlign w:val="center"/>
+          </w:tcPr>
+          <w:p>
+            <w:pPr>
+              <w:pStyle w:val="TableContents"/>
+              <w:bidi w:val="0"/>
+              <w:spacing w:before="0" w:after="283"/>
+              <w:jc w:val="left"/>
+              <w:rPr/>
+            </w:pPr>
+            <w:r>
+              <w:rPr/>
+              <w:t>Development Side Contract Review — EchoMind</w:t>
+            </w:r>
+          </w:p>
+        </w:tc>
+        <w:tc>
+          <w:tcPr>
+            <w:tcW w:w="2061" w:type="dxa"/>
+            <w:tcBorders>
+              <w:left w:val="single" w:sz="2" w:space="0" w:color="BFC7D5"/>
+              <w:bottom w:val="single" w:sz="2" w:space="0" w:color="BFC7D5"/>
+              <w:right w:val="single" w:sz="6" w:space="0" w:color="BFC7D5"/>
+            </w:tcBorders>
+            <w:vAlign w:val="center"/>
+          </w:tcPr>
+          <w:p>
+            <w:pPr>
+              <w:pStyle w:val="TableContents"/>
+              <w:bidi w:val="0"/>
+              <w:spacing w:before="0" w:after="283"/>
+              <w:jc w:val="left"/>
+              <w:rPr/>
+            </w:pPr>
+            <w:r>
+              <w:rPr/>
+              <w:t>EchoMind Project Lead (Alexander Peter)</w:t>
+            </w:r>
+          </w:p>
+        </w:tc>
+        <w:tc>
+          <w:tcPr>
+            <w:tcW w:w="6064" w:type="dxa"/>
+            <w:tcBorders>
+              <w:left w:val="single" w:sz="2" w:space="0" w:color="BFC7D5"/>
+              <w:bottom w:val="single" w:sz="2" w:space="0" w:color="BFC7D5"/>
+              <w:right w:val="single" w:sz="6" w:space="0" w:color="BFC7D5"/>
+            </w:tcBorders>
+            <w:vAlign w:val="center"/>
+          </w:tcPr>
+          <w:p>
+            <w:pPr>
+              <w:pStyle w:val="TableContents"/>
+              <w:bidi w:val="0"/>
+              <w:spacing w:before="0" w:after="283"/>
+              <w:jc w:val="left"/>
+              <w:rPr/>
+            </w:pPr>
+            <w:r>
+              <w:rPr/>
+              <w:t xml:space="preserve">1.0 approved 2026-10-14 (AR-2026-006) — </w:t>
+            </w:r>
+            <w:r>
+              <w:rPr>
+                <w:rStyle w:val="SourceText"/>
+              </w:rPr>
+              <w:t>…/01_Contract_Review/</w:t>
+            </w:r>
+          </w:p>
+        </w:tc>
+      </w:tr>
+      <w:tr>
+        <w:trPr/>
+        <w:tc>
+          <w:tcPr>
+            <w:tcW w:w="717" w:type="dxa"/>
+            <w:tcBorders>
+              <w:left w:val="single" w:sz="6" w:space="0" w:color="BFC7D5"/>
+              <w:bottom w:val="single" w:sz="2" w:space="0" w:color="BFC7D5"/>
+              <w:right w:val="single" w:sz="6" w:space="0" w:color="BFC7D5"/>
+            </w:tcBorders>
+            <w:vAlign w:val="center"/>
+          </w:tcPr>
+          <w:p>
+            <w:pPr>
+              <w:pStyle w:val="TableContents"/>
+              <w:bidi w:val="0"/>
+              <w:spacing w:before="0" w:after="283"/>
+              <w:jc w:val="left"/>
+              <w:rPr/>
+            </w:pPr>
+            <w:r>
+              <w:rPr/>
+              <w:t>EM26-29</w:t>
+            </w:r>
+          </w:p>
+        </w:tc>
+        <w:tc>
+          <w:tcPr>
+            <w:tcW w:w="2497" w:type="dxa"/>
+            <w:tcBorders>
+              <w:left w:val="single" w:sz="2" w:space="0" w:color="BFC7D5"/>
+              <w:bottom w:val="single" w:sz="2" w:space="0" w:color="BFC7D5"/>
+              <w:right w:val="single" w:sz="6" w:space="0" w:color="BFC7D5"/>
+            </w:tcBorders>
+            <w:vAlign w:val="center"/>
+          </w:tcPr>
+          <w:p>
+            <w:pPr>
+              <w:pStyle w:val="TableContents"/>
+              <w:bidi w:val="0"/>
+              <w:spacing w:before="0" w:after="283"/>
+              <w:jc w:val="left"/>
+              <w:rPr/>
+            </w:pPr>
+            <w:r>
+              <w:rPr/>
+              <w:t>Software Requirements Specification — EchoMind Enterprise</w:t>
+            </w:r>
+          </w:p>
+        </w:tc>
+        <w:tc>
+          <w:tcPr>
+            <w:tcW w:w="2061" w:type="dxa"/>
+            <w:tcBorders>
+              <w:left w:val="single" w:sz="2" w:space="0" w:color="BFC7D5"/>
+              <w:bottom w:val="single" w:sz="2" w:space="0" w:color="BFC7D5"/>
+              <w:right w:val="single" w:sz="6" w:space="0" w:color="BFC7D5"/>
+            </w:tcBorders>
+            <w:vAlign w:val="center"/>
+          </w:tcPr>
+          <w:p>
+            <w:pPr>
+              <w:pStyle w:val="TableContents"/>
+              <w:bidi w:val="0"/>
+              <w:spacing w:before="0" w:after="283"/>
+              <w:jc w:val="left"/>
+              <w:rPr/>
+            </w:pPr>
+            <w:r>
+              <w:rPr/>
+              <w:t>Lead Engineer (Richard Watson Stephen Amudha)</w:t>
+            </w:r>
+          </w:p>
+        </w:tc>
+        <w:tc>
+          <w:tcPr>
+            <w:tcW w:w="6064" w:type="dxa"/>
+            <w:tcBorders>
+              <w:left w:val="single" w:sz="2" w:space="0" w:color="BFC7D5"/>
+              <w:bottom w:val="single" w:sz="2" w:space="0" w:color="BFC7D5"/>
+              <w:right w:val="single" w:sz="6" w:space="0" w:color="BFC7D5"/>
+            </w:tcBorders>
+            <w:vAlign w:val="center"/>
+          </w:tcPr>
+          <w:p>
+            <w:pPr>
+              <w:pStyle w:val="TableContents"/>
+              <w:bidi w:val="0"/>
+              <w:spacing w:before="0" w:after="283"/>
+              <w:jc w:val="left"/>
+              <w:rPr/>
+            </w:pPr>
+            <w:r>
+              <w:rPr/>
+              <w:t xml:space="preserve">1.0 approved 2026-10-14 (AR-2026-006) — </w:t>
+            </w:r>
+            <w:r>
+              <w:rPr>
+                <w:rStyle w:val="SourceText"/>
+              </w:rPr>
+              <w:t>…/04_Requirements/</w:t>
+            </w:r>
+          </w:p>
+        </w:tc>
+      </w:tr>
+      <w:tr>
+        <w:trPr/>
+        <w:tc>
+          <w:tcPr>
+            <w:tcW w:w="717" w:type="dxa"/>
+            <w:tcBorders>
+              <w:left w:val="single" w:sz="6" w:space="0" w:color="BFC7D5"/>
+              <w:bottom w:val="single" w:sz="2" w:space="0" w:color="BFC7D5"/>
+              <w:right w:val="single" w:sz="6" w:space="0" w:color="BFC7D5"/>
+            </w:tcBorders>
+            <w:vAlign w:val="center"/>
+          </w:tcPr>
+          <w:p>
+            <w:pPr>
+              <w:pStyle w:val="TableContents"/>
+              <w:bidi w:val="0"/>
+              <w:spacing w:before="0" w:after="283"/>
+              <w:jc w:val="left"/>
+              <w:rPr/>
+            </w:pPr>
+            <w:r>
+              <w:rPr/>
+              <w:t>EM26-30</w:t>
+            </w:r>
+          </w:p>
+        </w:tc>
+        <w:tc>
+          <w:tcPr>
+            <w:tcW w:w="2497" w:type="dxa"/>
+            <w:tcBorders>
+              <w:left w:val="single" w:sz="2" w:space="0" w:color="BFC7D5"/>
+              <w:bottom w:val="single" w:sz="2" w:space="0" w:color="BFC7D5"/>
+              <w:right w:val="single" w:sz="6" w:space="0" w:color="BFC7D5"/>
+            </w:tcBorders>
+            <w:vAlign w:val="center"/>
+          </w:tcPr>
+          <w:p>
+            <w:pPr>
+              <w:pStyle w:val="TableContents"/>
+              <w:bidi w:val="0"/>
+              <w:spacing w:before="0" w:after="283"/>
+              <w:jc w:val="left"/>
+              <w:rPr/>
+            </w:pPr>
+            <w:r>
+              <w:rPr/>
+              <w:t>Requirement Change Record</w:t>
+            </w:r>
+          </w:p>
+        </w:tc>
+        <w:tc>
+          <w:tcPr>
+            <w:tcW w:w="2061" w:type="dxa"/>
+            <w:tcBorders>
+              <w:left w:val="single" w:sz="2" w:space="0" w:color="BFC7D5"/>
+              <w:bottom w:val="single" w:sz="2" w:space="0" w:color="BFC7D5"/>
+              <w:right w:val="single" w:sz="6" w:space="0" w:color="BFC7D5"/>
+            </w:tcBorders>
+            <w:vAlign w:val="center"/>
+          </w:tcPr>
+          <w:p>
+            <w:pPr>
+              <w:pStyle w:val="TableContents"/>
+              <w:bidi w:val="0"/>
+              <w:spacing w:before="0" w:after="283"/>
+              <w:jc w:val="left"/>
+              <w:rPr/>
+            </w:pPr>
+            <w:r>
+              <w:rPr/>
+              <w:t>Lead Engineer (Richard Watson Stephen Amudha)</w:t>
+            </w:r>
+          </w:p>
+        </w:tc>
+        <w:tc>
+          <w:tcPr>
+            <w:tcW w:w="6064" w:type="dxa"/>
+            <w:tcBorders>
+              <w:left w:val="single" w:sz="2" w:space="0" w:color="BFC7D5"/>
+              <w:bottom w:val="single" w:sz="2" w:space="0" w:color="BFC7D5"/>
+              <w:right w:val="single" w:sz="6" w:space="0" w:color="BFC7D5"/>
+            </w:tcBorders>
+            <w:vAlign w:val="center"/>
+          </w:tcPr>
+          <w:p>
+            <w:pPr>
+              <w:pStyle w:val="TableContents"/>
+              <w:bidi w:val="0"/>
+              <w:spacing w:before="0" w:after="283"/>
+              <w:jc w:val="left"/>
+              <w:rPr/>
+            </w:pPr>
+            <w:r>
+              <w:rPr/>
+              <w:t xml:space="preserve">1.0 approved 2026-10-14 (AR-2026-006) — </w:t>
+            </w:r>
+            <w:r>
+              <w:rPr>
+                <w:rStyle w:val="SourceText"/>
+              </w:rPr>
+              <w:t>…/05_Changes_to_Requirements/</w:t>
+            </w:r>
+          </w:p>
+        </w:tc>
+      </w:tr>
+      <w:tr>
+        <w:trPr/>
+        <w:tc>
+          <w:tcPr>
+            <w:tcW w:w="717" w:type="dxa"/>
+            <w:tcBorders>
+              <w:left w:val="single" w:sz="6" w:space="0" w:color="BFC7D5"/>
+              <w:bottom w:val="single" w:sz="2" w:space="0" w:color="BFC7D5"/>
+              <w:right w:val="single" w:sz="6" w:space="0" w:color="BFC7D5"/>
+            </w:tcBorders>
+            <w:vAlign w:val="center"/>
+          </w:tcPr>
+          <w:p>
+            <w:pPr>
+              <w:pStyle w:val="TableContents"/>
+              <w:bidi w:val="0"/>
+              <w:spacing w:before="0" w:after="283"/>
+              <w:jc w:val="left"/>
+              <w:rPr/>
+            </w:pPr>
+            <w:r>
+              <w:rPr/>
+              <w:t>EM26-31</w:t>
+            </w:r>
+          </w:p>
+        </w:tc>
+        <w:tc>
+          <w:tcPr>
+            <w:tcW w:w="2497" w:type="dxa"/>
+            <w:tcBorders>
+              <w:left w:val="single" w:sz="2" w:space="0" w:color="BFC7D5"/>
+              <w:bottom w:val="single" w:sz="2" w:space="0" w:color="BFC7D5"/>
+              <w:right w:val="single" w:sz="6" w:space="0" w:color="BFC7D5"/>
+            </w:tcBorders>
+            <w:vAlign w:val="center"/>
+          </w:tcPr>
+          <w:p>
+            <w:pPr>
+              <w:pStyle w:val="TableContents"/>
+              <w:bidi w:val="0"/>
+              <w:spacing w:before="0" w:after="283"/>
+              <w:jc w:val="left"/>
+              <w:rPr/>
+            </w:pPr>
+            <w:r>
+              <w:rPr/>
+              <w:t>Design and Development Record</w:t>
+            </w:r>
+          </w:p>
+        </w:tc>
+        <w:tc>
+          <w:tcPr>
+            <w:tcW w:w="2061" w:type="dxa"/>
+            <w:tcBorders>
+              <w:left w:val="single" w:sz="2" w:space="0" w:color="BFC7D5"/>
+              <w:bottom w:val="single" w:sz="2" w:space="0" w:color="BFC7D5"/>
+              <w:right w:val="single" w:sz="6" w:space="0" w:color="BFC7D5"/>
+            </w:tcBorders>
+            <w:vAlign w:val="center"/>
+          </w:tcPr>
+          <w:p>
+            <w:pPr>
+              <w:pStyle w:val="TableContents"/>
+              <w:bidi w:val="0"/>
+              <w:spacing w:before="0" w:after="283"/>
+              <w:jc w:val="left"/>
+              <w:rPr/>
+            </w:pPr>
+            <w:r>
+              <w:rPr/>
+              <w:t>Lead Engineer (Richard Watson Stephen Amudha)</w:t>
+            </w:r>
+          </w:p>
+        </w:tc>
+        <w:tc>
+          <w:tcPr>
+            <w:tcW w:w="6064" w:type="dxa"/>
+            <w:tcBorders>
+              <w:left w:val="single" w:sz="2" w:space="0" w:color="BFC7D5"/>
+              <w:bottom w:val="single" w:sz="2" w:space="0" w:color="BFC7D5"/>
+              <w:right w:val="single" w:sz="6" w:space="0" w:color="BFC7D5"/>
+            </w:tcBorders>
+            <w:vAlign w:val="center"/>
+          </w:tcPr>
+          <w:p>
+            <w:pPr>
+              <w:pStyle w:val="TableContents"/>
+              <w:bidi w:val="0"/>
+              <w:spacing w:before="0" w:after="283"/>
+              <w:jc w:val="left"/>
+              <w:rPr/>
+            </w:pPr>
+            <w:r>
+              <w:rPr/>
+              <w:t xml:space="preserve">1.0 approved 2026-10-14 (AR-2026-006) — </w:t>
+            </w:r>
+            <w:r>
+              <w:rPr>
+                <w:rStyle w:val="SourceText"/>
+              </w:rPr>
+              <w:t>…/06_Design_and_Development/</w:t>
+            </w:r>
+          </w:p>
+        </w:tc>
+      </w:tr>
+      <w:tr>
+        <w:trPr/>
+        <w:tc>
+          <w:tcPr>
+            <w:tcW w:w="717" w:type="dxa"/>
+            <w:tcBorders>
+              <w:left w:val="single" w:sz="6" w:space="0" w:color="BFC7D5"/>
+              <w:bottom w:val="single" w:sz="6" w:space="0" w:color="BFC7D5"/>
+              <w:right w:val="single" w:sz="6" w:space="0" w:color="BFC7D5"/>
+            </w:tcBorders>
+            <w:vAlign w:val="center"/>
+          </w:tcPr>
+          <w:p>
+            <w:pPr>
+              <w:pStyle w:val="TableContents"/>
+              <w:bidi w:val="0"/>
+              <w:spacing w:before="0" w:after="283"/>
+              <w:jc w:val="left"/>
+              <w:rPr/>
+            </w:pPr>
+            <w:r>
+              <w:rPr/>
+              <w:t>EM26-32</w:t>
+            </w:r>
+          </w:p>
+        </w:tc>
+        <w:tc>
+          <w:tcPr>
+            <w:tcW w:w="2497" w:type="dxa"/>
+            <w:tcBorders>
+              <w:left w:val="single" w:sz="2" w:space="0" w:color="BFC7D5"/>
+              <w:bottom w:val="single" w:sz="6" w:space="0" w:color="BFC7D5"/>
+              <w:right w:val="single" w:sz="6" w:space="0" w:color="BFC7D5"/>
+            </w:tcBorders>
+            <w:vAlign w:val="center"/>
+          </w:tcPr>
+          <w:p>
+            <w:pPr>
+              <w:pStyle w:val="TableContents"/>
+              <w:bidi w:val="0"/>
+              <w:spacing w:before="0" w:after="283"/>
+              <w:jc w:val="left"/>
+              <w:rPr/>
+            </w:pPr>
+            <w:r>
+              <w:rPr/>
+              <w:t>Identification and Traceability Record</w:t>
+            </w:r>
+          </w:p>
+        </w:tc>
+        <w:tc>
+          <w:tcPr>
+            <w:tcW w:w="2061" w:type="dxa"/>
+            <w:tcBorders>
+              <w:left w:val="single" w:sz="2" w:space="0" w:color="BFC7D5"/>
+              <w:bottom w:val="single" w:sz="6" w:space="0" w:color="BFC7D5"/>
+              <w:right w:val="single" w:sz="6" w:space="0" w:color="BFC7D5"/>
+            </w:tcBorders>
+            <w:vAlign w:val="center"/>
+          </w:tcPr>
+          <w:p>
+            <w:pPr>
+              <w:pStyle w:val="TableContents"/>
+              <w:bidi w:val="0"/>
+              <w:spacing w:before="0" w:after="283"/>
+              <w:jc w:val="left"/>
+              <w:rPr/>
+            </w:pPr>
+            <w:r>
+              <w:rPr/>
+              <w:t>Lead Engineer (Richard Watson Stephen Amudha)</w:t>
+            </w:r>
+          </w:p>
+        </w:tc>
+        <w:tc>
+          <w:tcPr>
+            <w:tcW w:w="6064" w:type="dxa"/>
+            <w:tcBorders>
+              <w:left w:val="single" w:sz="2" w:space="0" w:color="BFC7D5"/>
+              <w:bottom w:val="single" w:sz="6" w:space="0" w:color="BFC7D5"/>
+              <w:right w:val="single" w:sz="6" w:space="0" w:color="BFC7D5"/>
+            </w:tcBorders>
+            <w:vAlign w:val="center"/>
+          </w:tcPr>
+          <w:p>
+            <w:pPr>
+              <w:pStyle w:val="TableContents"/>
+              <w:bidi w:val="0"/>
+              <w:spacing w:before="0" w:after="283"/>
+              <w:jc w:val="left"/>
+              <w:rPr/>
+            </w:pPr>
+            <w:r>
+              <w:rPr/>
+              <w:t xml:space="preserve">1.0 approved 2026-10-14 (AR-2026-006) — </w:t>
+            </w:r>
+            <w:r>
+              <w:rPr>
+                <w:rStyle w:val="SourceText"/>
+              </w:rPr>
+              <w:t>…/10_Identification_and_Traceability/</w:t>
             </w:r>
           </w:p>
         </w:tc>
@@ -8721,7 +9246,7 @@
       </w:r>
       <w:r>
         <w:rPr/>
-        <w:t xml:space="preserve"> (AR-2026-001 … AR-2026-005), </w:t>
+        <w:t xml:space="preserve"> (AR-2026-001 … AR-2026-006), </w:t>
       </w:r>
       <w:r>
         <w:rPr>

--- a/docs/qms/evidence-2026/QMS_Word/registers__REG-01_Document_Control_Register.docx
+++ b/docs/qms/evidence-2026/QMS_Word/registers__REG-01_Document_Control_Register.docx
@@ -576,13 +576,13 @@
         </w:tblCellMar>
       </w:tblPr>
       <w:tblGrid>
-        <w:gridCol w:w="714"/>
-        <w:gridCol w:w="3307"/>
-        <w:gridCol w:w="471"/>
+        <w:gridCol w:w="667"/>
+        <w:gridCol w:w="2671"/>
+        <w:gridCol w:w="1986"/>
         <w:gridCol w:w="1131"/>
-        <w:gridCol w:w="3321"/>
-        <w:gridCol w:w="1164"/>
-        <w:gridCol w:w="1231"/>
+        <w:gridCol w:w="2646"/>
+        <w:gridCol w:w="1103"/>
+        <w:gridCol w:w="1135"/>
       </w:tblGrid>
       <w:tr>
         <w:trPr>
@@ -590,7 +590,7 @@
         </w:trPr>
         <w:tc>
           <w:tcPr>
-            <w:tcW w:w="714" w:type="dxa"/>
+            <w:tcW w:w="667" w:type="dxa"/>
             <w:tcBorders>
               <w:top w:val="single" w:sz="6" w:space="0" w:color="BFC7D5"/>
               <w:left w:val="single" w:sz="6" w:space="0" w:color="BFC7D5"/>
@@ -620,7 +620,7 @@
         </w:tc>
         <w:tc>
           <w:tcPr>
-            <w:tcW w:w="3307" w:type="dxa"/>
+            <w:tcW w:w="2671" w:type="dxa"/>
             <w:tcBorders>
               <w:top w:val="single" w:sz="6" w:space="0" w:color="BFC7D5"/>
               <w:left w:val="single" w:sz="2" w:space="0" w:color="BFC7D5"/>
@@ -650,7 +650,7 @@
         </w:tc>
         <w:tc>
           <w:tcPr>
-            <w:tcW w:w="471" w:type="dxa"/>
+            <w:tcW w:w="1986" w:type="dxa"/>
             <w:tcBorders>
               <w:top w:val="single" w:sz="6" w:space="0" w:color="BFC7D5"/>
               <w:left w:val="single" w:sz="2" w:space="0" w:color="BFC7D5"/>
@@ -710,7 +710,7 @@
         </w:tc>
         <w:tc>
           <w:tcPr>
-            <w:tcW w:w="3321" w:type="dxa"/>
+            <w:tcW w:w="2646" w:type="dxa"/>
             <w:tcBorders>
               <w:top w:val="single" w:sz="6" w:space="0" w:color="BFC7D5"/>
               <w:left w:val="single" w:sz="2" w:space="0" w:color="BFC7D5"/>
@@ -740,7 +740,7 @@
         </w:tc>
         <w:tc>
           <w:tcPr>
-            <w:tcW w:w="1164" w:type="dxa"/>
+            <w:tcW w:w="1103" w:type="dxa"/>
             <w:tcBorders>
               <w:top w:val="single" w:sz="6" w:space="0" w:color="BFC7D5"/>
               <w:left w:val="single" w:sz="2" w:space="0" w:color="BFC7D5"/>
@@ -770,7 +770,7 @@
         </w:tc>
         <w:tc>
           <w:tcPr>
-            <w:tcW w:w="1231" w:type="dxa"/>
+            <w:tcW w:w="1135" w:type="dxa"/>
             <w:tcBorders>
               <w:top w:val="single" w:sz="6" w:space="0" w:color="BFC7D5"/>
               <w:left w:val="single" w:sz="2" w:space="0" w:color="BFC7D5"/>
@@ -803,7 +803,7 @@
         <w:trPr/>
         <w:tc>
           <w:tcPr>
-            <w:tcW w:w="714" w:type="dxa"/>
+            <w:tcW w:w="667" w:type="dxa"/>
             <w:tcBorders>
               <w:left w:val="single" w:sz="6" w:space="0" w:color="BFC7D5"/>
               <w:bottom w:val="single" w:sz="2" w:space="0" w:color="BFC7D5"/>
@@ -827,7 +827,7 @@
         </w:tc>
         <w:tc>
           <w:tcPr>
-            <w:tcW w:w="3307" w:type="dxa"/>
+            <w:tcW w:w="2671" w:type="dxa"/>
             <w:tcBorders>
               <w:left w:val="single" w:sz="2" w:space="0" w:color="BFC7D5"/>
               <w:bottom w:val="single" w:sz="2" w:space="0" w:color="BFC7D5"/>
@@ -851,7 +851,7 @@
         </w:tc>
         <w:tc>
           <w:tcPr>
-            <w:tcW w:w="471" w:type="dxa"/>
+            <w:tcW w:w="1986" w:type="dxa"/>
             <w:tcBorders>
               <w:left w:val="single" w:sz="2" w:space="0" w:color="BFC7D5"/>
               <w:bottom w:val="single" w:sz="2" w:space="0" w:color="BFC7D5"/>
@@ -899,7 +899,7 @@
         </w:tc>
         <w:tc>
           <w:tcPr>
-            <w:tcW w:w="3321" w:type="dxa"/>
+            <w:tcW w:w="2646" w:type="dxa"/>
             <w:tcBorders>
               <w:left w:val="single" w:sz="2" w:space="0" w:color="BFC7D5"/>
               <w:bottom w:val="single" w:sz="2" w:space="0" w:color="BFC7D5"/>
@@ -923,7 +923,7 @@
         </w:tc>
         <w:tc>
           <w:tcPr>
-            <w:tcW w:w="1164" w:type="dxa"/>
+            <w:tcW w:w="1103" w:type="dxa"/>
             <w:tcBorders>
               <w:left w:val="single" w:sz="2" w:space="0" w:color="BFC7D5"/>
               <w:bottom w:val="single" w:sz="2" w:space="0" w:color="BFC7D5"/>
@@ -947,7 +947,7 @@
         </w:tc>
         <w:tc>
           <w:tcPr>
-            <w:tcW w:w="1231" w:type="dxa"/>
+            <w:tcW w:w="1135" w:type="dxa"/>
             <w:tcBorders>
               <w:left w:val="single" w:sz="2" w:space="0" w:color="BFC7D5"/>
               <w:bottom w:val="single" w:sz="2" w:space="0" w:color="BFC7D5"/>
@@ -974,7 +974,7 @@
         <w:trPr/>
         <w:tc>
           <w:tcPr>
-            <w:tcW w:w="714" w:type="dxa"/>
+            <w:tcW w:w="667" w:type="dxa"/>
             <w:tcBorders>
               <w:left w:val="single" w:sz="6" w:space="0" w:color="BFC7D5"/>
               <w:bottom w:val="single" w:sz="2" w:space="0" w:color="BFC7D5"/>
@@ -998,7 +998,7 @@
         </w:tc>
         <w:tc>
           <w:tcPr>
-            <w:tcW w:w="3307" w:type="dxa"/>
+            <w:tcW w:w="2671" w:type="dxa"/>
             <w:tcBorders>
               <w:left w:val="single" w:sz="2" w:space="0" w:color="BFC7D5"/>
               <w:bottom w:val="single" w:sz="2" w:space="0" w:color="BFC7D5"/>
@@ -1022,7 +1022,7 @@
         </w:tc>
         <w:tc>
           <w:tcPr>
-            <w:tcW w:w="471" w:type="dxa"/>
+            <w:tcW w:w="1986" w:type="dxa"/>
             <w:tcBorders>
               <w:left w:val="single" w:sz="2" w:space="0" w:color="BFC7D5"/>
               <w:bottom w:val="single" w:sz="2" w:space="0" w:color="BFC7D5"/>
@@ -1070,7 +1070,7 @@
         </w:tc>
         <w:tc>
           <w:tcPr>
-            <w:tcW w:w="3321" w:type="dxa"/>
+            <w:tcW w:w="2646" w:type="dxa"/>
             <w:tcBorders>
               <w:left w:val="single" w:sz="2" w:space="0" w:color="BFC7D5"/>
               <w:bottom w:val="single" w:sz="2" w:space="0" w:color="BFC7D5"/>
@@ -1094,7 +1094,7 @@
         </w:tc>
         <w:tc>
           <w:tcPr>
-            <w:tcW w:w="1164" w:type="dxa"/>
+            <w:tcW w:w="1103" w:type="dxa"/>
             <w:tcBorders>
               <w:left w:val="single" w:sz="2" w:space="0" w:color="BFC7D5"/>
               <w:bottom w:val="single" w:sz="2" w:space="0" w:color="BFC7D5"/>
@@ -1118,7 +1118,7 @@
         </w:tc>
         <w:tc>
           <w:tcPr>
-            <w:tcW w:w="1231" w:type="dxa"/>
+            <w:tcW w:w="1135" w:type="dxa"/>
             <w:tcBorders>
               <w:left w:val="single" w:sz="2" w:space="0" w:color="BFC7D5"/>
               <w:bottom w:val="single" w:sz="2" w:space="0" w:color="BFC7D5"/>
@@ -1145,7 +1145,7 @@
         <w:trPr/>
         <w:tc>
           <w:tcPr>
-            <w:tcW w:w="714" w:type="dxa"/>
+            <w:tcW w:w="667" w:type="dxa"/>
             <w:tcBorders>
               <w:left w:val="single" w:sz="6" w:space="0" w:color="BFC7D5"/>
               <w:bottom w:val="single" w:sz="2" w:space="0" w:color="BFC7D5"/>
@@ -1169,7 +1169,7 @@
         </w:tc>
         <w:tc>
           <w:tcPr>
-            <w:tcW w:w="3307" w:type="dxa"/>
+            <w:tcW w:w="2671" w:type="dxa"/>
             <w:tcBorders>
               <w:left w:val="single" w:sz="2" w:space="0" w:color="BFC7D5"/>
               <w:bottom w:val="single" w:sz="2" w:space="0" w:color="BFC7D5"/>
@@ -1193,7 +1193,7 @@
         </w:tc>
         <w:tc>
           <w:tcPr>
-            <w:tcW w:w="471" w:type="dxa"/>
+            <w:tcW w:w="1986" w:type="dxa"/>
             <w:tcBorders>
               <w:left w:val="single" w:sz="2" w:space="0" w:color="BFC7D5"/>
               <w:bottom w:val="single" w:sz="2" w:space="0" w:color="BFC7D5"/>
@@ -1241,7 +1241,7 @@
         </w:tc>
         <w:tc>
           <w:tcPr>
-            <w:tcW w:w="3321" w:type="dxa"/>
+            <w:tcW w:w="2646" w:type="dxa"/>
             <w:tcBorders>
               <w:left w:val="single" w:sz="2" w:space="0" w:color="BFC7D5"/>
               <w:bottom w:val="single" w:sz="2" w:space="0" w:color="BFC7D5"/>
@@ -1265,7 +1265,7 @@
         </w:tc>
         <w:tc>
           <w:tcPr>
-            <w:tcW w:w="1164" w:type="dxa"/>
+            <w:tcW w:w="1103" w:type="dxa"/>
             <w:tcBorders>
               <w:left w:val="single" w:sz="2" w:space="0" w:color="BFC7D5"/>
               <w:bottom w:val="single" w:sz="2" w:space="0" w:color="BFC7D5"/>
@@ -1289,7 +1289,7 @@
         </w:tc>
         <w:tc>
           <w:tcPr>
-            <w:tcW w:w="1231" w:type="dxa"/>
+            <w:tcW w:w="1135" w:type="dxa"/>
             <w:tcBorders>
               <w:left w:val="single" w:sz="2" w:space="0" w:color="BFC7D5"/>
               <w:bottom w:val="single" w:sz="2" w:space="0" w:color="BFC7D5"/>
@@ -1316,7 +1316,7 @@
         <w:trPr/>
         <w:tc>
           <w:tcPr>
-            <w:tcW w:w="714" w:type="dxa"/>
+            <w:tcW w:w="667" w:type="dxa"/>
             <w:tcBorders>
               <w:left w:val="single" w:sz="6" w:space="0" w:color="BFC7D5"/>
               <w:bottom w:val="single" w:sz="2" w:space="0" w:color="BFC7D5"/>
@@ -1340,7 +1340,7 @@
         </w:tc>
         <w:tc>
           <w:tcPr>
-            <w:tcW w:w="3307" w:type="dxa"/>
+            <w:tcW w:w="2671" w:type="dxa"/>
             <w:tcBorders>
               <w:left w:val="single" w:sz="2" w:space="0" w:color="BFC7D5"/>
               <w:bottom w:val="single" w:sz="2" w:space="0" w:color="BFC7D5"/>
@@ -1364,7 +1364,7 @@
         </w:tc>
         <w:tc>
           <w:tcPr>
-            <w:tcW w:w="471" w:type="dxa"/>
+            <w:tcW w:w="1986" w:type="dxa"/>
             <w:tcBorders>
               <w:left w:val="single" w:sz="2" w:space="0" w:color="BFC7D5"/>
               <w:bottom w:val="single" w:sz="2" w:space="0" w:color="BFC7D5"/>
@@ -1412,7 +1412,7 @@
         </w:tc>
         <w:tc>
           <w:tcPr>
-            <w:tcW w:w="3321" w:type="dxa"/>
+            <w:tcW w:w="2646" w:type="dxa"/>
             <w:tcBorders>
               <w:left w:val="single" w:sz="2" w:space="0" w:color="BFC7D5"/>
               <w:bottom w:val="single" w:sz="2" w:space="0" w:color="BFC7D5"/>
@@ -1436,7 +1436,7 @@
         </w:tc>
         <w:tc>
           <w:tcPr>
-            <w:tcW w:w="1164" w:type="dxa"/>
+            <w:tcW w:w="1103" w:type="dxa"/>
             <w:tcBorders>
               <w:left w:val="single" w:sz="2" w:space="0" w:color="BFC7D5"/>
               <w:bottom w:val="single" w:sz="2" w:space="0" w:color="BFC7D5"/>
@@ -1460,7 +1460,7 @@
         </w:tc>
         <w:tc>
           <w:tcPr>
-            <w:tcW w:w="1231" w:type="dxa"/>
+            <w:tcW w:w="1135" w:type="dxa"/>
             <w:tcBorders>
               <w:left w:val="single" w:sz="2" w:space="0" w:color="BFC7D5"/>
               <w:bottom w:val="single" w:sz="2" w:space="0" w:color="BFC7D5"/>
@@ -1487,7 +1487,7 @@
         <w:trPr/>
         <w:tc>
           <w:tcPr>
-            <w:tcW w:w="714" w:type="dxa"/>
+            <w:tcW w:w="667" w:type="dxa"/>
             <w:tcBorders>
               <w:left w:val="single" w:sz="6" w:space="0" w:color="BFC7D5"/>
               <w:bottom w:val="single" w:sz="2" w:space="0" w:color="BFC7D5"/>
@@ -1511,7 +1511,7 @@
         </w:tc>
         <w:tc>
           <w:tcPr>
-            <w:tcW w:w="3307" w:type="dxa"/>
+            <w:tcW w:w="2671" w:type="dxa"/>
             <w:tcBorders>
               <w:left w:val="single" w:sz="2" w:space="0" w:color="BFC7D5"/>
               <w:bottom w:val="single" w:sz="2" w:space="0" w:color="BFC7D5"/>
@@ -1535,7 +1535,7 @@
         </w:tc>
         <w:tc>
           <w:tcPr>
-            <w:tcW w:w="471" w:type="dxa"/>
+            <w:tcW w:w="1986" w:type="dxa"/>
             <w:tcBorders>
               <w:left w:val="single" w:sz="2" w:space="0" w:color="BFC7D5"/>
               <w:bottom w:val="single" w:sz="2" w:space="0" w:color="BFC7D5"/>
@@ -1583,7 +1583,7 @@
         </w:tc>
         <w:tc>
           <w:tcPr>
-            <w:tcW w:w="3321" w:type="dxa"/>
+            <w:tcW w:w="2646" w:type="dxa"/>
             <w:tcBorders>
               <w:left w:val="single" w:sz="2" w:space="0" w:color="BFC7D5"/>
               <w:bottom w:val="single" w:sz="2" w:space="0" w:color="BFC7D5"/>
@@ -1607,7 +1607,7 @@
         </w:tc>
         <w:tc>
           <w:tcPr>
-            <w:tcW w:w="1164" w:type="dxa"/>
+            <w:tcW w:w="1103" w:type="dxa"/>
             <w:tcBorders>
               <w:left w:val="single" w:sz="2" w:space="0" w:color="BFC7D5"/>
               <w:bottom w:val="single" w:sz="2" w:space="0" w:color="BFC7D5"/>
@@ -1631,7 +1631,7 @@
         </w:tc>
         <w:tc>
           <w:tcPr>
-            <w:tcW w:w="1231" w:type="dxa"/>
+            <w:tcW w:w="1135" w:type="dxa"/>
             <w:tcBorders>
               <w:left w:val="single" w:sz="2" w:space="0" w:color="BFC7D5"/>
               <w:bottom w:val="single" w:sz="2" w:space="0" w:color="BFC7D5"/>
@@ -1658,7 +1658,7 @@
         <w:trPr/>
         <w:tc>
           <w:tcPr>
-            <w:tcW w:w="714" w:type="dxa"/>
+            <w:tcW w:w="667" w:type="dxa"/>
             <w:tcBorders>
               <w:left w:val="single" w:sz="6" w:space="0" w:color="BFC7D5"/>
               <w:bottom w:val="single" w:sz="2" w:space="0" w:color="BFC7D5"/>
@@ -1682,7 +1682,7 @@
         </w:tc>
         <w:tc>
           <w:tcPr>
-            <w:tcW w:w="3307" w:type="dxa"/>
+            <w:tcW w:w="2671" w:type="dxa"/>
             <w:tcBorders>
               <w:left w:val="single" w:sz="2" w:space="0" w:color="BFC7D5"/>
               <w:bottom w:val="single" w:sz="2" w:space="0" w:color="BFC7D5"/>
@@ -1706,7 +1706,7 @@
         </w:tc>
         <w:tc>
           <w:tcPr>
-            <w:tcW w:w="471" w:type="dxa"/>
+            <w:tcW w:w="1986" w:type="dxa"/>
             <w:tcBorders>
               <w:left w:val="single" w:sz="2" w:space="0" w:color="BFC7D5"/>
               <w:bottom w:val="single" w:sz="2" w:space="0" w:color="BFC7D5"/>
@@ -1754,7 +1754,7 @@
         </w:tc>
         <w:tc>
           <w:tcPr>
-            <w:tcW w:w="3321" w:type="dxa"/>
+            <w:tcW w:w="2646" w:type="dxa"/>
             <w:tcBorders>
               <w:left w:val="single" w:sz="2" w:space="0" w:color="BFC7D5"/>
               <w:bottom w:val="single" w:sz="2" w:space="0" w:color="BFC7D5"/>
@@ -1778,7 +1778,7 @@
         </w:tc>
         <w:tc>
           <w:tcPr>
-            <w:tcW w:w="1164" w:type="dxa"/>
+            <w:tcW w:w="1103" w:type="dxa"/>
             <w:tcBorders>
               <w:left w:val="single" w:sz="2" w:space="0" w:color="BFC7D5"/>
               <w:bottom w:val="single" w:sz="2" w:space="0" w:color="BFC7D5"/>
@@ -1802,7 +1802,7 @@
         </w:tc>
         <w:tc>
           <w:tcPr>
-            <w:tcW w:w="1231" w:type="dxa"/>
+            <w:tcW w:w="1135" w:type="dxa"/>
             <w:tcBorders>
               <w:left w:val="single" w:sz="2" w:space="0" w:color="BFC7D5"/>
               <w:bottom w:val="single" w:sz="2" w:space="0" w:color="BFC7D5"/>
@@ -1829,7 +1829,7 @@
         <w:trPr/>
         <w:tc>
           <w:tcPr>
-            <w:tcW w:w="714" w:type="dxa"/>
+            <w:tcW w:w="667" w:type="dxa"/>
             <w:tcBorders>
               <w:left w:val="single" w:sz="6" w:space="0" w:color="BFC7D5"/>
               <w:bottom w:val="single" w:sz="2" w:space="0" w:color="BFC7D5"/>
@@ -1853,7 +1853,7 @@
         </w:tc>
         <w:tc>
           <w:tcPr>
-            <w:tcW w:w="3307" w:type="dxa"/>
+            <w:tcW w:w="2671" w:type="dxa"/>
             <w:tcBorders>
               <w:left w:val="single" w:sz="2" w:space="0" w:color="BFC7D5"/>
               <w:bottom w:val="single" w:sz="2" w:space="0" w:color="BFC7D5"/>
@@ -1877,7 +1877,7 @@
         </w:tc>
         <w:tc>
           <w:tcPr>
-            <w:tcW w:w="471" w:type="dxa"/>
+            <w:tcW w:w="1986" w:type="dxa"/>
             <w:tcBorders>
               <w:left w:val="single" w:sz="2" w:space="0" w:color="BFC7D5"/>
               <w:bottom w:val="single" w:sz="2" w:space="0" w:color="BFC7D5"/>
@@ -1925,7 +1925,7 @@
         </w:tc>
         <w:tc>
           <w:tcPr>
-            <w:tcW w:w="3321" w:type="dxa"/>
+            <w:tcW w:w="2646" w:type="dxa"/>
             <w:tcBorders>
               <w:left w:val="single" w:sz="2" w:space="0" w:color="BFC7D5"/>
               <w:bottom w:val="single" w:sz="2" w:space="0" w:color="BFC7D5"/>
@@ -1949,7 +1949,7 @@
         </w:tc>
         <w:tc>
           <w:tcPr>
-            <w:tcW w:w="1164" w:type="dxa"/>
+            <w:tcW w:w="1103" w:type="dxa"/>
             <w:tcBorders>
               <w:left w:val="single" w:sz="2" w:space="0" w:color="BFC7D5"/>
               <w:bottom w:val="single" w:sz="2" w:space="0" w:color="BFC7D5"/>
@@ -1973,7 +1973,7 @@
         </w:tc>
         <w:tc>
           <w:tcPr>
-            <w:tcW w:w="1231" w:type="dxa"/>
+            <w:tcW w:w="1135" w:type="dxa"/>
             <w:tcBorders>
               <w:left w:val="single" w:sz="2" w:space="0" w:color="BFC7D5"/>
               <w:bottom w:val="single" w:sz="2" w:space="0" w:color="BFC7D5"/>
@@ -2000,7 +2000,7 @@
         <w:trPr/>
         <w:tc>
           <w:tcPr>
-            <w:tcW w:w="714" w:type="dxa"/>
+            <w:tcW w:w="667" w:type="dxa"/>
             <w:tcBorders>
               <w:left w:val="single" w:sz="6" w:space="0" w:color="BFC7D5"/>
               <w:bottom w:val="single" w:sz="2" w:space="0" w:color="BFC7D5"/>
@@ -2024,7 +2024,7 @@
         </w:tc>
         <w:tc>
           <w:tcPr>
-            <w:tcW w:w="3307" w:type="dxa"/>
+            <w:tcW w:w="2671" w:type="dxa"/>
             <w:tcBorders>
               <w:left w:val="single" w:sz="2" w:space="0" w:color="BFC7D5"/>
               <w:bottom w:val="single" w:sz="2" w:space="0" w:color="BFC7D5"/>
@@ -2048,25 +2048,25 @@
         </w:tc>
         <w:tc>
           <w:tcPr>
-            <w:tcW w:w="471" w:type="dxa"/>
-            <w:tcBorders>
-              <w:left w:val="single" w:sz="2" w:space="0" w:color="BFC7D5"/>
-              <w:bottom w:val="single" w:sz="2" w:space="0" w:color="BFC7D5"/>
-              <w:right w:val="single" w:sz="6" w:space="0" w:color="BFC7D5"/>
-            </w:tcBorders>
-            <w:vAlign w:val="center"/>
-          </w:tcPr>
-          <w:p>
-            <w:pPr>
-              <w:pStyle w:val="TableContents"/>
-              <w:bidi w:val="0"/>
-              <w:spacing w:before="0" w:after="283"/>
-              <w:jc w:val="left"/>
-              <w:rPr/>
-            </w:pPr>
-            <w:r>
-              <w:rPr/>
-              <w:t>1.1</w:t>
+            <w:tcW w:w="1986" w:type="dxa"/>
+            <w:tcBorders>
+              <w:left w:val="single" w:sz="2" w:space="0" w:color="BFC7D5"/>
+              <w:bottom w:val="single" w:sz="2" w:space="0" w:color="BFC7D5"/>
+              <w:right w:val="single" w:sz="6" w:space="0" w:color="BFC7D5"/>
+            </w:tcBorders>
+            <w:vAlign w:val="center"/>
+          </w:tcPr>
+          <w:p>
+            <w:pPr>
+              <w:pStyle w:val="TableContents"/>
+              <w:bidi w:val="0"/>
+              <w:spacing w:before="0" w:after="283"/>
+              <w:jc w:val="left"/>
+              <w:rPr/>
+            </w:pPr>
+            <w:r>
+              <w:rPr/>
+              <w:t>1.1 (1.2 issued 2026-10-20 for approval)</w:t>
             </w:r>
           </w:p>
         </w:tc>
@@ -2096,7 +2096,7 @@
         </w:tc>
         <w:tc>
           <w:tcPr>
-            <w:tcW w:w="3321" w:type="dxa"/>
+            <w:tcW w:w="2646" w:type="dxa"/>
             <w:tcBorders>
               <w:left w:val="single" w:sz="2" w:space="0" w:color="BFC7D5"/>
               <w:bottom w:val="single" w:sz="2" w:space="0" w:color="BFC7D5"/>
@@ -2120,7 +2120,7 @@
         </w:tc>
         <w:tc>
           <w:tcPr>
-            <w:tcW w:w="1164" w:type="dxa"/>
+            <w:tcW w:w="1103" w:type="dxa"/>
             <w:tcBorders>
               <w:left w:val="single" w:sz="2" w:space="0" w:color="BFC7D5"/>
               <w:bottom w:val="single" w:sz="2" w:space="0" w:color="BFC7D5"/>
@@ -2144,7 +2144,7 @@
         </w:tc>
         <w:tc>
           <w:tcPr>
-            <w:tcW w:w="1231" w:type="dxa"/>
+            <w:tcW w:w="1135" w:type="dxa"/>
             <w:tcBorders>
               <w:left w:val="single" w:sz="2" w:space="0" w:color="BFC7D5"/>
               <w:bottom w:val="single" w:sz="2" w:space="0" w:color="BFC7D5"/>
@@ -2171,7 +2171,7 @@
         <w:trPr/>
         <w:tc>
           <w:tcPr>
-            <w:tcW w:w="714" w:type="dxa"/>
+            <w:tcW w:w="667" w:type="dxa"/>
             <w:tcBorders>
               <w:left w:val="single" w:sz="6" w:space="0" w:color="BFC7D5"/>
               <w:bottom w:val="single" w:sz="2" w:space="0" w:color="BFC7D5"/>
@@ -2195,7 +2195,7 @@
         </w:tc>
         <w:tc>
           <w:tcPr>
-            <w:tcW w:w="3307" w:type="dxa"/>
+            <w:tcW w:w="2671" w:type="dxa"/>
             <w:tcBorders>
               <w:left w:val="single" w:sz="2" w:space="0" w:color="BFC7D5"/>
               <w:bottom w:val="single" w:sz="2" w:space="0" w:color="BFC7D5"/>
@@ -2219,7 +2219,7 @@
         </w:tc>
         <w:tc>
           <w:tcPr>
-            <w:tcW w:w="471" w:type="dxa"/>
+            <w:tcW w:w="1986" w:type="dxa"/>
             <w:tcBorders>
               <w:left w:val="single" w:sz="2" w:space="0" w:color="BFC7D5"/>
               <w:bottom w:val="single" w:sz="2" w:space="0" w:color="BFC7D5"/>
@@ -2267,7 +2267,7 @@
         </w:tc>
         <w:tc>
           <w:tcPr>
-            <w:tcW w:w="3321" w:type="dxa"/>
+            <w:tcW w:w="2646" w:type="dxa"/>
             <w:tcBorders>
               <w:left w:val="single" w:sz="2" w:space="0" w:color="BFC7D5"/>
               <w:bottom w:val="single" w:sz="2" w:space="0" w:color="BFC7D5"/>
@@ -2291,7 +2291,7 @@
         </w:tc>
         <w:tc>
           <w:tcPr>
-            <w:tcW w:w="1164" w:type="dxa"/>
+            <w:tcW w:w="1103" w:type="dxa"/>
             <w:tcBorders>
               <w:left w:val="single" w:sz="2" w:space="0" w:color="BFC7D5"/>
               <w:bottom w:val="single" w:sz="2" w:space="0" w:color="BFC7D5"/>
@@ -2315,7 +2315,7 @@
         </w:tc>
         <w:tc>
           <w:tcPr>
-            <w:tcW w:w="1231" w:type="dxa"/>
+            <w:tcW w:w="1135" w:type="dxa"/>
             <w:tcBorders>
               <w:left w:val="single" w:sz="2" w:space="0" w:color="BFC7D5"/>
               <w:bottom w:val="single" w:sz="2" w:space="0" w:color="BFC7D5"/>
@@ -2342,7 +2342,7 @@
         <w:trPr/>
         <w:tc>
           <w:tcPr>
-            <w:tcW w:w="714" w:type="dxa"/>
+            <w:tcW w:w="667" w:type="dxa"/>
             <w:tcBorders>
               <w:left w:val="single" w:sz="6" w:space="0" w:color="BFC7D5"/>
               <w:bottom w:val="single" w:sz="2" w:space="0" w:color="BFC7D5"/>
@@ -2366,7 +2366,7 @@
         </w:tc>
         <w:tc>
           <w:tcPr>
-            <w:tcW w:w="3307" w:type="dxa"/>
+            <w:tcW w:w="2671" w:type="dxa"/>
             <w:tcBorders>
               <w:left w:val="single" w:sz="2" w:space="0" w:color="BFC7D5"/>
               <w:bottom w:val="single" w:sz="2" w:space="0" w:color="BFC7D5"/>
@@ -2390,7 +2390,7 @@
         </w:tc>
         <w:tc>
           <w:tcPr>
-            <w:tcW w:w="471" w:type="dxa"/>
+            <w:tcW w:w="1986" w:type="dxa"/>
             <w:tcBorders>
               <w:left w:val="single" w:sz="2" w:space="0" w:color="BFC7D5"/>
               <w:bottom w:val="single" w:sz="2" w:space="0" w:color="BFC7D5"/>
@@ -2438,7 +2438,7 @@
         </w:tc>
         <w:tc>
           <w:tcPr>
-            <w:tcW w:w="3321" w:type="dxa"/>
+            <w:tcW w:w="2646" w:type="dxa"/>
             <w:tcBorders>
               <w:left w:val="single" w:sz="2" w:space="0" w:color="BFC7D5"/>
               <w:bottom w:val="single" w:sz="2" w:space="0" w:color="BFC7D5"/>
@@ -2462,7 +2462,7 @@
         </w:tc>
         <w:tc>
           <w:tcPr>
-            <w:tcW w:w="1164" w:type="dxa"/>
+            <w:tcW w:w="1103" w:type="dxa"/>
             <w:tcBorders>
               <w:left w:val="single" w:sz="2" w:space="0" w:color="BFC7D5"/>
               <w:bottom w:val="single" w:sz="2" w:space="0" w:color="BFC7D5"/>
@@ -2486,7 +2486,7 @@
         </w:tc>
         <w:tc>
           <w:tcPr>
-            <w:tcW w:w="1231" w:type="dxa"/>
+            <w:tcW w:w="1135" w:type="dxa"/>
             <w:tcBorders>
               <w:left w:val="single" w:sz="2" w:space="0" w:color="BFC7D5"/>
               <w:bottom w:val="single" w:sz="2" w:space="0" w:color="BFC7D5"/>
@@ -2513,7 +2513,7 @@
         <w:trPr/>
         <w:tc>
           <w:tcPr>
-            <w:tcW w:w="714" w:type="dxa"/>
+            <w:tcW w:w="667" w:type="dxa"/>
             <w:tcBorders>
               <w:left w:val="single" w:sz="6" w:space="0" w:color="BFC7D5"/>
               <w:bottom w:val="single" w:sz="2" w:space="0" w:color="BFC7D5"/>
@@ -2537,7 +2537,7 @@
         </w:tc>
         <w:tc>
           <w:tcPr>
-            <w:tcW w:w="3307" w:type="dxa"/>
+            <w:tcW w:w="2671" w:type="dxa"/>
             <w:tcBorders>
               <w:left w:val="single" w:sz="2" w:space="0" w:color="BFC7D5"/>
               <w:bottom w:val="single" w:sz="2" w:space="0" w:color="BFC7D5"/>
@@ -2561,7 +2561,7 @@
         </w:tc>
         <w:tc>
           <w:tcPr>
-            <w:tcW w:w="471" w:type="dxa"/>
+            <w:tcW w:w="1986" w:type="dxa"/>
             <w:tcBorders>
               <w:left w:val="single" w:sz="2" w:space="0" w:color="BFC7D5"/>
               <w:bottom w:val="single" w:sz="2" w:space="0" w:color="BFC7D5"/>
@@ -2609,7 +2609,7 @@
         </w:tc>
         <w:tc>
           <w:tcPr>
-            <w:tcW w:w="3321" w:type="dxa"/>
+            <w:tcW w:w="2646" w:type="dxa"/>
             <w:tcBorders>
               <w:left w:val="single" w:sz="2" w:space="0" w:color="BFC7D5"/>
               <w:bottom w:val="single" w:sz="2" w:space="0" w:color="BFC7D5"/>
@@ -2633,7 +2633,7 @@
         </w:tc>
         <w:tc>
           <w:tcPr>
-            <w:tcW w:w="1164" w:type="dxa"/>
+            <w:tcW w:w="1103" w:type="dxa"/>
             <w:tcBorders>
               <w:left w:val="single" w:sz="2" w:space="0" w:color="BFC7D5"/>
               <w:bottom w:val="single" w:sz="2" w:space="0" w:color="BFC7D5"/>
@@ -2657,7 +2657,7 @@
         </w:tc>
         <w:tc>
           <w:tcPr>
-            <w:tcW w:w="1231" w:type="dxa"/>
+            <w:tcW w:w="1135" w:type="dxa"/>
             <w:tcBorders>
               <w:left w:val="single" w:sz="2" w:space="0" w:color="BFC7D5"/>
               <w:bottom w:val="single" w:sz="2" w:space="0" w:color="BFC7D5"/>
@@ -2684,7 +2684,7 @@
         <w:trPr/>
         <w:tc>
           <w:tcPr>
-            <w:tcW w:w="714" w:type="dxa"/>
+            <w:tcW w:w="667" w:type="dxa"/>
             <w:tcBorders>
               <w:left w:val="single" w:sz="6" w:space="0" w:color="BFC7D5"/>
               <w:bottom w:val="single" w:sz="2" w:space="0" w:color="BFC7D5"/>
@@ -2708,7 +2708,7 @@
         </w:tc>
         <w:tc>
           <w:tcPr>
-            <w:tcW w:w="3307" w:type="dxa"/>
+            <w:tcW w:w="2671" w:type="dxa"/>
             <w:tcBorders>
               <w:left w:val="single" w:sz="2" w:space="0" w:color="BFC7D5"/>
               <w:bottom w:val="single" w:sz="2" w:space="0" w:color="BFC7D5"/>
@@ -2732,7 +2732,7 @@
         </w:tc>
         <w:tc>
           <w:tcPr>
-            <w:tcW w:w="471" w:type="dxa"/>
+            <w:tcW w:w="1986" w:type="dxa"/>
             <w:tcBorders>
               <w:left w:val="single" w:sz="2" w:space="0" w:color="BFC7D5"/>
               <w:bottom w:val="single" w:sz="2" w:space="0" w:color="BFC7D5"/>
@@ -2780,7 +2780,7 @@
         </w:tc>
         <w:tc>
           <w:tcPr>
-            <w:tcW w:w="3321" w:type="dxa"/>
+            <w:tcW w:w="2646" w:type="dxa"/>
             <w:tcBorders>
               <w:left w:val="single" w:sz="2" w:space="0" w:color="BFC7D5"/>
               <w:bottom w:val="single" w:sz="2" w:space="0" w:color="BFC7D5"/>
@@ -2804,7 +2804,7 @@
         </w:tc>
         <w:tc>
           <w:tcPr>
-            <w:tcW w:w="1164" w:type="dxa"/>
+            <w:tcW w:w="1103" w:type="dxa"/>
             <w:tcBorders>
               <w:left w:val="single" w:sz="2" w:space="0" w:color="BFC7D5"/>
               <w:bottom w:val="single" w:sz="2" w:space="0" w:color="BFC7D5"/>
@@ -2828,7 +2828,7 @@
         </w:tc>
         <w:tc>
           <w:tcPr>
-            <w:tcW w:w="1231" w:type="dxa"/>
+            <w:tcW w:w="1135" w:type="dxa"/>
             <w:tcBorders>
               <w:left w:val="single" w:sz="2" w:space="0" w:color="BFC7D5"/>
               <w:bottom w:val="single" w:sz="2" w:space="0" w:color="BFC7D5"/>
@@ -2855,7 +2855,7 @@
         <w:trPr/>
         <w:tc>
           <w:tcPr>
-            <w:tcW w:w="714" w:type="dxa"/>
+            <w:tcW w:w="667" w:type="dxa"/>
             <w:tcBorders>
               <w:left w:val="single" w:sz="6" w:space="0" w:color="BFC7D5"/>
               <w:bottom w:val="single" w:sz="2" w:space="0" w:color="BFC7D5"/>
@@ -2879,7 +2879,7 @@
         </w:tc>
         <w:tc>
           <w:tcPr>
-            <w:tcW w:w="3307" w:type="dxa"/>
+            <w:tcW w:w="2671" w:type="dxa"/>
             <w:tcBorders>
               <w:left w:val="single" w:sz="2" w:space="0" w:color="BFC7D5"/>
               <w:bottom w:val="single" w:sz="2" w:space="0" w:color="BFC7D5"/>
@@ -2903,7 +2903,7 @@
         </w:tc>
         <w:tc>
           <w:tcPr>
-            <w:tcW w:w="471" w:type="dxa"/>
+            <w:tcW w:w="1986" w:type="dxa"/>
             <w:tcBorders>
               <w:left w:val="single" w:sz="2" w:space="0" w:color="BFC7D5"/>
               <w:bottom w:val="single" w:sz="2" w:space="0" w:color="BFC7D5"/>
@@ -2951,7 +2951,7 @@
         </w:tc>
         <w:tc>
           <w:tcPr>
-            <w:tcW w:w="3321" w:type="dxa"/>
+            <w:tcW w:w="2646" w:type="dxa"/>
             <w:tcBorders>
               <w:left w:val="single" w:sz="2" w:space="0" w:color="BFC7D5"/>
               <w:bottom w:val="single" w:sz="2" w:space="0" w:color="BFC7D5"/>
@@ -2975,7 +2975,7 @@
         </w:tc>
         <w:tc>
           <w:tcPr>
-            <w:tcW w:w="1164" w:type="dxa"/>
+            <w:tcW w:w="1103" w:type="dxa"/>
             <w:tcBorders>
               <w:left w:val="single" w:sz="2" w:space="0" w:color="BFC7D5"/>
               <w:bottom w:val="single" w:sz="2" w:space="0" w:color="BFC7D5"/>
@@ -2999,7 +2999,7 @@
         </w:tc>
         <w:tc>
           <w:tcPr>
-            <w:tcW w:w="1231" w:type="dxa"/>
+            <w:tcW w:w="1135" w:type="dxa"/>
             <w:tcBorders>
               <w:left w:val="single" w:sz="2" w:space="0" w:color="BFC7D5"/>
               <w:bottom w:val="single" w:sz="2" w:space="0" w:color="BFC7D5"/>
@@ -3026,7 +3026,7 @@
         <w:trPr/>
         <w:tc>
           <w:tcPr>
-            <w:tcW w:w="714" w:type="dxa"/>
+            <w:tcW w:w="667" w:type="dxa"/>
             <w:tcBorders>
               <w:left w:val="single" w:sz="6" w:space="0" w:color="BFC7D5"/>
               <w:bottom w:val="single" w:sz="2" w:space="0" w:color="BFC7D5"/>
@@ -3050,7 +3050,7 @@
         </w:tc>
         <w:tc>
           <w:tcPr>
-            <w:tcW w:w="3307" w:type="dxa"/>
+            <w:tcW w:w="2671" w:type="dxa"/>
             <w:tcBorders>
               <w:left w:val="single" w:sz="2" w:space="0" w:color="BFC7D5"/>
               <w:bottom w:val="single" w:sz="2" w:space="0" w:color="BFC7D5"/>
@@ -3074,7 +3074,7 @@
         </w:tc>
         <w:tc>
           <w:tcPr>
-            <w:tcW w:w="471" w:type="dxa"/>
+            <w:tcW w:w="1986" w:type="dxa"/>
             <w:tcBorders>
               <w:left w:val="single" w:sz="2" w:space="0" w:color="BFC7D5"/>
               <w:bottom w:val="single" w:sz="2" w:space="0" w:color="BFC7D5"/>
@@ -3122,7 +3122,7 @@
         </w:tc>
         <w:tc>
           <w:tcPr>
-            <w:tcW w:w="3321" w:type="dxa"/>
+            <w:tcW w:w="2646" w:type="dxa"/>
             <w:tcBorders>
               <w:left w:val="single" w:sz="2" w:space="0" w:color="BFC7D5"/>
               <w:bottom w:val="single" w:sz="2" w:space="0" w:color="BFC7D5"/>
@@ -3146,7 +3146,7 @@
         </w:tc>
         <w:tc>
           <w:tcPr>
-            <w:tcW w:w="1164" w:type="dxa"/>
+            <w:tcW w:w="1103" w:type="dxa"/>
             <w:tcBorders>
               <w:left w:val="single" w:sz="2" w:space="0" w:color="BFC7D5"/>
               <w:bottom w:val="single" w:sz="2" w:space="0" w:color="BFC7D5"/>
@@ -3170,7 +3170,7 @@
         </w:tc>
         <w:tc>
           <w:tcPr>
-            <w:tcW w:w="1231" w:type="dxa"/>
+            <w:tcW w:w="1135" w:type="dxa"/>
             <w:tcBorders>
               <w:left w:val="single" w:sz="2" w:space="0" w:color="BFC7D5"/>
               <w:bottom w:val="single" w:sz="2" w:space="0" w:color="BFC7D5"/>
@@ -3197,7 +3197,7 @@
         <w:trPr/>
         <w:tc>
           <w:tcPr>
-            <w:tcW w:w="714" w:type="dxa"/>
+            <w:tcW w:w="667" w:type="dxa"/>
             <w:tcBorders>
               <w:left w:val="single" w:sz="6" w:space="0" w:color="BFC7D5"/>
               <w:bottom w:val="single" w:sz="2" w:space="0" w:color="BFC7D5"/>
@@ -3221,7 +3221,7 @@
         </w:tc>
         <w:tc>
           <w:tcPr>
-            <w:tcW w:w="3307" w:type="dxa"/>
+            <w:tcW w:w="2671" w:type="dxa"/>
             <w:tcBorders>
               <w:left w:val="single" w:sz="2" w:space="0" w:color="BFC7D5"/>
               <w:bottom w:val="single" w:sz="2" w:space="0" w:color="BFC7D5"/>
@@ -3245,7 +3245,7 @@
         </w:tc>
         <w:tc>
           <w:tcPr>
-            <w:tcW w:w="471" w:type="dxa"/>
+            <w:tcW w:w="1986" w:type="dxa"/>
             <w:tcBorders>
               <w:left w:val="single" w:sz="2" w:space="0" w:color="BFC7D5"/>
               <w:bottom w:val="single" w:sz="2" w:space="0" w:color="BFC7D5"/>
@@ -3293,7 +3293,7 @@
         </w:tc>
         <w:tc>
           <w:tcPr>
-            <w:tcW w:w="3321" w:type="dxa"/>
+            <w:tcW w:w="2646" w:type="dxa"/>
             <w:tcBorders>
               <w:left w:val="single" w:sz="2" w:space="0" w:color="BFC7D5"/>
               <w:bottom w:val="single" w:sz="2" w:space="0" w:color="BFC7D5"/>
@@ -3317,7 +3317,7 @@
         </w:tc>
         <w:tc>
           <w:tcPr>
-            <w:tcW w:w="1164" w:type="dxa"/>
+            <w:tcW w:w="1103" w:type="dxa"/>
             <w:tcBorders>
               <w:left w:val="single" w:sz="2" w:space="0" w:color="BFC7D5"/>
               <w:bottom w:val="single" w:sz="2" w:space="0" w:color="BFC7D5"/>
@@ -3341,7 +3341,7 @@
         </w:tc>
         <w:tc>
           <w:tcPr>
-            <w:tcW w:w="1231" w:type="dxa"/>
+            <w:tcW w:w="1135" w:type="dxa"/>
             <w:tcBorders>
               <w:left w:val="single" w:sz="2" w:space="0" w:color="BFC7D5"/>
               <w:bottom w:val="single" w:sz="2" w:space="0" w:color="BFC7D5"/>
@@ -3368,7 +3368,7 @@
         <w:trPr/>
         <w:tc>
           <w:tcPr>
-            <w:tcW w:w="714" w:type="dxa"/>
+            <w:tcW w:w="667" w:type="dxa"/>
             <w:tcBorders>
               <w:left w:val="single" w:sz="6" w:space="0" w:color="BFC7D5"/>
               <w:bottom w:val="single" w:sz="2" w:space="0" w:color="BFC7D5"/>
@@ -3392,7 +3392,7 @@
         </w:tc>
         <w:tc>
           <w:tcPr>
-            <w:tcW w:w="3307" w:type="dxa"/>
+            <w:tcW w:w="2671" w:type="dxa"/>
             <w:tcBorders>
               <w:left w:val="single" w:sz="2" w:space="0" w:color="BFC7D5"/>
               <w:bottom w:val="single" w:sz="2" w:space="0" w:color="BFC7D5"/>
@@ -3416,7 +3416,7 @@
         </w:tc>
         <w:tc>
           <w:tcPr>
-            <w:tcW w:w="471" w:type="dxa"/>
+            <w:tcW w:w="1986" w:type="dxa"/>
             <w:tcBorders>
               <w:left w:val="single" w:sz="2" w:space="0" w:color="BFC7D5"/>
               <w:bottom w:val="single" w:sz="2" w:space="0" w:color="BFC7D5"/>
@@ -3464,7 +3464,7 @@
         </w:tc>
         <w:tc>
           <w:tcPr>
-            <w:tcW w:w="3321" w:type="dxa"/>
+            <w:tcW w:w="2646" w:type="dxa"/>
             <w:tcBorders>
               <w:left w:val="single" w:sz="2" w:space="0" w:color="BFC7D5"/>
               <w:bottom w:val="single" w:sz="2" w:space="0" w:color="BFC7D5"/>
@@ -3488,7 +3488,7 @@
         </w:tc>
         <w:tc>
           <w:tcPr>
-            <w:tcW w:w="1164" w:type="dxa"/>
+            <w:tcW w:w="1103" w:type="dxa"/>
             <w:tcBorders>
               <w:left w:val="single" w:sz="2" w:space="0" w:color="BFC7D5"/>
               <w:bottom w:val="single" w:sz="2" w:space="0" w:color="BFC7D5"/>
@@ -3512,7 +3512,7 @@
         </w:tc>
         <w:tc>
           <w:tcPr>
-            <w:tcW w:w="1231" w:type="dxa"/>
+            <w:tcW w:w="1135" w:type="dxa"/>
             <w:tcBorders>
               <w:left w:val="single" w:sz="2" w:space="0" w:color="BFC7D5"/>
               <w:bottom w:val="single" w:sz="2" w:space="0" w:color="BFC7D5"/>
@@ -3539,7 +3539,7 @@
         <w:trPr/>
         <w:tc>
           <w:tcPr>
-            <w:tcW w:w="714" w:type="dxa"/>
+            <w:tcW w:w="667" w:type="dxa"/>
             <w:tcBorders>
               <w:left w:val="single" w:sz="6" w:space="0" w:color="BFC7D5"/>
               <w:bottom w:val="single" w:sz="2" w:space="0" w:color="BFC7D5"/>
@@ -3563,7 +3563,7 @@
         </w:tc>
         <w:tc>
           <w:tcPr>
-            <w:tcW w:w="3307" w:type="dxa"/>
+            <w:tcW w:w="2671" w:type="dxa"/>
             <w:tcBorders>
               <w:left w:val="single" w:sz="2" w:space="0" w:color="BFC7D5"/>
               <w:bottom w:val="single" w:sz="2" w:space="0" w:color="BFC7D5"/>
@@ -3587,7 +3587,7 @@
         </w:tc>
         <w:tc>
           <w:tcPr>
-            <w:tcW w:w="471" w:type="dxa"/>
+            <w:tcW w:w="1986" w:type="dxa"/>
             <w:tcBorders>
               <w:left w:val="single" w:sz="2" w:space="0" w:color="BFC7D5"/>
               <w:bottom w:val="single" w:sz="2" w:space="0" w:color="BFC7D5"/>
@@ -3635,7 +3635,7 @@
         </w:tc>
         <w:tc>
           <w:tcPr>
-            <w:tcW w:w="3321" w:type="dxa"/>
+            <w:tcW w:w="2646" w:type="dxa"/>
             <w:tcBorders>
               <w:left w:val="single" w:sz="2" w:space="0" w:color="BFC7D5"/>
               <w:bottom w:val="single" w:sz="2" w:space="0" w:color="BFC7D5"/>
@@ -3659,7 +3659,7 @@
         </w:tc>
         <w:tc>
           <w:tcPr>
-            <w:tcW w:w="1164" w:type="dxa"/>
+            <w:tcW w:w="1103" w:type="dxa"/>
             <w:tcBorders>
               <w:left w:val="single" w:sz="2" w:space="0" w:color="BFC7D5"/>
               <w:bottom w:val="single" w:sz="2" w:space="0" w:color="BFC7D5"/>
@@ -3683,7 +3683,7 @@
         </w:tc>
         <w:tc>
           <w:tcPr>
-            <w:tcW w:w="1231" w:type="dxa"/>
+            <w:tcW w:w="1135" w:type="dxa"/>
             <w:tcBorders>
               <w:left w:val="single" w:sz="2" w:space="0" w:color="BFC7D5"/>
               <w:bottom w:val="single" w:sz="2" w:space="0" w:color="BFC7D5"/>
@@ -3710,7 +3710,7 @@
         <w:trPr/>
         <w:tc>
           <w:tcPr>
-            <w:tcW w:w="714" w:type="dxa"/>
+            <w:tcW w:w="667" w:type="dxa"/>
             <w:tcBorders>
               <w:left w:val="single" w:sz="6" w:space="0" w:color="BFC7D5"/>
               <w:bottom w:val="single" w:sz="6" w:space="0" w:color="BFC7D5"/>
@@ -3734,7 +3734,7 @@
         </w:tc>
         <w:tc>
           <w:tcPr>
-            <w:tcW w:w="3307" w:type="dxa"/>
+            <w:tcW w:w="2671" w:type="dxa"/>
             <w:tcBorders>
               <w:left w:val="single" w:sz="2" w:space="0" w:color="BFC7D5"/>
               <w:bottom w:val="single" w:sz="6" w:space="0" w:color="BFC7D5"/>
@@ -3758,7 +3758,7 @@
         </w:tc>
         <w:tc>
           <w:tcPr>
-            <w:tcW w:w="471" w:type="dxa"/>
+            <w:tcW w:w="1986" w:type="dxa"/>
             <w:tcBorders>
               <w:left w:val="single" w:sz="2" w:space="0" w:color="BFC7D5"/>
               <w:bottom w:val="single" w:sz="6" w:space="0" w:color="BFC7D5"/>
@@ -3806,7 +3806,7 @@
         </w:tc>
         <w:tc>
           <w:tcPr>
-            <w:tcW w:w="3321" w:type="dxa"/>
+            <w:tcW w:w="2646" w:type="dxa"/>
             <w:tcBorders>
               <w:left w:val="single" w:sz="2" w:space="0" w:color="BFC7D5"/>
               <w:bottom w:val="single" w:sz="6" w:space="0" w:color="BFC7D5"/>
@@ -3830,7 +3830,7 @@
         </w:tc>
         <w:tc>
           <w:tcPr>
-            <w:tcW w:w="1164" w:type="dxa"/>
+            <w:tcW w:w="1103" w:type="dxa"/>
             <w:tcBorders>
               <w:left w:val="single" w:sz="2" w:space="0" w:color="BFC7D5"/>
               <w:bottom w:val="single" w:sz="6" w:space="0" w:color="BFC7D5"/>
@@ -3854,7 +3854,7 @@
         </w:tc>
         <w:tc>
           <w:tcPr>
-            <w:tcW w:w="1231" w:type="dxa"/>
+            <w:tcW w:w="1135" w:type="dxa"/>
             <w:tcBorders>
               <w:left w:val="single" w:sz="2" w:space="0" w:color="BFC7D5"/>
               <w:bottom w:val="single" w:sz="6" w:space="0" w:color="BFC7D5"/>
@@ -8518,7 +8518,7 @@
             <w:tcW w:w="717" w:type="dxa"/>
             <w:tcBorders>
               <w:left w:val="single" w:sz="6" w:space="0" w:color="BFC7D5"/>
-              <w:bottom w:val="single" w:sz="6" w:space="0" w:color="BFC7D5"/>
+              <w:bottom w:val="single" w:sz="2" w:space="0" w:color="BFC7D5"/>
               <w:right w:val="single" w:sz="6" w:space="0" w:color="BFC7D5"/>
             </w:tcBorders>
             <w:vAlign w:val="center"/>
@@ -8542,7 +8542,7 @@
             <w:tcW w:w="2497" w:type="dxa"/>
             <w:tcBorders>
               <w:left w:val="single" w:sz="2" w:space="0" w:color="BFC7D5"/>
-              <w:bottom w:val="single" w:sz="6" w:space="0" w:color="BFC7D5"/>
+              <w:bottom w:val="single" w:sz="2" w:space="0" w:color="BFC7D5"/>
               <w:right w:val="single" w:sz="6" w:space="0" w:color="BFC7D5"/>
             </w:tcBorders>
             <w:vAlign w:val="center"/>
@@ -8566,7 +8566,7 @@
             <w:tcW w:w="2061" w:type="dxa"/>
             <w:tcBorders>
               <w:left w:val="single" w:sz="2" w:space="0" w:color="BFC7D5"/>
-              <w:bottom w:val="single" w:sz="6" w:space="0" w:color="BFC7D5"/>
+              <w:bottom w:val="single" w:sz="2" w:space="0" w:color="BFC7D5"/>
               <w:right w:val="single" w:sz="6" w:space="0" w:color="BFC7D5"/>
             </w:tcBorders>
             <w:vAlign w:val="center"/>
@@ -8590,7 +8590,7 @@
             <w:tcW w:w="6064" w:type="dxa"/>
             <w:tcBorders>
               <w:left w:val="single" w:sz="2" w:space="0" w:color="BFC7D5"/>
-              <w:bottom w:val="single" w:sz="6" w:space="0" w:color="BFC7D5"/>
+              <w:bottom w:val="single" w:sz="2" w:space="0" w:color="BFC7D5"/>
               <w:right w:val="single" w:sz="6" w:space="0" w:color="BFC7D5"/>
             </w:tcBorders>
             <w:vAlign w:val="center"/>
@@ -8612,6 +8612,111 @@
                 <w:rStyle w:val="SourceText"/>
               </w:rPr>
               <w:t>…/10_Identification_and_Traceability/</w:t>
+            </w:r>
+          </w:p>
+        </w:tc>
+      </w:tr>
+      <w:tr>
+        <w:trPr/>
+        <w:tc>
+          <w:tcPr>
+            <w:tcW w:w="717" w:type="dxa"/>
+            <w:tcBorders>
+              <w:left w:val="single" w:sz="6" w:space="0" w:color="BFC7D5"/>
+              <w:bottom w:val="single" w:sz="6" w:space="0" w:color="BFC7D5"/>
+              <w:right w:val="single" w:sz="6" w:space="0" w:color="BFC7D5"/>
+            </w:tcBorders>
+            <w:vAlign w:val="center"/>
+          </w:tcPr>
+          <w:p>
+            <w:pPr>
+              <w:pStyle w:val="TableContents"/>
+              <w:bidi w:val="0"/>
+              <w:spacing w:before="0" w:after="283"/>
+              <w:jc w:val="left"/>
+              <w:rPr/>
+            </w:pPr>
+            <w:r>
+              <w:rPr/>
+              <w:t>EM26-35</w:t>
+            </w:r>
+          </w:p>
+        </w:tc>
+        <w:tc>
+          <w:tcPr>
+            <w:tcW w:w="2497" w:type="dxa"/>
+            <w:tcBorders>
+              <w:left w:val="single" w:sz="2" w:space="0" w:color="BFC7D5"/>
+              <w:bottom w:val="single" w:sz="6" w:space="0" w:color="BFC7D5"/>
+              <w:right w:val="single" w:sz="6" w:space="0" w:color="BFC7D5"/>
+            </w:tcBorders>
+            <w:vAlign w:val="center"/>
+          </w:tcPr>
+          <w:p>
+            <w:pPr>
+              <w:pStyle w:val="TableContents"/>
+              <w:bidi w:val="0"/>
+              <w:spacing w:before="0" w:after="283"/>
+              <w:jc w:val="left"/>
+              <w:rPr/>
+            </w:pPr>
+            <w:r>
+              <w:rPr/>
+              <w:t>AI Impact Assessment — EchoMind Enterprise</w:t>
+            </w:r>
+          </w:p>
+        </w:tc>
+        <w:tc>
+          <w:tcPr>
+            <w:tcW w:w="2061" w:type="dxa"/>
+            <w:tcBorders>
+              <w:left w:val="single" w:sz="2" w:space="0" w:color="BFC7D5"/>
+              <w:bottom w:val="single" w:sz="6" w:space="0" w:color="BFC7D5"/>
+              <w:right w:val="single" w:sz="6" w:space="0" w:color="BFC7D5"/>
+            </w:tcBorders>
+            <w:vAlign w:val="center"/>
+          </w:tcPr>
+          <w:p>
+            <w:pPr>
+              <w:pStyle w:val="TableContents"/>
+              <w:bidi w:val="0"/>
+              <w:spacing w:before="0" w:after="283"/>
+              <w:jc w:val="left"/>
+              <w:rPr/>
+            </w:pPr>
+            <w:r>
+              <w:rPr/>
+              <w:t>Lead Engineer (Richard Watson Stephen Amudha)</w:t>
+            </w:r>
+          </w:p>
+        </w:tc>
+        <w:tc>
+          <w:tcPr>
+            <w:tcW w:w="6064" w:type="dxa"/>
+            <w:tcBorders>
+              <w:left w:val="single" w:sz="2" w:space="0" w:color="BFC7D5"/>
+              <w:bottom w:val="single" w:sz="6" w:space="0" w:color="BFC7D5"/>
+              <w:right w:val="single" w:sz="6" w:space="0" w:color="BFC7D5"/>
+            </w:tcBorders>
+            <w:vAlign w:val="center"/>
+          </w:tcPr>
+          <w:p>
+            <w:pPr>
+              <w:pStyle w:val="TableContents"/>
+              <w:bidi w:val="0"/>
+              <w:spacing w:before="0" w:after="283"/>
+              <w:jc w:val="left"/>
+              <w:rPr/>
+            </w:pPr>
+            <w:r>
+              <w:rPr/>
+              <w:t xml:space="preserve">1.0 issued 2026-10-20 for approval — </w:t>
+            </w:r>
+            <w:r>
+              <w:rPr>
+                <w:rStyle w:val="SourceText"/>
+              </w:rPr>
+              <w:t>evidence-2026/20_AI_Impact_Assessment/</w:t>
             </w:r>
           </w:p>
         </w:tc>

--- a/docs/qms/evidence-2026/QMS_Word/registers__REG-01_Document_Control_Register.docx
+++ b/docs/qms/evidence-2026/QMS_Word/registers__REG-01_Document_Control_Register.docx
@@ -576,13 +576,13 @@
         </w:tblCellMar>
       </w:tblPr>
       <w:tblGrid>
-        <w:gridCol w:w="667"/>
-        <w:gridCol w:w="2671"/>
-        <w:gridCol w:w="1986"/>
+        <w:gridCol w:w="675"/>
+        <w:gridCol w:w="2781"/>
+        <w:gridCol w:w="471"/>
         <w:gridCol w:w="1131"/>
-        <w:gridCol w:w="2646"/>
-        <w:gridCol w:w="1103"/>
-        <w:gridCol w:w="1135"/>
+        <w:gridCol w:w="2762"/>
+        <w:gridCol w:w="1114"/>
+        <w:gridCol w:w="2405"/>
       </w:tblGrid>
       <w:tr>
         <w:trPr>
@@ -590,7 +590,7 @@
         </w:trPr>
         <w:tc>
           <w:tcPr>
-            <w:tcW w:w="667" w:type="dxa"/>
+            <w:tcW w:w="675" w:type="dxa"/>
             <w:tcBorders>
               <w:top w:val="single" w:sz="6" w:space="0" w:color="BFC7D5"/>
               <w:left w:val="single" w:sz="6" w:space="0" w:color="BFC7D5"/>
@@ -620,7 +620,7 @@
         </w:tc>
         <w:tc>
           <w:tcPr>
-            <w:tcW w:w="2671" w:type="dxa"/>
+            <w:tcW w:w="2781" w:type="dxa"/>
             <w:tcBorders>
               <w:top w:val="single" w:sz="6" w:space="0" w:color="BFC7D5"/>
               <w:left w:val="single" w:sz="2" w:space="0" w:color="BFC7D5"/>
@@ -650,7 +650,7 @@
         </w:tc>
         <w:tc>
           <w:tcPr>
-            <w:tcW w:w="1986" w:type="dxa"/>
+            <w:tcW w:w="471" w:type="dxa"/>
             <w:tcBorders>
               <w:top w:val="single" w:sz="6" w:space="0" w:color="BFC7D5"/>
               <w:left w:val="single" w:sz="2" w:space="0" w:color="BFC7D5"/>
@@ -710,7 +710,7 @@
         </w:tc>
         <w:tc>
           <w:tcPr>
-            <w:tcW w:w="2646" w:type="dxa"/>
+            <w:tcW w:w="2762" w:type="dxa"/>
             <w:tcBorders>
               <w:top w:val="single" w:sz="6" w:space="0" w:color="BFC7D5"/>
               <w:left w:val="single" w:sz="2" w:space="0" w:color="BFC7D5"/>
@@ -740,7 +740,7 @@
         </w:tc>
         <w:tc>
           <w:tcPr>
-            <w:tcW w:w="1103" w:type="dxa"/>
+            <w:tcW w:w="1114" w:type="dxa"/>
             <w:tcBorders>
               <w:top w:val="single" w:sz="6" w:space="0" w:color="BFC7D5"/>
               <w:left w:val="single" w:sz="2" w:space="0" w:color="BFC7D5"/>
@@ -770,7 +770,7 @@
         </w:tc>
         <w:tc>
           <w:tcPr>
-            <w:tcW w:w="1135" w:type="dxa"/>
+            <w:tcW w:w="2405" w:type="dxa"/>
             <w:tcBorders>
               <w:top w:val="single" w:sz="6" w:space="0" w:color="BFC7D5"/>
               <w:left w:val="single" w:sz="2" w:space="0" w:color="BFC7D5"/>
@@ -803,7 +803,7 @@
         <w:trPr/>
         <w:tc>
           <w:tcPr>
-            <w:tcW w:w="667" w:type="dxa"/>
+            <w:tcW w:w="675" w:type="dxa"/>
             <w:tcBorders>
               <w:left w:val="single" w:sz="6" w:space="0" w:color="BFC7D5"/>
               <w:bottom w:val="single" w:sz="2" w:space="0" w:color="BFC7D5"/>
@@ -827,7 +827,7 @@
         </w:tc>
         <w:tc>
           <w:tcPr>
-            <w:tcW w:w="2671" w:type="dxa"/>
+            <w:tcW w:w="2781" w:type="dxa"/>
             <w:tcBorders>
               <w:left w:val="single" w:sz="2" w:space="0" w:color="BFC7D5"/>
               <w:bottom w:val="single" w:sz="2" w:space="0" w:color="BFC7D5"/>
@@ -851,7 +851,7 @@
         </w:tc>
         <w:tc>
           <w:tcPr>
-            <w:tcW w:w="1986" w:type="dxa"/>
+            <w:tcW w:w="471" w:type="dxa"/>
             <w:tcBorders>
               <w:left w:val="single" w:sz="2" w:space="0" w:color="BFC7D5"/>
               <w:bottom w:val="single" w:sz="2" w:space="0" w:color="BFC7D5"/>
@@ -899,7 +899,7 @@
         </w:tc>
         <w:tc>
           <w:tcPr>
-            <w:tcW w:w="2646" w:type="dxa"/>
+            <w:tcW w:w="2762" w:type="dxa"/>
             <w:tcBorders>
               <w:left w:val="single" w:sz="2" w:space="0" w:color="BFC7D5"/>
               <w:bottom w:val="single" w:sz="2" w:space="0" w:color="BFC7D5"/>
@@ -923,7 +923,7 @@
         </w:tc>
         <w:tc>
           <w:tcPr>
-            <w:tcW w:w="1103" w:type="dxa"/>
+            <w:tcW w:w="1114" w:type="dxa"/>
             <w:tcBorders>
               <w:left w:val="single" w:sz="2" w:space="0" w:color="BFC7D5"/>
               <w:bottom w:val="single" w:sz="2" w:space="0" w:color="BFC7D5"/>
@@ -947,7 +947,7 @@
         </w:tc>
         <w:tc>
           <w:tcPr>
-            <w:tcW w:w="1135" w:type="dxa"/>
+            <w:tcW w:w="2405" w:type="dxa"/>
             <w:tcBorders>
               <w:left w:val="single" w:sz="2" w:space="0" w:color="BFC7D5"/>
               <w:bottom w:val="single" w:sz="2" w:space="0" w:color="BFC7D5"/>
@@ -974,7 +974,7 @@
         <w:trPr/>
         <w:tc>
           <w:tcPr>
-            <w:tcW w:w="667" w:type="dxa"/>
+            <w:tcW w:w="675" w:type="dxa"/>
             <w:tcBorders>
               <w:left w:val="single" w:sz="6" w:space="0" w:color="BFC7D5"/>
               <w:bottom w:val="single" w:sz="2" w:space="0" w:color="BFC7D5"/>
@@ -998,7 +998,7 @@
         </w:tc>
         <w:tc>
           <w:tcPr>
-            <w:tcW w:w="2671" w:type="dxa"/>
+            <w:tcW w:w="2781" w:type="dxa"/>
             <w:tcBorders>
               <w:left w:val="single" w:sz="2" w:space="0" w:color="BFC7D5"/>
               <w:bottom w:val="single" w:sz="2" w:space="0" w:color="BFC7D5"/>
@@ -1022,7 +1022,7 @@
         </w:tc>
         <w:tc>
           <w:tcPr>
-            <w:tcW w:w="1986" w:type="dxa"/>
+            <w:tcW w:w="471" w:type="dxa"/>
             <w:tcBorders>
               <w:left w:val="single" w:sz="2" w:space="0" w:color="BFC7D5"/>
               <w:bottom w:val="single" w:sz="2" w:space="0" w:color="BFC7D5"/>
@@ -1070,7 +1070,7 @@
         </w:tc>
         <w:tc>
           <w:tcPr>
-            <w:tcW w:w="2646" w:type="dxa"/>
+            <w:tcW w:w="2762" w:type="dxa"/>
             <w:tcBorders>
               <w:left w:val="single" w:sz="2" w:space="0" w:color="BFC7D5"/>
               <w:bottom w:val="single" w:sz="2" w:space="0" w:color="BFC7D5"/>
@@ -1094,7 +1094,7 @@
         </w:tc>
         <w:tc>
           <w:tcPr>
-            <w:tcW w:w="1103" w:type="dxa"/>
+            <w:tcW w:w="1114" w:type="dxa"/>
             <w:tcBorders>
               <w:left w:val="single" w:sz="2" w:space="0" w:color="BFC7D5"/>
               <w:bottom w:val="single" w:sz="2" w:space="0" w:color="BFC7D5"/>
@@ -1118,7 +1118,7 @@
         </w:tc>
         <w:tc>
           <w:tcPr>
-            <w:tcW w:w="1135" w:type="dxa"/>
+            <w:tcW w:w="2405" w:type="dxa"/>
             <w:tcBorders>
               <w:left w:val="single" w:sz="2" w:space="0" w:color="BFC7D5"/>
               <w:bottom w:val="single" w:sz="2" w:space="0" w:color="BFC7D5"/>
@@ -1145,7 +1145,7 @@
         <w:trPr/>
         <w:tc>
           <w:tcPr>
-            <w:tcW w:w="667" w:type="dxa"/>
+            <w:tcW w:w="675" w:type="dxa"/>
             <w:tcBorders>
               <w:left w:val="single" w:sz="6" w:space="0" w:color="BFC7D5"/>
               <w:bottom w:val="single" w:sz="2" w:space="0" w:color="BFC7D5"/>
@@ -1169,7 +1169,7 @@
         </w:tc>
         <w:tc>
           <w:tcPr>
-            <w:tcW w:w="2671" w:type="dxa"/>
+            <w:tcW w:w="2781" w:type="dxa"/>
             <w:tcBorders>
               <w:left w:val="single" w:sz="2" w:space="0" w:color="BFC7D5"/>
               <w:bottom w:val="single" w:sz="2" w:space="0" w:color="BFC7D5"/>
@@ -1193,7 +1193,7 @@
         </w:tc>
         <w:tc>
           <w:tcPr>
-            <w:tcW w:w="1986" w:type="dxa"/>
+            <w:tcW w:w="471" w:type="dxa"/>
             <w:tcBorders>
               <w:left w:val="single" w:sz="2" w:space="0" w:color="BFC7D5"/>
               <w:bottom w:val="single" w:sz="2" w:space="0" w:color="BFC7D5"/>
@@ -1241,7 +1241,7 @@
         </w:tc>
         <w:tc>
           <w:tcPr>
-            <w:tcW w:w="2646" w:type="dxa"/>
+            <w:tcW w:w="2762" w:type="dxa"/>
             <w:tcBorders>
               <w:left w:val="single" w:sz="2" w:space="0" w:color="BFC7D5"/>
               <w:bottom w:val="single" w:sz="2" w:space="0" w:color="BFC7D5"/>
@@ -1265,7 +1265,7 @@
         </w:tc>
         <w:tc>
           <w:tcPr>
-            <w:tcW w:w="1103" w:type="dxa"/>
+            <w:tcW w:w="1114" w:type="dxa"/>
             <w:tcBorders>
               <w:left w:val="single" w:sz="2" w:space="0" w:color="BFC7D5"/>
               <w:bottom w:val="single" w:sz="2" w:space="0" w:color="BFC7D5"/>
@@ -1289,7 +1289,7 @@
         </w:tc>
         <w:tc>
           <w:tcPr>
-            <w:tcW w:w="1135" w:type="dxa"/>
+            <w:tcW w:w="2405" w:type="dxa"/>
             <w:tcBorders>
               <w:left w:val="single" w:sz="2" w:space="0" w:color="BFC7D5"/>
               <w:bottom w:val="single" w:sz="2" w:space="0" w:color="BFC7D5"/>
@@ -1316,7 +1316,7 @@
         <w:trPr/>
         <w:tc>
           <w:tcPr>
-            <w:tcW w:w="667" w:type="dxa"/>
+            <w:tcW w:w="675" w:type="dxa"/>
             <w:tcBorders>
               <w:left w:val="single" w:sz="6" w:space="0" w:color="BFC7D5"/>
               <w:bottom w:val="single" w:sz="2" w:space="0" w:color="BFC7D5"/>
@@ -1340,7 +1340,7 @@
         </w:tc>
         <w:tc>
           <w:tcPr>
-            <w:tcW w:w="2671" w:type="dxa"/>
+            <w:tcW w:w="2781" w:type="dxa"/>
             <w:tcBorders>
               <w:left w:val="single" w:sz="2" w:space="0" w:color="BFC7D5"/>
               <w:bottom w:val="single" w:sz="2" w:space="0" w:color="BFC7D5"/>
@@ -1364,7 +1364,7 @@
         </w:tc>
         <w:tc>
           <w:tcPr>
-            <w:tcW w:w="1986" w:type="dxa"/>
+            <w:tcW w:w="471" w:type="dxa"/>
             <w:tcBorders>
               <w:left w:val="single" w:sz="2" w:space="0" w:color="BFC7D5"/>
               <w:bottom w:val="single" w:sz="2" w:space="0" w:color="BFC7D5"/>
@@ -1412,7 +1412,7 @@
         </w:tc>
         <w:tc>
           <w:tcPr>
-            <w:tcW w:w="2646" w:type="dxa"/>
+            <w:tcW w:w="2762" w:type="dxa"/>
             <w:tcBorders>
               <w:left w:val="single" w:sz="2" w:space="0" w:color="BFC7D5"/>
               <w:bottom w:val="single" w:sz="2" w:space="0" w:color="BFC7D5"/>
@@ -1436,7 +1436,7 @@
         </w:tc>
         <w:tc>
           <w:tcPr>
-            <w:tcW w:w="1103" w:type="dxa"/>
+            <w:tcW w:w="1114" w:type="dxa"/>
             <w:tcBorders>
               <w:left w:val="single" w:sz="2" w:space="0" w:color="BFC7D5"/>
               <w:bottom w:val="single" w:sz="2" w:space="0" w:color="BFC7D5"/>
@@ -1460,7 +1460,7 @@
         </w:tc>
         <w:tc>
           <w:tcPr>
-            <w:tcW w:w="1135" w:type="dxa"/>
+            <w:tcW w:w="2405" w:type="dxa"/>
             <w:tcBorders>
               <w:left w:val="single" w:sz="2" w:space="0" w:color="BFC7D5"/>
               <w:bottom w:val="single" w:sz="2" w:space="0" w:color="BFC7D5"/>
@@ -1487,7 +1487,7 @@
         <w:trPr/>
         <w:tc>
           <w:tcPr>
-            <w:tcW w:w="667" w:type="dxa"/>
+            <w:tcW w:w="675" w:type="dxa"/>
             <w:tcBorders>
               <w:left w:val="single" w:sz="6" w:space="0" w:color="BFC7D5"/>
               <w:bottom w:val="single" w:sz="2" w:space="0" w:color="BFC7D5"/>
@@ -1511,7 +1511,7 @@
         </w:tc>
         <w:tc>
           <w:tcPr>
-            <w:tcW w:w="2671" w:type="dxa"/>
+            <w:tcW w:w="2781" w:type="dxa"/>
             <w:tcBorders>
               <w:left w:val="single" w:sz="2" w:space="0" w:color="BFC7D5"/>
               <w:bottom w:val="single" w:sz="2" w:space="0" w:color="BFC7D5"/>
@@ -1535,7 +1535,7 @@
         </w:tc>
         <w:tc>
           <w:tcPr>
-            <w:tcW w:w="1986" w:type="dxa"/>
+            <w:tcW w:w="471" w:type="dxa"/>
             <w:tcBorders>
               <w:left w:val="single" w:sz="2" w:space="0" w:color="BFC7D5"/>
               <w:bottom w:val="single" w:sz="2" w:space="0" w:color="BFC7D5"/>
@@ -1583,7 +1583,7 @@
         </w:tc>
         <w:tc>
           <w:tcPr>
-            <w:tcW w:w="2646" w:type="dxa"/>
+            <w:tcW w:w="2762" w:type="dxa"/>
             <w:tcBorders>
               <w:left w:val="single" w:sz="2" w:space="0" w:color="BFC7D5"/>
               <w:bottom w:val="single" w:sz="2" w:space="0" w:color="BFC7D5"/>
@@ -1607,7 +1607,7 @@
         </w:tc>
         <w:tc>
           <w:tcPr>
-            <w:tcW w:w="1103" w:type="dxa"/>
+            <w:tcW w:w="1114" w:type="dxa"/>
             <w:tcBorders>
               <w:left w:val="single" w:sz="2" w:space="0" w:color="BFC7D5"/>
               <w:bottom w:val="single" w:sz="2" w:space="0" w:color="BFC7D5"/>
@@ -1631,7 +1631,7 @@
         </w:tc>
         <w:tc>
           <w:tcPr>
-            <w:tcW w:w="1135" w:type="dxa"/>
+            <w:tcW w:w="2405" w:type="dxa"/>
             <w:tcBorders>
               <w:left w:val="single" w:sz="2" w:space="0" w:color="BFC7D5"/>
               <w:bottom w:val="single" w:sz="2" w:space="0" w:color="BFC7D5"/>
@@ -1658,7 +1658,7 @@
         <w:trPr/>
         <w:tc>
           <w:tcPr>
-            <w:tcW w:w="667" w:type="dxa"/>
+            <w:tcW w:w="675" w:type="dxa"/>
             <w:tcBorders>
               <w:left w:val="single" w:sz="6" w:space="0" w:color="BFC7D5"/>
               <w:bottom w:val="single" w:sz="2" w:space="0" w:color="BFC7D5"/>
@@ -1682,7 +1682,7 @@
         </w:tc>
         <w:tc>
           <w:tcPr>
-            <w:tcW w:w="2671" w:type="dxa"/>
+            <w:tcW w:w="2781" w:type="dxa"/>
             <w:tcBorders>
               <w:left w:val="single" w:sz="2" w:space="0" w:color="BFC7D5"/>
               <w:bottom w:val="single" w:sz="2" w:space="0" w:color="BFC7D5"/>
@@ -1706,7 +1706,7 @@
         </w:tc>
         <w:tc>
           <w:tcPr>
-            <w:tcW w:w="1986" w:type="dxa"/>
+            <w:tcW w:w="471" w:type="dxa"/>
             <w:tcBorders>
               <w:left w:val="single" w:sz="2" w:space="0" w:color="BFC7D5"/>
               <w:bottom w:val="single" w:sz="2" w:space="0" w:color="BFC7D5"/>
@@ -1754,7 +1754,7 @@
         </w:tc>
         <w:tc>
           <w:tcPr>
-            <w:tcW w:w="2646" w:type="dxa"/>
+            <w:tcW w:w="2762" w:type="dxa"/>
             <w:tcBorders>
               <w:left w:val="single" w:sz="2" w:space="0" w:color="BFC7D5"/>
               <w:bottom w:val="single" w:sz="2" w:space="0" w:color="BFC7D5"/>
@@ -1778,7 +1778,7 @@
         </w:tc>
         <w:tc>
           <w:tcPr>
-            <w:tcW w:w="1103" w:type="dxa"/>
+            <w:tcW w:w="1114" w:type="dxa"/>
             <w:tcBorders>
               <w:left w:val="single" w:sz="2" w:space="0" w:color="BFC7D5"/>
               <w:bottom w:val="single" w:sz="2" w:space="0" w:color="BFC7D5"/>
@@ -1802,7 +1802,7 @@
         </w:tc>
         <w:tc>
           <w:tcPr>
-            <w:tcW w:w="1135" w:type="dxa"/>
+            <w:tcW w:w="2405" w:type="dxa"/>
             <w:tcBorders>
               <w:left w:val="single" w:sz="2" w:space="0" w:color="BFC7D5"/>
               <w:bottom w:val="single" w:sz="2" w:space="0" w:color="BFC7D5"/>
@@ -1829,7 +1829,7 @@
         <w:trPr/>
         <w:tc>
           <w:tcPr>
-            <w:tcW w:w="667" w:type="dxa"/>
+            <w:tcW w:w="675" w:type="dxa"/>
             <w:tcBorders>
               <w:left w:val="single" w:sz="6" w:space="0" w:color="BFC7D5"/>
               <w:bottom w:val="single" w:sz="2" w:space="0" w:color="BFC7D5"/>
@@ -1853,7 +1853,7 @@
         </w:tc>
         <w:tc>
           <w:tcPr>
-            <w:tcW w:w="2671" w:type="dxa"/>
+            <w:tcW w:w="2781" w:type="dxa"/>
             <w:tcBorders>
               <w:left w:val="single" w:sz="2" w:space="0" w:color="BFC7D5"/>
               <w:bottom w:val="single" w:sz="2" w:space="0" w:color="BFC7D5"/>
@@ -1877,7 +1877,7 @@
         </w:tc>
         <w:tc>
           <w:tcPr>
-            <w:tcW w:w="1986" w:type="dxa"/>
+            <w:tcW w:w="471" w:type="dxa"/>
             <w:tcBorders>
               <w:left w:val="single" w:sz="2" w:space="0" w:color="BFC7D5"/>
               <w:bottom w:val="single" w:sz="2" w:space="0" w:color="BFC7D5"/>
@@ -1925,7 +1925,7 @@
         </w:tc>
         <w:tc>
           <w:tcPr>
-            <w:tcW w:w="2646" w:type="dxa"/>
+            <w:tcW w:w="2762" w:type="dxa"/>
             <w:tcBorders>
               <w:left w:val="single" w:sz="2" w:space="0" w:color="BFC7D5"/>
               <w:bottom w:val="single" w:sz="2" w:space="0" w:color="BFC7D5"/>
@@ -1949,7 +1949,7 @@
         </w:tc>
         <w:tc>
           <w:tcPr>
-            <w:tcW w:w="1103" w:type="dxa"/>
+            <w:tcW w:w="1114" w:type="dxa"/>
             <w:tcBorders>
               <w:left w:val="single" w:sz="2" w:space="0" w:color="BFC7D5"/>
               <w:bottom w:val="single" w:sz="2" w:space="0" w:color="BFC7D5"/>
@@ -1973,7 +1973,7 @@
         </w:tc>
         <w:tc>
           <w:tcPr>
-            <w:tcW w:w="1135" w:type="dxa"/>
+            <w:tcW w:w="2405" w:type="dxa"/>
             <w:tcBorders>
               <w:left w:val="single" w:sz="2" w:space="0" w:color="BFC7D5"/>
               <w:bottom w:val="single" w:sz="2" w:space="0" w:color="BFC7D5"/>
@@ -2000,7 +2000,7 @@
         <w:trPr/>
         <w:tc>
           <w:tcPr>
-            <w:tcW w:w="667" w:type="dxa"/>
+            <w:tcW w:w="675" w:type="dxa"/>
             <w:tcBorders>
               <w:left w:val="single" w:sz="6" w:space="0" w:color="BFC7D5"/>
               <w:bottom w:val="single" w:sz="2" w:space="0" w:color="BFC7D5"/>
@@ -2024,7 +2024,7 @@
         </w:tc>
         <w:tc>
           <w:tcPr>
-            <w:tcW w:w="2671" w:type="dxa"/>
+            <w:tcW w:w="2781" w:type="dxa"/>
             <w:tcBorders>
               <w:left w:val="single" w:sz="2" w:space="0" w:color="BFC7D5"/>
               <w:bottom w:val="single" w:sz="2" w:space="0" w:color="BFC7D5"/>
@@ -2048,25 +2048,25 @@
         </w:tc>
         <w:tc>
           <w:tcPr>
-            <w:tcW w:w="1986" w:type="dxa"/>
-            <w:tcBorders>
-              <w:left w:val="single" w:sz="2" w:space="0" w:color="BFC7D5"/>
-              <w:bottom w:val="single" w:sz="2" w:space="0" w:color="BFC7D5"/>
-              <w:right w:val="single" w:sz="6" w:space="0" w:color="BFC7D5"/>
-            </w:tcBorders>
-            <w:vAlign w:val="center"/>
-          </w:tcPr>
-          <w:p>
-            <w:pPr>
-              <w:pStyle w:val="TableContents"/>
-              <w:bidi w:val="0"/>
-              <w:spacing w:before="0" w:after="283"/>
-              <w:jc w:val="left"/>
-              <w:rPr/>
-            </w:pPr>
-            <w:r>
-              <w:rPr/>
-              <w:t>1.1 (1.2 issued 2026-10-20 for approval)</w:t>
+            <w:tcW w:w="471" w:type="dxa"/>
+            <w:tcBorders>
+              <w:left w:val="single" w:sz="2" w:space="0" w:color="BFC7D5"/>
+              <w:bottom w:val="single" w:sz="2" w:space="0" w:color="BFC7D5"/>
+              <w:right w:val="single" w:sz="6" w:space="0" w:color="BFC7D5"/>
+            </w:tcBorders>
+            <w:vAlign w:val="center"/>
+          </w:tcPr>
+          <w:p>
+            <w:pPr>
+              <w:pStyle w:val="TableContents"/>
+              <w:bidi w:val="0"/>
+              <w:spacing w:before="0" w:after="283"/>
+              <w:jc w:val="left"/>
+              <w:rPr/>
+            </w:pPr>
+            <w:r>
+              <w:rPr/>
+              <w:t>1.2</w:t>
             </w:r>
           </w:p>
         </w:tc>
@@ -2096,7 +2096,7 @@
         </w:tc>
         <w:tc>
           <w:tcPr>
-            <w:tcW w:w="2646" w:type="dxa"/>
+            <w:tcW w:w="2762" w:type="dxa"/>
             <w:tcBorders>
               <w:left w:val="single" w:sz="2" w:space="0" w:color="BFC7D5"/>
               <w:bottom w:val="single" w:sz="2" w:space="0" w:color="BFC7D5"/>
@@ -2120,7 +2120,7 @@
         </w:tc>
         <w:tc>
           <w:tcPr>
-            <w:tcW w:w="1103" w:type="dxa"/>
+            <w:tcW w:w="1114" w:type="dxa"/>
             <w:tcBorders>
               <w:left w:val="single" w:sz="2" w:space="0" w:color="BFC7D5"/>
               <w:bottom w:val="single" w:sz="2" w:space="0" w:color="BFC7D5"/>
@@ -2144,25 +2144,25 @@
         </w:tc>
         <w:tc>
           <w:tcPr>
-            <w:tcW w:w="1135" w:type="dxa"/>
-            <w:tcBorders>
-              <w:left w:val="single" w:sz="2" w:space="0" w:color="BFC7D5"/>
-              <w:bottom w:val="single" w:sz="2" w:space="0" w:color="BFC7D5"/>
-              <w:right w:val="single" w:sz="6" w:space="0" w:color="BFC7D5"/>
-            </w:tcBorders>
-            <w:vAlign w:val="center"/>
-          </w:tcPr>
-          <w:p>
-            <w:pPr>
-              <w:pStyle w:val="TableContents"/>
-              <w:bidi w:val="0"/>
-              <w:spacing w:before="0" w:after="283"/>
-              <w:jc w:val="left"/>
-              <w:rPr/>
-            </w:pPr>
-            <w:r>
-              <w:rPr/>
-              <w:t>2026-10-07</w:t>
+            <w:tcW w:w="2405" w:type="dxa"/>
+            <w:tcBorders>
+              <w:left w:val="single" w:sz="2" w:space="0" w:color="BFC7D5"/>
+              <w:bottom w:val="single" w:sz="2" w:space="0" w:color="BFC7D5"/>
+              <w:right w:val="single" w:sz="6" w:space="0" w:color="BFC7D5"/>
+            </w:tcBorders>
+            <w:vAlign w:val="center"/>
+          </w:tcPr>
+          <w:p>
+            <w:pPr>
+              <w:pStyle w:val="TableContents"/>
+              <w:bidi w:val="0"/>
+              <w:spacing w:before="0" w:after="283"/>
+              <w:jc w:val="left"/>
+              <w:rPr/>
+            </w:pPr>
+            <w:r>
+              <w:rPr/>
+              <w:t>2026-10-20 (AR-2026-008); rev 1.1 2026-10-07</w:t>
             </w:r>
           </w:p>
         </w:tc>
@@ -2171,7 +2171,7 @@
         <w:trPr/>
         <w:tc>
           <w:tcPr>
-            <w:tcW w:w="667" w:type="dxa"/>
+            <w:tcW w:w="675" w:type="dxa"/>
             <w:tcBorders>
               <w:left w:val="single" w:sz="6" w:space="0" w:color="BFC7D5"/>
               <w:bottom w:val="single" w:sz="2" w:space="0" w:color="BFC7D5"/>
@@ -2195,7 +2195,7 @@
         </w:tc>
         <w:tc>
           <w:tcPr>
-            <w:tcW w:w="2671" w:type="dxa"/>
+            <w:tcW w:w="2781" w:type="dxa"/>
             <w:tcBorders>
               <w:left w:val="single" w:sz="2" w:space="0" w:color="BFC7D5"/>
               <w:bottom w:val="single" w:sz="2" w:space="0" w:color="BFC7D5"/>
@@ -2219,7 +2219,7 @@
         </w:tc>
         <w:tc>
           <w:tcPr>
-            <w:tcW w:w="1986" w:type="dxa"/>
+            <w:tcW w:w="471" w:type="dxa"/>
             <w:tcBorders>
               <w:left w:val="single" w:sz="2" w:space="0" w:color="BFC7D5"/>
               <w:bottom w:val="single" w:sz="2" w:space="0" w:color="BFC7D5"/>
@@ -2267,7 +2267,7 @@
         </w:tc>
         <w:tc>
           <w:tcPr>
-            <w:tcW w:w="2646" w:type="dxa"/>
+            <w:tcW w:w="2762" w:type="dxa"/>
             <w:tcBorders>
               <w:left w:val="single" w:sz="2" w:space="0" w:color="BFC7D5"/>
               <w:bottom w:val="single" w:sz="2" w:space="0" w:color="BFC7D5"/>
@@ -2291,7 +2291,7 @@
         </w:tc>
         <w:tc>
           <w:tcPr>
-            <w:tcW w:w="1103" w:type="dxa"/>
+            <w:tcW w:w="1114" w:type="dxa"/>
             <w:tcBorders>
               <w:left w:val="single" w:sz="2" w:space="0" w:color="BFC7D5"/>
               <w:bottom w:val="single" w:sz="2" w:space="0" w:color="BFC7D5"/>
@@ -2315,7 +2315,7 @@
         </w:tc>
         <w:tc>
           <w:tcPr>
-            <w:tcW w:w="1135" w:type="dxa"/>
+            <w:tcW w:w="2405" w:type="dxa"/>
             <w:tcBorders>
               <w:left w:val="single" w:sz="2" w:space="0" w:color="BFC7D5"/>
               <w:bottom w:val="single" w:sz="2" w:space="0" w:color="BFC7D5"/>
@@ -2342,7 +2342,7 @@
         <w:trPr/>
         <w:tc>
           <w:tcPr>
-            <w:tcW w:w="667" w:type="dxa"/>
+            <w:tcW w:w="675" w:type="dxa"/>
             <w:tcBorders>
               <w:left w:val="single" w:sz="6" w:space="0" w:color="BFC7D5"/>
               <w:bottom w:val="single" w:sz="2" w:space="0" w:color="BFC7D5"/>
@@ -2366,7 +2366,7 @@
         </w:tc>
         <w:tc>
           <w:tcPr>
-            <w:tcW w:w="2671" w:type="dxa"/>
+            <w:tcW w:w="2781" w:type="dxa"/>
             <w:tcBorders>
               <w:left w:val="single" w:sz="2" w:space="0" w:color="BFC7D5"/>
               <w:bottom w:val="single" w:sz="2" w:space="0" w:color="BFC7D5"/>
@@ -2390,7 +2390,7 @@
         </w:tc>
         <w:tc>
           <w:tcPr>
-            <w:tcW w:w="1986" w:type="dxa"/>
+            <w:tcW w:w="471" w:type="dxa"/>
             <w:tcBorders>
               <w:left w:val="single" w:sz="2" w:space="0" w:color="BFC7D5"/>
               <w:bottom w:val="single" w:sz="2" w:space="0" w:color="BFC7D5"/>
@@ -2438,7 +2438,7 @@
         </w:tc>
         <w:tc>
           <w:tcPr>
-            <w:tcW w:w="2646" w:type="dxa"/>
+            <w:tcW w:w="2762" w:type="dxa"/>
             <w:tcBorders>
               <w:left w:val="single" w:sz="2" w:space="0" w:color="BFC7D5"/>
               <w:bottom w:val="single" w:sz="2" w:space="0" w:color="BFC7D5"/>
@@ -2462,7 +2462,7 @@
         </w:tc>
         <w:tc>
           <w:tcPr>
-            <w:tcW w:w="1103" w:type="dxa"/>
+            <w:tcW w:w="1114" w:type="dxa"/>
             <w:tcBorders>
               <w:left w:val="single" w:sz="2" w:space="0" w:color="BFC7D5"/>
               <w:bottom w:val="single" w:sz="2" w:space="0" w:color="BFC7D5"/>
@@ -2486,7 +2486,7 @@
         </w:tc>
         <w:tc>
           <w:tcPr>
-            <w:tcW w:w="1135" w:type="dxa"/>
+            <w:tcW w:w="2405" w:type="dxa"/>
             <w:tcBorders>
               <w:left w:val="single" w:sz="2" w:space="0" w:color="BFC7D5"/>
               <w:bottom w:val="single" w:sz="2" w:space="0" w:color="BFC7D5"/>
@@ -2513,7 +2513,7 @@
         <w:trPr/>
         <w:tc>
           <w:tcPr>
-            <w:tcW w:w="667" w:type="dxa"/>
+            <w:tcW w:w="675" w:type="dxa"/>
             <w:tcBorders>
               <w:left w:val="single" w:sz="6" w:space="0" w:color="BFC7D5"/>
               <w:bottom w:val="single" w:sz="2" w:space="0" w:color="BFC7D5"/>
@@ -2537,7 +2537,7 @@
         </w:tc>
         <w:tc>
           <w:tcPr>
-            <w:tcW w:w="2671" w:type="dxa"/>
+            <w:tcW w:w="2781" w:type="dxa"/>
             <w:tcBorders>
               <w:left w:val="single" w:sz="2" w:space="0" w:color="BFC7D5"/>
               <w:bottom w:val="single" w:sz="2" w:space="0" w:color="BFC7D5"/>
@@ -2561,7 +2561,7 @@
         </w:tc>
         <w:tc>
           <w:tcPr>
-            <w:tcW w:w="1986" w:type="dxa"/>
+            <w:tcW w:w="471" w:type="dxa"/>
             <w:tcBorders>
               <w:left w:val="single" w:sz="2" w:space="0" w:color="BFC7D5"/>
               <w:bottom w:val="single" w:sz="2" w:space="0" w:color="BFC7D5"/>
@@ -2609,7 +2609,7 @@
         </w:tc>
         <w:tc>
           <w:tcPr>
-            <w:tcW w:w="2646" w:type="dxa"/>
+            <w:tcW w:w="2762" w:type="dxa"/>
             <w:tcBorders>
               <w:left w:val="single" w:sz="2" w:space="0" w:color="BFC7D5"/>
               <w:bottom w:val="single" w:sz="2" w:space="0" w:color="BFC7D5"/>
@@ -2633,7 +2633,7 @@
         </w:tc>
         <w:tc>
           <w:tcPr>
-            <w:tcW w:w="1103" w:type="dxa"/>
+            <w:tcW w:w="1114" w:type="dxa"/>
             <w:tcBorders>
               <w:left w:val="single" w:sz="2" w:space="0" w:color="BFC7D5"/>
               <w:bottom w:val="single" w:sz="2" w:space="0" w:color="BFC7D5"/>
@@ -2657,7 +2657,7 @@
         </w:tc>
         <w:tc>
           <w:tcPr>
-            <w:tcW w:w="1135" w:type="dxa"/>
+            <w:tcW w:w="2405" w:type="dxa"/>
             <w:tcBorders>
               <w:left w:val="single" w:sz="2" w:space="0" w:color="BFC7D5"/>
               <w:bottom w:val="single" w:sz="2" w:space="0" w:color="BFC7D5"/>
@@ -2684,7 +2684,7 @@
         <w:trPr/>
         <w:tc>
           <w:tcPr>
-            <w:tcW w:w="667" w:type="dxa"/>
+            <w:tcW w:w="675" w:type="dxa"/>
             <w:tcBorders>
               <w:left w:val="single" w:sz="6" w:space="0" w:color="BFC7D5"/>
               <w:bottom w:val="single" w:sz="2" w:space="0" w:color="BFC7D5"/>
@@ -2708,7 +2708,7 @@
         </w:tc>
         <w:tc>
           <w:tcPr>
-            <w:tcW w:w="2671" w:type="dxa"/>
+            <w:tcW w:w="2781" w:type="dxa"/>
             <w:tcBorders>
               <w:left w:val="single" w:sz="2" w:space="0" w:color="BFC7D5"/>
               <w:bottom w:val="single" w:sz="2" w:space="0" w:color="BFC7D5"/>
@@ -2732,7 +2732,7 @@
         </w:tc>
         <w:tc>
           <w:tcPr>
-            <w:tcW w:w="1986" w:type="dxa"/>
+            <w:tcW w:w="471" w:type="dxa"/>
             <w:tcBorders>
               <w:left w:val="single" w:sz="2" w:space="0" w:color="BFC7D5"/>
               <w:bottom w:val="single" w:sz="2" w:space="0" w:color="BFC7D5"/>
@@ -2780,7 +2780,7 @@
         </w:tc>
         <w:tc>
           <w:tcPr>
-            <w:tcW w:w="2646" w:type="dxa"/>
+            <w:tcW w:w="2762" w:type="dxa"/>
             <w:tcBorders>
               <w:left w:val="single" w:sz="2" w:space="0" w:color="BFC7D5"/>
               <w:bottom w:val="single" w:sz="2" w:space="0" w:color="BFC7D5"/>
@@ -2804,7 +2804,7 @@
         </w:tc>
         <w:tc>
           <w:tcPr>
-            <w:tcW w:w="1103" w:type="dxa"/>
+            <w:tcW w:w="1114" w:type="dxa"/>
             <w:tcBorders>
               <w:left w:val="single" w:sz="2" w:space="0" w:color="BFC7D5"/>
               <w:bottom w:val="single" w:sz="2" w:space="0" w:color="BFC7D5"/>
@@ -2828,7 +2828,7 @@
         </w:tc>
         <w:tc>
           <w:tcPr>
-            <w:tcW w:w="1135" w:type="dxa"/>
+            <w:tcW w:w="2405" w:type="dxa"/>
             <w:tcBorders>
               <w:left w:val="single" w:sz="2" w:space="0" w:color="BFC7D5"/>
               <w:bottom w:val="single" w:sz="2" w:space="0" w:color="BFC7D5"/>
@@ -2855,7 +2855,7 @@
         <w:trPr/>
         <w:tc>
           <w:tcPr>
-            <w:tcW w:w="667" w:type="dxa"/>
+            <w:tcW w:w="675" w:type="dxa"/>
             <w:tcBorders>
               <w:left w:val="single" w:sz="6" w:space="0" w:color="BFC7D5"/>
               <w:bottom w:val="single" w:sz="2" w:space="0" w:color="BFC7D5"/>
@@ -2879,7 +2879,7 @@
         </w:tc>
         <w:tc>
           <w:tcPr>
-            <w:tcW w:w="2671" w:type="dxa"/>
+            <w:tcW w:w="2781" w:type="dxa"/>
             <w:tcBorders>
               <w:left w:val="single" w:sz="2" w:space="0" w:color="BFC7D5"/>
               <w:bottom w:val="single" w:sz="2" w:space="0" w:color="BFC7D5"/>
@@ -2903,7 +2903,7 @@
         </w:tc>
         <w:tc>
           <w:tcPr>
-            <w:tcW w:w="1986" w:type="dxa"/>
+            <w:tcW w:w="471" w:type="dxa"/>
             <w:tcBorders>
               <w:left w:val="single" w:sz="2" w:space="0" w:color="BFC7D5"/>
               <w:bottom w:val="single" w:sz="2" w:space="0" w:color="BFC7D5"/>
@@ -2951,7 +2951,7 @@
         </w:tc>
         <w:tc>
           <w:tcPr>
-            <w:tcW w:w="2646" w:type="dxa"/>
+            <w:tcW w:w="2762" w:type="dxa"/>
             <w:tcBorders>
               <w:left w:val="single" w:sz="2" w:space="0" w:color="BFC7D5"/>
               <w:bottom w:val="single" w:sz="2" w:space="0" w:color="BFC7D5"/>
@@ -2975,7 +2975,7 @@
         </w:tc>
         <w:tc>
           <w:tcPr>
-            <w:tcW w:w="1103" w:type="dxa"/>
+            <w:tcW w:w="1114" w:type="dxa"/>
             <w:tcBorders>
               <w:left w:val="single" w:sz="2" w:space="0" w:color="BFC7D5"/>
               <w:bottom w:val="single" w:sz="2" w:space="0" w:color="BFC7D5"/>
@@ -2999,7 +2999,7 @@
         </w:tc>
         <w:tc>
           <w:tcPr>
-            <w:tcW w:w="1135" w:type="dxa"/>
+            <w:tcW w:w="2405" w:type="dxa"/>
             <w:tcBorders>
               <w:left w:val="single" w:sz="2" w:space="0" w:color="BFC7D5"/>
               <w:bottom w:val="single" w:sz="2" w:space="0" w:color="BFC7D5"/>
@@ -3026,7 +3026,7 @@
         <w:trPr/>
         <w:tc>
           <w:tcPr>
-            <w:tcW w:w="667" w:type="dxa"/>
+            <w:tcW w:w="675" w:type="dxa"/>
             <w:tcBorders>
               <w:left w:val="single" w:sz="6" w:space="0" w:color="BFC7D5"/>
               <w:bottom w:val="single" w:sz="2" w:space="0" w:color="BFC7D5"/>
@@ -3050,7 +3050,7 @@
         </w:tc>
         <w:tc>
           <w:tcPr>
-            <w:tcW w:w="2671" w:type="dxa"/>
+            <w:tcW w:w="2781" w:type="dxa"/>
             <w:tcBorders>
               <w:left w:val="single" w:sz="2" w:space="0" w:color="BFC7D5"/>
               <w:bottom w:val="single" w:sz="2" w:space="0" w:color="BFC7D5"/>
@@ -3074,7 +3074,7 @@
         </w:tc>
         <w:tc>
           <w:tcPr>
-            <w:tcW w:w="1986" w:type="dxa"/>
+            <w:tcW w:w="471" w:type="dxa"/>
             <w:tcBorders>
               <w:left w:val="single" w:sz="2" w:space="0" w:color="BFC7D5"/>
               <w:bottom w:val="single" w:sz="2" w:space="0" w:color="BFC7D5"/>
@@ -3122,7 +3122,7 @@
         </w:tc>
         <w:tc>
           <w:tcPr>
-            <w:tcW w:w="2646" w:type="dxa"/>
+            <w:tcW w:w="2762" w:type="dxa"/>
             <w:tcBorders>
               <w:left w:val="single" w:sz="2" w:space="0" w:color="BFC7D5"/>
               <w:bottom w:val="single" w:sz="2" w:space="0" w:color="BFC7D5"/>
@@ -3146,7 +3146,7 @@
         </w:tc>
         <w:tc>
           <w:tcPr>
-            <w:tcW w:w="1103" w:type="dxa"/>
+            <w:tcW w:w="1114" w:type="dxa"/>
             <w:tcBorders>
               <w:left w:val="single" w:sz="2" w:space="0" w:color="BFC7D5"/>
               <w:bottom w:val="single" w:sz="2" w:space="0" w:color="BFC7D5"/>
@@ -3170,7 +3170,7 @@
         </w:tc>
         <w:tc>
           <w:tcPr>
-            <w:tcW w:w="1135" w:type="dxa"/>
+            <w:tcW w:w="2405" w:type="dxa"/>
             <w:tcBorders>
               <w:left w:val="single" w:sz="2" w:space="0" w:color="BFC7D5"/>
               <w:bottom w:val="single" w:sz="2" w:space="0" w:color="BFC7D5"/>
@@ -3197,7 +3197,7 @@
         <w:trPr/>
         <w:tc>
           <w:tcPr>
-            <w:tcW w:w="667" w:type="dxa"/>
+            <w:tcW w:w="675" w:type="dxa"/>
             <w:tcBorders>
               <w:left w:val="single" w:sz="6" w:space="0" w:color="BFC7D5"/>
               <w:bottom w:val="single" w:sz="2" w:space="0" w:color="BFC7D5"/>
@@ -3221,7 +3221,7 @@
         </w:tc>
         <w:tc>
           <w:tcPr>
-            <w:tcW w:w="2671" w:type="dxa"/>
+            <w:tcW w:w="2781" w:type="dxa"/>
             <w:tcBorders>
               <w:left w:val="single" w:sz="2" w:space="0" w:color="BFC7D5"/>
               <w:bottom w:val="single" w:sz="2" w:space="0" w:color="BFC7D5"/>
@@ -3245,7 +3245,7 @@
         </w:tc>
         <w:tc>
           <w:tcPr>
-            <w:tcW w:w="1986" w:type="dxa"/>
+            <w:tcW w:w="471" w:type="dxa"/>
             <w:tcBorders>
               <w:left w:val="single" w:sz="2" w:space="0" w:color="BFC7D5"/>
               <w:bottom w:val="single" w:sz="2" w:space="0" w:color="BFC7D5"/>
@@ -3293,7 +3293,7 @@
         </w:tc>
         <w:tc>
           <w:tcPr>
-            <w:tcW w:w="2646" w:type="dxa"/>
+            <w:tcW w:w="2762" w:type="dxa"/>
             <w:tcBorders>
               <w:left w:val="single" w:sz="2" w:space="0" w:color="BFC7D5"/>
               <w:bottom w:val="single" w:sz="2" w:space="0" w:color="BFC7D5"/>
@@ -3317,7 +3317,7 @@
         </w:tc>
         <w:tc>
           <w:tcPr>
-            <w:tcW w:w="1103" w:type="dxa"/>
+            <w:tcW w:w="1114" w:type="dxa"/>
             <w:tcBorders>
               <w:left w:val="single" w:sz="2" w:space="0" w:color="BFC7D5"/>
               <w:bottom w:val="single" w:sz="2" w:space="0" w:color="BFC7D5"/>
@@ -3341,7 +3341,7 @@
         </w:tc>
         <w:tc>
           <w:tcPr>
-            <w:tcW w:w="1135" w:type="dxa"/>
+            <w:tcW w:w="2405" w:type="dxa"/>
             <w:tcBorders>
               <w:left w:val="single" w:sz="2" w:space="0" w:color="BFC7D5"/>
               <w:bottom w:val="single" w:sz="2" w:space="0" w:color="BFC7D5"/>
@@ -3368,7 +3368,7 @@
         <w:trPr/>
         <w:tc>
           <w:tcPr>
-            <w:tcW w:w="667" w:type="dxa"/>
+            <w:tcW w:w="675" w:type="dxa"/>
             <w:tcBorders>
               <w:left w:val="single" w:sz="6" w:space="0" w:color="BFC7D5"/>
               <w:bottom w:val="single" w:sz="2" w:space="0" w:color="BFC7D5"/>
@@ -3392,7 +3392,7 @@
         </w:tc>
         <w:tc>
           <w:tcPr>
-            <w:tcW w:w="2671" w:type="dxa"/>
+            <w:tcW w:w="2781" w:type="dxa"/>
             <w:tcBorders>
               <w:left w:val="single" w:sz="2" w:space="0" w:color="BFC7D5"/>
               <w:bottom w:val="single" w:sz="2" w:space="0" w:color="BFC7D5"/>
@@ -3416,7 +3416,7 @@
         </w:tc>
         <w:tc>
           <w:tcPr>
-            <w:tcW w:w="1986" w:type="dxa"/>
+            <w:tcW w:w="471" w:type="dxa"/>
             <w:tcBorders>
               <w:left w:val="single" w:sz="2" w:space="0" w:color="BFC7D5"/>
               <w:bottom w:val="single" w:sz="2" w:space="0" w:color="BFC7D5"/>
@@ -3464,7 +3464,7 @@
         </w:tc>
         <w:tc>
           <w:tcPr>
-            <w:tcW w:w="2646" w:type="dxa"/>
+            <w:tcW w:w="2762" w:type="dxa"/>
             <w:tcBorders>
               <w:left w:val="single" w:sz="2" w:space="0" w:color="BFC7D5"/>
               <w:bottom w:val="single" w:sz="2" w:space="0" w:color="BFC7D5"/>
@@ -3488,7 +3488,7 @@
         </w:tc>
         <w:tc>
           <w:tcPr>
-            <w:tcW w:w="1103" w:type="dxa"/>
+            <w:tcW w:w="1114" w:type="dxa"/>
             <w:tcBorders>
               <w:left w:val="single" w:sz="2" w:space="0" w:color="BFC7D5"/>
               <w:bottom w:val="single" w:sz="2" w:space="0" w:color="BFC7D5"/>
@@ -3512,7 +3512,7 @@
         </w:tc>
         <w:tc>
           <w:tcPr>
-            <w:tcW w:w="1135" w:type="dxa"/>
+            <w:tcW w:w="2405" w:type="dxa"/>
             <w:tcBorders>
               <w:left w:val="single" w:sz="2" w:space="0" w:color="BFC7D5"/>
               <w:bottom w:val="single" w:sz="2" w:space="0" w:color="BFC7D5"/>
@@ -3539,7 +3539,7 @@
         <w:trPr/>
         <w:tc>
           <w:tcPr>
-            <w:tcW w:w="667" w:type="dxa"/>
+            <w:tcW w:w="675" w:type="dxa"/>
             <w:tcBorders>
               <w:left w:val="single" w:sz="6" w:space="0" w:color="BFC7D5"/>
               <w:bottom w:val="single" w:sz="2" w:space="0" w:color="BFC7D5"/>
@@ -3563,7 +3563,7 @@
         </w:tc>
         <w:tc>
           <w:tcPr>
-            <w:tcW w:w="2671" w:type="dxa"/>
+            <w:tcW w:w="2781" w:type="dxa"/>
             <w:tcBorders>
               <w:left w:val="single" w:sz="2" w:space="0" w:color="BFC7D5"/>
               <w:bottom w:val="single" w:sz="2" w:space="0" w:color="BFC7D5"/>
@@ -3587,7 +3587,7 @@
         </w:tc>
         <w:tc>
           <w:tcPr>
-            <w:tcW w:w="1986" w:type="dxa"/>
+            <w:tcW w:w="471" w:type="dxa"/>
             <w:tcBorders>
               <w:left w:val="single" w:sz="2" w:space="0" w:color="BFC7D5"/>
               <w:bottom w:val="single" w:sz="2" w:space="0" w:color="BFC7D5"/>
@@ -3635,7 +3635,7 @@
         </w:tc>
         <w:tc>
           <w:tcPr>
-            <w:tcW w:w="2646" w:type="dxa"/>
+            <w:tcW w:w="2762" w:type="dxa"/>
             <w:tcBorders>
               <w:left w:val="single" w:sz="2" w:space="0" w:color="BFC7D5"/>
               <w:bottom w:val="single" w:sz="2" w:space="0" w:color="BFC7D5"/>
@@ -3659,7 +3659,7 @@
         </w:tc>
         <w:tc>
           <w:tcPr>
-            <w:tcW w:w="1103" w:type="dxa"/>
+            <w:tcW w:w="1114" w:type="dxa"/>
             <w:tcBorders>
               <w:left w:val="single" w:sz="2" w:space="0" w:color="BFC7D5"/>
               <w:bottom w:val="single" w:sz="2" w:space="0" w:color="BFC7D5"/>
@@ -3683,7 +3683,7 @@
         </w:tc>
         <w:tc>
           <w:tcPr>
-            <w:tcW w:w="1135" w:type="dxa"/>
+            <w:tcW w:w="2405" w:type="dxa"/>
             <w:tcBorders>
               <w:left w:val="single" w:sz="2" w:space="0" w:color="BFC7D5"/>
               <w:bottom w:val="single" w:sz="2" w:space="0" w:color="BFC7D5"/>
@@ -3710,7 +3710,7 @@
         <w:trPr/>
         <w:tc>
           <w:tcPr>
-            <w:tcW w:w="667" w:type="dxa"/>
+            <w:tcW w:w="675" w:type="dxa"/>
             <w:tcBorders>
               <w:left w:val="single" w:sz="6" w:space="0" w:color="BFC7D5"/>
               <w:bottom w:val="single" w:sz="6" w:space="0" w:color="BFC7D5"/>
@@ -3734,7 +3734,7 @@
         </w:tc>
         <w:tc>
           <w:tcPr>
-            <w:tcW w:w="2671" w:type="dxa"/>
+            <w:tcW w:w="2781" w:type="dxa"/>
             <w:tcBorders>
               <w:left w:val="single" w:sz="2" w:space="0" w:color="BFC7D5"/>
               <w:bottom w:val="single" w:sz="6" w:space="0" w:color="BFC7D5"/>
@@ -3758,7 +3758,7 @@
         </w:tc>
         <w:tc>
           <w:tcPr>
-            <w:tcW w:w="1986" w:type="dxa"/>
+            <w:tcW w:w="471" w:type="dxa"/>
             <w:tcBorders>
               <w:left w:val="single" w:sz="2" w:space="0" w:color="BFC7D5"/>
               <w:bottom w:val="single" w:sz="6" w:space="0" w:color="BFC7D5"/>
@@ -3806,7 +3806,7 @@
         </w:tc>
         <w:tc>
           <w:tcPr>
-            <w:tcW w:w="2646" w:type="dxa"/>
+            <w:tcW w:w="2762" w:type="dxa"/>
             <w:tcBorders>
               <w:left w:val="single" w:sz="2" w:space="0" w:color="BFC7D5"/>
               <w:bottom w:val="single" w:sz="6" w:space="0" w:color="BFC7D5"/>
@@ -3830,7 +3830,7 @@
         </w:tc>
         <w:tc>
           <w:tcPr>
-            <w:tcW w:w="1103" w:type="dxa"/>
+            <w:tcW w:w="1114" w:type="dxa"/>
             <w:tcBorders>
               <w:left w:val="single" w:sz="2" w:space="0" w:color="BFC7D5"/>
               <w:bottom w:val="single" w:sz="6" w:space="0" w:color="BFC7D5"/>
@@ -3854,7 +3854,7 @@
         </w:tc>
         <w:tc>
           <w:tcPr>
-            <w:tcW w:w="1135" w:type="dxa"/>
+            <w:tcW w:w="2405" w:type="dxa"/>
             <w:tcBorders>
               <w:left w:val="single" w:sz="2" w:space="0" w:color="BFC7D5"/>
               <w:bottom w:val="single" w:sz="6" w:space="0" w:color="BFC7D5"/>
@@ -6034,10 +6034,10 @@
         </w:tblCellMar>
       </w:tblPr>
       <w:tblGrid>
-        <w:gridCol w:w="717"/>
-        <w:gridCol w:w="2497"/>
-        <w:gridCol w:w="2061"/>
-        <w:gridCol w:w="6064"/>
+        <w:gridCol w:w="1398"/>
+        <w:gridCol w:w="2374"/>
+        <w:gridCol w:w="1975"/>
+        <w:gridCol w:w="5592"/>
       </w:tblGrid>
       <w:tr>
         <w:trPr>
@@ -6045,7 +6045,7 @@
         </w:trPr>
         <w:tc>
           <w:tcPr>
-            <w:tcW w:w="717" w:type="dxa"/>
+            <w:tcW w:w="1398" w:type="dxa"/>
             <w:tcBorders>
               <w:top w:val="single" w:sz="6" w:space="0" w:color="BFC7D5"/>
               <w:left w:val="single" w:sz="6" w:space="0" w:color="BFC7D5"/>
@@ -6075,7 +6075,7 @@
         </w:tc>
         <w:tc>
           <w:tcPr>
-            <w:tcW w:w="2497" w:type="dxa"/>
+            <w:tcW w:w="2374" w:type="dxa"/>
             <w:tcBorders>
               <w:top w:val="single" w:sz="6" w:space="0" w:color="BFC7D5"/>
               <w:left w:val="single" w:sz="2" w:space="0" w:color="BFC7D5"/>
@@ -6105,7 +6105,7 @@
         </w:tc>
         <w:tc>
           <w:tcPr>
-            <w:tcW w:w="2061" w:type="dxa"/>
+            <w:tcW w:w="1975" w:type="dxa"/>
             <w:tcBorders>
               <w:top w:val="single" w:sz="6" w:space="0" w:color="BFC7D5"/>
               <w:left w:val="single" w:sz="2" w:space="0" w:color="BFC7D5"/>
@@ -6135,7 +6135,7 @@
         </w:tc>
         <w:tc>
           <w:tcPr>
-            <w:tcW w:w="6064" w:type="dxa"/>
+            <w:tcW w:w="5592" w:type="dxa"/>
             <w:tcBorders>
               <w:top w:val="single" w:sz="6" w:space="0" w:color="BFC7D5"/>
               <w:left w:val="single" w:sz="2" w:space="0" w:color="BFC7D5"/>
@@ -6168,7 +6168,7 @@
         <w:trPr/>
         <w:tc>
           <w:tcPr>
-            <w:tcW w:w="717" w:type="dxa"/>
+            <w:tcW w:w="1398" w:type="dxa"/>
             <w:tcBorders>
               <w:left w:val="single" w:sz="6" w:space="0" w:color="BFC7D5"/>
               <w:bottom w:val="single" w:sz="2" w:space="0" w:color="BFC7D5"/>
@@ -6192,7 +6192,7 @@
         </w:tc>
         <w:tc>
           <w:tcPr>
-            <w:tcW w:w="2497" w:type="dxa"/>
+            <w:tcW w:w="2374" w:type="dxa"/>
             <w:tcBorders>
               <w:left w:val="single" w:sz="2" w:space="0" w:color="BFC7D5"/>
               <w:bottom w:val="single" w:sz="2" w:space="0" w:color="BFC7D5"/>
@@ -6216,7 +6216,7 @@
         </w:tc>
         <w:tc>
           <w:tcPr>
-            <w:tcW w:w="2061" w:type="dxa"/>
+            <w:tcW w:w="1975" w:type="dxa"/>
             <w:tcBorders>
               <w:left w:val="single" w:sz="2" w:space="0" w:color="BFC7D5"/>
               <w:bottom w:val="single" w:sz="2" w:space="0" w:color="BFC7D5"/>
@@ -6240,7 +6240,7 @@
         </w:tc>
         <w:tc>
           <w:tcPr>
-            <w:tcW w:w="6064" w:type="dxa"/>
+            <w:tcW w:w="5592" w:type="dxa"/>
             <w:tcBorders>
               <w:left w:val="single" w:sz="2" w:space="0" w:color="BFC7D5"/>
               <w:bottom w:val="single" w:sz="2" w:space="0" w:color="BFC7D5"/>
@@ -6267,7 +6267,7 @@
         <w:trPr/>
         <w:tc>
           <w:tcPr>
-            <w:tcW w:w="717" w:type="dxa"/>
+            <w:tcW w:w="1398" w:type="dxa"/>
             <w:tcBorders>
               <w:left w:val="single" w:sz="6" w:space="0" w:color="BFC7D5"/>
               <w:bottom w:val="single" w:sz="2" w:space="0" w:color="BFC7D5"/>
@@ -6291,7 +6291,7 @@
         </w:tc>
         <w:tc>
           <w:tcPr>
-            <w:tcW w:w="2497" w:type="dxa"/>
+            <w:tcW w:w="2374" w:type="dxa"/>
             <w:tcBorders>
               <w:left w:val="single" w:sz="2" w:space="0" w:color="BFC7D5"/>
               <w:bottom w:val="single" w:sz="2" w:space="0" w:color="BFC7D5"/>
@@ -6315,7 +6315,7 @@
         </w:tc>
         <w:tc>
           <w:tcPr>
-            <w:tcW w:w="2061" w:type="dxa"/>
+            <w:tcW w:w="1975" w:type="dxa"/>
             <w:tcBorders>
               <w:left w:val="single" w:sz="2" w:space="0" w:color="BFC7D5"/>
               <w:bottom w:val="single" w:sz="2" w:space="0" w:color="BFC7D5"/>
@@ -6339,7 +6339,7 @@
         </w:tc>
         <w:tc>
           <w:tcPr>
-            <w:tcW w:w="6064" w:type="dxa"/>
+            <w:tcW w:w="5592" w:type="dxa"/>
             <w:tcBorders>
               <w:left w:val="single" w:sz="2" w:space="0" w:color="BFC7D5"/>
               <w:bottom w:val="single" w:sz="2" w:space="0" w:color="BFC7D5"/>
@@ -6376,7 +6376,7 @@
         <w:trPr/>
         <w:tc>
           <w:tcPr>
-            <w:tcW w:w="717" w:type="dxa"/>
+            <w:tcW w:w="1398" w:type="dxa"/>
             <w:tcBorders>
               <w:left w:val="single" w:sz="6" w:space="0" w:color="BFC7D5"/>
               <w:bottom w:val="single" w:sz="2" w:space="0" w:color="BFC7D5"/>
@@ -6400,7 +6400,7 @@
         </w:tc>
         <w:tc>
           <w:tcPr>
-            <w:tcW w:w="2497" w:type="dxa"/>
+            <w:tcW w:w="2374" w:type="dxa"/>
             <w:tcBorders>
               <w:left w:val="single" w:sz="2" w:space="0" w:color="BFC7D5"/>
               <w:bottom w:val="single" w:sz="2" w:space="0" w:color="BFC7D5"/>
@@ -6424,7 +6424,7 @@
         </w:tc>
         <w:tc>
           <w:tcPr>
-            <w:tcW w:w="2061" w:type="dxa"/>
+            <w:tcW w:w="1975" w:type="dxa"/>
             <w:tcBorders>
               <w:left w:val="single" w:sz="2" w:space="0" w:color="BFC7D5"/>
               <w:bottom w:val="single" w:sz="2" w:space="0" w:color="BFC7D5"/>
@@ -6448,7 +6448,7 @@
         </w:tc>
         <w:tc>
           <w:tcPr>
-            <w:tcW w:w="6064" w:type="dxa"/>
+            <w:tcW w:w="5592" w:type="dxa"/>
             <w:tcBorders>
               <w:left w:val="single" w:sz="2" w:space="0" w:color="BFC7D5"/>
               <w:bottom w:val="single" w:sz="2" w:space="0" w:color="BFC7D5"/>
@@ -6475,7 +6475,7 @@
         <w:trPr/>
         <w:tc>
           <w:tcPr>
-            <w:tcW w:w="717" w:type="dxa"/>
+            <w:tcW w:w="1398" w:type="dxa"/>
             <w:tcBorders>
               <w:left w:val="single" w:sz="6" w:space="0" w:color="BFC7D5"/>
               <w:bottom w:val="single" w:sz="2" w:space="0" w:color="BFC7D5"/>
@@ -6499,7 +6499,7 @@
         </w:tc>
         <w:tc>
           <w:tcPr>
-            <w:tcW w:w="2497" w:type="dxa"/>
+            <w:tcW w:w="2374" w:type="dxa"/>
             <w:tcBorders>
               <w:left w:val="single" w:sz="2" w:space="0" w:color="BFC7D5"/>
               <w:bottom w:val="single" w:sz="2" w:space="0" w:color="BFC7D5"/>
@@ -6523,7 +6523,7 @@
         </w:tc>
         <w:tc>
           <w:tcPr>
-            <w:tcW w:w="2061" w:type="dxa"/>
+            <w:tcW w:w="1975" w:type="dxa"/>
             <w:tcBorders>
               <w:left w:val="single" w:sz="2" w:space="0" w:color="BFC7D5"/>
               <w:bottom w:val="single" w:sz="2" w:space="0" w:color="BFC7D5"/>
@@ -6547,7 +6547,7 @@
         </w:tc>
         <w:tc>
           <w:tcPr>
-            <w:tcW w:w="6064" w:type="dxa"/>
+            <w:tcW w:w="5592" w:type="dxa"/>
             <w:tcBorders>
               <w:left w:val="single" w:sz="2" w:space="0" w:color="BFC7D5"/>
               <w:bottom w:val="single" w:sz="2" w:space="0" w:color="BFC7D5"/>
@@ -6574,7 +6574,7 @@
         <w:trPr/>
         <w:tc>
           <w:tcPr>
-            <w:tcW w:w="717" w:type="dxa"/>
+            <w:tcW w:w="1398" w:type="dxa"/>
             <w:tcBorders>
               <w:left w:val="single" w:sz="6" w:space="0" w:color="BFC7D5"/>
               <w:bottom w:val="single" w:sz="2" w:space="0" w:color="BFC7D5"/>
@@ -6598,7 +6598,7 @@
         </w:tc>
         <w:tc>
           <w:tcPr>
-            <w:tcW w:w="2497" w:type="dxa"/>
+            <w:tcW w:w="2374" w:type="dxa"/>
             <w:tcBorders>
               <w:left w:val="single" w:sz="2" w:space="0" w:color="BFC7D5"/>
               <w:bottom w:val="single" w:sz="2" w:space="0" w:color="BFC7D5"/>
@@ -6622,7 +6622,7 @@
         </w:tc>
         <w:tc>
           <w:tcPr>
-            <w:tcW w:w="2061" w:type="dxa"/>
+            <w:tcW w:w="1975" w:type="dxa"/>
             <w:tcBorders>
               <w:left w:val="single" w:sz="2" w:space="0" w:color="BFC7D5"/>
               <w:bottom w:val="single" w:sz="2" w:space="0" w:color="BFC7D5"/>
@@ -6646,7 +6646,7 @@
         </w:tc>
         <w:tc>
           <w:tcPr>
-            <w:tcW w:w="6064" w:type="dxa"/>
+            <w:tcW w:w="5592" w:type="dxa"/>
             <w:tcBorders>
               <w:left w:val="single" w:sz="2" w:space="0" w:color="BFC7D5"/>
               <w:bottom w:val="single" w:sz="2" w:space="0" w:color="BFC7D5"/>
@@ -6673,7 +6673,7 @@
         <w:trPr/>
         <w:tc>
           <w:tcPr>
-            <w:tcW w:w="717" w:type="dxa"/>
+            <w:tcW w:w="1398" w:type="dxa"/>
             <w:tcBorders>
               <w:left w:val="single" w:sz="6" w:space="0" w:color="BFC7D5"/>
               <w:bottom w:val="single" w:sz="2" w:space="0" w:color="BFC7D5"/>
@@ -6697,7 +6697,7 @@
         </w:tc>
         <w:tc>
           <w:tcPr>
-            <w:tcW w:w="2497" w:type="dxa"/>
+            <w:tcW w:w="2374" w:type="dxa"/>
             <w:tcBorders>
               <w:left w:val="single" w:sz="2" w:space="0" w:color="BFC7D5"/>
               <w:bottom w:val="single" w:sz="2" w:space="0" w:color="BFC7D5"/>
@@ -6721,7 +6721,7 @@
         </w:tc>
         <w:tc>
           <w:tcPr>
-            <w:tcW w:w="2061" w:type="dxa"/>
+            <w:tcW w:w="1975" w:type="dxa"/>
             <w:tcBorders>
               <w:left w:val="single" w:sz="2" w:space="0" w:color="BFC7D5"/>
               <w:bottom w:val="single" w:sz="2" w:space="0" w:color="BFC7D5"/>
@@ -6745,7 +6745,7 @@
         </w:tc>
         <w:tc>
           <w:tcPr>
-            <w:tcW w:w="6064" w:type="dxa"/>
+            <w:tcW w:w="5592" w:type="dxa"/>
             <w:tcBorders>
               <w:left w:val="single" w:sz="2" w:space="0" w:color="BFC7D5"/>
               <w:bottom w:val="single" w:sz="2" w:space="0" w:color="BFC7D5"/>
@@ -6772,7 +6772,7 @@
         <w:trPr/>
         <w:tc>
           <w:tcPr>
-            <w:tcW w:w="717" w:type="dxa"/>
+            <w:tcW w:w="1398" w:type="dxa"/>
             <w:tcBorders>
               <w:left w:val="single" w:sz="6" w:space="0" w:color="BFC7D5"/>
               <w:bottom w:val="single" w:sz="2" w:space="0" w:color="BFC7D5"/>
@@ -6796,7 +6796,7 @@
         </w:tc>
         <w:tc>
           <w:tcPr>
-            <w:tcW w:w="2497" w:type="dxa"/>
+            <w:tcW w:w="2374" w:type="dxa"/>
             <w:tcBorders>
               <w:left w:val="single" w:sz="2" w:space="0" w:color="BFC7D5"/>
               <w:bottom w:val="single" w:sz="2" w:space="0" w:color="BFC7D5"/>
@@ -6820,7 +6820,7 @@
         </w:tc>
         <w:tc>
           <w:tcPr>
-            <w:tcW w:w="2061" w:type="dxa"/>
+            <w:tcW w:w="1975" w:type="dxa"/>
             <w:tcBorders>
               <w:left w:val="single" w:sz="2" w:space="0" w:color="BFC7D5"/>
               <w:bottom w:val="single" w:sz="2" w:space="0" w:color="BFC7D5"/>
@@ -6844,7 +6844,7 @@
         </w:tc>
         <w:tc>
           <w:tcPr>
-            <w:tcW w:w="6064" w:type="dxa"/>
+            <w:tcW w:w="5592" w:type="dxa"/>
             <w:tcBorders>
               <w:left w:val="single" w:sz="2" w:space="0" w:color="BFC7D5"/>
               <w:bottom w:val="single" w:sz="2" w:space="0" w:color="BFC7D5"/>
@@ -6871,7 +6871,7 @@
         <w:trPr/>
         <w:tc>
           <w:tcPr>
-            <w:tcW w:w="717" w:type="dxa"/>
+            <w:tcW w:w="1398" w:type="dxa"/>
             <w:tcBorders>
               <w:left w:val="single" w:sz="6" w:space="0" w:color="BFC7D5"/>
               <w:bottom w:val="single" w:sz="2" w:space="0" w:color="BFC7D5"/>
@@ -6895,7 +6895,7 @@
         </w:tc>
         <w:tc>
           <w:tcPr>
-            <w:tcW w:w="2497" w:type="dxa"/>
+            <w:tcW w:w="2374" w:type="dxa"/>
             <w:tcBorders>
               <w:left w:val="single" w:sz="2" w:space="0" w:color="BFC7D5"/>
               <w:bottom w:val="single" w:sz="2" w:space="0" w:color="BFC7D5"/>
@@ -6919,7 +6919,7 @@
         </w:tc>
         <w:tc>
           <w:tcPr>
-            <w:tcW w:w="2061" w:type="dxa"/>
+            <w:tcW w:w="1975" w:type="dxa"/>
             <w:tcBorders>
               <w:left w:val="single" w:sz="2" w:space="0" w:color="BFC7D5"/>
               <w:bottom w:val="single" w:sz="2" w:space="0" w:color="BFC7D5"/>
@@ -6943,7 +6943,7 @@
         </w:tc>
         <w:tc>
           <w:tcPr>
-            <w:tcW w:w="6064" w:type="dxa"/>
+            <w:tcW w:w="5592" w:type="dxa"/>
             <w:tcBorders>
               <w:left w:val="single" w:sz="2" w:space="0" w:color="BFC7D5"/>
               <w:bottom w:val="single" w:sz="2" w:space="0" w:color="BFC7D5"/>
@@ -6970,7 +6970,7 @@
         <w:trPr/>
         <w:tc>
           <w:tcPr>
-            <w:tcW w:w="717" w:type="dxa"/>
+            <w:tcW w:w="1398" w:type="dxa"/>
             <w:tcBorders>
               <w:left w:val="single" w:sz="6" w:space="0" w:color="BFC7D5"/>
               <w:bottom w:val="single" w:sz="2" w:space="0" w:color="BFC7D5"/>
@@ -6994,7 +6994,7 @@
         </w:tc>
         <w:tc>
           <w:tcPr>
-            <w:tcW w:w="2497" w:type="dxa"/>
+            <w:tcW w:w="2374" w:type="dxa"/>
             <w:tcBorders>
               <w:left w:val="single" w:sz="2" w:space="0" w:color="BFC7D5"/>
               <w:bottom w:val="single" w:sz="2" w:space="0" w:color="BFC7D5"/>
@@ -7018,7 +7018,7 @@
         </w:tc>
         <w:tc>
           <w:tcPr>
-            <w:tcW w:w="2061" w:type="dxa"/>
+            <w:tcW w:w="1975" w:type="dxa"/>
             <w:tcBorders>
               <w:left w:val="single" w:sz="2" w:space="0" w:color="BFC7D5"/>
               <w:bottom w:val="single" w:sz="2" w:space="0" w:color="BFC7D5"/>
@@ -7042,7 +7042,7 @@
         </w:tc>
         <w:tc>
           <w:tcPr>
-            <w:tcW w:w="6064" w:type="dxa"/>
+            <w:tcW w:w="5592" w:type="dxa"/>
             <w:tcBorders>
               <w:left w:val="single" w:sz="2" w:space="0" w:color="BFC7D5"/>
               <w:bottom w:val="single" w:sz="2" w:space="0" w:color="BFC7D5"/>
@@ -7069,7 +7069,7 @@
         <w:trPr/>
         <w:tc>
           <w:tcPr>
-            <w:tcW w:w="717" w:type="dxa"/>
+            <w:tcW w:w="1398" w:type="dxa"/>
             <w:tcBorders>
               <w:left w:val="single" w:sz="6" w:space="0" w:color="BFC7D5"/>
               <w:bottom w:val="single" w:sz="2" w:space="0" w:color="BFC7D5"/>
@@ -7093,7 +7093,7 @@
         </w:tc>
         <w:tc>
           <w:tcPr>
-            <w:tcW w:w="2497" w:type="dxa"/>
+            <w:tcW w:w="2374" w:type="dxa"/>
             <w:tcBorders>
               <w:left w:val="single" w:sz="2" w:space="0" w:color="BFC7D5"/>
               <w:bottom w:val="single" w:sz="2" w:space="0" w:color="BFC7D5"/>
@@ -7117,7 +7117,7 @@
         </w:tc>
         <w:tc>
           <w:tcPr>
-            <w:tcW w:w="2061" w:type="dxa"/>
+            <w:tcW w:w="1975" w:type="dxa"/>
             <w:tcBorders>
               <w:left w:val="single" w:sz="2" w:space="0" w:color="BFC7D5"/>
               <w:bottom w:val="single" w:sz="2" w:space="0" w:color="BFC7D5"/>
@@ -7141,7 +7141,7 @@
         </w:tc>
         <w:tc>
           <w:tcPr>
-            <w:tcW w:w="6064" w:type="dxa"/>
+            <w:tcW w:w="5592" w:type="dxa"/>
             <w:tcBorders>
               <w:left w:val="single" w:sz="2" w:space="0" w:color="BFC7D5"/>
               <w:bottom w:val="single" w:sz="2" w:space="0" w:color="BFC7D5"/>
@@ -7168,7 +7168,7 @@
         <w:trPr/>
         <w:tc>
           <w:tcPr>
-            <w:tcW w:w="717" w:type="dxa"/>
+            <w:tcW w:w="1398" w:type="dxa"/>
             <w:tcBorders>
               <w:left w:val="single" w:sz="6" w:space="0" w:color="BFC7D5"/>
               <w:bottom w:val="single" w:sz="2" w:space="0" w:color="BFC7D5"/>
@@ -7192,7 +7192,7 @@
         </w:tc>
         <w:tc>
           <w:tcPr>
-            <w:tcW w:w="2497" w:type="dxa"/>
+            <w:tcW w:w="2374" w:type="dxa"/>
             <w:tcBorders>
               <w:left w:val="single" w:sz="2" w:space="0" w:color="BFC7D5"/>
               <w:bottom w:val="single" w:sz="2" w:space="0" w:color="BFC7D5"/>
@@ -7216,7 +7216,7 @@
         </w:tc>
         <w:tc>
           <w:tcPr>
-            <w:tcW w:w="2061" w:type="dxa"/>
+            <w:tcW w:w="1975" w:type="dxa"/>
             <w:tcBorders>
               <w:left w:val="single" w:sz="2" w:space="0" w:color="BFC7D5"/>
               <w:bottom w:val="single" w:sz="2" w:space="0" w:color="BFC7D5"/>
@@ -7240,7 +7240,7 @@
         </w:tc>
         <w:tc>
           <w:tcPr>
-            <w:tcW w:w="6064" w:type="dxa"/>
+            <w:tcW w:w="5592" w:type="dxa"/>
             <w:tcBorders>
               <w:left w:val="single" w:sz="2" w:space="0" w:color="BFC7D5"/>
               <w:bottom w:val="single" w:sz="2" w:space="0" w:color="BFC7D5"/>
@@ -7273,7 +7273,7 @@
         <w:trPr/>
         <w:tc>
           <w:tcPr>
-            <w:tcW w:w="717" w:type="dxa"/>
+            <w:tcW w:w="1398" w:type="dxa"/>
             <w:tcBorders>
               <w:left w:val="single" w:sz="6" w:space="0" w:color="BFC7D5"/>
               <w:bottom w:val="single" w:sz="2" w:space="0" w:color="BFC7D5"/>
@@ -7297,7 +7297,7 @@
         </w:tc>
         <w:tc>
           <w:tcPr>
-            <w:tcW w:w="2497" w:type="dxa"/>
+            <w:tcW w:w="2374" w:type="dxa"/>
             <w:tcBorders>
               <w:left w:val="single" w:sz="2" w:space="0" w:color="BFC7D5"/>
               <w:bottom w:val="single" w:sz="2" w:space="0" w:color="BFC7D5"/>
@@ -7321,7 +7321,7 @@
         </w:tc>
         <w:tc>
           <w:tcPr>
-            <w:tcW w:w="2061" w:type="dxa"/>
+            <w:tcW w:w="1975" w:type="dxa"/>
             <w:tcBorders>
               <w:left w:val="single" w:sz="2" w:space="0" w:color="BFC7D5"/>
               <w:bottom w:val="single" w:sz="2" w:space="0" w:color="BFC7D5"/>
@@ -7345,7 +7345,7 @@
         </w:tc>
         <w:tc>
           <w:tcPr>
-            <w:tcW w:w="6064" w:type="dxa"/>
+            <w:tcW w:w="5592" w:type="dxa"/>
             <w:tcBorders>
               <w:left w:val="single" w:sz="2" w:space="0" w:color="BFC7D5"/>
               <w:bottom w:val="single" w:sz="2" w:space="0" w:color="BFC7D5"/>
@@ -7372,7 +7372,7 @@
         <w:trPr/>
         <w:tc>
           <w:tcPr>
-            <w:tcW w:w="717" w:type="dxa"/>
+            <w:tcW w:w="1398" w:type="dxa"/>
             <w:tcBorders>
               <w:left w:val="single" w:sz="6" w:space="0" w:color="BFC7D5"/>
               <w:bottom w:val="single" w:sz="2" w:space="0" w:color="BFC7D5"/>
@@ -7396,7 +7396,7 @@
         </w:tc>
         <w:tc>
           <w:tcPr>
-            <w:tcW w:w="2497" w:type="dxa"/>
+            <w:tcW w:w="2374" w:type="dxa"/>
             <w:tcBorders>
               <w:left w:val="single" w:sz="2" w:space="0" w:color="BFC7D5"/>
               <w:bottom w:val="single" w:sz="2" w:space="0" w:color="BFC7D5"/>
@@ -7420,7 +7420,7 @@
         </w:tc>
         <w:tc>
           <w:tcPr>
-            <w:tcW w:w="2061" w:type="dxa"/>
+            <w:tcW w:w="1975" w:type="dxa"/>
             <w:tcBorders>
               <w:left w:val="single" w:sz="2" w:space="0" w:color="BFC7D5"/>
               <w:bottom w:val="single" w:sz="2" w:space="0" w:color="BFC7D5"/>
@@ -7444,7 +7444,7 @@
         </w:tc>
         <w:tc>
           <w:tcPr>
-            <w:tcW w:w="6064" w:type="dxa"/>
+            <w:tcW w:w="5592" w:type="dxa"/>
             <w:tcBorders>
               <w:left w:val="single" w:sz="2" w:space="0" w:color="BFC7D5"/>
               <w:bottom w:val="single" w:sz="2" w:space="0" w:color="BFC7D5"/>
@@ -7471,7 +7471,7 @@
         <w:trPr/>
         <w:tc>
           <w:tcPr>
-            <w:tcW w:w="717" w:type="dxa"/>
+            <w:tcW w:w="1398" w:type="dxa"/>
             <w:tcBorders>
               <w:left w:val="single" w:sz="6" w:space="0" w:color="BFC7D5"/>
               <w:bottom w:val="single" w:sz="2" w:space="0" w:color="BFC7D5"/>
@@ -7495,7 +7495,7 @@
         </w:tc>
         <w:tc>
           <w:tcPr>
-            <w:tcW w:w="2497" w:type="dxa"/>
+            <w:tcW w:w="2374" w:type="dxa"/>
             <w:tcBorders>
               <w:left w:val="single" w:sz="2" w:space="0" w:color="BFC7D5"/>
               <w:bottom w:val="single" w:sz="2" w:space="0" w:color="BFC7D5"/>
@@ -7519,7 +7519,7 @@
         </w:tc>
         <w:tc>
           <w:tcPr>
-            <w:tcW w:w="2061" w:type="dxa"/>
+            <w:tcW w:w="1975" w:type="dxa"/>
             <w:tcBorders>
               <w:left w:val="single" w:sz="2" w:space="0" w:color="BFC7D5"/>
               <w:bottom w:val="single" w:sz="2" w:space="0" w:color="BFC7D5"/>
@@ -7543,7 +7543,7 @@
         </w:tc>
         <w:tc>
           <w:tcPr>
-            <w:tcW w:w="6064" w:type="dxa"/>
+            <w:tcW w:w="5592" w:type="dxa"/>
             <w:tcBorders>
               <w:left w:val="single" w:sz="2" w:space="0" w:color="BFC7D5"/>
               <w:bottom w:val="single" w:sz="2" w:space="0" w:color="BFC7D5"/>
@@ -7570,7 +7570,7 @@
         <w:trPr/>
         <w:tc>
           <w:tcPr>
-            <w:tcW w:w="717" w:type="dxa"/>
+            <w:tcW w:w="1398" w:type="dxa"/>
             <w:tcBorders>
               <w:left w:val="single" w:sz="6" w:space="0" w:color="BFC7D5"/>
               <w:bottom w:val="single" w:sz="2" w:space="0" w:color="BFC7D5"/>
@@ -7594,7 +7594,7 @@
         </w:tc>
         <w:tc>
           <w:tcPr>
-            <w:tcW w:w="2497" w:type="dxa"/>
+            <w:tcW w:w="2374" w:type="dxa"/>
             <w:tcBorders>
               <w:left w:val="single" w:sz="2" w:space="0" w:color="BFC7D5"/>
               <w:bottom w:val="single" w:sz="2" w:space="0" w:color="BFC7D5"/>
@@ -7618,7 +7618,7 @@
         </w:tc>
         <w:tc>
           <w:tcPr>
-            <w:tcW w:w="2061" w:type="dxa"/>
+            <w:tcW w:w="1975" w:type="dxa"/>
             <w:tcBorders>
               <w:left w:val="single" w:sz="2" w:space="0" w:color="BFC7D5"/>
               <w:bottom w:val="single" w:sz="2" w:space="0" w:color="BFC7D5"/>
@@ -7642,7 +7642,7 @@
         </w:tc>
         <w:tc>
           <w:tcPr>
-            <w:tcW w:w="6064" w:type="dxa"/>
+            <w:tcW w:w="5592" w:type="dxa"/>
             <w:tcBorders>
               <w:left w:val="single" w:sz="2" w:space="0" w:color="BFC7D5"/>
               <w:bottom w:val="single" w:sz="2" w:space="0" w:color="BFC7D5"/>
@@ -7675,7 +7675,7 @@
         <w:trPr/>
         <w:tc>
           <w:tcPr>
-            <w:tcW w:w="717" w:type="dxa"/>
+            <w:tcW w:w="1398" w:type="dxa"/>
             <w:tcBorders>
               <w:left w:val="single" w:sz="6" w:space="0" w:color="BFC7D5"/>
               <w:bottom w:val="single" w:sz="2" w:space="0" w:color="BFC7D5"/>
@@ -7699,7 +7699,7 @@
         </w:tc>
         <w:tc>
           <w:tcPr>
-            <w:tcW w:w="2497" w:type="dxa"/>
+            <w:tcW w:w="2374" w:type="dxa"/>
             <w:tcBorders>
               <w:left w:val="single" w:sz="2" w:space="0" w:color="BFC7D5"/>
               <w:bottom w:val="single" w:sz="2" w:space="0" w:color="BFC7D5"/>
@@ -7723,7 +7723,7 @@
         </w:tc>
         <w:tc>
           <w:tcPr>
-            <w:tcW w:w="2061" w:type="dxa"/>
+            <w:tcW w:w="1975" w:type="dxa"/>
             <w:tcBorders>
               <w:left w:val="single" w:sz="2" w:space="0" w:color="BFC7D5"/>
               <w:bottom w:val="single" w:sz="2" w:space="0" w:color="BFC7D5"/>
@@ -7747,25 +7747,25 @@
         </w:tc>
         <w:tc>
           <w:tcPr>
-            <w:tcW w:w="6064" w:type="dxa"/>
-            <w:tcBorders>
-              <w:left w:val="single" w:sz="2" w:space="0" w:color="BFC7D5"/>
-              <w:bottom w:val="single" w:sz="2" w:space="0" w:color="BFC7D5"/>
-              <w:right w:val="single" w:sz="6" w:space="0" w:color="BFC7D5"/>
-            </w:tcBorders>
-            <w:vAlign w:val="center"/>
-          </w:tcPr>
-          <w:p>
-            <w:pPr>
-              <w:pStyle w:val="TableContents"/>
-              <w:bidi w:val="0"/>
-              <w:spacing w:before="0" w:after="283"/>
-              <w:jc w:val="left"/>
-              <w:rPr/>
-            </w:pPr>
-            <w:r>
-              <w:rPr/>
-              <w:t xml:space="preserve">1.0 approved 2026-10-13 (AR-2026-005) — </w:t>
+            <w:tcW w:w="5592" w:type="dxa"/>
+            <w:tcBorders>
+              <w:left w:val="single" w:sz="2" w:space="0" w:color="BFC7D5"/>
+              <w:bottom w:val="single" w:sz="2" w:space="0" w:color="BFC7D5"/>
+              <w:right w:val="single" w:sz="6" w:space="0" w:color="BFC7D5"/>
+            </w:tcBorders>
+            <w:vAlign w:val="center"/>
+          </w:tcPr>
+          <w:p>
+            <w:pPr>
+              <w:pStyle w:val="TableContents"/>
+              <w:bidi w:val="0"/>
+              <w:spacing w:before="0" w:after="283"/>
+              <w:jc w:val="left"/>
+              <w:rPr/>
+            </w:pPr>
+            <w:r>
+              <w:rPr/>
+              <w:t xml:space="preserve">1.1 approved 2026-10-20 (AR-2026-007); 1.0 approved 2026-10-13 (AR-2026-005) — </w:t>
             </w:r>
             <w:r>
               <w:rPr>
@@ -7780,7 +7780,7 @@
         <w:trPr/>
         <w:tc>
           <w:tcPr>
-            <w:tcW w:w="717" w:type="dxa"/>
+            <w:tcW w:w="1398" w:type="dxa"/>
             <w:tcBorders>
               <w:left w:val="single" w:sz="6" w:space="0" w:color="BFC7D5"/>
               <w:bottom w:val="single" w:sz="2" w:space="0" w:color="BFC7D5"/>
@@ -7804,7 +7804,7 @@
         </w:tc>
         <w:tc>
           <w:tcPr>
-            <w:tcW w:w="2497" w:type="dxa"/>
+            <w:tcW w:w="2374" w:type="dxa"/>
             <w:tcBorders>
               <w:left w:val="single" w:sz="2" w:space="0" w:color="BFC7D5"/>
               <w:bottom w:val="single" w:sz="2" w:space="0" w:color="BFC7D5"/>
@@ -7828,7 +7828,7 @@
         </w:tc>
         <w:tc>
           <w:tcPr>
-            <w:tcW w:w="2061" w:type="dxa"/>
+            <w:tcW w:w="1975" w:type="dxa"/>
             <w:tcBorders>
               <w:left w:val="single" w:sz="2" w:space="0" w:color="BFC7D5"/>
               <w:bottom w:val="single" w:sz="2" w:space="0" w:color="BFC7D5"/>
@@ -7852,7 +7852,7 @@
         </w:tc>
         <w:tc>
           <w:tcPr>
-            <w:tcW w:w="6064" w:type="dxa"/>
+            <w:tcW w:w="5592" w:type="dxa"/>
             <w:tcBorders>
               <w:left w:val="single" w:sz="2" w:space="0" w:color="BFC7D5"/>
               <w:bottom w:val="single" w:sz="2" w:space="0" w:color="BFC7D5"/>
@@ -7885,7 +7885,7 @@
         <w:trPr/>
         <w:tc>
           <w:tcPr>
-            <w:tcW w:w="717" w:type="dxa"/>
+            <w:tcW w:w="1398" w:type="dxa"/>
             <w:tcBorders>
               <w:left w:val="single" w:sz="6" w:space="0" w:color="BFC7D5"/>
               <w:bottom w:val="single" w:sz="2" w:space="0" w:color="BFC7D5"/>
@@ -7909,31 +7909,31 @@
         </w:tc>
         <w:tc>
           <w:tcPr>
-            <w:tcW w:w="2497" w:type="dxa"/>
-            <w:tcBorders>
-              <w:left w:val="single" w:sz="2" w:space="0" w:color="BFC7D5"/>
-              <w:bottom w:val="single" w:sz="2" w:space="0" w:color="BFC7D5"/>
-              <w:right w:val="single" w:sz="6" w:space="0" w:color="BFC7D5"/>
-            </w:tcBorders>
-            <w:vAlign w:val="center"/>
-          </w:tcPr>
-          <w:p>
-            <w:pPr>
-              <w:pStyle w:val="TableContents"/>
-              <w:bidi w:val="0"/>
-              <w:spacing w:before="0" w:after="283"/>
-              <w:jc w:val="left"/>
-              <w:rPr/>
-            </w:pPr>
-            <w:r>
-              <w:rPr/>
-              <w:t>New Use Cases — EchoMind Enterprise</w:t>
-            </w:r>
-          </w:p>
-        </w:tc>
-        <w:tc>
-          <w:tcPr>
-            <w:tcW w:w="2061" w:type="dxa"/>
+            <w:tcW w:w="2374" w:type="dxa"/>
+            <w:tcBorders>
+              <w:left w:val="single" w:sz="2" w:space="0" w:color="BFC7D5"/>
+              <w:bottom w:val="single" w:sz="2" w:space="0" w:color="BFC7D5"/>
+              <w:right w:val="single" w:sz="6" w:space="0" w:color="BFC7D5"/>
+            </w:tcBorders>
+            <w:vAlign w:val="center"/>
+          </w:tcPr>
+          <w:p>
+            <w:pPr>
+              <w:pStyle w:val="TableContents"/>
+              <w:bidi w:val="0"/>
+              <w:spacing w:before="0" w:after="283"/>
+              <w:jc w:val="left"/>
+              <w:rPr/>
+            </w:pPr>
+            <w:r>
+              <w:rPr/>
+              <w:t>EchoMind Use Cases — 2025, 2026 and Asia-Pacific</w:t>
+            </w:r>
+          </w:p>
+        </w:tc>
+        <w:tc>
+          <w:tcPr>
+            <w:tcW w:w="1975" w:type="dxa"/>
             <w:tcBorders>
               <w:left w:val="single" w:sz="2" w:space="0" w:color="BFC7D5"/>
               <w:bottom w:val="single" w:sz="2" w:space="0" w:color="BFC7D5"/>
@@ -7957,25 +7957,25 @@
         </w:tc>
         <w:tc>
           <w:tcPr>
-            <w:tcW w:w="6064" w:type="dxa"/>
-            <w:tcBorders>
-              <w:left w:val="single" w:sz="2" w:space="0" w:color="BFC7D5"/>
-              <w:bottom w:val="single" w:sz="2" w:space="0" w:color="BFC7D5"/>
-              <w:right w:val="single" w:sz="6" w:space="0" w:color="BFC7D5"/>
-            </w:tcBorders>
-            <w:vAlign w:val="center"/>
-          </w:tcPr>
-          <w:p>
-            <w:pPr>
-              <w:pStyle w:val="TableContents"/>
-              <w:bidi w:val="0"/>
-              <w:spacing w:before="0" w:after="283"/>
-              <w:jc w:val="left"/>
-              <w:rPr/>
-            </w:pPr>
-            <w:r>
-              <w:rPr/>
-              <w:t xml:space="preserve">1.0 approved 2026-10-13 (AR-2026-005) — </w:t>
+            <w:tcW w:w="5592" w:type="dxa"/>
+            <w:tcBorders>
+              <w:left w:val="single" w:sz="2" w:space="0" w:color="BFC7D5"/>
+              <w:bottom w:val="single" w:sz="2" w:space="0" w:color="BFC7D5"/>
+              <w:right w:val="single" w:sz="6" w:space="0" w:color="BFC7D5"/>
+            </w:tcBorders>
+            <w:vAlign w:val="center"/>
+          </w:tcPr>
+          <w:p>
+            <w:pPr>
+              <w:pStyle w:val="TableContents"/>
+              <w:bidi w:val="0"/>
+              <w:spacing w:before="0" w:after="283"/>
+              <w:jc w:val="left"/>
+              <w:rPr/>
+            </w:pPr>
+            <w:r>
+              <w:rPr/>
+              <w:t xml:space="preserve">1.1 approved 2026-10-20 (AR-2026-007); 1.0 approved 2026-10-13 (AR-2026-005) — </w:t>
             </w:r>
             <w:r>
               <w:rPr>
@@ -7990,7 +7990,7 @@
         <w:trPr/>
         <w:tc>
           <w:tcPr>
-            <w:tcW w:w="717" w:type="dxa"/>
+            <w:tcW w:w="1398" w:type="dxa"/>
             <w:tcBorders>
               <w:left w:val="single" w:sz="6" w:space="0" w:color="BFC7D5"/>
               <w:bottom w:val="single" w:sz="2" w:space="0" w:color="BFC7D5"/>
@@ -8014,31 +8014,31 @@
         </w:tc>
         <w:tc>
           <w:tcPr>
-            <w:tcW w:w="2497" w:type="dxa"/>
-            <w:tcBorders>
-              <w:left w:val="single" w:sz="2" w:space="0" w:color="BFC7D5"/>
-              <w:bottom w:val="single" w:sz="2" w:space="0" w:color="BFC7D5"/>
-              <w:right w:val="single" w:sz="6" w:space="0" w:color="BFC7D5"/>
-            </w:tcBorders>
-            <w:vAlign w:val="center"/>
-          </w:tcPr>
-          <w:p>
-            <w:pPr>
-              <w:pStyle w:val="TableContents"/>
-              <w:bidi w:val="0"/>
-              <w:spacing w:before="0" w:after="283"/>
-              <w:jc w:val="left"/>
-              <w:rPr/>
-            </w:pPr>
-            <w:r>
-              <w:rPr/>
-              <w:t>Client Communication Log</w:t>
-            </w:r>
-          </w:p>
-        </w:tc>
-        <w:tc>
-          <w:tcPr>
-            <w:tcW w:w="2061" w:type="dxa"/>
+            <w:tcW w:w="2374" w:type="dxa"/>
+            <w:tcBorders>
+              <w:left w:val="single" w:sz="2" w:space="0" w:color="BFC7D5"/>
+              <w:bottom w:val="single" w:sz="2" w:space="0" w:color="BFC7D5"/>
+              <w:right w:val="single" w:sz="6" w:space="0" w:color="BFC7D5"/>
+            </w:tcBorders>
+            <w:vAlign w:val="center"/>
+          </w:tcPr>
+          <w:p>
+            <w:pPr>
+              <w:pStyle w:val="TableContents"/>
+              <w:bidi w:val="0"/>
+              <w:spacing w:before="0" w:after="283"/>
+              <w:jc w:val="left"/>
+              <w:rPr/>
+            </w:pPr>
+            <w:r>
+              <w:rPr/>
+              <w:t>Client Communication Record and Log</w:t>
+            </w:r>
+          </w:p>
+        </w:tc>
+        <w:tc>
+          <w:tcPr>
+            <w:tcW w:w="1975" w:type="dxa"/>
             <w:tcBorders>
               <w:left w:val="single" w:sz="2" w:space="0" w:color="BFC7D5"/>
               <w:bottom w:val="single" w:sz="2" w:space="0" w:color="BFC7D5"/>
@@ -8062,25 +8062,25 @@
         </w:tc>
         <w:tc>
           <w:tcPr>
-            <w:tcW w:w="6064" w:type="dxa"/>
-            <w:tcBorders>
-              <w:left w:val="single" w:sz="2" w:space="0" w:color="BFC7D5"/>
-              <w:bottom w:val="single" w:sz="2" w:space="0" w:color="BFC7D5"/>
-              <w:right w:val="single" w:sz="6" w:space="0" w:color="BFC7D5"/>
-            </w:tcBorders>
-            <w:vAlign w:val="center"/>
-          </w:tcPr>
-          <w:p>
-            <w:pPr>
-              <w:pStyle w:val="TableContents"/>
-              <w:bidi w:val="0"/>
-              <w:spacing w:before="0" w:after="283"/>
-              <w:jc w:val="left"/>
-              <w:rPr/>
-            </w:pPr>
-            <w:r>
-              <w:rPr/>
-              <w:t xml:space="preserve">1.0 approved 2026-10-13 (AR-2026-005) — </w:t>
+            <w:tcW w:w="5592" w:type="dxa"/>
+            <w:tcBorders>
+              <w:left w:val="single" w:sz="2" w:space="0" w:color="BFC7D5"/>
+              <w:bottom w:val="single" w:sz="2" w:space="0" w:color="BFC7D5"/>
+              <w:right w:val="single" w:sz="6" w:space="0" w:color="BFC7D5"/>
+            </w:tcBorders>
+            <w:vAlign w:val="center"/>
+          </w:tcPr>
+          <w:p>
+            <w:pPr>
+              <w:pStyle w:val="TableContents"/>
+              <w:bidi w:val="0"/>
+              <w:spacing w:before="0" w:after="283"/>
+              <w:jc w:val="left"/>
+              <w:rPr/>
+            </w:pPr>
+            <w:r>
+              <w:rPr/>
+              <w:t xml:space="preserve">1.1 approved 2026-10-20 (AR-2026-007); 1.0 approved 2026-10-13 (AR-2026-005) — </w:t>
             </w:r>
             <w:r>
               <w:rPr>
@@ -8095,7 +8095,7 @@
         <w:trPr/>
         <w:tc>
           <w:tcPr>
-            <w:tcW w:w="717" w:type="dxa"/>
+            <w:tcW w:w="1398" w:type="dxa"/>
             <w:tcBorders>
               <w:left w:val="single" w:sz="6" w:space="0" w:color="BFC7D5"/>
               <w:bottom w:val="single" w:sz="2" w:space="0" w:color="BFC7D5"/>
@@ -8119,7 +8119,7 @@
         </w:tc>
         <w:tc>
           <w:tcPr>
-            <w:tcW w:w="2497" w:type="dxa"/>
+            <w:tcW w:w="2374" w:type="dxa"/>
             <w:tcBorders>
               <w:left w:val="single" w:sz="2" w:space="0" w:color="BFC7D5"/>
               <w:bottom w:val="single" w:sz="2" w:space="0" w:color="BFC7D5"/>
@@ -8143,7 +8143,7 @@
         </w:tc>
         <w:tc>
           <w:tcPr>
-            <w:tcW w:w="2061" w:type="dxa"/>
+            <w:tcW w:w="1975" w:type="dxa"/>
             <w:tcBorders>
               <w:left w:val="single" w:sz="2" w:space="0" w:color="BFC7D5"/>
               <w:bottom w:val="single" w:sz="2" w:space="0" w:color="BFC7D5"/>
@@ -8167,7 +8167,7 @@
         </w:tc>
         <w:tc>
           <w:tcPr>
-            <w:tcW w:w="6064" w:type="dxa"/>
+            <w:tcW w:w="5592" w:type="dxa"/>
             <w:tcBorders>
               <w:left w:val="single" w:sz="2" w:space="0" w:color="BFC7D5"/>
               <w:bottom w:val="single" w:sz="2" w:space="0" w:color="BFC7D5"/>
@@ -8200,7 +8200,7 @@
         <w:trPr/>
         <w:tc>
           <w:tcPr>
-            <w:tcW w:w="717" w:type="dxa"/>
+            <w:tcW w:w="1398" w:type="dxa"/>
             <w:tcBorders>
               <w:left w:val="single" w:sz="6" w:space="0" w:color="BFC7D5"/>
               <w:bottom w:val="single" w:sz="2" w:space="0" w:color="BFC7D5"/>
@@ -8224,7 +8224,7 @@
         </w:tc>
         <w:tc>
           <w:tcPr>
-            <w:tcW w:w="2497" w:type="dxa"/>
+            <w:tcW w:w="2374" w:type="dxa"/>
             <w:tcBorders>
               <w:left w:val="single" w:sz="2" w:space="0" w:color="BFC7D5"/>
               <w:bottom w:val="single" w:sz="2" w:space="0" w:color="BFC7D5"/>
@@ -8248,7 +8248,7 @@
         </w:tc>
         <w:tc>
           <w:tcPr>
-            <w:tcW w:w="2061" w:type="dxa"/>
+            <w:tcW w:w="1975" w:type="dxa"/>
             <w:tcBorders>
               <w:left w:val="single" w:sz="2" w:space="0" w:color="BFC7D5"/>
               <w:bottom w:val="single" w:sz="2" w:space="0" w:color="BFC7D5"/>
@@ -8272,7 +8272,7 @@
         </w:tc>
         <w:tc>
           <w:tcPr>
-            <w:tcW w:w="6064" w:type="dxa"/>
+            <w:tcW w:w="5592" w:type="dxa"/>
             <w:tcBorders>
               <w:left w:val="single" w:sz="2" w:space="0" w:color="BFC7D5"/>
               <w:bottom w:val="single" w:sz="2" w:space="0" w:color="BFC7D5"/>
@@ -8305,7 +8305,7 @@
         <w:trPr/>
         <w:tc>
           <w:tcPr>
-            <w:tcW w:w="717" w:type="dxa"/>
+            <w:tcW w:w="1398" w:type="dxa"/>
             <w:tcBorders>
               <w:left w:val="single" w:sz="6" w:space="0" w:color="BFC7D5"/>
               <w:bottom w:val="single" w:sz="2" w:space="0" w:color="BFC7D5"/>
@@ -8329,7 +8329,7 @@
         </w:tc>
         <w:tc>
           <w:tcPr>
-            <w:tcW w:w="2497" w:type="dxa"/>
+            <w:tcW w:w="2374" w:type="dxa"/>
             <w:tcBorders>
               <w:left w:val="single" w:sz="2" w:space="0" w:color="BFC7D5"/>
               <w:bottom w:val="single" w:sz="2" w:space="0" w:color="BFC7D5"/>
@@ -8353,7 +8353,7 @@
         </w:tc>
         <w:tc>
           <w:tcPr>
-            <w:tcW w:w="2061" w:type="dxa"/>
+            <w:tcW w:w="1975" w:type="dxa"/>
             <w:tcBorders>
               <w:left w:val="single" w:sz="2" w:space="0" w:color="BFC7D5"/>
               <w:bottom w:val="single" w:sz="2" w:space="0" w:color="BFC7D5"/>
@@ -8377,25 +8377,25 @@
         </w:tc>
         <w:tc>
           <w:tcPr>
-            <w:tcW w:w="6064" w:type="dxa"/>
-            <w:tcBorders>
-              <w:left w:val="single" w:sz="2" w:space="0" w:color="BFC7D5"/>
-              <w:bottom w:val="single" w:sz="2" w:space="0" w:color="BFC7D5"/>
-              <w:right w:val="single" w:sz="6" w:space="0" w:color="BFC7D5"/>
-            </w:tcBorders>
-            <w:vAlign w:val="center"/>
-          </w:tcPr>
-          <w:p>
-            <w:pPr>
-              <w:pStyle w:val="TableContents"/>
-              <w:bidi w:val="0"/>
-              <w:spacing w:before="0" w:after="283"/>
-              <w:jc w:val="left"/>
-              <w:rPr/>
-            </w:pPr>
-            <w:r>
-              <w:rPr/>
-              <w:t xml:space="preserve">1.0 approved 2026-10-14 (AR-2026-006) — </w:t>
+            <w:tcW w:w="5592" w:type="dxa"/>
+            <w:tcBorders>
+              <w:left w:val="single" w:sz="2" w:space="0" w:color="BFC7D5"/>
+              <w:bottom w:val="single" w:sz="2" w:space="0" w:color="BFC7D5"/>
+              <w:right w:val="single" w:sz="6" w:space="0" w:color="BFC7D5"/>
+            </w:tcBorders>
+            <w:vAlign w:val="center"/>
+          </w:tcPr>
+          <w:p>
+            <w:pPr>
+              <w:pStyle w:val="TableContents"/>
+              <w:bidi w:val="0"/>
+              <w:spacing w:before="0" w:after="283"/>
+              <w:jc w:val="left"/>
+              <w:rPr/>
+            </w:pPr>
+            <w:r>
+              <w:rPr/>
+              <w:t xml:space="preserve">1.1 approved 2026-10-20 (AR-2026-007); 1.0 approved 2026-10-14 (AR-2026-006) — </w:t>
             </w:r>
             <w:r>
               <w:rPr>
@@ -8410,7 +8410,7 @@
         <w:trPr/>
         <w:tc>
           <w:tcPr>
-            <w:tcW w:w="717" w:type="dxa"/>
+            <w:tcW w:w="1398" w:type="dxa"/>
             <w:tcBorders>
               <w:left w:val="single" w:sz="6" w:space="0" w:color="BFC7D5"/>
               <w:bottom w:val="single" w:sz="2" w:space="0" w:color="BFC7D5"/>
@@ -8434,7 +8434,7 @@
         </w:tc>
         <w:tc>
           <w:tcPr>
-            <w:tcW w:w="2497" w:type="dxa"/>
+            <w:tcW w:w="2374" w:type="dxa"/>
             <w:tcBorders>
               <w:left w:val="single" w:sz="2" w:space="0" w:color="BFC7D5"/>
               <w:bottom w:val="single" w:sz="2" w:space="0" w:color="BFC7D5"/>
@@ -8458,7 +8458,7 @@
         </w:tc>
         <w:tc>
           <w:tcPr>
-            <w:tcW w:w="2061" w:type="dxa"/>
+            <w:tcW w:w="1975" w:type="dxa"/>
             <w:tcBorders>
               <w:left w:val="single" w:sz="2" w:space="0" w:color="BFC7D5"/>
               <w:bottom w:val="single" w:sz="2" w:space="0" w:color="BFC7D5"/>
@@ -8482,25 +8482,25 @@
         </w:tc>
         <w:tc>
           <w:tcPr>
-            <w:tcW w:w="6064" w:type="dxa"/>
-            <w:tcBorders>
-              <w:left w:val="single" w:sz="2" w:space="0" w:color="BFC7D5"/>
-              <w:bottom w:val="single" w:sz="2" w:space="0" w:color="BFC7D5"/>
-              <w:right w:val="single" w:sz="6" w:space="0" w:color="BFC7D5"/>
-            </w:tcBorders>
-            <w:vAlign w:val="center"/>
-          </w:tcPr>
-          <w:p>
-            <w:pPr>
-              <w:pStyle w:val="TableContents"/>
-              <w:bidi w:val="0"/>
-              <w:spacing w:before="0" w:after="283"/>
-              <w:jc w:val="left"/>
-              <w:rPr/>
-            </w:pPr>
-            <w:r>
-              <w:rPr/>
-              <w:t xml:space="preserve">1.0 approved 2026-10-14 (AR-2026-006) — </w:t>
+            <w:tcW w:w="5592" w:type="dxa"/>
+            <w:tcBorders>
+              <w:left w:val="single" w:sz="2" w:space="0" w:color="BFC7D5"/>
+              <w:bottom w:val="single" w:sz="2" w:space="0" w:color="BFC7D5"/>
+              <w:right w:val="single" w:sz="6" w:space="0" w:color="BFC7D5"/>
+            </w:tcBorders>
+            <w:vAlign w:val="center"/>
+          </w:tcPr>
+          <w:p>
+            <w:pPr>
+              <w:pStyle w:val="TableContents"/>
+              <w:bidi w:val="0"/>
+              <w:spacing w:before="0" w:after="283"/>
+              <w:jc w:val="left"/>
+              <w:rPr/>
+            </w:pPr>
+            <w:r>
+              <w:rPr/>
+              <w:t xml:space="preserve">1.1 approved 2026-10-20 (AR-2026-007); 1.0 approved 2026-10-14 (AR-2026-006) — </w:t>
             </w:r>
             <w:r>
               <w:rPr>
@@ -8515,7 +8515,7 @@
         <w:trPr/>
         <w:tc>
           <w:tcPr>
-            <w:tcW w:w="717" w:type="dxa"/>
+            <w:tcW w:w="1398" w:type="dxa"/>
             <w:tcBorders>
               <w:left w:val="single" w:sz="6" w:space="0" w:color="BFC7D5"/>
               <w:bottom w:val="single" w:sz="2" w:space="0" w:color="BFC7D5"/>
@@ -8539,7 +8539,7 @@
         </w:tc>
         <w:tc>
           <w:tcPr>
-            <w:tcW w:w="2497" w:type="dxa"/>
+            <w:tcW w:w="2374" w:type="dxa"/>
             <w:tcBorders>
               <w:left w:val="single" w:sz="2" w:space="0" w:color="BFC7D5"/>
               <w:bottom w:val="single" w:sz="2" w:space="0" w:color="BFC7D5"/>
@@ -8563,7 +8563,7 @@
         </w:tc>
         <w:tc>
           <w:tcPr>
-            <w:tcW w:w="2061" w:type="dxa"/>
+            <w:tcW w:w="1975" w:type="dxa"/>
             <w:tcBorders>
               <w:left w:val="single" w:sz="2" w:space="0" w:color="BFC7D5"/>
               <w:bottom w:val="single" w:sz="2" w:space="0" w:color="BFC7D5"/>
@@ -8587,7 +8587,7 @@
         </w:tc>
         <w:tc>
           <w:tcPr>
-            <w:tcW w:w="6064" w:type="dxa"/>
+            <w:tcW w:w="5592" w:type="dxa"/>
             <w:tcBorders>
               <w:left w:val="single" w:sz="2" w:space="0" w:color="BFC7D5"/>
               <w:bottom w:val="single" w:sz="2" w:space="0" w:color="BFC7D5"/>
@@ -8620,7 +8620,427 @@
         <w:trPr/>
         <w:tc>
           <w:tcPr>
-            <w:tcW w:w="717" w:type="dxa"/>
+            <w:tcW w:w="1398" w:type="dxa"/>
+            <w:tcBorders>
+              <w:left w:val="single" w:sz="6" w:space="0" w:color="BFC7D5"/>
+              <w:bottom w:val="single" w:sz="2" w:space="0" w:color="BFC7D5"/>
+              <w:right w:val="single" w:sz="6" w:space="0" w:color="BFC7D5"/>
+            </w:tcBorders>
+            <w:vAlign w:val="center"/>
+          </w:tcPr>
+          <w:p>
+            <w:pPr>
+              <w:pStyle w:val="TableContents"/>
+              <w:bidi w:val="0"/>
+              <w:spacing w:before="0" w:after="283"/>
+              <w:jc w:val="left"/>
+              <w:rPr/>
+            </w:pPr>
+            <w:r>
+              <w:rPr/>
+              <w:t>EM26-33</w:t>
+            </w:r>
+          </w:p>
+        </w:tc>
+        <w:tc>
+          <w:tcPr>
+            <w:tcW w:w="2374" w:type="dxa"/>
+            <w:tcBorders>
+              <w:left w:val="single" w:sz="2" w:space="0" w:color="BFC7D5"/>
+              <w:bottom w:val="single" w:sz="2" w:space="0" w:color="BFC7D5"/>
+              <w:right w:val="single" w:sz="6" w:space="0" w:color="BFC7D5"/>
+            </w:tcBorders>
+            <w:vAlign w:val="center"/>
+          </w:tcPr>
+          <w:p>
+            <w:pPr>
+              <w:pStyle w:val="TableContents"/>
+              <w:bidi w:val="0"/>
+              <w:spacing w:before="0" w:after="283"/>
+              <w:jc w:val="left"/>
+              <w:rPr/>
+            </w:pPr>
+            <w:r>
+              <w:rPr/>
+              <w:t>Development, Review, Test and Release Process</w:t>
+            </w:r>
+          </w:p>
+        </w:tc>
+        <w:tc>
+          <w:tcPr>
+            <w:tcW w:w="1975" w:type="dxa"/>
+            <w:tcBorders>
+              <w:left w:val="single" w:sz="2" w:space="0" w:color="BFC7D5"/>
+              <w:bottom w:val="single" w:sz="2" w:space="0" w:color="BFC7D5"/>
+              <w:right w:val="single" w:sz="6" w:space="0" w:color="BFC7D5"/>
+            </w:tcBorders>
+            <w:vAlign w:val="center"/>
+          </w:tcPr>
+          <w:p>
+            <w:pPr>
+              <w:pStyle w:val="TableContents"/>
+              <w:bidi w:val="0"/>
+              <w:spacing w:before="0" w:after="283"/>
+              <w:jc w:val="left"/>
+              <w:rPr/>
+            </w:pPr>
+            <w:r>
+              <w:rPr/>
+              <w:t>Lead Engineer (Richard Watson Stephen Amudha)</w:t>
+            </w:r>
+          </w:p>
+        </w:tc>
+        <w:tc>
+          <w:tcPr>
+            <w:tcW w:w="5592" w:type="dxa"/>
+            <w:tcBorders>
+              <w:left w:val="single" w:sz="2" w:space="0" w:color="BFC7D5"/>
+              <w:bottom w:val="single" w:sz="2" w:space="0" w:color="BFC7D5"/>
+              <w:right w:val="single" w:sz="6" w:space="0" w:color="BFC7D5"/>
+            </w:tcBorders>
+            <w:vAlign w:val="center"/>
+          </w:tcPr>
+          <w:p>
+            <w:pPr>
+              <w:pStyle w:val="TableContents"/>
+              <w:bidi w:val="0"/>
+              <w:spacing w:before="0" w:after="283"/>
+              <w:jc w:val="left"/>
+              <w:rPr/>
+            </w:pPr>
+            <w:r>
+              <w:rPr/>
+              <w:t xml:space="preserve">1.0 approved 2026-10-20 (AR-2026-007) — </w:t>
+            </w:r>
+            <w:r>
+              <w:rPr>
+                <w:rStyle w:val="SourceText"/>
+              </w:rPr>
+              <w:t>…/07_Review_Records/</w:t>
+            </w:r>
+          </w:p>
+        </w:tc>
+      </w:tr>
+      <w:tr>
+        <w:trPr/>
+        <w:tc>
+          <w:tcPr>
+            <w:tcW w:w="1398" w:type="dxa"/>
+            <w:tcBorders>
+              <w:left w:val="single" w:sz="6" w:space="0" w:color="BFC7D5"/>
+              <w:bottom w:val="single" w:sz="2" w:space="0" w:color="BFC7D5"/>
+              <w:right w:val="single" w:sz="6" w:space="0" w:color="BFC7D5"/>
+            </w:tcBorders>
+            <w:vAlign w:val="center"/>
+          </w:tcPr>
+          <w:p>
+            <w:pPr>
+              <w:pStyle w:val="TableContents"/>
+              <w:bidi w:val="0"/>
+              <w:spacing w:before="0" w:after="283"/>
+              <w:jc w:val="left"/>
+              <w:rPr/>
+            </w:pPr>
+            <w:r>
+              <w:rPr/>
+              <w:t>EM26-34</w:t>
+            </w:r>
+          </w:p>
+        </w:tc>
+        <w:tc>
+          <w:tcPr>
+            <w:tcW w:w="2374" w:type="dxa"/>
+            <w:tcBorders>
+              <w:left w:val="single" w:sz="2" w:space="0" w:color="BFC7D5"/>
+              <w:bottom w:val="single" w:sz="2" w:space="0" w:color="BFC7D5"/>
+              <w:right w:val="single" w:sz="6" w:space="0" w:color="BFC7D5"/>
+            </w:tcBorders>
+            <w:vAlign w:val="center"/>
+          </w:tcPr>
+          <w:p>
+            <w:pPr>
+              <w:pStyle w:val="TableContents"/>
+              <w:bidi w:val="0"/>
+              <w:spacing w:before="0" w:after="283"/>
+              <w:jc w:val="left"/>
+              <w:rPr/>
+            </w:pPr>
+            <w:r>
+              <w:rPr/>
+              <w:t>Test Execution Register</w:t>
+            </w:r>
+          </w:p>
+        </w:tc>
+        <w:tc>
+          <w:tcPr>
+            <w:tcW w:w="1975" w:type="dxa"/>
+            <w:tcBorders>
+              <w:left w:val="single" w:sz="2" w:space="0" w:color="BFC7D5"/>
+              <w:bottom w:val="single" w:sz="2" w:space="0" w:color="BFC7D5"/>
+              <w:right w:val="single" w:sz="6" w:space="0" w:color="BFC7D5"/>
+            </w:tcBorders>
+            <w:vAlign w:val="center"/>
+          </w:tcPr>
+          <w:p>
+            <w:pPr>
+              <w:pStyle w:val="TableContents"/>
+              <w:bidi w:val="0"/>
+              <w:spacing w:before="0" w:after="283"/>
+              <w:jc w:val="left"/>
+              <w:rPr/>
+            </w:pPr>
+            <w:r>
+              <w:rPr/>
+              <w:t>Lead Engineer (Richard Watson Stephen Amudha)</w:t>
+            </w:r>
+          </w:p>
+        </w:tc>
+        <w:tc>
+          <w:tcPr>
+            <w:tcW w:w="5592" w:type="dxa"/>
+            <w:tcBorders>
+              <w:left w:val="single" w:sz="2" w:space="0" w:color="BFC7D5"/>
+              <w:bottom w:val="single" w:sz="2" w:space="0" w:color="BFC7D5"/>
+              <w:right w:val="single" w:sz="6" w:space="0" w:color="BFC7D5"/>
+            </w:tcBorders>
+            <w:vAlign w:val="center"/>
+          </w:tcPr>
+          <w:p>
+            <w:pPr>
+              <w:pStyle w:val="TableContents"/>
+              <w:bidi w:val="0"/>
+              <w:spacing w:before="0" w:after="283"/>
+              <w:jc w:val="left"/>
+              <w:rPr/>
+            </w:pPr>
+            <w:r>
+              <w:rPr/>
+              <w:t xml:space="preserve">1.0 approved 2026-10-20 (AR-2026-007) — </w:t>
+            </w:r>
+            <w:r>
+              <w:rPr>
+                <w:rStyle w:val="SourceText"/>
+              </w:rPr>
+              <w:t>…/09_Test_Reports/</w:t>
+            </w:r>
+          </w:p>
+        </w:tc>
+      </w:tr>
+      <w:tr>
+        <w:trPr/>
+        <w:tc>
+          <w:tcPr>
+            <w:tcW w:w="1398" w:type="dxa"/>
+            <w:tcBorders>
+              <w:left w:val="single" w:sz="6" w:space="0" w:color="BFC7D5"/>
+              <w:bottom w:val="single" w:sz="2" w:space="0" w:color="BFC7D5"/>
+              <w:right w:val="single" w:sz="6" w:space="0" w:color="BFC7D5"/>
+            </w:tcBorders>
+            <w:vAlign w:val="center"/>
+          </w:tcPr>
+          <w:p>
+            <w:pPr>
+              <w:pStyle w:val="TableContents"/>
+              <w:bidi w:val="0"/>
+              <w:spacing w:before="0" w:after="283"/>
+              <w:jc w:val="left"/>
+              <w:rPr/>
+            </w:pPr>
+            <w:r>
+              <w:rPr/>
+              <w:t>RN-v1.0.0 … RN-v1.4.1</w:t>
+            </w:r>
+          </w:p>
+        </w:tc>
+        <w:tc>
+          <w:tcPr>
+            <w:tcW w:w="2374" w:type="dxa"/>
+            <w:tcBorders>
+              <w:left w:val="single" w:sz="2" w:space="0" w:color="BFC7D5"/>
+              <w:bottom w:val="single" w:sz="2" w:space="0" w:color="BFC7D5"/>
+              <w:right w:val="single" w:sz="6" w:space="0" w:color="BFC7D5"/>
+            </w:tcBorders>
+            <w:vAlign w:val="center"/>
+          </w:tcPr>
+          <w:p>
+            <w:pPr>
+              <w:pStyle w:val="TableContents"/>
+              <w:bidi w:val="0"/>
+              <w:spacing w:before="0" w:after="283"/>
+              <w:jc w:val="left"/>
+              <w:rPr/>
+            </w:pPr>
+            <w:r>
+              <w:rPr/>
+              <w:t>Release Note per version (six)</w:t>
+            </w:r>
+          </w:p>
+        </w:tc>
+        <w:tc>
+          <w:tcPr>
+            <w:tcW w:w="1975" w:type="dxa"/>
+            <w:tcBorders>
+              <w:left w:val="single" w:sz="2" w:space="0" w:color="BFC7D5"/>
+              <w:bottom w:val="single" w:sz="2" w:space="0" w:color="BFC7D5"/>
+              <w:right w:val="single" w:sz="6" w:space="0" w:color="BFC7D5"/>
+            </w:tcBorders>
+            <w:vAlign w:val="center"/>
+          </w:tcPr>
+          <w:p>
+            <w:pPr>
+              <w:pStyle w:val="TableContents"/>
+              <w:bidi w:val="0"/>
+              <w:spacing w:before="0" w:after="283"/>
+              <w:jc w:val="left"/>
+              <w:rPr/>
+            </w:pPr>
+            <w:r>
+              <w:rPr/>
+              <w:t>Lead Engineer (Richard Watson Stephen Amudha)</w:t>
+            </w:r>
+          </w:p>
+        </w:tc>
+        <w:tc>
+          <w:tcPr>
+            <w:tcW w:w="5592" w:type="dxa"/>
+            <w:tcBorders>
+              <w:left w:val="single" w:sz="2" w:space="0" w:color="BFC7D5"/>
+              <w:bottom w:val="single" w:sz="2" w:space="0" w:color="BFC7D5"/>
+              <w:right w:val="single" w:sz="6" w:space="0" w:color="BFC7D5"/>
+            </w:tcBorders>
+            <w:vAlign w:val="center"/>
+          </w:tcPr>
+          <w:p>
+            <w:pPr>
+              <w:pStyle w:val="TableContents"/>
+              <w:bidi w:val="0"/>
+              <w:spacing w:before="0" w:after="283"/>
+              <w:jc w:val="left"/>
+              <w:rPr/>
+            </w:pPr>
+            <w:r>
+              <w:rPr/>
+              <w:t xml:space="preserve">1.0 approved 2026-10-20 (AR-2026-007) — </w:t>
+            </w:r>
+            <w:r>
+              <w:rPr>
+                <w:rStyle w:val="SourceText"/>
+              </w:rPr>
+              <w:t>…/11_Release_Notes/Release_Notes_per_Version/</w:t>
+            </w:r>
+          </w:p>
+        </w:tc>
+      </w:tr>
+      <w:tr>
+        <w:trPr/>
+        <w:tc>
+          <w:tcPr>
+            <w:tcW w:w="1398" w:type="dxa"/>
+            <w:tcBorders>
+              <w:left w:val="single" w:sz="6" w:space="0" w:color="BFC7D5"/>
+              <w:bottom w:val="single" w:sz="2" w:space="0" w:color="BFC7D5"/>
+              <w:right w:val="single" w:sz="6" w:space="0" w:color="BFC7D5"/>
+            </w:tcBorders>
+            <w:vAlign w:val="center"/>
+          </w:tcPr>
+          <w:p>
+            <w:pPr>
+              <w:pStyle w:val="TableContents"/>
+              <w:bidi w:val="0"/>
+              <w:spacing w:before="0" w:after="283"/>
+              <w:jc w:val="left"/>
+              <w:rPr/>
+            </w:pPr>
+            <w:r>
+              <w:rPr/>
+              <w:t>EM26-35</w:t>
+            </w:r>
+          </w:p>
+        </w:tc>
+        <w:tc>
+          <w:tcPr>
+            <w:tcW w:w="2374" w:type="dxa"/>
+            <w:tcBorders>
+              <w:left w:val="single" w:sz="2" w:space="0" w:color="BFC7D5"/>
+              <w:bottom w:val="single" w:sz="2" w:space="0" w:color="BFC7D5"/>
+              <w:right w:val="single" w:sz="6" w:space="0" w:color="BFC7D5"/>
+            </w:tcBorders>
+            <w:vAlign w:val="center"/>
+          </w:tcPr>
+          <w:p>
+            <w:pPr>
+              <w:pStyle w:val="TableContents"/>
+              <w:bidi w:val="0"/>
+              <w:spacing w:before="0" w:after="283"/>
+              <w:jc w:val="left"/>
+              <w:rPr/>
+            </w:pPr>
+            <w:r>
+              <w:rPr/>
+              <w:t>AI Impact Assessment — EchoMind Enterprise</w:t>
+            </w:r>
+          </w:p>
+        </w:tc>
+        <w:tc>
+          <w:tcPr>
+            <w:tcW w:w="1975" w:type="dxa"/>
+            <w:tcBorders>
+              <w:left w:val="single" w:sz="2" w:space="0" w:color="BFC7D5"/>
+              <w:bottom w:val="single" w:sz="2" w:space="0" w:color="BFC7D5"/>
+              <w:right w:val="single" w:sz="6" w:space="0" w:color="BFC7D5"/>
+            </w:tcBorders>
+            <w:vAlign w:val="center"/>
+          </w:tcPr>
+          <w:p>
+            <w:pPr>
+              <w:pStyle w:val="TableContents"/>
+              <w:bidi w:val="0"/>
+              <w:spacing w:before="0" w:after="283"/>
+              <w:jc w:val="left"/>
+              <w:rPr/>
+            </w:pPr>
+            <w:r>
+              <w:rPr/>
+              <w:t>Lead Engineer (Richard Watson Stephen Amudha)</w:t>
+            </w:r>
+          </w:p>
+        </w:tc>
+        <w:tc>
+          <w:tcPr>
+            <w:tcW w:w="5592" w:type="dxa"/>
+            <w:tcBorders>
+              <w:left w:val="single" w:sz="2" w:space="0" w:color="BFC7D5"/>
+              <w:bottom w:val="single" w:sz="2" w:space="0" w:color="BFC7D5"/>
+              <w:right w:val="single" w:sz="6" w:space="0" w:color="BFC7D5"/>
+            </w:tcBorders>
+            <w:vAlign w:val="center"/>
+          </w:tcPr>
+          <w:p>
+            <w:pPr>
+              <w:pStyle w:val="TableContents"/>
+              <w:bidi w:val="0"/>
+              <w:spacing w:before="0" w:after="283"/>
+              <w:jc w:val="left"/>
+              <w:rPr/>
+            </w:pPr>
+            <w:r>
+              <w:rPr/>
+              <w:t xml:space="preserve">1.0 approved 2026-10-20 (AR-2026-008) — </w:t>
+            </w:r>
+            <w:r>
+              <w:rPr>
+                <w:rStyle w:val="SourceText"/>
+              </w:rPr>
+              <w:t>evidence-2026/20_AI_Impact_Assessment/</w:t>
+            </w:r>
+          </w:p>
+        </w:tc>
+      </w:tr>
+      <w:tr>
+        <w:trPr/>
+        <w:tc>
+          <w:tcPr>
+            <w:tcW w:w="1398" w:type="dxa"/>
             <w:tcBorders>
               <w:left w:val="single" w:sz="6" w:space="0" w:color="BFC7D5"/>
               <w:bottom w:val="single" w:sz="6" w:space="0" w:color="BFC7D5"/>
@@ -8638,13 +9058,13 @@
             </w:pPr>
             <w:r>
               <w:rPr/>
-              <w:t>EM26-35</w:t>
-            </w:r>
-          </w:p>
-        </w:tc>
-        <w:tc>
-          <w:tcPr>
-            <w:tcW w:w="2497" w:type="dxa"/>
+              <w:t>OFI-2026-06</w:t>
+            </w:r>
+          </w:p>
+        </w:tc>
+        <w:tc>
+          <w:tcPr>
+            <w:tcW w:w="2374" w:type="dxa"/>
             <w:tcBorders>
               <w:left w:val="single" w:sz="2" w:space="0" w:color="BFC7D5"/>
               <w:bottom w:val="single" w:sz="6" w:space="0" w:color="BFC7D5"/>
@@ -8662,13 +9082,13 @@
             </w:pPr>
             <w:r>
               <w:rPr/>
-              <w:t>AI Impact Assessment — EchoMind Enterprise</w:t>
-            </w:r>
-          </w:p>
-        </w:tc>
-        <w:tc>
-          <w:tcPr>
-            <w:tcW w:w="2061" w:type="dxa"/>
+              <w:t>Response to audit finding 6 (findings sheet J–M)</w:t>
+            </w:r>
+          </w:p>
+        </w:tc>
+        <w:tc>
+          <w:tcPr>
+            <w:tcW w:w="1975" w:type="dxa"/>
             <w:tcBorders>
               <w:left w:val="single" w:sz="2" w:space="0" w:color="BFC7D5"/>
               <w:bottom w:val="single" w:sz="6" w:space="0" w:color="BFC7D5"/>
@@ -8692,7 +9112,7 @@
         </w:tc>
         <w:tc>
           <w:tcPr>
-            <w:tcW w:w="6064" w:type="dxa"/>
+            <w:tcW w:w="5592" w:type="dxa"/>
             <w:tcBorders>
               <w:left w:val="single" w:sz="2" w:space="0" w:color="BFC7D5"/>
               <w:bottom w:val="single" w:sz="6" w:space="0" w:color="BFC7D5"/>
@@ -8710,7 +9130,7 @@
             </w:pPr>
             <w:r>
               <w:rPr/>
-              <w:t xml:space="preserve">1.0 issued 2026-10-20 for approval — </w:t>
+              <w:t xml:space="preserve">1.0 approved 2026-10-20 (AR-2026-008) — </w:t>
             </w:r>
             <w:r>
               <w:rPr>
@@ -9351,7 +9771,7 @@
       </w:r>
       <w:r>
         <w:rPr/>
-        <w:t xml:space="preserve"> (AR-2026-001 … AR-2026-006), </w:t>
+        <w:t xml:space="preserve"> (AR-2026-001 … AR-2026-008), </w:t>
       </w:r>
       <w:r>
         <w:rPr>
